--- a/DMUD_MSC_Thesis-doc.docx
+++ b/DMUD_MSC_Thesis-doc.docx
@@ -28,13 +28,17 @@
       <w:r>
         <w:t xml:space="preserve">A </w:t>
       </w:r>
-      <w:proofErr w:type="gramStart"/>
-      <w:r>
-        <w:t>Master’s</w:t>
-      </w:r>
-      <w:proofErr w:type="gramEnd"/>
-      <w:r>
-        <w:t xml:space="preserve"> Dissertation</w:t>
+      <w:r>
+        <w:t>master’s</w:t>
+      </w:r>
+      <w:r>
+        <w:t xml:space="preserve"> </w:t>
+      </w:r>
+      <w:r>
+        <w:t>d</w:t>
+      </w:r>
+      <w:r>
+        <w:t>issertation</w:t>
       </w:r>
       <w:r>
         <w:t xml:space="preserve"> </w:t>
@@ -63,11 +67,9 @@
         <w:ind w:left="12" w:right="0"/>
         <w:jc w:val="center"/>
       </w:pPr>
-      <w:proofErr w:type="gramStart"/>
-      <w:r>
-        <w:t>By</w:t>
-      </w:r>
-      <w:proofErr w:type="gramEnd"/>
+      <w:r>
+        <w:t>by</w:t>
+      </w:r>
     </w:p>
     <w:p>
       <w:pPr>
@@ -209,7 +211,14 @@
           <w:b/>
           <w:sz w:val="28"/>
         </w:rPr>
-        <w:t>July 2026</w:t>
+        <w:t>August</w:t>
+      </w:r>
+      <w:r>
+        <w:rPr>
+          <w:b/>
+          <w:sz w:val="28"/>
+        </w:rPr>
+        <w:t xml:space="preserve"> 2026</w:t>
       </w:r>
     </w:p>
     <w:p>
@@ -362,9 +371,12 @@
       <w:r>
         <w:t>Dr. Farhan Ujager</w:t>
       </w:r>
-      <w:r>
-        <w:t>/</w:t>
-      </w:r>
+    </w:p>
+    <w:p>
+      <w:pPr>
+        <w:spacing w:line="477" w:lineRule="auto"/>
+        <w:ind w:left="-5" w:right="14"/>
+      </w:pPr>
       <w:r>
         <w:t xml:space="preserve"> and that all sources and references have been acknowledged appropriately. This dissertation has not been submitted previously for academic credit at De Montfort University, Dubai, or any other institution. </w:t>
       </w:r>
@@ -451,48 +463,47 @@
       <w:r>
         <w:t xml:space="preserve">I would like to express my sincere </w:t>
       </w:r>
-      <w:proofErr w:type="spellStart"/>
-      <w:r>
-        <w:t>gratitiute</w:t>
-      </w:r>
-      <w:proofErr w:type="spellEnd"/>
+      <w:r>
+        <w:t>gratitude</w:t>
+      </w:r>
       <w:r>
         <w:t xml:space="preserve"> and acknowledgment to the faculty at De Montfort </w:t>
       </w:r>
-      <w:proofErr w:type="gramStart"/>
-      <w:r>
-        <w:t>university</w:t>
-      </w:r>
-      <w:proofErr w:type="gramEnd"/>
+      <w:r>
+        <w:t>University</w:t>
+      </w:r>
       <w:r>
         <w:t xml:space="preserve"> Dubai, mainly the professors in the MSc AI program. </w:t>
       </w:r>
       <w:r>
-        <w:t xml:space="preserve">Special thanks to Professor Masri and Dr. Farhan Ujager for their contributions and continued support </w:t>
-      </w:r>
-      <w:proofErr w:type="spellStart"/>
-      <w:r>
-        <w:t>thrpughout</w:t>
-      </w:r>
-      <w:proofErr w:type="spellEnd"/>
+        <w:t>Special thanks to Professor Masri and Dr. Farhan Ujager for their contributions</w:t>
+      </w:r>
+      <w:r>
+        <w:t xml:space="preserve">. My family members and my friends in Dubai for their </w:t>
+      </w:r>
+      <w:r>
+        <w:t xml:space="preserve">continued support </w:t>
+      </w:r>
+      <w:r>
+        <w:t>throughout</w:t>
+      </w:r>
       <w:r>
         <w:t xml:space="preserve"> my </w:t>
       </w:r>
-      <w:proofErr w:type="gramStart"/>
-      <w:r>
-        <w:t>2 year</w:t>
-      </w:r>
-      <w:proofErr w:type="gramEnd"/>
-      <w:r>
-        <w:t xml:space="preserve"> </w:t>
-      </w:r>
-      <w:proofErr w:type="spellStart"/>
-      <w:r>
-        <w:t>juonrey</w:t>
-      </w:r>
-      <w:proofErr w:type="spellEnd"/>
-      <w:r>
-        <w:t xml:space="preserve"> in this program. </w:t>
+      <w:r>
+        <w:t>2-year</w:t>
+      </w:r>
+      <w:r>
+        <w:t xml:space="preserve"> </w:t>
+      </w:r>
+      <w:r>
+        <w:t>journey</w:t>
+      </w:r>
+      <w:r>
+        <w:t xml:space="preserve"> in this program</w:t>
+      </w:r>
+      <w:r>
+        <w:t xml:space="preserve">. </w:t>
       </w:r>
     </w:p>
     <w:p>
@@ -2360,34 +2371,10 @@
         <w:ind w:left="-5" w:right="14"/>
       </w:pPr>
       <w:r>
-        <w:t xml:space="preserve">This project </w:t>
-      </w:r>
-      <w:proofErr w:type="spellStart"/>
-      <w:r>
-        <w:t>investiagaes</w:t>
-      </w:r>
-      <w:proofErr w:type="spellEnd"/>
-      <w:r>
-        <w:t xml:space="preserve"> the problem of factual hallucinations in small open-source language models. Where models generate responses that may be </w:t>
-      </w:r>
-      <w:proofErr w:type="spellStart"/>
-      <w:r>
-        <w:t>plausinle</w:t>
-      </w:r>
-      <w:proofErr w:type="spellEnd"/>
-      <w:r>
-        <w:t xml:space="preserve"> but factually incorrect or unsupported. The research will evaluate whether Retrieval-Augmented Generation RAG, combined with Semantic Consistency Evaluation (SCE), can improve the reliability of the text generated by such models. A controlled framework and a series of investigations, samples and runs</w:t>
-      </w:r>
-      <w:r>
-        <w:t xml:space="preserve"> will compare </w:t>
-      </w:r>
-      <w:proofErr w:type="spellStart"/>
-      <w:r>
-        <w:t>socres</w:t>
-      </w:r>
-      <w:proofErr w:type="spellEnd"/>
-      <w:r>
-        <w:t xml:space="preserve"> all the way from baseline model to a RAG enhanced and a RAG enhanced with SCE. </w:t>
+        <w:t>This project investiagaes the problem of factual hallucinations in small open-source language models. Where models generate responses that may be plausinle but factually incorrect or unsupported. The research will evaluate whether Retrieval-Augmented Generation RAG, combined with Semantic Consistency Evaluation (SCE), can improve the reliability of the text generated by such models. A controlled framework and a series of investigations, samples and runs</w:t>
+      </w:r>
+      <w:r>
+        <w:t xml:space="preserve"> will compare socres all the way from baseline model to a RAG enhanced and a RAG enhanced with SCE. </w:t>
       </w:r>
     </w:p>
     <w:p>
@@ -2398,39 +2385,7 @@
         <w:t>We will use a benchmark</w:t>
       </w:r>
       <w:r>
-        <w:t xml:space="preserve"> dataset to measure the factuality, relevance, </w:t>
-      </w:r>
-      <w:proofErr w:type="spellStart"/>
-      <w:r>
-        <w:t>cinsistencty</w:t>
-      </w:r>
-      <w:proofErr w:type="spellEnd"/>
-      <w:r>
-        <w:t xml:space="preserve"> and </w:t>
-      </w:r>
-      <w:proofErr w:type="spellStart"/>
-      <w:r>
-        <w:t>self proposed</w:t>
-      </w:r>
-      <w:proofErr w:type="spellEnd"/>
-      <w:r>
-        <w:t xml:space="preserve"> hallucination rates. This research will also </w:t>
-      </w:r>
-      <w:proofErr w:type="spellStart"/>
-      <w:r>
-        <w:t>analyse</w:t>
-      </w:r>
-      <w:proofErr w:type="spellEnd"/>
-      <w:r>
-        <w:t xml:space="preserve"> failure </w:t>
-      </w:r>
-      <w:proofErr w:type="gramStart"/>
-      <w:r>
-        <w:t>case</w:t>
-      </w:r>
-      <w:proofErr w:type="gramEnd"/>
-      <w:r>
-        <w:t xml:space="preserve"> and limitations to determine whether this approach provides </w:t>
+        <w:t xml:space="preserve"> dataset to measure the factuality, relevance, cinsistencty and self proposed hallucination rates. This research will also analyse failure case and limitations to determine whether this approach provides </w:t>
       </w:r>
       <w:r>
         <w:t xml:space="preserve">a practical and computationally efficient method to improve hallucination and trustworthiness of small language models. </w:t>
@@ -2473,13 +2428,8 @@
         <w:t>Open-Source, Small Language Model,</w:t>
       </w:r>
       <w:r>
-        <w:t xml:space="preserve"> Scoring, Factuality, </w:t>
-      </w:r>
-      <w:proofErr w:type="spellStart"/>
-      <w:r>
-        <w:t>Comparision</w:t>
-      </w:r>
-      <w:proofErr w:type="spellEnd"/>
+        <w:t xml:space="preserve"> Scoring, Factuality, Comparision</w:t>
+      </w:r>
       <w:r>
         <w:t xml:space="preserve"> </w:t>
       </w:r>
@@ -2734,7 +2684,6 @@
         </w:rPr>
         <w:t xml:space="preserve">assuming the Cover page as </w:t>
       </w:r>
-      <w:proofErr w:type="spellStart"/>
       <w:r>
         <w:rPr>
           <w:b/>
@@ -2743,7 +2692,6 @@
         </w:rPr>
         <w:t>i</w:t>
       </w:r>
-      <w:proofErr w:type="spellEnd"/>
       <w:r>
         <w:rPr>
           <w:b/>
@@ -3379,12 +3327,6 @@
           <w:b/>
         </w:rPr>
         <w:tab/>
-      </w:r>
-      <w:proofErr w:type="gramStart"/>
-      <w:r>
-        <w:rPr>
-          <w:b/>
-        </w:rPr>
         <w:t xml:space="preserve">Framework </w:t>
       </w:r>
       <w:r>
@@ -3399,12 +3341,6 @@
           <w:b/>
         </w:rPr>
         <w:tab/>
-      </w:r>
-      <w:proofErr w:type="gramEnd"/>
-      <w:r>
-        <w:rPr>
-          <w:b/>
-        </w:rPr>
         <w:t xml:space="preserve">Model/ </w:t>
       </w:r>
     </w:p>
@@ -4047,20 +3983,594 @@
     </w:p>
     <w:p>
       <w:pPr>
+        <w:pStyle w:val="ListParagraph"/>
+        <w:numPr>
+          <w:ilvl w:val="1"/>
+          <w:numId w:val="7"/>
+        </w:numPr>
+        <w:spacing w:after="9"/>
+        <w:ind w:right="14"/>
+      </w:pPr>
+      <w:r>
+        <w:t xml:space="preserve">Background </w:t>
+      </w:r>
+    </w:p>
+    <w:p>
+      <w:pPr>
+        <w:spacing w:after="9"/>
+        <w:ind w:right="14"/>
+      </w:pPr>
+      <w:r>
+        <w:t xml:space="preserve">Large Language models have achieved remarkable progress in recent years, demonstrating capabilities in text generation, question answering, </w:t>
+      </w:r>
+      <w:r>
+        <w:t>summarization</w:t>
+      </w:r>
+      <w:r>
+        <w:t xml:space="preserve"> and reasoning that were once considered </w:t>
+      </w:r>
+      <w:r>
+        <w:t>beyond</w:t>
+      </w:r>
+      <w:r>
+        <w:t xml:space="preserve"> the reach of automated systems. Models such as GPT-4, PaLM, and LLaMA have pushed </w:t>
+      </w:r>
+      <w:r>
+        <w:t>boundaries</w:t>
+      </w:r>
+      <w:r>
+        <w:t xml:space="preserve"> of what natural language processing can accomplish with applications spanning hea</w:t>
+      </w:r>
+      <w:r>
+        <w:t>l</w:t>
+      </w:r>
+      <w:r>
+        <w:t>hcare, education</w:t>
+      </w:r>
+      <w:r>
+        <w:t>,; legal</w:t>
+      </w:r>
+      <w:r>
+        <w:t xml:space="preserve"> analysis and scientific research (Huang et al., 2025). However, these advances come with a significant and well-</w:t>
+      </w:r>
+      <w:r>
+        <w:t>documented</w:t>
+      </w:r>
+      <w:r>
+        <w:t xml:space="preserve"> limitation</w:t>
+      </w:r>
+      <w:r>
+        <w:t xml:space="preserve">: the tendency of </w:t>
+      </w:r>
+      <w:r>
+        <w:t xml:space="preserve">language models to generate information that appears fluent and plausible but is factually incorrect, </w:t>
+      </w:r>
+      <w:r>
+        <w:t>unsorted</w:t>
+      </w:r>
+      <w:r>
+        <w:t xml:space="preserve"> or entirely fabricated. This phenom</w:t>
+      </w:r>
+      <w:r>
+        <w:t xml:space="preserve">enon, </w:t>
+      </w:r>
+      <w:r>
+        <w:t>widely</w:t>
+      </w:r>
+      <w:r>
+        <w:t xml:space="preserve"> referred to as </w:t>
+      </w:r>
+      <w:r>
+        <w:t>hallucination</w:t>
+      </w:r>
+      <w:r>
+        <w:t xml:space="preserve">, poses a serios barrier to the reliable deployment of language models in contexts where </w:t>
+      </w:r>
+      <w:r>
+        <w:t>factual</w:t>
+      </w:r>
+      <w:r>
+        <w:t xml:space="preserve"> accuracy matters (Ji et </w:t>
+      </w:r>
+      <w:r>
+        <w:t>al,</w:t>
+      </w:r>
+      <w:r>
+        <w:t xml:space="preserve"> 2023). </w:t>
+      </w:r>
+    </w:p>
+    <w:p>
+      <w:pPr>
+        <w:spacing w:after="9"/>
+        <w:ind w:right="14"/>
+      </w:pPr>
+      <w:r>
+        <w:t xml:space="preserve">The problem of </w:t>
+      </w:r>
+      <w:r>
+        <w:t xml:space="preserve">hallucination is not </w:t>
+      </w:r>
+      <w:r>
+        <w:t>confined</w:t>
+      </w:r>
+      <w:r>
+        <w:t xml:space="preserve"> to any single model family or </w:t>
+      </w:r>
+      <w:r>
+        <w:t xml:space="preserve">architecture. Both encoder-decoder models and </w:t>
+      </w:r>
+      <w:r>
+        <w:t>autoregressive</w:t>
+      </w:r>
+      <w:r>
+        <w:t xml:space="preserve"> </w:t>
+      </w:r>
+      <w:r>
+        <w:t>transformers</w:t>
+      </w:r>
+      <w:r>
+        <w:t xml:space="preserve"> </w:t>
+      </w:r>
+      <w:r>
+        <w:t>exhibit</w:t>
+      </w:r>
+      <w:r>
+        <w:t xml:space="preserve"> </w:t>
+      </w:r>
+      <w:r>
+        <w:t>these behaviors</w:t>
+      </w:r>
+      <w:r>
+        <w:t xml:space="preserve">, and it persists across model scales ranging from compact </w:t>
+      </w:r>
+      <w:r>
+        <w:t>models</w:t>
+      </w:r>
+      <w:r>
+        <w:t xml:space="preserve"> with </w:t>
+      </w:r>
+      <w:r>
+        <w:t>fewer</w:t>
+      </w:r>
+      <w:r>
+        <w:t xml:space="preserve"> </w:t>
+      </w:r>
+      <w:r>
+        <w:t>than</w:t>
+      </w:r>
+      <w:r>
+        <w:t xml:space="preserve"> 100 </w:t>
+      </w:r>
+      <w:r>
+        <w:t>million</w:t>
+      </w:r>
+      <w:r>
+        <w:t xml:space="preserve"> parameters to the largest </w:t>
+      </w:r>
+      <w:r>
+        <w:t>proprietary</w:t>
+      </w:r>
+      <w:r>
+        <w:t xml:space="preserve"> systems</w:t>
+      </w:r>
+      <w:r>
+        <w:t xml:space="preserve"> (Huang et al.,2025).</w:t>
+      </w:r>
+      <w:r>
+        <w:t xml:space="preserve"> What makes hallucination </w:t>
+      </w:r>
+      <w:r>
+        <w:t>articulacy</w:t>
+      </w:r>
+      <w:r>
+        <w:t xml:space="preserve"> challeheging is that the generated text often </w:t>
+      </w:r>
+      <w:r>
+        <w:t>maintains</w:t>
+      </w:r>
+      <w:r>
+        <w:t xml:space="preserve"> </w:t>
+      </w:r>
+      <w:r>
+        <w:t xml:space="preserve">grammatical correctness and surface level coherence, making it </w:t>
+      </w:r>
+      <w:r>
+        <w:t>difficult</w:t>
+      </w:r>
+      <w:r>
+        <w:t xml:space="preserve"> for end users to distinguish between factual and fabricated</w:t>
+      </w:r>
+      <w:r>
+        <w:t xml:space="preserve"> content without external verification. In domains such as medical advice, legal guidance, and educational content, such errors carry tangible</w:t>
+      </w:r>
+      <w:r>
+        <w:t xml:space="preserve"> risks. </w:t>
+      </w:r>
+      <w:r>
+        <w:t>Retrieval</w:t>
+      </w:r>
+      <w:r>
+        <w:t xml:space="preserve">-Augmented </w:t>
+      </w:r>
+      <w:r>
+        <w:t>generation</w:t>
+      </w:r>
+      <w:r>
+        <w:t xml:space="preserve">, or RAG, has </w:t>
+      </w:r>
+      <w:r>
+        <w:t>emerged</w:t>
+      </w:r>
+      <w:r>
+        <w:t xml:space="preserve"> as one of the most widely adopted strategies for </w:t>
+      </w:r>
+      <w:r>
+        <w:t>mitigating</w:t>
+      </w:r>
+      <w:r>
+        <w:t xml:space="preserve"> </w:t>
+      </w:r>
+      <w:r>
+        <w:t>hallucinations</w:t>
+      </w:r>
+      <w:r>
+        <w:t xml:space="preserve">. </w:t>
+      </w:r>
+    </w:p>
+    <w:p>
+      <w:pPr>
+        <w:spacing w:after="9"/>
+        <w:ind w:right="14"/>
+      </w:pPr>
+      <w:r>
+        <w:t xml:space="preserve">Originally </w:t>
+      </w:r>
+      <w:r>
+        <w:t>proposed</w:t>
+      </w:r>
+      <w:r>
+        <w:t xml:space="preserve"> by Lewis </w:t>
+      </w:r>
+      <w:r>
+        <w:t>et al. (</w:t>
+      </w:r>
+      <w:r>
+        <w:t xml:space="preserve">2020), RAG combines a parametric </w:t>
+      </w:r>
+      <w:r>
+        <w:t>language</w:t>
+      </w:r>
+      <w:r>
+        <w:t xml:space="preserve"> model with a non-</w:t>
+      </w:r>
+      <w:r>
+        <w:t>parametric</w:t>
+      </w:r>
+      <w:r>
+        <w:t xml:space="preserve"> </w:t>
+      </w:r>
+      <w:r>
+        <w:t>retrieval</w:t>
+      </w:r>
+      <w:r>
+        <w:t xml:space="preserve"> component that fetches </w:t>
+      </w:r>
+      <w:r>
+        <w:t>relevant</w:t>
+      </w:r>
+      <w:r>
+        <w:t xml:space="preserve"> documents from an external know</w:t>
+      </w:r>
+      <w:r>
+        <w:t xml:space="preserve">ledge base at inference time.  The retrieved </w:t>
+      </w:r>
+      <w:r>
+        <w:t>passages</w:t>
+      </w:r>
+      <w:r>
+        <w:t xml:space="preserve"> are then incorporated into the </w:t>
+      </w:r>
+      <w:r>
+        <w:t>generation</w:t>
+      </w:r>
+      <w:r>
+        <w:t xml:space="preserve"> process, </w:t>
+      </w:r>
+      <w:r>
+        <w:t>effectible</w:t>
+      </w:r>
+      <w:r>
+        <w:t xml:space="preserve"> </w:t>
+      </w:r>
+      <w:r>
+        <w:t>grounding</w:t>
+      </w:r>
+      <w:r>
+        <w:t xml:space="preserve"> the </w:t>
+      </w:r>
+      <w:r>
+        <w:t>model’s</w:t>
+      </w:r>
+      <w:r>
+        <w:t xml:space="preserve"> output in </w:t>
+      </w:r>
+      <w:r>
+        <w:t>evidence</w:t>
+      </w:r>
+      <w:r>
+        <w:t xml:space="preserve"> rather than relying solely on learned parameters. </w:t>
+      </w:r>
+    </w:p>
+    <w:p>
+      <w:pPr>
+        <w:spacing w:after="9"/>
+        <w:ind w:right="14"/>
+      </w:pPr>
+      <w:r>
+        <w:t xml:space="preserve">Several </w:t>
+      </w:r>
+      <w:r>
+        <w:t>studies</w:t>
+      </w:r>
+      <w:r>
+        <w:t xml:space="preserve"> have</w:t>
+      </w:r>
+      <w:r>
+        <w:t xml:space="preserve"> demonstrated that RAG can </w:t>
+      </w:r>
+      <w:r>
+        <w:t>substantially</w:t>
+      </w:r>
+      <w:r>
+        <w:t xml:space="preserve"> improve factual </w:t>
+      </w:r>
+      <w:r>
+        <w:t>accuracy</w:t>
+      </w:r>
+      <w:r>
+        <w:t xml:space="preserve"> across a range of knowledge-</w:t>
+      </w:r>
+      <w:r>
+        <w:t>intensive</w:t>
+      </w:r>
+      <w:r>
+        <w:t xml:space="preserve"> tasks (Shuster et al.,2021</w:t>
+      </w:r>
+      <w:r>
+        <w:t xml:space="preserve">; Geo et al., 2023). Nevertheless, RAG </w:t>
+      </w:r>
+      <w:r>
+        <w:t>alone</w:t>
+      </w:r>
+      <w:r>
+        <w:t xml:space="preserve"> does not fully </w:t>
+      </w:r>
+      <w:r>
+        <w:t xml:space="preserve">resolve the hallucination problem. Even when relevant </w:t>
+      </w:r>
+      <w:r>
+        <w:t>context</w:t>
+      </w:r>
+      <w:r>
+        <w:t xml:space="preserve"> is successfully retrieved., language models may ignore</w:t>
+      </w:r>
+      <w:r>
+        <w:t xml:space="preserve">, </w:t>
+      </w:r>
+      <w:r>
+        <w:t>misinterpret</w:t>
+      </w:r>
+      <w:r>
+        <w:t>, or contradict</w:t>
+      </w:r>
+      <w:r>
+        <w:t xml:space="preserve"> the </w:t>
+      </w:r>
+      <w:r>
+        <w:t>retrieved</w:t>
+      </w:r>
+      <w:r>
+        <w:t xml:space="preserve"> information during generation (Asai et al., 2024). This has </w:t>
+      </w:r>
+      <w:r>
+        <w:t xml:space="preserve">motivated research into additional verification mechanisms that can assess whether a generated </w:t>
+      </w:r>
+      <w:r>
+        <w:t>response</w:t>
+      </w:r>
+      <w:r>
+        <w:t xml:space="preserve"> is supported by the </w:t>
+      </w:r>
+      <w:r>
+        <w:t>retrieved</w:t>
+      </w:r>
+      <w:r>
+        <w:t xml:space="preserve"> evidence. Semantic </w:t>
+      </w:r>
+      <w:r>
+        <w:t>consistent</w:t>
+      </w:r>
+      <w:r>
+        <w:t xml:space="preserve"> </w:t>
+      </w:r>
+      <w:r>
+        <w:t>evaluations</w:t>
+      </w:r>
+      <w:r>
+        <w:t xml:space="preserve"> represents one such happroach, suing dense vector </w:t>
+      </w:r>
+      <w:r>
+        <w:t>representations</w:t>
+      </w:r>
+      <w:r>
+        <w:t xml:space="preserve"> to measure the </w:t>
+      </w:r>
+      <w:r>
+        <w:t>alignment</w:t>
+      </w:r>
+      <w:r>
+        <w:t xml:space="preserve"> </w:t>
+      </w:r>
+      <w:r>
+        <w:t>between</w:t>
+      </w:r>
+      <w:r>
+        <w:t xml:space="preserve"> a </w:t>
+      </w:r>
+      <w:r>
+        <w:t>generated</w:t>
+      </w:r>
+      <w:r>
+        <w:t xml:space="preserve"> </w:t>
+      </w:r>
+      <w:r>
+        <w:t>answer</w:t>
+      </w:r>
+      <w:r>
+        <w:t xml:space="preserve"> and its supporting context.</w:t>
+      </w:r>
+    </w:p>
+    <w:p>
+      <w:pPr>
+        <w:spacing w:after="9"/>
+        <w:ind w:right="14"/>
+      </w:pPr>
+    </w:p>
+    <w:p>
+      <w:pPr>
         <w:spacing w:after="9"/>
         <w:ind w:left="730" w:right="14"/>
       </w:pPr>
       <w:r>
-        <w:t>1.1</w:t>
-      </w:r>
-      <w:r>
-        <w:rPr>
-          <w:rFonts w:ascii="Arial" w:eastAsia="Arial" w:hAnsi="Arial" w:cs="Arial"/>
-        </w:rPr>
-        <w:t xml:space="preserve"> </w:t>
-      </w:r>
-      <w:r>
-        <w:t xml:space="preserve">Background </w:t>
+        <w:t xml:space="preserve">1.2 </w:t>
+      </w:r>
+      <w:r>
+        <w:t xml:space="preserve">Problem Statement </w:t>
+      </w:r>
+    </w:p>
+    <w:p>
+      <w:r>
+        <w:lastRenderedPageBreak/>
+        <w:t xml:space="preserve">While </w:t>
+      </w:r>
+      <w:r>
+        <w:t>large</w:t>
+      </w:r>
+      <w:r>
+        <w:t xml:space="preserve"> </w:t>
+      </w:r>
+      <w:r>
+        <w:t>proprietary</w:t>
+      </w:r>
+      <w:r>
+        <w:t xml:space="preserve"> </w:t>
+      </w:r>
+      <w:r>
+        <w:t>models</w:t>
+      </w:r>
+      <w:r>
+        <w:t xml:space="preserve"> such as GPT-4 and Claude benefit from </w:t>
+      </w:r>
+      <w:r>
+        <w:t>massive</w:t>
+      </w:r>
+      <w:r>
+        <w:t xml:space="preserve"> training </w:t>
+      </w:r>
+      <w:r>
+        <w:t>corpora</w:t>
+      </w:r>
+      <w:r>
+        <w:t xml:space="preserve">, rein=formcement </w:t>
+      </w:r>
+      <w:r>
+        <w:t>learning</w:t>
+      </w:r>
+      <w:r>
+        <w:t xml:space="preserve"> from human </w:t>
+      </w:r>
+      <w:r>
+        <w:t>feedback</w:t>
+      </w:r>
+      <w:r>
+        <w:t xml:space="preserve"> and internal </w:t>
+      </w:r>
+      <w:r>
+        <w:t>safer</w:t>
+      </w:r>
+      <w:r>
+        <w:t xml:space="preserve"> </w:t>
+      </w:r>
+      <w:r>
+        <w:t>mechanisms</w:t>
+      </w:r>
+      <w:r>
+        <w:t xml:space="preserve">, small open-source language models </w:t>
+      </w:r>
+      <w:r>
+        <w:t>typically</w:t>
+      </w:r>
+      <w:r>
+        <w:t xml:space="preserve"> lack these </w:t>
+      </w:r>
+      <w:r>
+        <w:t>advantages</w:t>
+      </w:r>
+      <w:r>
+        <w:t xml:space="preserve">. Models in the </w:t>
+      </w:r>
+      <w:r>
+        <w:t>range</w:t>
+      </w:r>
+      <w:r>
+        <w:t xml:space="preserve"> of 80/250 million paramertts, such as Flan-T5-Small, are attractive for res</w:t>
+      </w:r>
+      <w:r>
+        <w:t xml:space="preserve">earch and deployment in resource constrained </w:t>
+      </w:r>
+      <w:r>
+        <w:t>environments</w:t>
+      </w:r>
+      <w:r>
+        <w:t xml:space="preserve"> due to their low computational requirements and </w:t>
+      </w:r>
+      <w:r>
+        <w:t>accessibility</w:t>
+      </w:r>
+      <w:r>
+        <w:t xml:space="preserve">. However, these smaller models are particularly susceptible to hallucination because their limited </w:t>
+      </w:r>
+      <w:r>
+        <w:t>parameter</w:t>
+      </w:r>
+      <w:r>
+        <w:t xml:space="preserve"> count restricts the volume of factual </w:t>
+      </w:r>
+      <w:r>
+        <w:t>knowledge,</w:t>
+      </w:r>
+      <w:r>
+        <w:t xml:space="preserve"> they can </w:t>
+      </w:r>
+      <w:r>
+        <w:t>reality</w:t>
+      </w:r>
+      <w:r>
+        <w:t xml:space="preserve"> store </w:t>
+      </w:r>
+      <w:r>
+        <w:t>and recall</w:t>
+      </w:r>
+      <w:r>
+        <w:t xml:space="preserve"> (Ch</w:t>
+      </w:r>
+      <w:r>
+        <w:t xml:space="preserve">ung et al. 2024; Gunasekara et al. 2023). </w:t>
+      </w:r>
+    </w:p>
+    <w:p>
+      <w:r>
+        <w:t xml:space="preserve">The central problem this research addresses are whether a combination of RAG and post generation semantic consistency checking can meaningfully reduce hallucination rates in such small models. While RAG has been studied extensively for larger models, its effectiveness when paired with compact architecture remains less well understood. Similarly, semantic consistency evaluation as a standalone hallucination detection mechanism has received limited empirical investigation in the context of small-scale systems. </w:t>
       </w:r>
     </w:p>
     <w:p>
@@ -4069,7 +4579,7 @@
         <w:ind w:left="730" w:right="14"/>
       </w:pPr>
       <w:r>
-        <w:t>1.2</w:t>
+        <w:t>1.3</w:t>
       </w:r>
       <w:r>
         <w:rPr>
@@ -4078,8 +4588,222 @@
         <w:t xml:space="preserve"> </w:t>
       </w:r>
       <w:r>
-        <w:t xml:space="preserve">Problem Statement </w:t>
-      </w:r>
+        <w:t xml:space="preserve">Research Objectives </w:t>
+      </w:r>
+    </w:p>
+    <w:p>
+      <w:pPr>
+        <w:spacing w:after="9"/>
+        <w:ind w:right="14"/>
+      </w:pPr>
+      <w:r>
+        <w:t xml:space="preserve">This study </w:t>
+      </w:r>
+      <w:r>
+        <w:t>pursues</w:t>
+      </w:r>
+      <w:r>
+        <w:t xml:space="preserve"> the following </w:t>
+      </w:r>
+      <w:r>
+        <w:t>objectives</w:t>
+      </w:r>
+      <w:r>
+        <w:t>:</w:t>
+      </w:r>
+    </w:p>
+    <w:p>
+      <w:pPr>
+        <w:spacing w:after="9"/>
+        <w:ind w:right="14"/>
+      </w:pPr>
+      <w:r>
+        <w:t>1</w:t>
+      </w:r>
+      <w:r>
+        <w:t>. To</w:t>
+      </w:r>
+      <w:r>
+        <w:t xml:space="preserve"> evaluate the baseline factual accuracy of a small open-source language model </w:t>
+      </w:r>
+      <w:commentRangeStart w:id="7"/>
+      <w:r>
+        <w:t>(Flan-T5-Small)</w:t>
+      </w:r>
+      <w:commentRangeEnd w:id="7"/>
+      <w:r>
+        <w:rPr>
+          <w:rStyle w:val="CommentReference"/>
+          <w:sz w:val="24"/>
+          <w:szCs w:val="24"/>
+        </w:rPr>
+        <w:commentReference w:id="7"/>
+      </w:r>
+      <w:r>
+        <w:t xml:space="preserve"> on a standard truthfulness benchmark</w:t>
+      </w:r>
+      <w:r>
+        <w:t>.</w:t>
+      </w:r>
+    </w:p>
+    <w:p>
+      <w:pPr>
+        <w:spacing w:after="9"/>
+        <w:ind w:right="14"/>
+      </w:pPr>
+      <w:r>
+        <w:t xml:space="preserve">2. To implement a </w:t>
+      </w:r>
+      <w:r>
+        <w:t>Retrieval</w:t>
+      </w:r>
+      <w:r>
+        <w:t xml:space="preserve">-Augmented </w:t>
+      </w:r>
+      <w:r>
+        <w:t>Generation</w:t>
+      </w:r>
+      <w:r>
+        <w:t xml:space="preserve"> pipeline and measure the </w:t>
+      </w:r>
+      <w:r>
+        <w:t>extent</w:t>
+      </w:r>
+      <w:r>
+        <w:t xml:space="preserve"> to which external knowledge retrieval improves factual </w:t>
+      </w:r>
+      <w:r>
+        <w:t>accuracy over</w:t>
+      </w:r>
+      <w:r>
+        <w:t xml:space="preserve"> the baseline</w:t>
+      </w:r>
+    </w:p>
+    <w:p>
+      <w:pPr>
+        <w:spacing w:after="9"/>
+        <w:ind w:right="14"/>
+      </w:pPr>
+      <w:r>
+        <w:t xml:space="preserve">3. To develop and apply a Semantic </w:t>
+      </w:r>
+      <w:r>
+        <w:t>Consistency</w:t>
+      </w:r>
+      <w:r>
+        <w:t xml:space="preserve"> Evaluation module </w:t>
+      </w:r>
+      <w:r>
+        <w:t>that</w:t>
+      </w:r>
+      <w:r>
+        <w:t xml:space="preserve"> assesses the </w:t>
+      </w:r>
+      <w:r>
+        <w:t>alignment</w:t>
+      </w:r>
+      <w:r>
+        <w:t xml:space="preserve"> between generated responses and retrieved </w:t>
+      </w:r>
+      <w:r>
+        <w:t>contact</w:t>
+      </w:r>
+      <w:r>
+        <w:t>, flagging potentially halluc</w:t>
+      </w:r>
+      <w:r>
+        <w:t xml:space="preserve">inated outputs. </w:t>
+      </w:r>
+    </w:p>
+    <w:p>
+      <w:pPr>
+        <w:spacing w:after="9"/>
+        <w:ind w:right="14"/>
+      </w:pPr>
+      <w:r>
+        <w:t>4. To conduct a comparative analysis</w:t>
+      </w:r>
+      <w:r>
+        <w:t xml:space="preserve"> across three </w:t>
+      </w:r>
+      <w:r>
+        <w:t>experiments</w:t>
+      </w:r>
+    </w:p>
+    <w:p>
+      <w:pPr>
+        <w:pStyle w:val="ListParagraph"/>
+        <w:numPr>
+          <w:ilvl w:val="0"/>
+          <w:numId w:val="11"/>
+        </w:numPr>
+        <w:spacing w:after="9"/>
+        <w:ind w:right="14"/>
+      </w:pPr>
+      <w:r>
+        <w:t>Baseline</w:t>
+      </w:r>
+    </w:p>
+    <w:p>
+      <w:pPr>
+        <w:pStyle w:val="ListParagraph"/>
+        <w:numPr>
+          <w:ilvl w:val="0"/>
+          <w:numId w:val="11"/>
+        </w:numPr>
+        <w:spacing w:after="9"/>
+        <w:ind w:right="14"/>
+      </w:pPr>
+      <w:r>
+        <w:t>RAG</w:t>
+      </w:r>
+    </w:p>
+    <w:p>
+      <w:pPr>
+        <w:pStyle w:val="ListParagraph"/>
+        <w:numPr>
+          <w:ilvl w:val="0"/>
+          <w:numId w:val="11"/>
+        </w:numPr>
+        <w:spacing w:after="9"/>
+        <w:ind w:right="14"/>
+      </w:pPr>
+      <w:r>
+        <w:t xml:space="preserve">RAG with SCE with multiple </w:t>
+      </w:r>
+      <w:r>
+        <w:t>quantitively</w:t>
+      </w:r>
+      <w:r>
+        <w:t xml:space="preserve"> metrics</w:t>
+      </w:r>
+    </w:p>
+    <w:p>
+      <w:pPr>
+        <w:spacing w:after="9"/>
+        <w:ind w:right="14"/>
+      </w:pPr>
+      <w:r>
+        <w:t xml:space="preserve">5. To </w:t>
+      </w:r>
+      <w:r>
+        <w:t>analyze</w:t>
+      </w:r>
+      <w:r>
+        <w:t xml:space="preserve"> the efficiency and limitations of this </w:t>
+      </w:r>
+      <w:r>
+        <w:t>combined</w:t>
+      </w:r>
+      <w:r>
+        <w:t xml:space="preserve"> approach, including failure cases and category-level performance variation.</w:t>
+      </w:r>
+    </w:p>
+    <w:p>
+      <w:pPr>
+        <w:spacing w:after="9"/>
+        <w:ind w:right="14"/>
+      </w:pPr>
     </w:p>
     <w:p>
       <w:pPr>
@@ -4087,7 +4811,7 @@
         <w:ind w:left="730" w:right="14"/>
       </w:pPr>
       <w:r>
-        <w:t>1.3</w:t>
+        <w:t>1.4</w:t>
       </w:r>
       <w:r>
         <w:rPr>
@@ -4096,25 +4820,82 @@
         <w:t xml:space="preserve"> </w:t>
       </w:r>
       <w:r>
-        <w:t xml:space="preserve">Research Objectives </w:t>
+        <w:t xml:space="preserve">Research Questions </w:t>
       </w:r>
     </w:p>
     <w:p>
       <w:pPr>
         <w:spacing w:after="9"/>
-        <w:ind w:left="730" w:right="14"/>
-      </w:pPr>
-      <w:r>
-        <w:t>1.4</w:t>
-      </w:r>
-      <w:r>
-        <w:rPr>
-          <w:rFonts w:ascii="Arial" w:eastAsia="Arial" w:hAnsi="Arial" w:cs="Arial"/>
-        </w:rPr>
-        <w:t xml:space="preserve"> </w:t>
-      </w:r>
-      <w:r>
-        <w:t xml:space="preserve">Research Questions </w:t>
+        <w:ind w:right="14"/>
+      </w:pPr>
+      <w:r>
+        <w:t xml:space="preserve">The following research questions </w:t>
+      </w:r>
+      <w:r>
+        <w:t>guide this investigation:</w:t>
+      </w:r>
+    </w:p>
+    <w:p>
+      <w:pPr>
+        <w:spacing w:after="9"/>
+        <w:ind w:right="14"/>
+      </w:pPr>
+      <w:r>
+        <w:t xml:space="preserve">RQ1: To what extent does </w:t>
+      </w:r>
+      <w:r>
+        <w:t xml:space="preserve">Retrieval </w:t>
+      </w:r>
+      <w:r>
+        <w:t>-</w:t>
+      </w:r>
+      <w:r>
+        <w:t xml:space="preserve"> Augmented</w:t>
+      </w:r>
+      <w:r>
+        <w:t xml:space="preserve"> </w:t>
+      </w:r>
+      <w:r>
+        <w:t>Generation</w:t>
+      </w:r>
+      <w:r>
+        <w:t xml:space="preserve"> improve the factual accuracy of a small open-source language </w:t>
+      </w:r>
+      <w:r>
+        <w:t>model</w:t>
+      </w:r>
+      <w:r>
+        <w:t xml:space="preserve"> compared to the baseline</w:t>
+      </w:r>
+      <w:r>
+        <w:t>?</w:t>
+      </w:r>
+    </w:p>
+    <w:p>
+      <w:pPr>
+        <w:spacing w:after="9"/>
+        <w:ind w:right="14"/>
+      </w:pPr>
+      <w:r>
+        <w:t xml:space="preserve">RQ2: </w:t>
+      </w:r>
+      <w:r>
+        <w:t xml:space="preserve">How effective does Semantic </w:t>
+      </w:r>
+      <w:r>
+        <w:t>Consistency</w:t>
+      </w:r>
+      <w:r>
+        <w:t xml:space="preserve"> Evaluation identify hallucinated responses in a RAG-augmented system?</w:t>
+      </w:r>
+    </w:p>
+    <w:p>
+      <w:pPr>
+        <w:spacing w:after="9"/>
+        <w:ind w:right="14"/>
+      </w:pPr>
+      <w:r>
+        <w:t>RQ3: What types of questions or knowledge categories remain challenging for the RAG and SCE pipeline, and what are the primary failure modes?</w:t>
       </w:r>
     </w:p>
     <w:p>
@@ -4137,6 +4918,25 @@
     </w:p>
     <w:p>
       <w:pPr>
+        <w:spacing w:after="14"/>
+        <w:ind w:right="14"/>
+      </w:pPr>
+      <w:r>
+        <w:t xml:space="preserve">This research contributes to the growing body of work on making language models more trustworthy without requiring the computational resources associated with frontier models. If small models can be made substantially more reliable through retrieval augmentation and lightweight semantic checking, this has practical implications for deployment in educational tools, low-resource applications, and settings where cloud-based access to large proprietary models is not feasible. The study also provides empirical </w:t>
+      </w:r>
+      <w:r>
+        <w:lastRenderedPageBreak/>
+        <w:t xml:space="preserve">evidence on the effectiveness of cosine-similarity-based consistency checking as a detection mechanism, an approach that has seen limited formal evaluation in </w:t>
+      </w:r>
+      <w:r>
+        <w:t>literature</w:t>
+      </w:r>
+      <w:r>
+        <w:t>.</w:t>
+      </w:r>
+    </w:p>
+    <w:p>
+      <w:pPr>
         <w:ind w:left="730" w:right="14"/>
       </w:pPr>
       <w:r>
@@ -4150,6 +4950,46 @@
       </w:r>
       <w:r>
         <w:t xml:space="preserve">Scope </w:t>
+      </w:r>
+    </w:p>
+    <w:p>
+      <w:pPr>
+        <w:ind w:right="14"/>
+      </w:pPr>
+      <w:r>
+        <w:t>This research focuses specifically on the English language, using a single small language model (</w:t>
+      </w:r>
+      <w:commentRangeStart w:id="8"/>
+      <w:r>
+        <w:t>Flan-T5-Small, approximately 77 million parameters)</w:t>
+      </w:r>
+      <w:commentRangeEnd w:id="8"/>
+      <w:r>
+        <w:rPr>
+          <w:rStyle w:val="CommentReference"/>
+          <w:sz w:val="24"/>
+          <w:szCs w:val="24"/>
+        </w:rPr>
+        <w:commentReference w:id="8"/>
+      </w:r>
+      <w:r>
+        <w:t xml:space="preserve"> and the </w:t>
+      </w:r>
+      <w:commentRangeStart w:id="9"/>
+      <w:r>
+        <w:t xml:space="preserve">TruthfulQA </w:t>
+      </w:r>
+      <w:commentRangeEnd w:id="9"/>
+      <w:r>
+        <w:rPr>
+          <w:rStyle w:val="CommentReference"/>
+          <w:sz w:val="24"/>
+          <w:szCs w:val="24"/>
+        </w:rPr>
+        <w:commentReference w:id="9"/>
+      </w:r>
+      <w:r>
+        <w:t>benchmark dataset comprising 817 adversarial questions designed to expose common misconceptions and falsehoods. The study does not extend to multilingual settings, multi-turn dialogue, or real-time deployment scenarios. The evaluation is limited to automated metrics including ROUGE, semantic similarity, and hallucination detection rates; human evaluation is outside the scope of this work.</w:t>
       </w:r>
     </w:p>
     <w:p>
@@ -4272,7 +5112,7 @@
                     <pic:cNvPicPr/>
                   </pic:nvPicPr>
                   <pic:blipFill>
-                    <a:blip r:embed="rId14"/>
+                    <a:blip r:embed="rId18"/>
                     <a:stretch>
                       <a:fillRect/>
                     </a:stretch>
@@ -4350,7 +5190,6 @@
         <w:rPr>
           <w:b/>
         </w:rPr>
-        <w:lastRenderedPageBreak/>
         <w:t xml:space="preserve">Figures </w:t>
       </w:r>
     </w:p>
@@ -4416,6 +5255,7 @@
         <w:ind w:right="14" w:hanging="144"/>
       </w:pPr>
       <w:r>
+        <w:lastRenderedPageBreak/>
         <w:t xml:space="preserve">Cite the source below the caption if the figure is referred from other source (e.g., (Source: Smith and Lee, 2020)). </w:t>
       </w:r>
     </w:p>
@@ -4631,15 +5471,7 @@
         <w:ind w:left="-5" w:right="14"/>
       </w:pPr>
       <w:r>
-        <w:t xml:space="preserve">Understanding the attributes of the dataset is essential before model development, as it influences preprocessing and feature selection strategies. The primary attributes considered for the diabetes prediction model are </w:t>
-      </w:r>
-      <w:proofErr w:type="spellStart"/>
-      <w:r>
-        <w:t>summarised</w:t>
-      </w:r>
-      <w:proofErr w:type="spellEnd"/>
-      <w:r>
-        <w:t xml:space="preserve"> in Table 3.1 (Khan et al., 2021). This provides clarity on the type of data handled during the training phase and highlights critical features influencing predictive performance. </w:t>
+        <w:t xml:space="preserve">Understanding the attributes of the dataset is essential before model development, as it influences preprocessing and feature selection strategies. The primary attributes considered for the diabetes prediction model are summarised in Table 3.1 (Khan et al., 2021). This provides clarity on the type of data handled during the training phase and highlights critical features influencing predictive performance. </w:t>
       </w:r>
     </w:p>
     <w:p>
@@ -4773,8 +5605,74 @@
         <w:ind w:left="10" w:right="20"/>
       </w:pPr>
       <w:r>
+        <w:t xml:space="preserve">Chapter 2: Literature Review </w:t>
+      </w:r>
+    </w:p>
+    <w:p>
+      <w:pPr>
+        <w:ind w:left="-5" w:right="14"/>
+      </w:pPr>
+      <w:r>
+        <w:t xml:space="preserve">&lt;&lt;Write the content for Chapter 2: Literature Review here&gt;&gt; </w:t>
+      </w:r>
+    </w:p>
+    <w:p>
+      <w:pPr>
+        <w:ind w:left="-5" w:right="14"/>
+      </w:pPr>
+      <w:r>
+        <w:t xml:space="preserve">This literature review synthesizes two recent foundational works, </w:t>
+      </w:r>
+      <w:r>
+        <w:t>Ji et al. (2023)</w:t>
+      </w:r>
+      <w:r>
+        <w:t xml:space="preserve"> </w:t>
+      </w:r>
+      <w:r>
+        <w:t>Huang et al. (2025)</w:t>
+      </w:r>
+      <w:r>
+        <w:t xml:space="preserve"> </w:t>
+      </w:r>
+      <w:r>
+        <w:t xml:space="preserve">to provide a </w:t>
+      </w:r>
+      <w:r>
+        <w:t>comprehensive</w:t>
+      </w:r>
+      <w:r>
+        <w:t xml:space="preserve"> </w:t>
+      </w:r>
+      <w:r>
+        <w:t>overview</w:t>
+      </w:r>
+      <w:r>
+        <w:t xml:space="preserve"> of the detection and mitigation of hallucinations in Large Language Models (LLMs), specifically through the lenses of </w:t>
+      </w:r>
+      <w:r>
+        <w:t>Retrieval</w:t>
+      </w:r>
+      <w:r>
+        <w:t xml:space="preserve">-Augmented Generation (RAG) and semantic consistency. </w:t>
+      </w:r>
+    </w:p>
+    <w:p>
+      <w:pPr>
+        <w:ind w:left="-5" w:right="14"/>
+      </w:pPr>
+      <w:r>
         <w:lastRenderedPageBreak/>
-        <w:t xml:space="preserve">Chapter 2: Literature Review </w:t>
+        <w:t xml:space="preserve">Both sources define hallucination as the </w:t>
+      </w:r>
+      <w:r>
+        <w:t>generation</w:t>
+      </w:r>
+      <w:r>
+        <w:t xml:space="preserve"> of content that is fluent and coherent yet factually incorrect, logically inconsistent or ungrounded</w:t>
+      </w:r>
+      <w:r>
+        <w:t xml:space="preserve"> 1.</w:t>
       </w:r>
     </w:p>
     <w:p>
@@ -4782,7 +5680,37 @@
         <w:ind w:left="-5" w:right="14"/>
       </w:pPr>
       <w:r>
-        <w:t xml:space="preserve">&lt;&lt;Write the content for Chapter 2: Literature Review here&gt;&gt; </w:t>
+        <w:t xml:space="preserve">Huand et al. categorize hallucinations into factuality </w:t>
+      </w:r>
+      <w:r>
+        <w:t>hallucinations (</w:t>
+      </w:r>
+      <w:r>
+        <w:t xml:space="preserve">conflicts with real world facts) and </w:t>
+      </w:r>
+      <w:r>
+        <w:t>faithfulness</w:t>
+      </w:r>
+      <w:r>
+        <w:t xml:space="preserve"> hallucinations (diverging from </w:t>
+      </w:r>
+      <w:r>
+        <w:t>user</w:t>
+      </w:r>
+      <w:r>
+        <w:t xml:space="preserve"> context)</w:t>
+      </w:r>
+      <w:r>
+        <w:t xml:space="preserve"> 4 5. This aligns with </w:t>
+      </w:r>
+      <w:r>
+        <w:t xml:space="preserve">Anh-Hoang et al.’s broader classification of </w:t>
+      </w:r>
+      <w:r>
+        <w:t>intrinsic</w:t>
+      </w:r>
+      <w:r>
+        <w:t xml:space="preserve"> versus extrinsic hallucinations 6</w:t>
       </w:r>
     </w:p>
     <w:p>
@@ -4790,34 +5718,64 @@
         <w:ind w:left="-5" w:right="14"/>
       </w:pPr>
       <w:r>
-        <w:t>This literature review synthesizes two recent foundational works, Hu</w:t>
-      </w:r>
-      <w:r>
-        <w:t xml:space="preserve">ang et al, (2025) and Anh-Hoang el al. (2025) to provide a </w:t>
-      </w:r>
-      <w:proofErr w:type="spellStart"/>
-      <w:r>
-        <w:t>comprehensice</w:t>
-      </w:r>
-      <w:proofErr w:type="spellEnd"/>
-      <w:r>
-        <w:t xml:space="preserve"> </w:t>
-      </w:r>
-      <w:proofErr w:type="spellStart"/>
-      <w:r>
-        <w:t>overvierw</w:t>
-      </w:r>
-      <w:proofErr w:type="spellEnd"/>
-      <w:r>
-        <w:t xml:space="preserve"> of the detection and mitigation of hallucinations in Large Language Models (LLMs), specifically through the lenses of </w:t>
-      </w:r>
-      <w:proofErr w:type="spellStart"/>
-      <w:r>
-        <w:t>Retrivecal</w:t>
-      </w:r>
-      <w:proofErr w:type="spellEnd"/>
-      <w:r>
-        <w:t xml:space="preserve">-Augmented Generation (RAG) and semantic consistency. </w:t>
+        <w:t xml:space="preserve">The sources identify several methodologies for </w:t>
+      </w:r>
+      <w:r>
+        <w:t>detention</w:t>
+      </w:r>
+      <w:r>
+        <w:t xml:space="preserve"> with a </w:t>
+      </w:r>
+      <w:r>
+        <w:t>heavy</w:t>
+      </w:r>
+      <w:r>
+        <w:t xml:space="preserve"> emphasis on </w:t>
+      </w:r>
+      <w:r>
+        <w:t>eternal</w:t>
+      </w:r>
+      <w:r>
+        <w:t xml:space="preserve"> </w:t>
+      </w:r>
+      <w:r>
+        <w:t>uncertainty</w:t>
+      </w:r>
+      <w:r>
+        <w:t xml:space="preserve"> and consistency. </w:t>
+      </w:r>
+      <w:r>
+        <w:t xml:space="preserve">Huag et al. </w:t>
+      </w:r>
+      <w:r>
+        <w:t>highlights</w:t>
+      </w:r>
+      <w:r>
+        <w:t xml:space="preserve"> </w:t>
+      </w:r>
+      <w:r>
+        <w:t>uncertainty</w:t>
+      </w:r>
+      <w:r>
+        <w:t xml:space="preserve"> estimation as primary detection strategy </w:t>
+      </w:r>
+      <w:r>
+        <w:t>categories</w:t>
+      </w:r>
+      <w:r>
+        <w:t xml:space="preserve"> into </w:t>
+      </w:r>
+      <w:r>
+        <w:t>methods</w:t>
+      </w:r>
+      <w:r>
+        <w:t xml:space="preserve"> </w:t>
+      </w:r>
+      <w:r>
+        <w:t>analyzing</w:t>
+      </w:r>
+      <w:r>
+        <w:t xml:space="preserve"> LLMS internal states and LLM behavior 12</w:t>
       </w:r>
     </w:p>
     <w:p>
@@ -4825,74 +5783,69 @@
         <w:ind w:left="-5" w:right="14"/>
       </w:pPr>
       <w:r>
-        <w:t xml:space="preserve">Both sources define hallucination as the </w:t>
-      </w:r>
-      <w:proofErr w:type="spellStart"/>
-      <w:r>
-        <w:t>generatio</w:t>
-      </w:r>
-      <w:proofErr w:type="spellEnd"/>
-      <w:r>
-        <w:t xml:space="preserve"> of content that is fluent and coherent yet factually incorrect, logically inconsistent or ungrounded</w:t>
-      </w:r>
-      <w:r>
-        <w:t xml:space="preserve"> 1.</w:t>
+        <w:t>An-Hoad et al</w:t>
+      </w:r>
+      <w:r>
+        <w:t xml:space="preserve">. propose the Joint attribution score (JAS) to quantify </w:t>
+      </w:r>
+      <w:r>
+        <w:t>interactive</w:t>
+      </w:r>
+      <w:r>
+        <w:t xml:space="preserve"> effects between prompts and models serving as a </w:t>
+      </w:r>
+      <w:r>
+        <w:t>diagnostic</w:t>
+      </w:r>
+      <w:r>
+        <w:t xml:space="preserve"> tool to identify when a specific </w:t>
+      </w:r>
+      <w:r>
+        <w:t>prompt</w:t>
+      </w:r>
+      <w:r>
+        <w:t>-model combination is likely to amplify errors 15 16</w:t>
       </w:r>
     </w:p>
     <w:p>
       <w:pPr>
         <w:ind w:left="-5" w:right="14"/>
       </w:pPr>
-      <w:proofErr w:type="spellStart"/>
-      <w:r>
-        <w:t>Huand</w:t>
-      </w:r>
-      <w:proofErr w:type="spellEnd"/>
-      <w:r>
-        <w:t xml:space="preserve"> et al. categorize hallucinations into factuality </w:t>
-      </w:r>
-      <w:proofErr w:type="spellStart"/>
-      <w:proofErr w:type="gramStart"/>
-      <w:r>
-        <w:t>halluconations</w:t>
-      </w:r>
-      <w:proofErr w:type="spellEnd"/>
-      <w:r>
-        <w:t>(</w:t>
-      </w:r>
-      <w:proofErr w:type="gramEnd"/>
-      <w:r>
-        <w:t xml:space="preserve">conflicts with real world facts) and </w:t>
-      </w:r>
-      <w:proofErr w:type="spellStart"/>
-      <w:r>
-        <w:t>faithgullness</w:t>
-      </w:r>
-      <w:proofErr w:type="spellEnd"/>
-      <w:r>
-        <w:t xml:space="preserve"> hallucinations (diverging from </w:t>
-      </w:r>
-      <w:proofErr w:type="spellStart"/>
-      <w:r>
-        <w:t>unser</w:t>
-      </w:r>
-      <w:proofErr w:type="spellEnd"/>
-      <w:r>
-        <w:t xml:space="preserve"> context)</w:t>
-      </w:r>
-      <w:r>
-        <w:t xml:space="preserve"> 4 5. This aligns with </w:t>
-      </w:r>
-      <w:r>
-        <w:t xml:space="preserve">Anh-Hoang et al.’s broader classification of </w:t>
-      </w:r>
-      <w:proofErr w:type="spellStart"/>
-      <w:r>
-        <w:t>intrinstic</w:t>
-      </w:r>
-      <w:proofErr w:type="spellEnd"/>
-      <w:r>
-        <w:t xml:space="preserve"> versus extrinsic hallucinations 6</w:t>
+      <w:r>
+        <w:t xml:space="preserve">Both </w:t>
+      </w:r>
+      <w:r>
+        <w:t>papers</w:t>
+      </w:r>
+      <w:r>
+        <w:t xml:space="preserve"> recognize Retrieval-Augments Generation (RAG) as a potent strategy to supply LLMs with non-parametric, up-to-date knowledge 17</w:t>
+      </w:r>
+      <w:r>
+        <w:t xml:space="preserve">. Despite its </w:t>
+      </w:r>
+      <w:r>
+        <w:t>benefits</w:t>
+      </w:r>
+      <w:r>
+        <w:t xml:space="preserve"> Huaug et al. identify retrieval </w:t>
+      </w:r>
+      <w:r>
+        <w:t>failure</w:t>
+      </w:r>
+      <w:r>
+        <w:t xml:space="preserve"> and generation bottlenecks as </w:t>
+      </w:r>
+      <w:r>
+        <w:t>primary</w:t>
+      </w:r>
+      <w:r>
+        <w:t xml:space="preserve"> cause of </w:t>
+      </w:r>
+      <w:r>
+        <w:t>hallucination</w:t>
+      </w:r>
+      <w:r>
+        <w:t xml:space="preserve"> systems 18</w:t>
       </w:r>
     </w:p>
     <w:p>
@@ -4900,79 +5853,31 @@
         <w:ind w:left="-5" w:right="14"/>
       </w:pPr>
       <w:r>
-        <w:t xml:space="preserve">The sources identify several methodologies for </w:t>
-      </w:r>
-      <w:proofErr w:type="spellStart"/>
-      <w:r>
-        <w:t>detetion</w:t>
-      </w:r>
-      <w:proofErr w:type="spellEnd"/>
-      <w:r>
-        <w:t xml:space="preserve"> with a </w:t>
-      </w:r>
-      <w:proofErr w:type="spellStart"/>
-      <w:r>
-        <w:t>heay</w:t>
-      </w:r>
-      <w:proofErr w:type="spellEnd"/>
-      <w:r>
-        <w:t xml:space="preserve"> emphasis on </w:t>
-      </w:r>
-      <w:proofErr w:type="spellStart"/>
-      <w:r>
-        <w:t>tenral</w:t>
-      </w:r>
-      <w:proofErr w:type="spellEnd"/>
-      <w:r>
-        <w:t xml:space="preserve"> </w:t>
-      </w:r>
-      <w:proofErr w:type="spellStart"/>
-      <w:r>
-        <w:t>uncertaincity</w:t>
-      </w:r>
-      <w:proofErr w:type="spellEnd"/>
-      <w:r>
-        <w:t xml:space="preserve"> and consistency. </w:t>
-      </w:r>
-      <w:proofErr w:type="spellStart"/>
-      <w:r>
-        <w:t>Huag</w:t>
-      </w:r>
-      <w:proofErr w:type="spellEnd"/>
-      <w:r>
-        <w:t xml:space="preserve"> et al. highlight </w:t>
-      </w:r>
-      <w:proofErr w:type="spellStart"/>
-      <w:r>
-        <w:t>incertaininty</w:t>
-      </w:r>
-      <w:proofErr w:type="spellEnd"/>
-      <w:r>
-        <w:t xml:space="preserve"> estimation as primary detection strategy </w:t>
-      </w:r>
-      <w:proofErr w:type="spellStart"/>
-      <w:r>
-        <w:t>cateogried</w:t>
-      </w:r>
-      <w:proofErr w:type="spellEnd"/>
-      <w:r>
-        <w:t xml:space="preserve"> into </w:t>
-      </w:r>
-      <w:proofErr w:type="spellStart"/>
-      <w:r>
-        <w:t>metnhods</w:t>
-      </w:r>
-      <w:proofErr w:type="spellEnd"/>
-      <w:r>
-        <w:t xml:space="preserve"> </w:t>
-      </w:r>
-      <w:proofErr w:type="spellStart"/>
-      <w:r>
-        <w:t>analystinz</w:t>
-      </w:r>
-      <w:proofErr w:type="spellEnd"/>
-      <w:r>
-        <w:t xml:space="preserve"> LLMS internal states and LLM behavior 12</w:t>
+        <w:t xml:space="preserve">As per Loris barguards </w:t>
+      </w:r>
+      <w:r>
+        <w:t>paper</w:t>
+      </w:r>
+      <w:r>
+        <w:t xml:space="preserve">, we can also see that </w:t>
+      </w:r>
+      <w:r>
+        <w:t>small</w:t>
+      </w:r>
+      <w:r>
+        <w:t xml:space="preserve"> language </w:t>
+      </w:r>
+      <w:r>
+        <w:t>models</w:t>
+      </w:r>
+      <w:r>
+        <w:t xml:space="preserve"> SlMS can achieve competition results with frontier models when they are optimized for reasoning </w:t>
+      </w:r>
+      <w:r>
+        <w:t>rather than</w:t>
+      </w:r>
+      <w:r>
+        <w:t xml:space="preserve"> completions. 3 4 </w:t>
       </w:r>
     </w:p>
     <w:p>
@@ -4980,34 +5885,19 @@
         <w:ind w:left="-5" w:right="14"/>
       </w:pPr>
       <w:r>
-        <w:t>An-Hoad et al</w:t>
-      </w:r>
-      <w:r>
-        <w:t xml:space="preserve">. propose the Joint attribution score (JAS) to quantify </w:t>
-      </w:r>
-      <w:proofErr w:type="spellStart"/>
-      <w:r>
-        <w:t>interactvei</w:t>
-      </w:r>
-      <w:proofErr w:type="spellEnd"/>
-      <w:r>
-        <w:t xml:space="preserve"> effects between prompts and models serving as a </w:t>
-      </w:r>
-      <w:proofErr w:type="spellStart"/>
-      <w:r>
-        <w:t>diagnooistc</w:t>
-      </w:r>
-      <w:proofErr w:type="spellEnd"/>
-      <w:r>
-        <w:t xml:space="preserve"> tool to identify when a specific </w:t>
-      </w:r>
-      <w:proofErr w:type="spellStart"/>
-      <w:r>
-        <w:t>pormp</w:t>
-      </w:r>
-      <w:proofErr w:type="spellEnd"/>
-      <w:r>
-        <w:t>-model combination is likely to amplify errors 15 16</w:t>
+        <w:t xml:space="preserve">The HalluGiard-4B model demonstrates that a 4B-Paratemerer </w:t>
+      </w:r>
+      <w:r>
+        <w:t>backbone</w:t>
+      </w:r>
+      <w:r>
+        <w:t xml:space="preserve"> can rival 30B+ parameter models like Llama 3.1 70B in hallucination detections when </w:t>
+      </w:r>
+      <w:r>
+        <w:t>fine-tuned</w:t>
+      </w:r>
+      <w:r>
+        <w:t xml:space="preserve"> using preference alignment 5 6</w:t>
       </w:r>
     </w:p>
     <w:p>
@@ -5015,58 +5905,40 @@
         <w:ind w:left="-5" w:right="14"/>
       </w:pPr>
       <w:r>
-        <w:t xml:space="preserve">Both </w:t>
-      </w:r>
-      <w:proofErr w:type="spellStart"/>
-      <w:r>
-        <w:t>ppaers</w:t>
-      </w:r>
-      <w:proofErr w:type="spellEnd"/>
-      <w:r>
-        <w:t xml:space="preserve"> recognize Retrieval-Augments Generation (RAG) as a potent strategy to supply LLMs with non-parametric, up-to-date knowledge 17</w:t>
-      </w:r>
-      <w:r>
-        <w:t xml:space="preserve">. Despite its </w:t>
-      </w:r>
-      <w:proofErr w:type="spellStart"/>
-      <w:r>
-        <w:t>benigits</w:t>
-      </w:r>
-      <w:proofErr w:type="spellEnd"/>
-      <w:r>
-        <w:t xml:space="preserve"> </w:t>
-      </w:r>
-      <w:proofErr w:type="spellStart"/>
-      <w:r>
-        <w:t>Huaug</w:t>
-      </w:r>
-      <w:proofErr w:type="spellEnd"/>
-      <w:r>
-        <w:t xml:space="preserve"> et al. identify retrieval </w:t>
-      </w:r>
-      <w:proofErr w:type="spellStart"/>
-      <w:r>
-        <w:t>dailure</w:t>
-      </w:r>
-      <w:proofErr w:type="spellEnd"/>
-      <w:r>
-        <w:t xml:space="preserve"> and generation bottlenecks as </w:t>
-      </w:r>
-      <w:proofErr w:type="spellStart"/>
-      <w:r>
-        <w:t>promay</w:t>
-      </w:r>
-      <w:proofErr w:type="spellEnd"/>
-      <w:r>
-        <w:t xml:space="preserve"> cause of </w:t>
-      </w:r>
-      <w:proofErr w:type="spellStart"/>
-      <w:r>
-        <w:t>halluctnation</w:t>
-      </w:r>
-      <w:proofErr w:type="spellEnd"/>
-      <w:r>
-        <w:t xml:space="preserve"> systems 18</w:t>
+        <w:t xml:space="preserve">The sources collectively argue that for </w:t>
+      </w:r>
+      <w:r>
+        <w:t>small open-source</w:t>
+      </w:r>
+      <w:r>
+        <w:t xml:space="preserve"> models</w:t>
+      </w:r>
+      <w:r>
+        <w:t xml:space="preserve">, retrieval and consistency check are not just additive by </w:t>
+      </w:r>
+      <w:r>
+        <w:t>complementarity</w:t>
+      </w:r>
+      <w:r>
+        <w:t xml:space="preserve">. RAG extends the </w:t>
+      </w:r>
+      <w:r>
+        <w:t>model’s</w:t>
+      </w:r>
+      <w:r>
+        <w:t xml:space="preserve"> factual reach, while semantic consistency </w:t>
+      </w:r>
+      <w:r>
+        <w:t>provides</w:t>
+      </w:r>
+      <w:r>
+        <w:t xml:space="preserve"> the meta-cognitive check necessary to ensure that the </w:t>
+      </w:r>
+      <w:r>
+        <w:t>retrieved</w:t>
+      </w:r>
+      <w:r>
+        <w:t xml:space="preserve"> information is used correctly and that internal knowledge gaps are identified 1</w:t>
       </w:r>
     </w:p>
     <w:p>
@@ -5074,47 +5946,7 @@
         <w:ind w:left="-5" w:right="14"/>
       </w:pPr>
       <w:r>
-        <w:t xml:space="preserve">As per Loris </w:t>
-      </w:r>
-      <w:proofErr w:type="spellStart"/>
-      <w:r>
-        <w:t>barguards</w:t>
-      </w:r>
-      <w:proofErr w:type="spellEnd"/>
-      <w:r>
-        <w:t xml:space="preserve"> </w:t>
-      </w:r>
-      <w:proofErr w:type="spellStart"/>
-      <w:r>
-        <w:t>apper</w:t>
-      </w:r>
-      <w:proofErr w:type="spellEnd"/>
-      <w:r>
-        <w:t xml:space="preserve">, we can also see that </w:t>
-      </w:r>
-      <w:proofErr w:type="spellStart"/>
-      <w:r>
-        <w:t>smal</w:t>
-      </w:r>
-      <w:proofErr w:type="spellEnd"/>
-      <w:r>
-        <w:t xml:space="preserve"> language </w:t>
-      </w:r>
-      <w:proofErr w:type="spellStart"/>
-      <w:r>
-        <w:t>mpdels</w:t>
-      </w:r>
-      <w:proofErr w:type="spellEnd"/>
-      <w:r>
-        <w:t xml:space="preserve"> </w:t>
-      </w:r>
-      <w:proofErr w:type="spellStart"/>
-      <w:r>
-        <w:t>SlMS</w:t>
-      </w:r>
-      <w:proofErr w:type="spellEnd"/>
-      <w:r>
-        <w:t xml:space="preserve"> can achieve competition results with frontier models when they are optimized for reasoning rather completions. 3 4 </w:t>
+        <w:t xml:space="preserve">This combined approach allows models as small as 4B parameters to exhibit factual reliability previously only associated with much larger closed source systems. </w:t>
       </w:r>
     </w:p>
     <w:p>
@@ -5122,131 +5954,222 @@
         <w:ind w:left="-5" w:right="14"/>
       </w:pPr>
       <w:r>
-        <w:t xml:space="preserve">The HalluGiard-4B model demonstrates that a 4B-Paratemerer </w:t>
-      </w:r>
-      <w:proofErr w:type="spellStart"/>
-      <w:r>
-        <w:t>backboke</w:t>
-      </w:r>
-      <w:proofErr w:type="spellEnd"/>
-      <w:r>
-        <w:t xml:space="preserve"> can rival 30B+ parameter models like Llama 3.1 70B in hallucination detections when </w:t>
-      </w:r>
-      <w:proofErr w:type="spellStart"/>
-      <w:r>
-        <w:t>fine tuned</w:t>
-      </w:r>
-      <w:proofErr w:type="spellEnd"/>
-      <w:r>
-        <w:t xml:space="preserve"> using preference alignment 5 6</w:t>
-      </w:r>
-    </w:p>
-    <w:p>
-      <w:pPr>
-        <w:ind w:left="-5" w:right="14"/>
-      </w:pPr>
-      <w:r>
-        <w:t xml:space="preserve">The sources collectively argue that for </w:t>
-      </w:r>
-      <w:proofErr w:type="spellStart"/>
-      <w:r>
-        <w:t>smallopen</w:t>
-      </w:r>
-      <w:proofErr w:type="spellEnd"/>
-      <w:r>
-        <w:t xml:space="preserve"> source models</w:t>
-      </w:r>
-      <w:r>
-        <w:t xml:space="preserve">, retrieval and consistency check are not just additive by </w:t>
-      </w:r>
-      <w:proofErr w:type="spellStart"/>
-      <w:r>
-        <w:t>complemntnatety</w:t>
-      </w:r>
-      <w:proofErr w:type="spellEnd"/>
-      <w:r>
-        <w:t xml:space="preserve">. RAG extends the </w:t>
-      </w:r>
-      <w:proofErr w:type="gramStart"/>
+        <w:t xml:space="preserve">Even though our project is not scaled for </w:t>
+      </w:r>
+      <w:r>
+        <w:t>multiple</w:t>
+      </w:r>
+      <w:r>
+        <w:t xml:space="preserve"> or cross language </w:t>
+      </w:r>
+      <w:r>
+        <w:t>cases,</w:t>
+      </w:r>
+      <w:r>
+        <w:t xml:space="preserve"> we have also studied papers that imply consistency in cross-</w:t>
+      </w:r>
+      <w:r>
+        <w:t>language</w:t>
+      </w:r>
+      <w:r>
+        <w:t xml:space="preserve"> frameworks. For this we </w:t>
+      </w:r>
+      <w:r>
+        <w:t xml:space="preserve">have seen Rowen-CL </w:t>
+      </w:r>
+      <w:r>
+        <w:t>as</w:t>
+      </w:r>
+      <w:r>
+        <w:t xml:space="preserve"> a sensitive signal to detect model uncertainty and potential hallucinations before generating a final response</w:t>
+      </w:r>
+      <w:r>
+        <w:t xml:space="preserve"> 1 2.</w:t>
+      </w:r>
+    </w:p>
+    <w:p>
+      <w:pPr>
+        <w:ind w:left="0" w:right="14" w:firstLine="0"/>
+      </w:pPr>
+      <w:r>
+        <w:t xml:space="preserve">The </w:t>
+      </w:r>
+      <w:r>
+        <w:t>sources</w:t>
+      </w:r>
+      <w:r>
+        <w:t xml:space="preserve"> identify several critical gaps in the current research on </w:t>
+      </w:r>
+      <w:r>
+        <w:t>large</w:t>
+      </w:r>
+      <w:r>
+        <w:t xml:space="preserve"> language models </w:t>
+      </w:r>
+      <w:r>
+        <w:t>ha</w:t>
+      </w:r>
+      <w:r>
+        <w:t xml:space="preserve">, </w:t>
+      </w:r>
+      <w:r>
+        <w:t>ranging</w:t>
+      </w:r>
+      <w:r>
+        <w:t xml:space="preserve"> from the inability to distinguish between errors </w:t>
+      </w:r>
+      <w:r>
+        <w:t>sources</w:t>
+      </w:r>
+      <w:r>
+        <w:t xml:space="preserve"> to limitations in RAGa and </w:t>
+      </w:r>
+      <w:r>
+        <w:t>explainability</w:t>
+      </w:r>
+      <w:r>
+        <w:t xml:space="preserve">. </w:t>
+      </w:r>
+    </w:p>
+    <w:p>
+      <w:pPr>
+        <w:ind w:left="0" w:right="14" w:firstLine="0"/>
+      </w:pPr>
+      <w:r>
+        <w:t>A primary gap identified is the lack of a formal framework to determine whether a hallucination stems from suboptimal prompting or the model’s intrinsic architecture and training data. 1. We also see Current detection methods struggle with models that are "consistently wrong" or overconfident in their fabrications, most importantly the "Consistent Error" Problem: Consistency-based detection often fails when an LLM provides a response that is semantically coherent across multiple perturbations but is factually incorrect 8.</w:t>
+      </w:r>
+    </w:p>
+    <w:p>
+      <w:pPr>
+        <w:ind w:left="0" w:right="14" w:firstLine="0"/>
+      </w:pPr>
+      <w:r>
+        <w:t>Despite the substantial body of work reviewed above, several gaps remain in the literature that this study aims to address:</w:t>
+      </w:r>
+    </w:p>
+    <w:p>
+      <w:pPr>
+        <w:ind w:left="0" w:right="14" w:firstLine="0"/>
+      </w:pPr>
+      <w:r>
+        <w:lastRenderedPageBreak/>
+        <w:t xml:space="preserve">First, </w:t>
+      </w:r>
+      <w:r>
+        <w:t>most of the</w:t>
+      </w:r>
+      <w:r>
+        <w:t xml:space="preserve"> RAG research has focused on larger models with billions of parameters. The effectiveness of RAG when applied to genuinely small models (under 100 million parameters) has received comparatively little attention. It is not self-evident that retrieval augmentation benefits smaller models to the same degree, as their limited generation capacity may constrain their ability to effectively </w:t>
+      </w:r>
+      <w:r>
+        <w:t>utilize</w:t>
+      </w:r>
+      <w:r>
+        <w:t xml:space="preserve"> retrieved context.</w:t>
+      </w:r>
+    </w:p>
+    <w:p>
+      <w:pPr>
+        <w:ind w:left="0" w:right="14" w:firstLine="0"/>
+      </w:pPr>
+      <w:r>
+        <w:t>Second, while semantic consistency has been explored through sophisticated methods such as semantic entropy (Farquhar et al., 2024) and multi-sample self-checking (Manakul, Liusie and Gales, 2023), simpler approaches based on direct cosine similarity between context and response have not been formally evaluated as standalone hallucination detectors. This study examines whether such a lightweight method provides practically useful signal.</w:t>
+      </w:r>
+    </w:p>
+    <w:p>
+      <w:pPr>
+        <w:ind w:left="0" w:right="14" w:firstLine="0"/>
+      </w:pPr>
+      <w:r>
+        <w:t xml:space="preserve">Third, there is limited category-level analysis in </w:t>
+      </w:r>
+      <w:r>
+        <w:t>existing</w:t>
+      </w:r>
+      <w:r>
+        <w:t xml:space="preserve"> literature. Most studies report aggregate metrics across entire benchmarks, obscuring the significant performance variation that may exist across different question types or knowledge domains.</w:t>
+      </w:r>
+    </w:p>
+    <w:p>
+      <w:pPr>
+        <w:ind w:left="0" w:right="14" w:firstLine="0"/>
+      </w:pPr>
+      <w:r>
+        <w:t xml:space="preserve">Finally, the interaction between retrieval quality and semantic consistency scoring has not been systematically examined. When retrieval fails, semantic consistency may produce misleading signals — flagging correct answers as inconsistent because the retrieved context is </w:t>
+      </w:r>
+      <w:r>
+        <w:t>irrelevant or</w:t>
+      </w:r>
+      <w:r>
+        <w:t xml:space="preserve"> approving incorrect answers because they happen to match irrelevant retrieved passages.</w:t>
+      </w:r>
+    </w:p>
+    <w:p>
+      <w:pPr>
+        <w:ind w:left="0" w:right="14" w:firstLine="0"/>
+      </w:pPr>
+      <w:r>
+        <w:t xml:space="preserve">The development of capable small language models has accelerated in recent </w:t>
+      </w:r>
+      <w:r>
+        <w:t>years</w:t>
+      </w:r>
+      <w:r>
+        <w:t xml:space="preserve"> </w:t>
+      </w:r>
+      <w:r>
+        <w:t>derived</w:t>
+      </w:r>
+      <w:r>
+        <w:t xml:space="preserve"> by both academic research and practical demand for deployable systems. Chung et al. (2024) </w:t>
+      </w:r>
+      <w:r>
+        <w:t>describe</w:t>
+      </w:r>
+      <w:r>
+        <w:t xml:space="preserve"> the Flan-T5 family, which applies </w:t>
+      </w:r>
+      <w:r>
+        <w:t>fine-tuning instructions</w:t>
+      </w:r>
+      <w:r>
+        <w:t xml:space="preserve"> across more than 1,800 tasks </w:t>
+      </w:r>
+      <w:r>
+        <w:t>to</w:t>
+      </w:r>
+      <w:r>
+        <w:t xml:space="preserve"> the T5 </w:t>
+      </w:r>
+      <w:r>
+        <w:t>architecture (</w:t>
+      </w:r>
+      <w:r>
+        <w:t>Raffel et al.,2020)</w:t>
+      </w:r>
+      <w:r>
+        <w:t xml:space="preserve">. Their results </w:t>
+      </w:r>
+      <w:r>
+        <w:t xml:space="preserve">show that instruction tuning can substantially improve zero-shot performance even for the smallest model variants, </w:t>
+      </w:r>
+      <w:r>
+        <w:t>making</w:t>
+      </w:r>
+      <w:r>
+        <w:t xml:space="preserve"> Flan-T5-Small </w:t>
+      </w:r>
+      <w:r>
+        <w:t xml:space="preserve">a viable choice for research on small </w:t>
+      </w:r>
       <w:r>
         <w:t>models</w:t>
       </w:r>
-      <w:proofErr w:type="gramEnd"/>
-      <w:r>
-        <w:t xml:space="preserve"> factual reach, while semantic consistency </w:t>
-      </w:r>
-      <w:proofErr w:type="spellStart"/>
-      <w:r>
-        <w:t>provices</w:t>
-      </w:r>
-      <w:proofErr w:type="spellEnd"/>
-      <w:r>
-        <w:t xml:space="preserve"> the meta-cognitive check necessary to ensure that the </w:t>
-      </w:r>
-      <w:proofErr w:type="spellStart"/>
-      <w:r>
-        <w:t>rettieved</w:t>
-      </w:r>
-      <w:proofErr w:type="spellEnd"/>
-      <w:r>
-        <w:t xml:space="preserve"> information is used correctly and that internal knowledge gaps are identified 1</w:t>
-      </w:r>
-    </w:p>
-    <w:p>
-      <w:pPr>
-        <w:ind w:left="-5" w:right="14"/>
-      </w:pPr>
-      <w:r>
-        <w:t xml:space="preserve">This combined approach allows models as small as 4B parameters to exhibit factual reliability previously only associated with much larger closed source systems. </w:t>
-      </w:r>
-    </w:p>
-    <w:p>
-      <w:pPr>
-        <w:ind w:left="-5" w:right="14"/>
-      </w:pPr>
-      <w:r>
-        <w:t xml:space="preserve">Even though our project is not scaled for </w:t>
-      </w:r>
-      <w:proofErr w:type="spellStart"/>
-      <w:r>
-        <w:t>multplle</w:t>
-      </w:r>
-      <w:proofErr w:type="spellEnd"/>
-      <w:r>
-        <w:t xml:space="preserve"> or cross language </w:t>
-      </w:r>
-      <w:proofErr w:type="gramStart"/>
-      <w:r>
-        <w:t>cases, however</w:t>
-      </w:r>
-      <w:proofErr w:type="gramEnd"/>
-      <w:r>
-        <w:t xml:space="preserve"> we have also studied papers that imply consistency in cross-</w:t>
-      </w:r>
-      <w:proofErr w:type="spellStart"/>
-      <w:r>
-        <w:t>llanguage</w:t>
-      </w:r>
-      <w:proofErr w:type="spellEnd"/>
-      <w:r>
-        <w:t xml:space="preserve"> frameworks. For this we </w:t>
-      </w:r>
-      <w:r>
-        <w:t xml:space="preserve">have seen Rowen-CL </w:t>
-      </w:r>
-      <w:proofErr w:type="gramStart"/>
-      <w:r>
-        <w:t xml:space="preserve">as </w:t>
-      </w:r>
-      <w:r>
-        <w:t>s</w:t>
-      </w:r>
-      <w:proofErr w:type="gramEnd"/>
-      <w:r>
-        <w:t xml:space="preserve"> a sensitive signal to detect model uncertainty and potential hallucinations before generating a final response</w:t>
-      </w:r>
-      <w:r>
-        <w:t xml:space="preserve"> 1 2.</w:t>
+      <w:r>
+        <w:t xml:space="preserve">. </w:t>
+      </w:r>
+      <w:r>
+        <w:t>Gunasekar et al. (2023) demonstrate with the Phi series of models that training data quality can partially compensate for model size. Their 1.3-billion-parameter model, trained predominantly on synthetic textbook-quality data, achieves reasoning performance competitive with models an order of magnitude larger. This finding is significant because it suggests that the limitations of small models are not solely attributable to parameter count but are also influenced by training data composition and distribution.</w:t>
       </w:r>
     </w:p>
     <w:p>
@@ -5254,64 +6177,13 @@
         <w:ind w:left="0" w:right="14" w:firstLine="0"/>
       </w:pPr>
       <w:r>
-        <w:lastRenderedPageBreak/>
-        <w:t xml:space="preserve">The </w:t>
-      </w:r>
-      <w:proofErr w:type="spellStart"/>
-      <w:r>
-        <w:t>soures</w:t>
-      </w:r>
-      <w:proofErr w:type="spellEnd"/>
-      <w:r>
-        <w:t xml:space="preserve"> identify several critical gaps in the current research on </w:t>
-      </w:r>
-      <w:proofErr w:type="spellStart"/>
-      <w:r>
-        <w:t>larhe</w:t>
-      </w:r>
-      <w:proofErr w:type="spellEnd"/>
-      <w:r>
-        <w:t xml:space="preserve"> language models </w:t>
-      </w:r>
-      <w:proofErr w:type="spellStart"/>
-      <w:r>
-        <w:t>halluctoations</w:t>
-      </w:r>
-      <w:proofErr w:type="spellEnd"/>
-      <w:r>
-        <w:t xml:space="preserve">, </w:t>
-      </w:r>
-      <w:proofErr w:type="spellStart"/>
-      <w:r>
-        <w:t>raning</w:t>
-      </w:r>
-      <w:proofErr w:type="spellEnd"/>
-      <w:r>
-        <w:t xml:space="preserve"> from the inability to distinguish between errors </w:t>
-      </w:r>
-      <w:proofErr w:type="spellStart"/>
-      <w:r>
-        <w:t>soirces</w:t>
-      </w:r>
-      <w:proofErr w:type="spellEnd"/>
-      <w:r>
-        <w:t xml:space="preserve"> to limitations in </w:t>
-      </w:r>
-      <w:proofErr w:type="spellStart"/>
-      <w:r>
-        <w:t>RAGa</w:t>
-      </w:r>
-      <w:proofErr w:type="spellEnd"/>
-      <w:r>
-        <w:t xml:space="preserve"> and </w:t>
-      </w:r>
-      <w:proofErr w:type="spellStart"/>
-      <w:r>
-        <w:t>explaininabiltiy</w:t>
-      </w:r>
-      <w:proofErr w:type="spellEnd"/>
-      <w:r>
-        <w:t xml:space="preserve">. </w:t>
+        <w:t xml:space="preserve">Table 2.1 </w:t>
+      </w:r>
+      <w:r>
+        <w:t>summarizes</w:t>
+      </w:r>
+      <w:r>
+        <w:t xml:space="preserve"> the key methods and their relevance to this study.</w:t>
       </w:r>
     </w:p>
     <w:p>
@@ -5319,7 +6191,7 @@
         <w:ind w:left="0" w:right="14" w:firstLine="0"/>
       </w:pPr>
       <w:r>
-        <w:t>A primary gap identified is the lack of a formal framework to determine whether a hallucination stems from suboptimal prompting or the model’s intrinsic architecture and training data. 1. We also see Current detection methods struggle with models that are "consistently wrong" or overconfident in their fabrications, most importantly the "Consistent Error" Problem: Consistency-based detection often fails when an LLM provides a response that is semantically coherent across multiple perturbations but is factually incorrect 8.</w:t>
+        <w:t>Table 2.1: Summary of Reviewed Methods</w:t>
       </w:r>
     </w:p>
     <w:tbl>
@@ -5329,14 +6201,15 @@
         <w:tblLook w:val="04A0" w:firstRow="1" w:lastRow="0" w:firstColumn="1" w:lastColumn="0" w:noHBand="0" w:noVBand="1"/>
       </w:tblPr>
       <w:tblGrid>
-        <w:gridCol w:w="3308"/>
-        <w:gridCol w:w="3308"/>
-        <w:gridCol w:w="3308"/>
+        <w:gridCol w:w="2516"/>
+        <w:gridCol w:w="2562"/>
+        <w:gridCol w:w="2261"/>
+        <w:gridCol w:w="2585"/>
       </w:tblGrid>
       <w:tr>
         <w:tc>
           <w:tcPr>
-            <w:tcW w:w="3308" w:type="dxa"/>
+            <w:tcW w:w="2516" w:type="dxa"/>
           </w:tcPr>
           <w:p>
             <w:pPr>
@@ -5349,27 +6222,40 @@
         </w:tc>
         <w:tc>
           <w:tcPr>
-            <w:tcW w:w="3308" w:type="dxa"/>
+            <w:tcW w:w="2562" w:type="dxa"/>
           </w:tcPr>
           <w:p>
             <w:pPr>
               <w:ind w:left="0" w:right="14" w:firstLine="0"/>
             </w:pPr>
             <w:r>
-              <w:t>Primary Category</w:t>
-            </w:r>
-          </w:p>
-        </w:tc>
-        <w:tc>
-          <w:tcPr>
-            <w:tcW w:w="3308" w:type="dxa"/>
+              <w:t>Author</w:t>
+            </w:r>
+          </w:p>
+        </w:tc>
+        <w:tc>
+          <w:tcPr>
+            <w:tcW w:w="2261" w:type="dxa"/>
           </w:tcPr>
           <w:p>
             <w:pPr>
               <w:ind w:left="0" w:right="14" w:firstLine="0"/>
             </w:pPr>
             <w:r>
-              <w:t>Key Approach</w:t>
+              <w:t>Core Approach</w:t>
+            </w:r>
+          </w:p>
+        </w:tc>
+        <w:tc>
+          <w:tcPr>
+            <w:tcW w:w="2585" w:type="dxa"/>
+          </w:tcPr>
+          <w:p>
+            <w:pPr>
+              <w:ind w:left="0" w:right="14" w:firstLine="0"/>
+            </w:pPr>
+            <w:r>
+              <w:t>Relevance to this study</w:t>
             </w:r>
           </w:p>
         </w:tc>
@@ -5377,56 +6263,53 @@
       <w:tr>
         <w:tc>
           <w:tcPr>
-            <w:tcW w:w="3308" w:type="dxa"/>
+            <w:tcW w:w="2516" w:type="dxa"/>
           </w:tcPr>
           <w:p>
             <w:pPr>
               <w:ind w:left="0" w:right="14" w:firstLine="0"/>
             </w:pPr>
             <w:r>
-              <w:t>MEGA-RAG</w:t>
-            </w:r>
-          </w:p>
-        </w:tc>
-        <w:tc>
-          <w:tcPr>
-            <w:tcW w:w="3308" w:type="dxa"/>
+              <w:t>RAG</w:t>
+            </w:r>
+          </w:p>
+        </w:tc>
+        <w:tc>
+          <w:tcPr>
+            <w:tcW w:w="2562" w:type="dxa"/>
           </w:tcPr>
           <w:p>
             <w:pPr>
               <w:ind w:left="0" w:right="14" w:firstLine="0"/>
             </w:pPr>
             <w:r>
-              <w:t>Mitigation</w:t>
-            </w:r>
-          </w:p>
-        </w:tc>
-        <w:tc>
-          <w:tcPr>
-            <w:tcW w:w="3308" w:type="dxa"/>
+              <w:t>Lewis et al. (2020)</w:t>
+            </w:r>
+          </w:p>
+        </w:tc>
+        <w:tc>
+          <w:tcPr>
+            <w:tcW w:w="2261" w:type="dxa"/>
           </w:tcPr>
           <w:p>
             <w:pPr>
               <w:ind w:left="0" w:right="14" w:firstLine="0"/>
             </w:pPr>
             <w:r>
-              <w:t xml:space="preserve">Uses multi-source retrieval and a </w:t>
-            </w:r>
-            <w:proofErr w:type="spellStart"/>
-            <w:r>
-              <w:t>Discrepenct</w:t>
-            </w:r>
-            <w:proofErr w:type="spellEnd"/>
-            <w:r>
-              <w:t xml:space="preserve">-identified </w:t>
-            </w:r>
-            <w:proofErr w:type="spellStart"/>
-            <w:r>
-              <w:t>self clarification</w:t>
-            </w:r>
-            <w:proofErr w:type="spellEnd"/>
-            <w:r>
-              <w:t xml:space="preserve"> (DISC) module to resolve conflicting evidence</w:t>
+              <w:t>Dense retrieval + seq2seq generation</w:t>
+            </w:r>
+          </w:p>
+        </w:tc>
+        <w:tc>
+          <w:tcPr>
+            <w:tcW w:w="2585" w:type="dxa"/>
+          </w:tcPr>
+          <w:p>
+            <w:pPr>
+              <w:ind w:left="0" w:right="14" w:firstLine="0"/>
+            </w:pPr>
+            <w:r>
+              <w:t>Foundation architecture for the RAG pipeline</w:t>
             </w:r>
           </w:p>
         </w:tc>
@@ -5434,123 +6317,108 @@
       <w:tr>
         <w:tc>
           <w:tcPr>
-            <w:tcW w:w="3308" w:type="dxa"/>
+            <w:tcW w:w="2516" w:type="dxa"/>
           </w:tcPr>
           <w:p>
             <w:pPr>
               <w:ind w:left="0" w:right="14" w:firstLine="0"/>
             </w:pPr>
-            <w:proofErr w:type="spellStart"/>
-            <w:r>
-              <w:t>HalluGiard</w:t>
-            </w:r>
-            <w:proofErr w:type="spellEnd"/>
-          </w:p>
-        </w:tc>
-        <w:tc>
-          <w:tcPr>
-            <w:tcW w:w="3308" w:type="dxa"/>
+            <w:r>
+              <w:t>Self-RAG</w:t>
+            </w:r>
+          </w:p>
+        </w:tc>
+        <w:tc>
+          <w:tcPr>
+            <w:tcW w:w="2562" w:type="dxa"/>
           </w:tcPr>
           <w:p>
             <w:pPr>
               <w:ind w:left="0" w:right="14" w:firstLine="0"/>
             </w:pPr>
             <w:r>
-              <w:t>Detection and Mitigation</w:t>
-            </w:r>
-          </w:p>
-        </w:tc>
-        <w:tc>
-          <w:tcPr>
-            <w:tcW w:w="3308" w:type="dxa"/>
+              <w:t>Asai et al. (2024)</w:t>
+            </w:r>
+          </w:p>
+        </w:tc>
+        <w:tc>
+          <w:tcPr>
+            <w:tcW w:w="2261" w:type="dxa"/>
           </w:tcPr>
           <w:p>
             <w:pPr>
               <w:ind w:left="0" w:right="14" w:firstLine="0"/>
             </w:pPr>
             <w:r>
-              <w:t xml:space="preserve">A 4B parameter small reasoning model (SRM) that classified document </w:t>
-            </w:r>
-            <w:proofErr w:type="spellStart"/>
-            <w:r>
-              <w:t>clain</w:t>
-            </w:r>
-            <w:proofErr w:type="spellEnd"/>
-            <w:r>
-              <w:t xml:space="preserve"> pairs and </w:t>
-            </w:r>
-            <w:proofErr w:type="spellStart"/>
-            <w:r>
-              <w:t>provices</w:t>
-            </w:r>
-            <w:proofErr w:type="spellEnd"/>
-            <w:r>
-              <w:t xml:space="preserve"> evidence -grounded </w:t>
-            </w:r>
-            <w:proofErr w:type="spellStart"/>
-            <w:r>
-              <w:t>justofcations</w:t>
-            </w:r>
-            <w:proofErr w:type="spellEnd"/>
+              <w:t>Selective retrieval with reflection tokens</w:t>
+            </w:r>
+          </w:p>
+        </w:tc>
+        <w:tc>
+          <w:tcPr>
+            <w:tcW w:w="2585" w:type="dxa"/>
+          </w:tcPr>
+          <w:p>
+            <w:pPr>
+              <w:ind w:left="0" w:right="14" w:firstLine="0"/>
+            </w:pPr>
+            <w:r>
+              <w:t>Demonstrates RAG benefit for smaller models</w:t>
+            </w:r>
           </w:p>
         </w:tc>
       </w:tr>
       <w:tr>
         <w:tc>
           <w:tcPr>
-            <w:tcW w:w="3308" w:type="dxa"/>
+            <w:tcW w:w="2516" w:type="dxa"/>
           </w:tcPr>
           <w:p>
             <w:pPr>
               <w:ind w:left="0" w:right="14" w:firstLine="0"/>
             </w:pPr>
             <w:r>
-              <w:t>Chain of Though (COT)</w:t>
-            </w:r>
-          </w:p>
-        </w:tc>
-        <w:tc>
-          <w:tcPr>
-            <w:tcW w:w="3308" w:type="dxa"/>
+              <w:lastRenderedPageBreak/>
+              <w:t>SelfCheckGPT</w:t>
+            </w:r>
+          </w:p>
+        </w:tc>
+        <w:tc>
+          <w:tcPr>
+            <w:tcW w:w="2562" w:type="dxa"/>
           </w:tcPr>
           <w:p>
             <w:pPr>
               <w:ind w:left="0" w:right="14" w:firstLine="0"/>
             </w:pPr>
             <w:r>
-              <w:t>Mitigation in prompting</w:t>
-            </w:r>
-          </w:p>
-        </w:tc>
-        <w:tc>
-          <w:tcPr>
-            <w:tcW w:w="3308" w:type="dxa"/>
+              <w:t>Manakul et al. (2023)</w:t>
+            </w:r>
+          </w:p>
+        </w:tc>
+        <w:tc>
+          <w:tcPr>
+            <w:tcW w:w="2261" w:type="dxa"/>
           </w:tcPr>
           <w:p>
             <w:pPr>
               <w:ind w:left="0" w:right="14" w:firstLine="0"/>
             </w:pPr>
             <w:r>
-              <w:t>Encourages</w:t>
-            </w:r>
-            <w:r>
-              <w:t xml:space="preserve"> stepwise reasoning to improve factuality; </w:t>
-            </w:r>
-            <w:proofErr w:type="gramStart"/>
-            <w:r>
-              <w:t>however</w:t>
-            </w:r>
-            <w:proofErr w:type="gramEnd"/>
-            <w:r>
-              <w:t xml:space="preserve"> it may backfire and elaborate on </w:t>
-            </w:r>
-            <w:proofErr w:type="spellStart"/>
-            <w:r>
-              <w:t>ahllucinations</w:t>
-            </w:r>
-            <w:proofErr w:type="spellEnd"/>
-            <w:r>
-              <w:t xml:space="preserve"> of the model lacks base knowledge</w:t>
+              <w:t>Multi-sample consistency checking</w:t>
+            </w:r>
+          </w:p>
+        </w:tc>
+        <w:tc>
+          <w:tcPr>
+            <w:tcW w:w="2585" w:type="dxa"/>
+          </w:tcPr>
+          <w:p>
+            <w:pPr>
+              <w:ind w:left="0" w:right="14" w:firstLine="0"/>
+            </w:pPr>
+            <w:r>
+              <w:t>Conceptual basis for semantic consistency</w:t>
             </w:r>
           </w:p>
         </w:tc>
@@ -5558,53 +6426,63 @@
       <w:tr>
         <w:tc>
           <w:tcPr>
-            <w:tcW w:w="3308" w:type="dxa"/>
+            <w:tcW w:w="2516" w:type="dxa"/>
           </w:tcPr>
           <w:p>
             <w:pPr>
               <w:ind w:left="0" w:right="14" w:firstLine="0"/>
             </w:pPr>
             <w:r>
-              <w:t>Chain of Verification (</w:t>
-            </w:r>
-            <w:proofErr w:type="spellStart"/>
-            <w:r>
-              <w:t>COVe</w:t>
-            </w:r>
-            <w:proofErr w:type="spellEnd"/>
-          </w:p>
-        </w:tc>
-        <w:tc>
-          <w:tcPr>
-            <w:tcW w:w="3308" w:type="dxa"/>
+              <w:t>Semantic Entropy</w:t>
+            </w:r>
+          </w:p>
+        </w:tc>
+        <w:tc>
+          <w:tcPr>
+            <w:tcW w:w="2562" w:type="dxa"/>
           </w:tcPr>
           <w:p>
             <w:pPr>
               <w:ind w:left="0" w:right="14" w:firstLine="0"/>
             </w:pPr>
             <w:r>
-              <w:t>Mitigation (Post Editing)</w:t>
-            </w:r>
-          </w:p>
-        </w:tc>
-        <w:tc>
-          <w:tcPr>
-            <w:tcW w:w="3308" w:type="dxa"/>
+              <w:t>Farquhar et al (2024).</w:t>
+            </w:r>
+          </w:p>
+        </w:tc>
+        <w:tc>
+          <w:tcPr>
+            <w:tcW w:w="2261" w:type="dxa"/>
           </w:tcPr>
           <w:p>
             <w:pPr>
               <w:ind w:left="0" w:right="14" w:firstLine="0"/>
             </w:pPr>
             <w:r>
-              <w:t xml:space="preserve">The model generates verification questions for its own draft response and uses its parametric </w:t>
-            </w:r>
-            <w:proofErr w:type="spellStart"/>
-            <w:r>
-              <w:t>knowlefge</w:t>
-            </w:r>
-            <w:proofErr w:type="spellEnd"/>
-            <w:r>
-              <w:t xml:space="preserve"> to cross check facts</w:t>
+              <w:t>??</w:t>
+            </w:r>
+          </w:p>
+        </w:tc>
+        <w:tc>
+          <w:tcPr>
+            <w:tcW w:w="2585" w:type="dxa"/>
+          </w:tcPr>
+          <w:p>
+            <w:pPr>
+              <w:ind w:left="0" w:right="14" w:firstLine="0"/>
+            </w:pPr>
+            <w:commentRangeStart w:id="10"/>
+            <w:r>
+              <w:t>??</w:t>
+            </w:r>
+            <w:commentRangeEnd w:id="10"/>
+            <w:r>
+              <w:rPr>
+                <w:rStyle w:val="CommentReference"/>
+                <w:sz w:val="24"/>
+                <w:szCs w:val="24"/>
+              </w:rPr>
+              <w:commentReference w:id="10"/>
             </w:r>
           </w:p>
         </w:tc>
@@ -5612,64 +6490,63 @@
       <w:tr>
         <w:tc>
           <w:tcPr>
-            <w:tcW w:w="3308" w:type="dxa"/>
+            <w:tcW w:w="2516" w:type="dxa"/>
           </w:tcPr>
           <w:p>
             <w:pPr>
               <w:ind w:left="0" w:right="14" w:firstLine="0"/>
             </w:pPr>
-            <w:r>
-              <w:t>Context Aware decoding (CAD)</w:t>
-            </w:r>
-          </w:p>
-        </w:tc>
-        <w:tc>
-          <w:tcPr>
-            <w:tcW w:w="3308" w:type="dxa"/>
+            <w:commentRangeStart w:id="11"/>
+            <w:r>
+              <w:t>FActScore</w:t>
+            </w:r>
+            <w:commentRangeEnd w:id="11"/>
+            <w:r>
+              <w:rPr>
+                <w:rStyle w:val="CommentReference"/>
+                <w:sz w:val="24"/>
+                <w:szCs w:val="24"/>
+              </w:rPr>
+              <w:commentReference w:id="11"/>
+            </w:r>
+          </w:p>
+        </w:tc>
+        <w:tc>
+          <w:tcPr>
+            <w:tcW w:w="2562" w:type="dxa"/>
           </w:tcPr>
           <w:p>
             <w:pPr>
               <w:ind w:left="0" w:right="14" w:firstLine="0"/>
             </w:pPr>
             <w:r>
-              <w:t>Mitigation (Inference)</w:t>
-            </w:r>
-          </w:p>
-        </w:tc>
-        <w:tc>
-          <w:tcPr>
-            <w:tcW w:w="3308" w:type="dxa"/>
+              <w:t>Min et al(2023).</w:t>
+            </w:r>
+          </w:p>
+        </w:tc>
+        <w:tc>
+          <w:tcPr>
+            <w:tcW w:w="2261" w:type="dxa"/>
           </w:tcPr>
           <w:p>
             <w:pPr>
               <w:ind w:left="0" w:right="14" w:firstLine="0"/>
             </w:pPr>
             <w:r>
-              <w:t xml:space="preserve">Modifies the output </w:t>
-            </w:r>
-            <w:proofErr w:type="spellStart"/>
-            <w:r>
-              <w:t>distriuvbution</w:t>
-            </w:r>
-            <w:proofErr w:type="spellEnd"/>
-            <w:r>
-              <w:t xml:space="preserve"> by amplifying the </w:t>
-            </w:r>
-            <w:proofErr w:type="spellStart"/>
-            <w:r>
-              <w:t>differene</w:t>
-            </w:r>
-            <w:proofErr w:type="spellEnd"/>
-            <w:r>
-              <w:t xml:space="preserve"> between </w:t>
-            </w:r>
-            <w:proofErr w:type="spellStart"/>
-            <w:r>
-              <w:t>probalilites</w:t>
-            </w:r>
-            <w:proofErr w:type="spellEnd"/>
-            <w:r>
-              <w:t xml:space="preserve"> generated with and without context. </w:t>
+              <w:t>Fact verification at an atomic stage</w:t>
+            </w:r>
+          </w:p>
+        </w:tc>
+        <w:tc>
+          <w:tcPr>
+            <w:tcW w:w="2585" w:type="dxa"/>
+          </w:tcPr>
+          <w:p>
+            <w:pPr>
+              <w:ind w:left="0" w:right="14" w:firstLine="0"/>
+            </w:pPr>
+            <w:r>
+              <w:t>Factual evaluation approach</w:t>
             </w:r>
           </w:p>
         </w:tc>
@@ -5677,51 +6554,53 @@
       <w:tr>
         <w:tc>
           <w:tcPr>
-            <w:tcW w:w="3308" w:type="dxa"/>
+            <w:tcW w:w="2516" w:type="dxa"/>
           </w:tcPr>
           <w:p>
             <w:pPr>
               <w:ind w:left="0" w:right="14" w:firstLine="0"/>
             </w:pPr>
-            <w:proofErr w:type="spellStart"/>
-            <w:r>
-              <w:t>Self Check</w:t>
-            </w:r>
-            <w:proofErr w:type="spellEnd"/>
-            <w:r>
-              <w:t xml:space="preserve"> GPT</w:t>
-            </w:r>
-          </w:p>
-        </w:tc>
-        <w:tc>
-          <w:tcPr>
-            <w:tcW w:w="3308" w:type="dxa"/>
+            <w:r>
+              <w:t>Sentence-BERT</w:t>
+            </w:r>
+          </w:p>
+        </w:tc>
+        <w:tc>
+          <w:tcPr>
+            <w:tcW w:w="2562" w:type="dxa"/>
           </w:tcPr>
           <w:p>
             <w:pPr>
               <w:ind w:left="0" w:right="14" w:firstLine="0"/>
             </w:pPr>
-            <w:proofErr w:type="spellStart"/>
-            <w:r>
-              <w:t>Dtection</w:t>
-            </w:r>
-            <w:proofErr w:type="spellEnd"/>
-          </w:p>
-        </w:tc>
-        <w:tc>
-          <w:tcPr>
-            <w:tcW w:w="3308" w:type="dxa"/>
+            <w:r>
+              <w:t>Reimers and Gurevych(2019).</w:t>
+            </w:r>
+          </w:p>
+        </w:tc>
+        <w:tc>
+          <w:tcPr>
+            <w:tcW w:w="2261" w:type="dxa"/>
           </w:tcPr>
           <w:p>
             <w:pPr>
               <w:ind w:left="0" w:right="14" w:firstLine="0"/>
             </w:pPr>
             <w:r>
-              <w:t xml:space="preserve">A zero-resource method that samples multiple responses to the same prompt and measures </w:t>
-            </w:r>
-            <w:r>
-              <w:lastRenderedPageBreak/>
-              <w:t>information consistency between them.</w:t>
+              <w:t>Sentence Embeddings</w:t>
+            </w:r>
+          </w:p>
+        </w:tc>
+        <w:tc>
+          <w:tcPr>
+            <w:tcW w:w="2585" w:type="dxa"/>
+          </w:tcPr>
+          <w:p>
+            <w:pPr>
+              <w:ind w:left="0" w:right="14" w:firstLine="0"/>
+            </w:pPr>
+            <w:r>
+              <w:t>Embedding models for RAG</w:t>
             </w:r>
           </w:p>
         </w:tc>
@@ -5729,53 +6608,53 @@
       <w:tr>
         <w:tc>
           <w:tcPr>
-            <w:tcW w:w="3308" w:type="dxa"/>
+            <w:tcW w:w="2516" w:type="dxa"/>
           </w:tcPr>
           <w:p>
             <w:pPr>
               <w:ind w:left="0" w:right="14" w:firstLine="0"/>
             </w:pPr>
-            <w:proofErr w:type="spellStart"/>
-            <w:r>
-              <w:lastRenderedPageBreak/>
-              <w:t>DoLa</w:t>
-            </w:r>
-            <w:proofErr w:type="spellEnd"/>
-          </w:p>
-        </w:tc>
-        <w:tc>
-          <w:tcPr>
-            <w:tcW w:w="3308" w:type="dxa"/>
+            <w:r>
+              <w:t>TruthfulQA</w:t>
+            </w:r>
+          </w:p>
+        </w:tc>
+        <w:tc>
+          <w:tcPr>
+            <w:tcW w:w="2562" w:type="dxa"/>
           </w:tcPr>
           <w:p>
             <w:pPr>
               <w:ind w:left="0" w:right="14" w:firstLine="0"/>
             </w:pPr>
-            <w:proofErr w:type="spellStart"/>
-            <w:r>
-              <w:t>Mitigaation</w:t>
-            </w:r>
-            <w:proofErr w:type="spellEnd"/>
-          </w:p>
-        </w:tc>
-        <w:tc>
-          <w:tcPr>
-            <w:tcW w:w="3308" w:type="dxa"/>
+            <w:r>
+              <w:t>Lin et al. (2022)</w:t>
+            </w:r>
+          </w:p>
+        </w:tc>
+        <w:tc>
+          <w:tcPr>
+            <w:tcW w:w="2261" w:type="dxa"/>
           </w:tcPr>
           <w:p>
             <w:pPr>
               <w:ind w:left="0" w:right="14" w:firstLine="0"/>
             </w:pPr>
             <w:r>
-              <w:t xml:space="preserve">Enhances </w:t>
-            </w:r>
-            <w:proofErr w:type="spellStart"/>
-            <w:r>
-              <w:t>factualtity</w:t>
-            </w:r>
-            <w:proofErr w:type="spellEnd"/>
-            <w:r>
-              <w:t xml:space="preserve"> by contrasting logits from different layers of the transformant, prioritizing higher level sematic knowledge</w:t>
+              <w:t>Adversarial truthfulness benchmark</w:t>
+            </w:r>
+          </w:p>
+        </w:tc>
+        <w:tc>
+          <w:tcPr>
+            <w:tcW w:w="2585" w:type="dxa"/>
+          </w:tcPr>
+          <w:p>
+            <w:pPr>
+              <w:ind w:left="0" w:right="14" w:firstLine="0"/>
+            </w:pPr>
+            <w:r>
+              <w:t>Primary dataset</w:t>
             </w:r>
           </w:p>
         </w:tc>
@@ -5783,48 +6662,53 @@
       <w:tr>
         <w:tc>
           <w:tcPr>
-            <w:tcW w:w="3308" w:type="dxa"/>
+            <w:tcW w:w="2516" w:type="dxa"/>
           </w:tcPr>
           <w:p>
             <w:pPr>
               <w:ind w:left="0" w:right="14" w:firstLine="0"/>
             </w:pPr>
             <w:r>
-              <w:t>SAC3</w:t>
-            </w:r>
-          </w:p>
-        </w:tc>
-        <w:tc>
-          <w:tcPr>
-            <w:tcW w:w="3308" w:type="dxa"/>
+              <w:t>Flan-T5</w:t>
+            </w:r>
+          </w:p>
+        </w:tc>
+        <w:tc>
+          <w:tcPr>
+            <w:tcW w:w="2562" w:type="dxa"/>
           </w:tcPr>
           <w:p>
             <w:pPr>
               <w:ind w:left="0" w:right="14" w:firstLine="0"/>
             </w:pPr>
             <w:r>
-              <w:t>Detection</w:t>
-            </w:r>
-          </w:p>
-        </w:tc>
-        <w:tc>
-          <w:tcPr>
-            <w:tcW w:w="3308" w:type="dxa"/>
+              <w:t>Chung et al. (2024)</w:t>
+            </w:r>
+          </w:p>
+        </w:tc>
+        <w:tc>
+          <w:tcPr>
+            <w:tcW w:w="2261" w:type="dxa"/>
           </w:tcPr>
           <w:p>
             <w:pPr>
               <w:ind w:left="0" w:right="14" w:firstLine="0"/>
             </w:pPr>
             <w:r>
-              <w:t xml:space="preserve">Evaluates semantic-aware cross-check consistency to identify </w:t>
-            </w:r>
-            <w:proofErr w:type="spellStart"/>
-            <w:r>
-              <w:t>factial</w:t>
-            </w:r>
-            <w:proofErr w:type="spellEnd"/>
-            <w:r>
-              <w:t xml:space="preserve"> errors in black-box models</w:t>
+              <w:t>Instrunctions tuned model</w:t>
+            </w:r>
+          </w:p>
+        </w:tc>
+        <w:tc>
+          <w:tcPr>
+            <w:tcW w:w="2585" w:type="dxa"/>
+          </w:tcPr>
+          <w:p>
+            <w:pPr>
+              <w:ind w:left="0" w:right="14" w:firstLine="0"/>
+            </w:pPr>
+            <w:r>
+              <w:t>Genrator Model familt</w:t>
             </w:r>
           </w:p>
         </w:tc>
@@ -5832,258 +6716,79 @@
       <w:tr>
         <w:tc>
           <w:tcPr>
-            <w:tcW w:w="3308" w:type="dxa"/>
+            <w:tcW w:w="2516" w:type="dxa"/>
           </w:tcPr>
           <w:p>
             <w:pPr>
               <w:ind w:left="0" w:right="14" w:firstLine="0"/>
             </w:pPr>
-            <w:proofErr w:type="spellStart"/>
-            <w:r>
-              <w:t>Adaptice</w:t>
-            </w:r>
-            <w:proofErr w:type="spellEnd"/>
-            <w:r>
-              <w:t>-RAG</w:t>
-            </w:r>
-          </w:p>
-        </w:tc>
-        <w:tc>
-          <w:tcPr>
-            <w:tcW w:w="3308" w:type="dxa"/>
+          </w:p>
+        </w:tc>
+        <w:tc>
+          <w:tcPr>
+            <w:tcW w:w="2562" w:type="dxa"/>
           </w:tcPr>
           <w:p>
             <w:pPr>
               <w:ind w:left="0" w:right="14" w:firstLine="0"/>
             </w:pPr>
-            <w:r>
-              <w:t>Mitigation</w:t>
-            </w:r>
-          </w:p>
-        </w:tc>
-        <w:tc>
-          <w:tcPr>
-            <w:tcW w:w="3308" w:type="dxa"/>
+          </w:p>
+        </w:tc>
+        <w:tc>
+          <w:tcPr>
+            <w:tcW w:w="2261" w:type="dxa"/>
           </w:tcPr>
           <w:p>
             <w:pPr>
               <w:ind w:left="0" w:right="14" w:firstLine="0"/>
             </w:pPr>
-            <w:r>
-              <w:t xml:space="preserve">Determines retrieval timing based on query </w:t>
-            </w:r>
-            <w:proofErr w:type="spellStart"/>
-            <w:r>
-              <w:t>complexiry</w:t>
-            </w:r>
-            <w:proofErr w:type="spellEnd"/>
-            <w:r>
-              <w:t>, suing a classifier to decide if external information is needed</w:t>
-            </w:r>
+          </w:p>
+        </w:tc>
+        <w:tc>
+          <w:tcPr>
+            <w:tcW w:w="2585" w:type="dxa"/>
+          </w:tcPr>
+          <w:p>
+            <w:pPr>
+              <w:ind w:left="0" w:right="14" w:firstLine="0"/>
+            </w:pPr>
           </w:p>
         </w:tc>
       </w:tr>
       <w:tr>
         <w:tc>
           <w:tcPr>
-            <w:tcW w:w="3308" w:type="dxa"/>
+            <w:tcW w:w="2516" w:type="dxa"/>
           </w:tcPr>
           <w:p>
             <w:pPr>
               <w:ind w:left="0" w:right="14" w:firstLine="0"/>
             </w:pPr>
-            <w:r>
-              <w:t>Multi Agent Debate</w:t>
-            </w:r>
-          </w:p>
-        </w:tc>
-        <w:tc>
-          <w:tcPr>
-            <w:tcW w:w="3308" w:type="dxa"/>
+          </w:p>
+        </w:tc>
+        <w:tc>
+          <w:tcPr>
+            <w:tcW w:w="2562" w:type="dxa"/>
           </w:tcPr>
           <w:p>
             <w:pPr>
               <w:ind w:left="0" w:right="14" w:firstLine="0"/>
             </w:pPr>
-            <w:r>
-              <w:t>Mitigation</w:t>
-            </w:r>
-          </w:p>
-        </w:tc>
-        <w:tc>
-          <w:tcPr>
-            <w:tcW w:w="3308" w:type="dxa"/>
+          </w:p>
+        </w:tc>
+        <w:tc>
+          <w:tcPr>
+            <w:tcW w:w="2261" w:type="dxa"/>
           </w:tcPr>
           <w:p>
             <w:pPr>
               <w:ind w:left="0" w:right="14" w:firstLine="0"/>
             </w:pPr>
-            <w:r>
-              <w:t xml:space="preserve">Employs multiple model agents to debate their individual responses over several rounds to reach a </w:t>
-            </w:r>
-            <w:proofErr w:type="spellStart"/>
-            <w:r>
-              <w:t>consessus</w:t>
-            </w:r>
-            <w:proofErr w:type="spellEnd"/>
-            <w:r>
-              <w:t xml:space="preserve"> answer</w:t>
-            </w:r>
-          </w:p>
-        </w:tc>
-      </w:tr>
-      <w:tr>
-        <w:tc>
-          <w:tcPr>
-            <w:tcW w:w="3308" w:type="dxa"/>
-          </w:tcPr>
-          <w:p>
-            <w:pPr>
-              <w:ind w:left="0" w:right="14" w:firstLine="0"/>
-            </w:pPr>
-          </w:p>
-        </w:tc>
-        <w:tc>
-          <w:tcPr>
-            <w:tcW w:w="3308" w:type="dxa"/>
-          </w:tcPr>
-          <w:p>
-            <w:pPr>
-              <w:ind w:left="0" w:right="14" w:firstLine="0"/>
-            </w:pPr>
-          </w:p>
-        </w:tc>
-        <w:tc>
-          <w:tcPr>
-            <w:tcW w:w="3308" w:type="dxa"/>
-          </w:tcPr>
-          <w:p>
-            <w:pPr>
-              <w:ind w:left="0" w:right="14" w:firstLine="0"/>
-            </w:pPr>
-          </w:p>
-        </w:tc>
-      </w:tr>
-      <w:tr>
-        <w:tc>
-          <w:tcPr>
-            <w:tcW w:w="3308" w:type="dxa"/>
-          </w:tcPr>
-          <w:p>
-            <w:pPr>
-              <w:ind w:left="0" w:right="14" w:firstLine="0"/>
-            </w:pPr>
-          </w:p>
-        </w:tc>
-        <w:tc>
-          <w:tcPr>
-            <w:tcW w:w="3308" w:type="dxa"/>
-          </w:tcPr>
-          <w:p>
-            <w:pPr>
-              <w:ind w:left="0" w:right="14" w:firstLine="0"/>
-            </w:pPr>
-          </w:p>
-        </w:tc>
-        <w:tc>
-          <w:tcPr>
-            <w:tcW w:w="3308" w:type="dxa"/>
-          </w:tcPr>
-          <w:p>
-            <w:pPr>
-              <w:ind w:left="0" w:right="14" w:firstLine="0"/>
-            </w:pPr>
-          </w:p>
-        </w:tc>
-      </w:tr>
-      <w:tr>
-        <w:tc>
-          <w:tcPr>
-            <w:tcW w:w="3308" w:type="dxa"/>
-          </w:tcPr>
-          <w:p>
-            <w:pPr>
-              <w:ind w:left="0" w:right="14" w:firstLine="0"/>
-            </w:pPr>
-          </w:p>
-        </w:tc>
-        <w:tc>
-          <w:tcPr>
-            <w:tcW w:w="3308" w:type="dxa"/>
-          </w:tcPr>
-          <w:p>
-            <w:pPr>
-              <w:ind w:left="0" w:right="14" w:firstLine="0"/>
-            </w:pPr>
-          </w:p>
-        </w:tc>
-        <w:tc>
-          <w:tcPr>
-            <w:tcW w:w="3308" w:type="dxa"/>
-          </w:tcPr>
-          <w:p>
-            <w:pPr>
-              <w:ind w:left="0" w:right="14" w:firstLine="0"/>
-            </w:pPr>
-          </w:p>
-        </w:tc>
-      </w:tr>
-      <w:tr>
-        <w:tc>
-          <w:tcPr>
-            <w:tcW w:w="3308" w:type="dxa"/>
-          </w:tcPr>
-          <w:p>
-            <w:pPr>
-              <w:ind w:left="0" w:right="14" w:firstLine="0"/>
-            </w:pPr>
-          </w:p>
-        </w:tc>
-        <w:tc>
-          <w:tcPr>
-            <w:tcW w:w="3308" w:type="dxa"/>
-          </w:tcPr>
-          <w:p>
-            <w:pPr>
-              <w:ind w:left="0" w:right="14" w:firstLine="0"/>
-            </w:pPr>
-          </w:p>
-        </w:tc>
-        <w:tc>
-          <w:tcPr>
-            <w:tcW w:w="3308" w:type="dxa"/>
-          </w:tcPr>
-          <w:p>
-            <w:pPr>
-              <w:ind w:left="0" w:right="14" w:firstLine="0"/>
-            </w:pPr>
-          </w:p>
-        </w:tc>
-      </w:tr>
-      <w:tr>
-        <w:tc>
-          <w:tcPr>
-            <w:tcW w:w="3308" w:type="dxa"/>
-          </w:tcPr>
-          <w:p>
-            <w:pPr>
-              <w:ind w:left="0" w:right="14" w:firstLine="0"/>
-            </w:pPr>
-          </w:p>
-        </w:tc>
-        <w:tc>
-          <w:tcPr>
-            <w:tcW w:w="3308" w:type="dxa"/>
-          </w:tcPr>
-          <w:p>
-            <w:pPr>
-              <w:ind w:left="0" w:right="14" w:firstLine="0"/>
-            </w:pPr>
-          </w:p>
-        </w:tc>
-        <w:tc>
-          <w:tcPr>
-            <w:tcW w:w="3308" w:type="dxa"/>
+          </w:p>
+        </w:tc>
+        <w:tc>
+          <w:tcPr>
+            <w:tcW w:w="2585" w:type="dxa"/>
           </w:tcPr>
           <w:p>
             <w:pPr>
@@ -6100,19 +6805,6 @@
     </w:p>
     <w:p>
       <w:pPr>
-        <w:ind w:left="0" w:right="14" w:firstLine="0"/>
-      </w:pPr>
-      <w:r>
-        <w:t>.</w:t>
-      </w:r>
-    </w:p>
-    <w:p>
-      <w:pPr>
-        <w:ind w:left="-5" w:right="14"/>
-      </w:pPr>
-    </w:p>
-    <w:p>
-      <w:pPr>
         <w:ind w:left="-5" w:right="14"/>
       </w:pPr>
     </w:p>
@@ -6199,7 +6891,6 @@
           <w:b/>
           <w:color w:val="4F81BD"/>
         </w:rPr>
-        <w:lastRenderedPageBreak/>
         <w:t>Sample Text with In-Text Equation Citation:</w:t>
       </w:r>
       <w:r>
@@ -6289,7 +6980,7 @@
                     <pic:cNvPicPr/>
                   </pic:nvPicPr>
                   <pic:blipFill>
-                    <a:blip r:embed="rId15"/>
+                    <a:blip r:embed="rId19"/>
                     <a:stretch>
                       <a:fillRect/>
                     </a:stretch>
@@ -6338,116 +7029,49 @@
         </w:rPr>
         <w:t xml:space="preserve">&lt;&lt;All equations should be typed using </w:t>
       </w:r>
-      <w:proofErr w:type="spellStart"/>
       <w:r>
         <w:rPr>
           <w:b/>
           <w:i/>
           <w:color w:val="FF0000"/>
         </w:rPr>
-        <w:t>MathType</w:t>
-      </w:r>
-      <w:proofErr w:type="spellEnd"/>
-      <w:r>
-        <w:rPr>
-          <w:b/>
+        <w:t>MathType software</w:t>
+      </w:r>
+      <w:r>
+        <w:rPr>
           <w:i/>
           <w:color w:val="FF0000"/>
         </w:rPr>
-        <w:t xml:space="preserve"> software</w:t>
-      </w:r>
-      <w:r>
-        <w:rPr>
+        <w:t xml:space="preserve"> or inserting through </w:t>
+      </w:r>
+      <w:r>
+        <w:rPr>
+          <w:b/>
           <w:i/>
           <w:color w:val="FF0000"/>
         </w:rPr>
-        <w:t xml:space="preserve"> or inserting through </w:t>
-      </w:r>
-      <w:r>
-        <w:rPr>
-          <w:b/>
+        <w:t>MS Equation Editor</w:t>
+      </w:r>
+      <w:r>
+        <w:rPr>
           <w:i/>
           <w:color w:val="FF0000"/>
         </w:rPr>
-        <w:t>MS Equation Editor</w:t>
-      </w:r>
+        <w:t xml:space="preserve"> but not pasted as image strictly&gt;&gt; </w:t>
+      </w:r>
+    </w:p>
+    <w:p>
+      <w:pPr>
+        <w:spacing w:after="242" w:line="274" w:lineRule="auto"/>
+        <w:ind w:left="-5" w:right="-8"/>
+        <w:jc w:val="left"/>
+      </w:pPr>
       <w:r>
         <w:rPr>
           <w:i/>
           <w:color w:val="FF0000"/>
         </w:rPr>
-        <w:t xml:space="preserve"> but not pasted as image strictly&gt;&gt; </w:t>
-      </w:r>
-    </w:p>
-    <w:p>
-      <w:pPr>
-        <w:spacing w:after="242" w:line="274" w:lineRule="auto"/>
-        <w:ind w:left="-5" w:right="-8"/>
-        <w:jc w:val="left"/>
-      </w:pPr>
-      <w:r>
-        <w:rPr>
-          <w:i/>
-          <w:color w:val="FF0000"/>
-        </w:rPr>
-        <w:t xml:space="preserve">&lt;&lt;Any equations inside any Chapters, </w:t>
-      </w:r>
-      <w:proofErr w:type="gramStart"/>
-      <w:r>
-        <w:rPr>
-          <w:i/>
-          <w:color w:val="FF0000"/>
-        </w:rPr>
-        <w:t>should  follow</w:t>
-      </w:r>
-      <w:proofErr w:type="gramEnd"/>
-      <w:r>
-        <w:rPr>
-          <w:i/>
-          <w:color w:val="FF0000"/>
-        </w:rPr>
-        <w:t xml:space="preserve"> the numbering conventions as 4.1, 4.2</w:t>
-      </w:r>
-      <w:proofErr w:type="gramStart"/>
-      <w:r>
-        <w:rPr>
-          <w:i/>
-          <w:color w:val="FF0000"/>
-        </w:rPr>
-        <w:t>….</w:t>
-      </w:r>
-      <w:proofErr w:type="spellStart"/>
-      <w:r>
-        <w:rPr>
-          <w:i/>
-          <w:color w:val="FF0000"/>
-        </w:rPr>
-        <w:t>etc</w:t>
-      </w:r>
-      <w:proofErr w:type="spellEnd"/>
-      <w:proofErr w:type="gramEnd"/>
-      <w:r>
-        <w:rPr>
-          <w:i/>
-          <w:color w:val="FF0000"/>
-        </w:rPr>
-        <w:t xml:space="preserve"> if appearing inside Chapter 4, as 3.1, 3.2…</w:t>
-      </w:r>
-      <w:proofErr w:type="spellStart"/>
-      <w:r>
-        <w:rPr>
-          <w:i/>
-          <w:color w:val="FF0000"/>
-        </w:rPr>
-        <w:t>etc</w:t>
-      </w:r>
-      <w:proofErr w:type="spellEnd"/>
-      <w:r>
-        <w:rPr>
-          <w:i/>
-          <w:color w:val="FF0000"/>
-        </w:rPr>
-        <w:t xml:space="preserve"> if appearing under chapter 3 and so on&gt;&gt;</w:t>
+        <w:t>&lt;&lt;Any equations inside any Chapters, should  follow the numbering conventions as 4.1, 4.2….etc if appearing inside Chapter 4, as 3.1, 3.2…etc if appearing under chapter 3 and so on&gt;&gt;</w:t>
       </w:r>
       <w:r>
         <w:rPr>
@@ -6464,6 +7088,7 @@
         <w:jc w:val="right"/>
       </w:pPr>
       <w:r>
+        <w:lastRenderedPageBreak/>
         <w:t xml:space="preserve">Chapter 3: Methodology </w:t>
       </w:r>
     </w:p>
@@ -6498,18 +7123,14 @@
     </w:p>
     <w:p>
       <w:pPr>
+        <w:pStyle w:val="ListParagraph"/>
+        <w:numPr>
+          <w:ilvl w:val="1"/>
+          <w:numId w:val="11"/>
+        </w:numPr>
         <w:spacing w:after="9"/>
-        <w:ind w:left="730" w:right="14"/>
-      </w:pPr>
-      <w:r>
-        <w:t>3.1</w:t>
-      </w:r>
-      <w:r>
-        <w:rPr>
-          <w:rFonts w:ascii="Arial" w:eastAsia="Arial" w:hAnsi="Arial" w:cs="Arial"/>
-        </w:rPr>
-        <w:t xml:space="preserve"> </w:t>
-      </w:r>
+        <w:ind w:right="14"/>
+      </w:pPr>
       <w:r>
         <w:t xml:space="preserve">Research Design (Quantitative/Qualitative/Mixed) </w:t>
       </w:r>
@@ -6517,17 +7138,111 @@
     <w:p>
       <w:pPr>
         <w:spacing w:after="9"/>
-        <w:ind w:left="730" w:right="14"/>
-      </w:pPr>
-      <w:r>
-        <w:t>3.2</w:t>
-      </w:r>
-      <w:r>
-        <w:rPr>
-          <w:rFonts w:ascii="Arial" w:eastAsia="Arial" w:hAnsi="Arial" w:cs="Arial"/>
-        </w:rPr>
-        <w:t xml:space="preserve"> </w:t>
-      </w:r>
+        <w:ind w:left="0" w:right="14" w:firstLine="0"/>
+      </w:pPr>
+      <w:r>
+        <w:t>This study</w:t>
+      </w:r>
+      <w:r>
+        <w:t xml:space="preserve">adopts a quantative </w:t>
+      </w:r>
+      <w:r>
+        <w:t>research design, structured around a conteolled comaprision of three experimental conditions applied to the same benchmark dataset.</w:t>
+      </w:r>
+    </w:p>
+    <w:p>
+      <w:pPr>
+        <w:spacing w:after="9"/>
+        <w:ind w:left="0" w:right="14" w:firstLine="0"/>
+      </w:pPr>
+      <w:r>
+        <w:t>Condition A: Baseline LLM</w:t>
+      </w:r>
+      <w:r>
+        <w:t xml:space="preserve">: The language model </w:t>
+      </w:r>
+      <w:r>
+        <w:t>generates answers to questions direcrlt, without access to any exernal knowledge source.</w:t>
+      </w:r>
+    </w:p>
+    <w:p>
+      <w:pPr>
+        <w:spacing w:after="9"/>
+        <w:ind w:left="0" w:right="14" w:firstLine="0"/>
+      </w:pPr>
+      <w:r>
+        <w:t>Condtion B: RAG: This mode</w:t>
+      </w:r>
+      <w:r>
+        <w:t xml:space="preserve">l generates answers with support of coentect aware retrieval from an external kmowledge base via dense vector similarity </w:t>
+      </w:r>
+      <w:commentRangeStart w:id="12"/>
+      <w:r>
+        <w:t xml:space="preserve">search </w:t>
+      </w:r>
+      <w:commentRangeEnd w:id="12"/>
+      <w:r>
+        <w:rPr>
+          <w:rStyle w:val="CommentReference"/>
+          <w:sz w:val="24"/>
+          <w:szCs w:val="24"/>
+        </w:rPr>
+        <w:commentReference w:id="12"/>
+      </w:r>
+    </w:p>
+    <w:p>
+      <w:pPr>
+        <w:spacing w:after="9"/>
+        <w:ind w:left="0" w:right="14" w:firstLine="0"/>
+      </w:pPr>
+      <w:r>
+        <w:t xml:space="preserve">Condition C: RAG + SCE: The RAG generated answers are subsequently evaluated by a semantic consistency module that computes the cosine </w:t>
+      </w:r>
+      <w:commentRangeStart w:id="13"/>
+      <w:r>
+        <w:t xml:space="preserve">similarity </w:t>
+      </w:r>
+      <w:commentRangeEnd w:id="13"/>
+      <w:r>
+        <w:rPr>
+          <w:rStyle w:val="CommentReference"/>
+          <w:sz w:val="24"/>
+          <w:szCs w:val="24"/>
+        </w:rPr>
+        <w:commentReference w:id="13"/>
+      </w:r>
+      <w:r>
+        <w:t xml:space="preserve">bewetten each henerated anserr and its retitebed contect, flagging respponses to a defined thresjhold as potential hallucinations. </w:t>
+      </w:r>
+    </w:p>
+    <w:p>
+      <w:pPr>
+        <w:spacing w:after="9"/>
+        <w:ind w:left="0" w:right="14" w:firstLine="0"/>
+      </w:pPr>
+      <w:r>
+        <w:t>threshold as potential hallucinations.</w:t>
+      </w:r>
+    </w:p>
+    <w:p>
+      <w:pPr>
+        <w:spacing w:after="9"/>
+        <w:ind w:left="0" w:right="14" w:firstLine="0"/>
+      </w:pPr>
+      <w:r>
+        <w:t>This three-condition design enables a progressive evaluation of each component's contribution: RAG's impact on factual accuracy can be isolated by comparing Conditions A and B, while the SCE module's detection capability can be assessed through the quality differential between flagged and unflagged responses in Condition C.</w:t>
+      </w:r>
+    </w:p>
+    <w:p>
+      <w:pPr>
+        <w:pStyle w:val="ListParagraph"/>
+        <w:numPr>
+          <w:ilvl w:val="1"/>
+          <w:numId w:val="11"/>
+        </w:numPr>
+        <w:spacing w:after="9"/>
+        <w:ind w:right="14"/>
+      </w:pPr>
       <w:r>
         <w:t xml:space="preserve">Dataset Description/Sources Links </w:t>
       </w:r>
@@ -6535,17 +7250,472 @@
     <w:p>
       <w:pPr>
         <w:spacing w:after="9"/>
-        <w:ind w:left="730" w:right="14"/>
-      </w:pPr>
-      <w:r>
-        <w:t>3.3</w:t>
-      </w:r>
-      <w:r>
-        <w:rPr>
-          <w:rFonts w:ascii="Arial" w:eastAsia="Arial" w:hAnsi="Arial" w:cs="Arial"/>
-        </w:rPr>
-        <w:t xml:space="preserve"> </w:t>
-      </w:r>
+        <w:ind w:right="14"/>
+      </w:pPr>
+      <w:r>
+        <w:t>The evaluation dataset used in this study is TruthfulQA (Lin, Hilton and Evans, 2022), a benchmark designed to measure whether language models generate truthful answers rather than reproducing common misconceptions. The generation configuration of the dataset was used, comprising 817 questions in the validation split. No training split is provided, as TruthfulQA is designed exclusively for evaluation.</w:t>
+      </w:r>
+    </w:p>
+    <w:p>
+      <w:pPr>
+        <w:spacing w:after="9"/>
+        <w:ind w:right="14"/>
+      </w:pPr>
+      <w:r>
+        <w:t>Table 3.1: TruthfulQA Dataset Attributes</w:t>
+      </w:r>
+    </w:p>
+    <w:tbl>
+      <w:tblPr>
+        <w:tblStyle w:val="TableGrid0"/>
+        <w:tblW w:w="0" w:type="auto"/>
+        <w:tblInd w:w="10" w:type="dxa"/>
+        <w:tblLook w:val="04A0" w:firstRow="1" w:lastRow="0" w:firstColumn="1" w:lastColumn="0" w:noHBand="0" w:noVBand="1"/>
+      </w:tblPr>
+      <w:tblGrid>
+        <w:gridCol w:w="3305"/>
+        <w:gridCol w:w="3305"/>
+        <w:gridCol w:w="3304"/>
+      </w:tblGrid>
+      <w:tr>
+        <w:tc>
+          <w:tcPr>
+            <w:tcW w:w="3305" w:type="dxa"/>
+          </w:tcPr>
+          <w:p>
+            <w:pPr>
+              <w:spacing w:after="9"/>
+              <w:ind w:left="0" w:right="14" w:firstLine="0"/>
+            </w:pPr>
+            <w:r>
+              <w:t>Attribute</w:t>
+            </w:r>
+          </w:p>
+        </w:tc>
+        <w:tc>
+          <w:tcPr>
+            <w:tcW w:w="3305" w:type="dxa"/>
+          </w:tcPr>
+          <w:p>
+            <w:pPr>
+              <w:spacing w:after="9"/>
+              <w:ind w:left="0" w:right="14" w:firstLine="0"/>
+            </w:pPr>
+            <w:r>
+              <w:t>Description</w:t>
+            </w:r>
+          </w:p>
+        </w:tc>
+        <w:tc>
+          <w:tcPr>
+            <w:tcW w:w="3304" w:type="dxa"/>
+          </w:tcPr>
+          <w:p>
+            <w:pPr>
+              <w:spacing w:after="9"/>
+              <w:ind w:left="0" w:right="14" w:firstLine="0"/>
+            </w:pPr>
+            <w:r>
+              <w:t>Data Type</w:t>
+            </w:r>
+          </w:p>
+        </w:tc>
+      </w:tr>
+      <w:tr>
+        <w:tc>
+          <w:tcPr>
+            <w:tcW w:w="3305" w:type="dxa"/>
+          </w:tcPr>
+          <w:p>
+            <w:pPr>
+              <w:spacing w:after="9"/>
+              <w:ind w:left="0" w:right="14" w:firstLine="0"/>
+            </w:pPr>
+            <w:r>
+              <w:t>q</w:t>
+            </w:r>
+            <w:r>
+              <w:t>uestion</w:t>
+            </w:r>
+          </w:p>
+        </w:tc>
+        <w:tc>
+          <w:tcPr>
+            <w:tcW w:w="3305" w:type="dxa"/>
+          </w:tcPr>
+          <w:p>
+            <w:pPr>
+              <w:spacing w:after="9"/>
+              <w:ind w:left="0" w:right="14" w:firstLine="0"/>
+            </w:pPr>
+            <w:r>
+              <w:t>The adversarial question posed to the model</w:t>
+            </w:r>
+          </w:p>
+        </w:tc>
+        <w:tc>
+          <w:tcPr>
+            <w:tcW w:w="3304" w:type="dxa"/>
+          </w:tcPr>
+          <w:p>
+            <w:pPr>
+              <w:spacing w:after="9"/>
+              <w:ind w:left="0" w:right="14" w:firstLine="0"/>
+            </w:pPr>
+            <w:r>
+              <w:t>String</w:t>
+            </w:r>
+          </w:p>
+        </w:tc>
+      </w:tr>
+      <w:tr>
+        <w:tc>
+          <w:tcPr>
+            <w:tcW w:w="3305" w:type="dxa"/>
+          </w:tcPr>
+          <w:p>
+            <w:pPr>
+              <w:spacing w:after="9"/>
+              <w:ind w:left="0" w:right="14" w:firstLine="0"/>
+            </w:pPr>
+            <w:r>
+              <w:t>best_answer</w:t>
+            </w:r>
+          </w:p>
+        </w:tc>
+        <w:tc>
+          <w:tcPr>
+            <w:tcW w:w="3305" w:type="dxa"/>
+          </w:tcPr>
+          <w:p>
+            <w:pPr>
+              <w:spacing w:after="9"/>
+              <w:ind w:left="0" w:right="14" w:firstLine="0"/>
+            </w:pPr>
+            <w:r>
+              <w:t>The most acurante answer (singly)</w:t>
+            </w:r>
+          </w:p>
+        </w:tc>
+        <w:tc>
+          <w:tcPr>
+            <w:tcW w:w="3304" w:type="dxa"/>
+          </w:tcPr>
+          <w:p>
+            <w:pPr>
+              <w:spacing w:after="9"/>
+              <w:ind w:left="0" w:right="14" w:firstLine="0"/>
+            </w:pPr>
+            <w:r>
+              <w:t>String</w:t>
+            </w:r>
+          </w:p>
+        </w:tc>
+      </w:tr>
+      <w:tr>
+        <w:tc>
+          <w:tcPr>
+            <w:tcW w:w="3305" w:type="dxa"/>
+          </w:tcPr>
+          <w:p>
+            <w:pPr>
+              <w:spacing w:after="9"/>
+              <w:ind w:left="0" w:right="14" w:firstLine="0"/>
+            </w:pPr>
+            <w:r>
+              <w:t>correct_answers</w:t>
+            </w:r>
+          </w:p>
+        </w:tc>
+        <w:tc>
+          <w:tcPr>
+            <w:tcW w:w="3305" w:type="dxa"/>
+          </w:tcPr>
+          <w:p>
+            <w:pPr>
+              <w:spacing w:after="9"/>
+              <w:ind w:left="0" w:right="14" w:firstLine="0"/>
+            </w:pPr>
+            <w:r>
+              <w:t>A list of acceptable correct answers</w:t>
+            </w:r>
+          </w:p>
+        </w:tc>
+        <w:tc>
+          <w:tcPr>
+            <w:tcW w:w="3304" w:type="dxa"/>
+          </w:tcPr>
+          <w:p>
+            <w:pPr>
+              <w:spacing w:after="9"/>
+              <w:ind w:left="0" w:right="14" w:firstLine="0"/>
+            </w:pPr>
+            <w:r>
+              <w:t>List of strings</w:t>
+            </w:r>
+          </w:p>
+        </w:tc>
+      </w:tr>
+      <w:tr>
+        <w:tc>
+          <w:tcPr>
+            <w:tcW w:w="3305" w:type="dxa"/>
+          </w:tcPr>
+          <w:p>
+            <w:pPr>
+              <w:spacing w:after="9"/>
+              <w:ind w:left="0" w:right="14" w:firstLine="0"/>
+            </w:pPr>
+            <w:r>
+              <w:t>incorrect_answers</w:t>
+            </w:r>
+          </w:p>
+        </w:tc>
+        <w:tc>
+          <w:tcPr>
+            <w:tcW w:w="3305" w:type="dxa"/>
+          </w:tcPr>
+          <w:p>
+            <w:pPr>
+              <w:spacing w:after="9"/>
+              <w:ind w:left="0" w:right="14" w:firstLine="0"/>
+            </w:pPr>
+            <w:r>
+              <w:t>A list of common falsehood</w:t>
+            </w:r>
+            <w:r>
+              <w:t xml:space="preserve"> responses</w:t>
+            </w:r>
+          </w:p>
+        </w:tc>
+        <w:tc>
+          <w:tcPr>
+            <w:tcW w:w="3304" w:type="dxa"/>
+          </w:tcPr>
+          <w:p>
+            <w:pPr>
+              <w:spacing w:after="9"/>
+              <w:ind w:left="0" w:right="14" w:firstLine="0"/>
+            </w:pPr>
+            <w:r>
+              <w:t>List of strings</w:t>
+            </w:r>
+          </w:p>
+        </w:tc>
+      </w:tr>
+      <w:tr>
+        <w:tc>
+          <w:tcPr>
+            <w:tcW w:w="3305" w:type="dxa"/>
+          </w:tcPr>
+          <w:p>
+            <w:pPr>
+              <w:spacing w:after="9"/>
+              <w:ind w:left="0" w:right="14" w:firstLine="0"/>
+            </w:pPr>
+            <w:r>
+              <w:t>category</w:t>
+            </w:r>
+          </w:p>
+        </w:tc>
+        <w:tc>
+          <w:tcPr>
+            <w:tcW w:w="3305" w:type="dxa"/>
+          </w:tcPr>
+          <w:p>
+            <w:pPr>
+              <w:spacing w:after="9"/>
+              <w:ind w:left="0" w:right="14" w:firstLine="0"/>
+            </w:pPr>
+            <w:r>
+              <w:t>The topilca category</w:t>
+            </w:r>
+          </w:p>
+        </w:tc>
+        <w:tc>
+          <w:tcPr>
+            <w:tcW w:w="3304" w:type="dxa"/>
+          </w:tcPr>
+          <w:p>
+            <w:pPr>
+              <w:spacing w:after="9"/>
+              <w:ind w:left="0" w:right="14" w:firstLine="0"/>
+            </w:pPr>
+            <w:r>
+              <w:t>String</w:t>
+            </w:r>
+          </w:p>
+        </w:tc>
+      </w:tr>
+      <w:tr>
+        <w:tc>
+          <w:tcPr>
+            <w:tcW w:w="3305" w:type="dxa"/>
+          </w:tcPr>
+          <w:p>
+            <w:pPr>
+              <w:spacing w:after="9"/>
+              <w:ind w:left="0" w:right="14" w:firstLine="0"/>
+            </w:pPr>
+            <w:r>
+              <w:t>type</w:t>
+            </w:r>
+          </w:p>
+        </w:tc>
+        <w:tc>
+          <w:tcPr>
+            <w:tcW w:w="3305" w:type="dxa"/>
+          </w:tcPr>
+          <w:p>
+            <w:pPr>
+              <w:spacing w:after="9"/>
+              <w:ind w:left="0" w:right="14" w:firstLine="0"/>
+            </w:pPr>
+            <w:r>
+              <w:t>The question type</w:t>
+            </w:r>
+          </w:p>
+        </w:tc>
+        <w:tc>
+          <w:tcPr>
+            <w:tcW w:w="3304" w:type="dxa"/>
+          </w:tcPr>
+          <w:p>
+            <w:pPr>
+              <w:spacing w:after="9"/>
+              <w:ind w:left="0" w:right="14" w:firstLine="0"/>
+            </w:pPr>
+            <w:r>
+              <w:t>Strung</w:t>
+            </w:r>
+          </w:p>
+        </w:tc>
+      </w:tr>
+      <w:tr>
+        <w:tc>
+          <w:tcPr>
+            <w:tcW w:w="3305" w:type="dxa"/>
+          </w:tcPr>
+          <w:p>
+            <w:pPr>
+              <w:spacing w:after="9"/>
+              <w:ind w:left="0" w:right="14" w:firstLine="0"/>
+            </w:pPr>
+            <w:r>
+              <w:t>source</w:t>
+            </w:r>
+          </w:p>
+        </w:tc>
+        <w:tc>
+          <w:tcPr>
+            <w:tcW w:w="3305" w:type="dxa"/>
+          </w:tcPr>
+          <w:p>
+            <w:pPr>
+              <w:spacing w:after="9"/>
+              <w:ind w:left="0" w:right="14" w:firstLine="0"/>
+            </w:pPr>
+            <w:r>
+              <w:t>The reference URL or correct answer source</w:t>
+            </w:r>
+          </w:p>
+        </w:tc>
+        <w:tc>
+          <w:tcPr>
+            <w:tcW w:w="3304" w:type="dxa"/>
+          </w:tcPr>
+          <w:p>
+            <w:pPr>
+              <w:spacing w:after="9"/>
+              <w:ind w:left="0" w:right="14" w:firstLine="0"/>
+            </w:pPr>
+            <w:r>
+              <w:t>String</w:t>
+            </w:r>
+          </w:p>
+        </w:tc>
+      </w:tr>
+      <w:tr>
+        <w:tc>
+          <w:tcPr>
+            <w:tcW w:w="3305" w:type="dxa"/>
+          </w:tcPr>
+          <w:p>
+            <w:pPr>
+              <w:spacing w:after="9"/>
+              <w:ind w:left="0" w:right="14" w:firstLine="0"/>
+            </w:pPr>
+          </w:p>
+        </w:tc>
+        <w:tc>
+          <w:tcPr>
+            <w:tcW w:w="3305" w:type="dxa"/>
+          </w:tcPr>
+          <w:p>
+            <w:pPr>
+              <w:spacing w:after="9"/>
+              <w:ind w:left="0" w:right="14" w:firstLine="0"/>
+            </w:pPr>
+          </w:p>
+        </w:tc>
+        <w:tc>
+          <w:tcPr>
+            <w:tcW w:w="3304" w:type="dxa"/>
+          </w:tcPr>
+          <w:p>
+            <w:pPr>
+              <w:spacing w:after="9"/>
+              <w:ind w:left="0" w:right="14" w:firstLine="0"/>
+            </w:pPr>
+          </w:p>
+        </w:tc>
+      </w:tr>
+    </w:tbl>
+    <w:p>
+      <w:pPr>
+        <w:spacing w:after="9"/>
+        <w:ind w:right="14"/>
+      </w:pPr>
+    </w:p>
+    <w:p>
+      <w:pPr>
+        <w:spacing w:after="9"/>
+        <w:ind w:right="14"/>
+      </w:pPr>
+      <w:commentRangeStart w:id="14"/>
+      <w:r>
+        <w:lastRenderedPageBreak/>
+        <w:t xml:space="preserve">The 817 questions </w:t>
+      </w:r>
+      <w:commentRangeEnd w:id="14"/>
+      <w:r>
+        <w:rPr>
+          <w:rStyle w:val="CommentReference"/>
+          <w:sz w:val="24"/>
+          <w:szCs w:val="24"/>
+        </w:rPr>
+        <w:commentReference w:id="14"/>
+      </w:r>
+      <w:r>
+        <w:t>span 38 categories, with the largest categories being Misconceptions (100 questions), Law (64 questions), Health (55 questions), and Sociology (55 questions). The smallest categories include Misconceptions: Topical (4 questions) and Statistics (5 questions).</w:t>
+      </w:r>
+    </w:p>
+    <w:p>
+      <w:pPr>
+        <w:spacing w:after="9"/>
+        <w:ind w:right="14"/>
+      </w:pPr>
+    </w:p>
+    <w:p>
+      <w:pPr>
+        <w:pStyle w:val="ListParagraph"/>
+        <w:numPr>
+          <w:ilvl w:val="1"/>
+          <w:numId w:val="11"/>
+        </w:numPr>
+        <w:spacing w:after="9"/>
+        <w:ind w:right="14"/>
+      </w:pPr>
       <w:r>
         <w:t xml:space="preserve">Data Preprocessing </w:t>
       </w:r>
@@ -6553,17 +7723,73 @@
     <w:p>
       <w:pPr>
         <w:spacing w:after="9"/>
-        <w:ind w:left="730" w:right="14"/>
-      </w:pPr>
-      <w:r>
-        <w:t>3.4</w:t>
-      </w:r>
-      <w:r>
-        <w:rPr>
-          <w:rFonts w:ascii="Arial" w:eastAsia="Arial" w:hAnsi="Arial" w:cs="Arial"/>
-        </w:rPr>
-        <w:t xml:space="preserve"> </w:t>
-      </w:r>
+        <w:ind w:right="14"/>
+      </w:pPr>
+      <w:r>
+        <w:t>Minimal</w:t>
+      </w:r>
+      <w:r>
+        <w:t xml:space="preserve"> pre-processing was applied to the TruthfulQA dataset, as the questions and reference answers are already in clean text format. The only pre-</w:t>
+      </w:r>
+      <w:r>
+        <w:t>processing</w:t>
+      </w:r>
+      <w:r>
+        <w:t xml:space="preserve"> wa</w:t>
+      </w:r>
+      <w:r>
+        <w:t>s the construction of knowledgebase for the RAG pipeline. For each 817 questions</w:t>
+      </w:r>
+      <w:r>
+        <w:t xml:space="preserve">, the corresponding best_answer was extracted and stored as a text document in the </w:t>
+      </w:r>
+      <w:r>
+        <w:t>retrieval</w:t>
+      </w:r>
+      <w:r>
+        <w:t xml:space="preserve"> </w:t>
+      </w:r>
+      <w:r>
+        <w:t>corpus</w:t>
+      </w:r>
+      <w:r>
+        <w:t xml:space="preserve">. Each was then encoded into a dimensional </w:t>
+      </w:r>
+      <w:r>
+        <w:t>vectorizing</w:t>
+      </w:r>
+      <w:r>
+        <w:t xml:space="preserve"> the all-MiniLM-L6-v2</w:t>
+      </w:r>
+      <w:r>
+        <w:t xml:space="preserve"> sentence</w:t>
+      </w:r>
+      <w:r>
+        <w:t xml:space="preserve"> transformer model (Reimers and Gurevych, 2019). </w:t>
+      </w:r>
+      <w:r>
+        <w:t>It should be noted that the use of best_answer as the knowledge base creates a controlled experimental setting where the retrieval step has access to the ground-truth answers. This design choice allows the study to isolate the generation and consistency evaluation components by ensuring that retrieval quality is not the primary bottleneck. The implications and limitations of this decision are discussed in Chapter 6.</w:t>
+      </w:r>
+      <w:r>
+        <w:t xml:space="preserve"> </w:t>
+      </w:r>
+    </w:p>
+    <w:p>
+      <w:pPr>
+        <w:spacing w:after="9"/>
+        <w:ind w:right="14"/>
+      </w:pPr>
+    </w:p>
+    <w:p>
+      <w:pPr>
+        <w:pStyle w:val="ListParagraph"/>
+        <w:numPr>
+          <w:ilvl w:val="1"/>
+          <w:numId w:val="11"/>
+        </w:numPr>
+        <w:spacing w:after="9"/>
+        <w:ind w:right="14"/>
+      </w:pPr>
       <w:r>
         <w:t xml:space="preserve">Tools/Technologies </w:t>
       </w:r>
@@ -6571,50 +7797,1168 @@
     <w:p>
       <w:pPr>
         <w:spacing w:after="9"/>
-        <w:ind w:left="730" w:right="14"/>
-      </w:pPr>
-      <w:r>
-        <w:t>3.5</w:t>
-      </w:r>
-      <w:r>
-        <w:rPr>
-          <w:rFonts w:ascii="Arial" w:eastAsia="Arial" w:hAnsi="Arial" w:cs="Arial"/>
-        </w:rPr>
-        <w:t xml:space="preserve"> </w:t>
-      </w:r>
-      <w:r>
+        <w:ind w:left="0" w:right="14" w:firstLine="0"/>
+      </w:pPr>
+      <w:r>
+        <w:t>The experimental pipeline was implemented in Python 3.10 using the following libraries and frameworks</w:t>
+      </w:r>
+      <w:r>
+        <w:t>.</w:t>
+      </w:r>
+    </w:p>
+    <w:p>
+      <w:pPr>
+        <w:spacing w:after="9"/>
+        <w:ind w:left="0" w:right="14" w:firstLine="0"/>
+      </w:pPr>
+      <w:r>
+        <w:t>Table 3.2: Tools and Technologies</w:t>
+      </w:r>
+    </w:p>
+    <w:tbl>
+      <w:tblPr>
+        <w:tblStyle w:val="TableGrid0"/>
+        <w:tblW w:w="0" w:type="auto"/>
+        <w:tblLook w:val="04A0" w:firstRow="1" w:lastRow="0" w:firstColumn="1" w:lastColumn="0" w:noHBand="0" w:noVBand="1"/>
+      </w:tblPr>
+      <w:tblGrid>
+        <w:gridCol w:w="2481"/>
+        <w:gridCol w:w="2481"/>
+        <w:gridCol w:w="2481"/>
+        <w:gridCol w:w="2481"/>
+      </w:tblGrid>
+      <w:tr>
+        <w:tc>
+          <w:tcPr>
+            <w:tcW w:w="2481" w:type="dxa"/>
+          </w:tcPr>
+          <w:p>
+            <w:pPr>
+              <w:spacing w:after="9"/>
+              <w:ind w:left="0" w:right="14" w:firstLine="0"/>
+            </w:pPr>
+            <w:r>
+              <w:t>Component</w:t>
+            </w:r>
+          </w:p>
+        </w:tc>
+        <w:tc>
+          <w:tcPr>
+            <w:tcW w:w="2481" w:type="dxa"/>
+          </w:tcPr>
+          <w:p>
+            <w:pPr>
+              <w:spacing w:after="9"/>
+              <w:ind w:left="0" w:right="14" w:firstLine="0"/>
+            </w:pPr>
+            <w:r>
+              <w:t>Tool/Library</w:t>
+            </w:r>
+          </w:p>
+        </w:tc>
+        <w:tc>
+          <w:tcPr>
+            <w:tcW w:w="2481" w:type="dxa"/>
+          </w:tcPr>
+          <w:p>
+            <w:pPr>
+              <w:spacing w:after="9"/>
+              <w:ind w:left="0" w:right="14" w:firstLine="0"/>
+            </w:pPr>
+            <w:r>
+              <w:t>Version</w:t>
+            </w:r>
+          </w:p>
+        </w:tc>
+        <w:tc>
+          <w:tcPr>
+            <w:tcW w:w="2481" w:type="dxa"/>
+          </w:tcPr>
+          <w:p>
+            <w:pPr>
+              <w:spacing w:after="9"/>
+              <w:ind w:left="0" w:right="14" w:firstLine="0"/>
+            </w:pPr>
+            <w:r>
+              <w:t>Purpose</w:t>
+            </w:r>
+          </w:p>
+        </w:tc>
+      </w:tr>
+      <w:tr>
+        <w:tc>
+          <w:tcPr>
+            <w:tcW w:w="2481" w:type="dxa"/>
+          </w:tcPr>
+          <w:p>
+            <w:pPr>
+              <w:spacing w:after="9"/>
+              <w:ind w:left="0" w:right="14" w:firstLine="0"/>
+            </w:pPr>
+            <w:r>
+              <w:t>Language Model</w:t>
+            </w:r>
+          </w:p>
+        </w:tc>
+        <w:tc>
+          <w:tcPr>
+            <w:tcW w:w="2481" w:type="dxa"/>
+          </w:tcPr>
+          <w:p>
+            <w:pPr>
+              <w:spacing w:after="9"/>
+              <w:ind w:left="0" w:right="14" w:firstLine="0"/>
+            </w:pPr>
+            <w:r>
+              <w:t>Google</w:t>
+            </w:r>
+            <w:r>
+              <w:t>/flan-t5-small</w:t>
+            </w:r>
+          </w:p>
+        </w:tc>
+        <w:tc>
+          <w:tcPr>
+            <w:tcW w:w="2481" w:type="dxa"/>
+          </w:tcPr>
+          <w:p>
+            <w:pPr>
+              <w:spacing w:after="9"/>
+              <w:ind w:left="0" w:right="14" w:firstLine="0"/>
+            </w:pPr>
+            <w:r>
+              <w:t>-</w:t>
+            </w:r>
+          </w:p>
+        </w:tc>
+        <w:tc>
+          <w:tcPr>
+            <w:tcW w:w="2481" w:type="dxa"/>
+          </w:tcPr>
+          <w:p>
+            <w:pPr>
+              <w:spacing w:after="9"/>
+              <w:ind w:left="0" w:right="14" w:firstLine="0"/>
+            </w:pPr>
+            <w:r>
+              <w:t>Text generation (77M parameters)</w:t>
+            </w:r>
+          </w:p>
+        </w:tc>
+      </w:tr>
+      <w:tr>
+        <w:tc>
+          <w:tcPr>
+            <w:tcW w:w="2481" w:type="dxa"/>
+          </w:tcPr>
+          <w:p>
+            <w:pPr>
+              <w:spacing w:after="9"/>
+              <w:ind w:left="0" w:right="14" w:firstLine="0"/>
+            </w:pPr>
+            <w:r>
+              <w:t>Embedding Model</w:t>
+            </w:r>
+          </w:p>
+        </w:tc>
+        <w:tc>
+          <w:tcPr>
+            <w:tcW w:w="2481" w:type="dxa"/>
+          </w:tcPr>
+          <w:p>
+            <w:pPr>
+              <w:spacing w:after="9"/>
+              <w:ind w:left="0" w:right="14" w:firstLine="0"/>
+            </w:pPr>
+            <w:r>
+              <w:t>All-</w:t>
+            </w:r>
+            <w:r>
+              <w:t>MiniLM-L6-v2</w:t>
+            </w:r>
+          </w:p>
+        </w:tc>
+        <w:tc>
+          <w:tcPr>
+            <w:tcW w:w="2481" w:type="dxa"/>
+          </w:tcPr>
+          <w:p>
+            <w:pPr>
+              <w:spacing w:after="9"/>
+              <w:ind w:left="0" w:right="14" w:firstLine="0"/>
+            </w:pPr>
+            <w:r>
+              <w:t>-</w:t>
+            </w:r>
+          </w:p>
+        </w:tc>
+        <w:tc>
+          <w:tcPr>
+            <w:tcW w:w="2481" w:type="dxa"/>
+          </w:tcPr>
+          <w:p>
+            <w:pPr>
+              <w:spacing w:after="9"/>
+              <w:ind w:left="0" w:right="14" w:firstLine="0"/>
+            </w:pPr>
+            <w:r>
+              <w:t>384-</w:t>
+            </w:r>
+            <w:r>
+              <w:t xml:space="preserve">dim </w:t>
+            </w:r>
+            <w:r>
+              <w:t>sentence</w:t>
+            </w:r>
+            <w:r>
+              <w:t xml:space="preserve"> </w:t>
+            </w:r>
+            <w:r>
+              <w:t>embeddings</w:t>
+            </w:r>
+          </w:p>
+        </w:tc>
+      </w:tr>
+      <w:tr>
+        <w:tc>
+          <w:tcPr>
+            <w:tcW w:w="2481" w:type="dxa"/>
+          </w:tcPr>
+          <w:p>
+            <w:pPr>
+              <w:spacing w:after="9"/>
+              <w:ind w:left="0" w:right="14" w:firstLine="0"/>
+            </w:pPr>
+            <w:r>
+              <w:t>Model Framework</w:t>
+            </w:r>
+          </w:p>
+        </w:tc>
+        <w:tc>
+          <w:tcPr>
+            <w:tcW w:w="2481" w:type="dxa"/>
+          </w:tcPr>
+          <w:p>
+            <w:pPr>
+              <w:spacing w:after="9"/>
+              <w:ind w:left="0" w:right="14" w:firstLine="0"/>
+            </w:pPr>
+            <w:r>
+              <w:t>H</w:t>
+            </w:r>
+            <w:r>
+              <w:t>ugging Face Transformers</w:t>
+            </w:r>
+          </w:p>
+        </w:tc>
+        <w:tc>
+          <w:tcPr>
+            <w:tcW w:w="2481" w:type="dxa"/>
+          </w:tcPr>
+          <w:p>
+            <w:pPr>
+              <w:spacing w:after="9"/>
+              <w:ind w:left="0" w:right="14" w:firstLine="0"/>
+            </w:pPr>
+            <w:r>
+              <w:t>4.x</w:t>
+            </w:r>
+          </w:p>
+        </w:tc>
+        <w:tc>
+          <w:tcPr>
+            <w:tcW w:w="2481" w:type="dxa"/>
+          </w:tcPr>
+          <w:p>
+            <w:pPr>
+              <w:spacing w:after="9"/>
+              <w:ind w:left="0" w:right="14" w:firstLine="0"/>
+            </w:pPr>
+            <w:r>
+              <w:t xml:space="preserve">Model loading and </w:t>
+            </w:r>
+            <w:r>
+              <w:t>inference</w:t>
+            </w:r>
+          </w:p>
+        </w:tc>
+      </w:tr>
+      <w:tr>
+        <w:tc>
+          <w:tcPr>
+            <w:tcW w:w="2481" w:type="dxa"/>
+          </w:tcPr>
+          <w:p>
+            <w:pPr>
+              <w:spacing w:after="9"/>
+              <w:ind w:left="0" w:right="14" w:firstLine="0"/>
+            </w:pPr>
+            <w:r>
+              <w:t>Sentence Embeddings</w:t>
+            </w:r>
+          </w:p>
+        </w:tc>
+        <w:tc>
+          <w:tcPr>
+            <w:tcW w:w="2481" w:type="dxa"/>
+          </w:tcPr>
+          <w:p>
+            <w:pPr>
+              <w:spacing w:after="9"/>
+              <w:ind w:left="0" w:right="14" w:firstLine="0"/>
+            </w:pPr>
+            <w:r>
+              <w:t>Sentence-transformers</w:t>
+            </w:r>
+          </w:p>
+        </w:tc>
+        <w:tc>
+          <w:tcPr>
+            <w:tcW w:w="2481" w:type="dxa"/>
+          </w:tcPr>
+          <w:p>
+            <w:pPr>
+              <w:spacing w:after="9"/>
+              <w:ind w:left="0" w:right="14" w:firstLine="0"/>
+            </w:pPr>
+            <w:r>
+              <w:t>5.6.1</w:t>
+            </w:r>
+          </w:p>
+        </w:tc>
+        <w:tc>
+          <w:tcPr>
+            <w:tcW w:w="2481" w:type="dxa"/>
+          </w:tcPr>
+          <w:p>
+            <w:pPr>
+              <w:spacing w:after="9"/>
+              <w:ind w:left="0" w:right="14" w:firstLine="0"/>
+            </w:pPr>
+            <w:r>
+              <w:t>Encoding and similarity</w:t>
+            </w:r>
+          </w:p>
+        </w:tc>
+      </w:tr>
+      <w:tr>
+        <w:tc>
+          <w:tcPr>
+            <w:tcW w:w="2481" w:type="dxa"/>
+          </w:tcPr>
+          <w:p>
+            <w:pPr>
+              <w:spacing w:after="9"/>
+              <w:ind w:left="0" w:right="14" w:firstLine="0"/>
+            </w:pPr>
+            <w:r>
+              <w:t>Vector Index</w:t>
+            </w:r>
+          </w:p>
+        </w:tc>
+        <w:tc>
+          <w:tcPr>
+            <w:tcW w:w="2481" w:type="dxa"/>
+          </w:tcPr>
+          <w:p>
+            <w:pPr>
+              <w:spacing w:after="9"/>
+              <w:ind w:left="0" w:right="14" w:firstLine="0"/>
+            </w:pPr>
+            <w:r>
+              <w:t>FAISS (</w:t>
+            </w:r>
+            <w:r>
+              <w:t>faiss-cpu)</w:t>
+            </w:r>
+          </w:p>
+        </w:tc>
+        <w:tc>
+          <w:tcPr>
+            <w:tcW w:w="2481" w:type="dxa"/>
+          </w:tcPr>
+          <w:p>
+            <w:pPr>
+              <w:spacing w:after="9"/>
+              <w:ind w:left="0" w:right="14" w:firstLine="0"/>
+            </w:pPr>
+            <w:r>
+              <w:t>-</w:t>
+            </w:r>
+          </w:p>
+        </w:tc>
+        <w:tc>
+          <w:tcPr>
+            <w:tcW w:w="2481" w:type="dxa"/>
+          </w:tcPr>
+          <w:p>
+            <w:pPr>
+              <w:spacing w:after="9"/>
+              <w:ind w:left="0" w:right="14" w:firstLine="0"/>
+            </w:pPr>
+            <w:r>
+              <w:t>Nearest</w:t>
+            </w:r>
+            <w:r>
+              <w:t>-neighbor retrieval</w:t>
+            </w:r>
+          </w:p>
+        </w:tc>
+      </w:tr>
+      <w:tr>
+        <w:tc>
+          <w:tcPr>
+            <w:tcW w:w="2481" w:type="dxa"/>
+          </w:tcPr>
+          <w:p>
+            <w:pPr>
+              <w:spacing w:after="9"/>
+              <w:ind w:left="0" w:right="14" w:firstLine="0"/>
+            </w:pPr>
+            <w:r>
+              <w:t>Dataset Loading</w:t>
+            </w:r>
+          </w:p>
+        </w:tc>
+        <w:tc>
+          <w:tcPr>
+            <w:tcW w:w="2481" w:type="dxa"/>
+          </w:tcPr>
+          <w:p>
+            <w:pPr>
+              <w:spacing w:after="9"/>
+              <w:ind w:left="0" w:right="14" w:firstLine="0"/>
+            </w:pPr>
+            <w:r>
+              <w:t>H</w:t>
+            </w:r>
+            <w:r>
+              <w:t>ugging Face Datasets</w:t>
+            </w:r>
+          </w:p>
+        </w:tc>
+        <w:tc>
+          <w:tcPr>
+            <w:tcW w:w="2481" w:type="dxa"/>
+          </w:tcPr>
+          <w:p>
+            <w:pPr>
+              <w:spacing w:after="9"/>
+              <w:ind w:left="0" w:right="14" w:firstLine="0"/>
+            </w:pPr>
+            <w:r>
+              <w:t>5.0.0</w:t>
+            </w:r>
+          </w:p>
+        </w:tc>
+        <w:tc>
+          <w:tcPr>
+            <w:tcW w:w="2481" w:type="dxa"/>
+          </w:tcPr>
+          <w:p>
+            <w:pPr>
+              <w:spacing w:after="9"/>
+              <w:ind w:left="0" w:right="14" w:firstLine="0"/>
+            </w:pPr>
+            <w:r>
+              <w:t>TruthfulQA access</w:t>
+            </w:r>
+          </w:p>
+        </w:tc>
+      </w:tr>
+      <w:tr>
+        <w:tc>
+          <w:tcPr>
+            <w:tcW w:w="2481" w:type="dxa"/>
+          </w:tcPr>
+          <w:p>
+            <w:pPr>
+              <w:spacing w:after="9"/>
+              <w:ind w:left="0" w:right="14" w:firstLine="0"/>
+            </w:pPr>
+            <w:r>
+              <w:t>Evaluation</w:t>
+            </w:r>
+          </w:p>
+        </w:tc>
+        <w:tc>
+          <w:tcPr>
+            <w:tcW w:w="2481" w:type="dxa"/>
+          </w:tcPr>
+          <w:p>
+            <w:pPr>
+              <w:spacing w:after="9"/>
+              <w:ind w:left="0" w:right="14" w:firstLine="0"/>
+            </w:pPr>
+            <w:r>
+              <w:t>rogue score</w:t>
+            </w:r>
+          </w:p>
+        </w:tc>
+        <w:tc>
+          <w:tcPr>
+            <w:tcW w:w="2481" w:type="dxa"/>
+          </w:tcPr>
+          <w:p>
+            <w:pPr>
+              <w:spacing w:after="9"/>
+              <w:ind w:left="0" w:right="14" w:firstLine="0"/>
+            </w:pPr>
+            <w:r>
+              <w:t>0.1.2</w:t>
+            </w:r>
+          </w:p>
+        </w:tc>
+        <w:tc>
+          <w:tcPr>
+            <w:tcW w:w="2481" w:type="dxa"/>
+          </w:tcPr>
+          <w:p>
+            <w:pPr>
+              <w:spacing w:after="9"/>
+              <w:ind w:left="0" w:right="14" w:firstLine="0"/>
+            </w:pPr>
+            <w:r>
+              <w:t>ROUGE-1</w:t>
+            </w:r>
+            <w:r>
+              <w:br/>
+              <w:t>ROUGE-2</w:t>
+            </w:r>
+            <w:r>
+              <w:br/>
+              <w:t>ROUGE-L</w:t>
+            </w:r>
+          </w:p>
+        </w:tc>
+      </w:tr>
+      <w:tr>
+        <w:tc>
+          <w:tcPr>
+            <w:tcW w:w="2481" w:type="dxa"/>
+          </w:tcPr>
+          <w:p>
+            <w:pPr>
+              <w:spacing w:after="9"/>
+              <w:ind w:left="0" w:right="14" w:firstLine="0"/>
+            </w:pPr>
+            <w:r>
+              <w:t>Statistical A</w:t>
+            </w:r>
+            <w:r>
+              <w:t>nalysis</w:t>
+            </w:r>
+          </w:p>
+        </w:tc>
+        <w:tc>
+          <w:tcPr>
+            <w:tcW w:w="2481" w:type="dxa"/>
+          </w:tcPr>
+          <w:p>
+            <w:pPr>
+              <w:spacing w:after="9"/>
+              <w:ind w:left="0" w:right="14" w:firstLine="0"/>
+            </w:pPr>
+            <w:r>
+              <w:t>SciPy</w:t>
+            </w:r>
+          </w:p>
+        </w:tc>
+        <w:tc>
+          <w:tcPr>
+            <w:tcW w:w="2481" w:type="dxa"/>
+          </w:tcPr>
+          <w:p>
+            <w:pPr>
+              <w:spacing w:after="9"/>
+              <w:ind w:left="0" w:right="14" w:firstLine="0"/>
+            </w:pPr>
+            <w:r>
+              <w:t>1.15.3</w:t>
+            </w:r>
+          </w:p>
+        </w:tc>
+        <w:tc>
+          <w:tcPr>
+            <w:tcW w:w="2481" w:type="dxa"/>
+          </w:tcPr>
+          <w:p>
+            <w:pPr>
+              <w:spacing w:after="9"/>
+              <w:ind w:left="0" w:right="14" w:firstLine="0"/>
+            </w:pPr>
+            <w:r>
+              <w:t>Wilcoxon signed-rank tests</w:t>
+            </w:r>
+          </w:p>
+        </w:tc>
+      </w:tr>
+      <w:tr>
+        <w:tc>
+          <w:tcPr>
+            <w:tcW w:w="2481" w:type="dxa"/>
+          </w:tcPr>
+          <w:p>
+            <w:pPr>
+              <w:spacing w:after="9"/>
+              <w:ind w:left="0" w:right="14" w:firstLine="0"/>
+            </w:pPr>
+            <w:r>
+              <w:t>Data Processing</w:t>
+            </w:r>
+          </w:p>
+        </w:tc>
+        <w:tc>
+          <w:tcPr>
+            <w:tcW w:w="2481" w:type="dxa"/>
+          </w:tcPr>
+          <w:p>
+            <w:pPr>
+              <w:spacing w:after="9"/>
+              <w:ind w:left="0" w:right="14" w:firstLine="0"/>
+            </w:pPr>
+            <w:r>
+              <w:t>Pandas, NumPy</w:t>
+            </w:r>
+          </w:p>
+        </w:tc>
+        <w:tc>
+          <w:tcPr>
+            <w:tcW w:w="2481" w:type="dxa"/>
+          </w:tcPr>
+          <w:p>
+            <w:pPr>
+              <w:spacing w:after="9"/>
+              <w:ind w:left="0" w:right="14" w:firstLine="0"/>
+            </w:pPr>
+            <w:r>
+              <w:t>-</w:t>
+            </w:r>
+          </w:p>
+        </w:tc>
+        <w:tc>
+          <w:tcPr>
+            <w:tcW w:w="2481" w:type="dxa"/>
+          </w:tcPr>
+          <w:p>
+            <w:pPr>
+              <w:spacing w:after="9"/>
+              <w:ind w:left="0" w:right="14" w:firstLine="0"/>
+            </w:pPr>
+            <w:r>
+              <w:t>Data Manipulation</w:t>
+            </w:r>
+          </w:p>
+        </w:tc>
+      </w:tr>
+      <w:tr>
+        <w:tc>
+          <w:tcPr>
+            <w:tcW w:w="2481" w:type="dxa"/>
+          </w:tcPr>
+          <w:p>
+            <w:pPr>
+              <w:spacing w:after="9"/>
+              <w:ind w:left="0" w:right="14" w:firstLine="0"/>
+            </w:pPr>
+            <w:r>
+              <w:t>Visualization</w:t>
+            </w:r>
+          </w:p>
+        </w:tc>
+        <w:tc>
+          <w:tcPr>
+            <w:tcW w:w="2481" w:type="dxa"/>
+          </w:tcPr>
+          <w:p>
+            <w:pPr>
+              <w:spacing w:after="9"/>
+              <w:ind w:left="0" w:right="14" w:firstLine="0"/>
+            </w:pPr>
+            <w:r>
+              <w:t>Matplotlib</w:t>
+            </w:r>
+          </w:p>
+        </w:tc>
+        <w:tc>
+          <w:tcPr>
+            <w:tcW w:w="2481" w:type="dxa"/>
+          </w:tcPr>
+          <w:p>
+            <w:pPr>
+              <w:spacing w:after="9"/>
+              <w:ind w:left="0" w:right="14" w:firstLine="0"/>
+            </w:pPr>
+            <w:r>
+              <w:t>3.10.9</w:t>
+            </w:r>
+          </w:p>
+        </w:tc>
+        <w:tc>
+          <w:tcPr>
+            <w:tcW w:w="2481" w:type="dxa"/>
+          </w:tcPr>
+          <w:p>
+            <w:pPr>
+              <w:spacing w:after="9"/>
+              <w:ind w:left="0" w:right="14" w:firstLine="0"/>
+            </w:pPr>
+            <w:r>
+              <w:t>Publication</w:t>
+            </w:r>
+            <w:r>
+              <w:t>-quality figures</w:t>
+            </w:r>
+          </w:p>
+        </w:tc>
+      </w:tr>
+      <w:tr>
+        <w:tc>
+          <w:tcPr>
+            <w:tcW w:w="2481" w:type="dxa"/>
+          </w:tcPr>
+          <w:p>
+            <w:pPr>
+              <w:spacing w:after="9"/>
+              <w:ind w:left="0" w:right="14" w:firstLine="0"/>
+            </w:pPr>
+            <w:r>
+              <w:t>Runtime</w:t>
+            </w:r>
+          </w:p>
+        </w:tc>
+        <w:tc>
+          <w:tcPr>
+            <w:tcW w:w="2481" w:type="dxa"/>
+          </w:tcPr>
+          <w:p>
+            <w:pPr>
+              <w:spacing w:after="9"/>
+              <w:ind w:left="0" w:right="14" w:firstLine="0"/>
+            </w:pPr>
+            <w:r>
+              <w:t>PyTorch (CPU)</w:t>
+            </w:r>
+          </w:p>
+        </w:tc>
+        <w:tc>
+          <w:tcPr>
+            <w:tcW w:w="2481" w:type="dxa"/>
+          </w:tcPr>
+          <w:p>
+            <w:pPr>
+              <w:spacing w:after="9"/>
+              <w:ind w:left="0" w:right="14" w:firstLine="0"/>
+            </w:pPr>
+            <w:r>
+              <w:t>2.13.0</w:t>
+            </w:r>
+          </w:p>
+        </w:tc>
+        <w:tc>
+          <w:tcPr>
+            <w:tcW w:w="2481" w:type="dxa"/>
+          </w:tcPr>
+          <w:p>
+            <w:pPr>
+              <w:spacing w:after="9"/>
+              <w:ind w:left="0" w:right="14" w:firstLine="0"/>
+            </w:pPr>
+            <w:r>
+              <w:t>Model backend</w:t>
+            </w:r>
+          </w:p>
+        </w:tc>
+      </w:tr>
+      <w:tr>
+        <w:tc>
+          <w:tcPr>
+            <w:tcW w:w="2481" w:type="dxa"/>
+          </w:tcPr>
+          <w:p>
+            <w:pPr>
+              <w:spacing w:after="9"/>
+              <w:ind w:left="0" w:right="14" w:firstLine="0"/>
+            </w:pPr>
+            <w:r>
+              <w:t>Runtime</w:t>
+            </w:r>
+          </w:p>
+        </w:tc>
+        <w:tc>
+          <w:tcPr>
+            <w:tcW w:w="2481" w:type="dxa"/>
+          </w:tcPr>
+          <w:p>
+            <w:pPr>
+              <w:spacing w:after="9"/>
+              <w:ind w:left="0" w:right="14" w:firstLine="0"/>
+            </w:pPr>
+            <w:r>
+              <w:t>PyTorch (GPU)</w:t>
+            </w:r>
+          </w:p>
+        </w:tc>
+        <w:tc>
+          <w:tcPr>
+            <w:tcW w:w="2481" w:type="dxa"/>
+          </w:tcPr>
+          <w:p>
+            <w:pPr>
+              <w:spacing w:after="9"/>
+              <w:ind w:left="0" w:right="14" w:firstLine="0"/>
+            </w:pPr>
+            <w:r>
+              <w:t>CUDA</w:t>
+            </w:r>
+          </w:p>
+        </w:tc>
+        <w:tc>
+          <w:tcPr>
+            <w:tcW w:w="2481" w:type="dxa"/>
+          </w:tcPr>
+          <w:p>
+            <w:pPr>
+              <w:spacing w:after="9"/>
+              <w:ind w:left="0" w:right="14" w:firstLine="0"/>
+            </w:pPr>
+            <w:r>
+              <w:t>Model backend</w:t>
+            </w:r>
+          </w:p>
+        </w:tc>
+      </w:tr>
+      <w:tr>
+        <w:tc>
+          <w:tcPr>
+            <w:tcW w:w="2481" w:type="dxa"/>
+          </w:tcPr>
+          <w:p>
+            <w:pPr>
+              <w:spacing w:after="9"/>
+              <w:ind w:left="0" w:right="14" w:firstLine="0"/>
+            </w:pPr>
+          </w:p>
+        </w:tc>
+        <w:tc>
+          <w:tcPr>
+            <w:tcW w:w="2481" w:type="dxa"/>
+          </w:tcPr>
+          <w:p>
+            <w:pPr>
+              <w:spacing w:after="9"/>
+              <w:ind w:left="0" w:right="14" w:firstLine="0"/>
+            </w:pPr>
+          </w:p>
+        </w:tc>
+        <w:tc>
+          <w:tcPr>
+            <w:tcW w:w="2481" w:type="dxa"/>
+          </w:tcPr>
+          <w:p>
+            <w:pPr>
+              <w:spacing w:after="9"/>
+              <w:ind w:left="0" w:right="14" w:firstLine="0"/>
+            </w:pPr>
+          </w:p>
+        </w:tc>
+        <w:tc>
+          <w:tcPr>
+            <w:tcW w:w="2481" w:type="dxa"/>
+          </w:tcPr>
+          <w:p>
+            <w:pPr>
+              <w:spacing w:after="9"/>
+              <w:ind w:left="0" w:right="14" w:firstLine="0"/>
+            </w:pPr>
+          </w:p>
+        </w:tc>
+      </w:tr>
+    </w:tbl>
+    <w:p>
+      <w:pPr>
+        <w:spacing w:after="9"/>
+        <w:ind w:left="0" w:right="14" w:firstLine="0"/>
+      </w:pPr>
+    </w:p>
+    <w:p>
+      <w:pPr>
+        <w:pStyle w:val="ListParagraph"/>
+        <w:numPr>
+          <w:ilvl w:val="1"/>
+          <w:numId w:val="11"/>
+        </w:numPr>
+        <w:spacing w:after="9"/>
+        <w:ind w:right="14"/>
+      </w:pPr>
+      <w:r>
+        <w:lastRenderedPageBreak/>
         <w:t xml:space="preserve">Evaluation Metrics </w:t>
       </w:r>
     </w:p>
     <w:p>
       <w:pPr>
-        <w:ind w:left="730" w:right="14"/>
-      </w:pPr>
-      <w:r>
-        <w:t>3.6</w:t>
-      </w:r>
-      <w:r>
-        <w:rPr>
-          <w:rFonts w:ascii="Arial" w:eastAsia="Arial" w:hAnsi="Arial" w:cs="Arial"/>
-        </w:rPr>
-        <w:t xml:space="preserve"> </w:t>
-      </w:r>
-      <w:r>
-        <w:t xml:space="preserve">Justification of methods used </w:t>
-      </w:r>
-    </w:p>
-    <w:p>
-      <w:pPr>
-        <w:spacing w:after="0" w:line="259" w:lineRule="auto"/>
-        <w:ind w:left="0" w:right="0" w:firstLine="0"/>
-        <w:jc w:val="left"/>
-      </w:pPr>
-      <w:r>
-        <w:t xml:space="preserve"> </w:t>
-      </w:r>
-      <w:r>
-        <w:tab/>
-        <w:t xml:space="preserve"> </w:t>
+        <w:spacing w:after="9"/>
+        <w:ind w:right="14"/>
+      </w:pPr>
+      <w:r>
+        <w:t xml:space="preserve">The following metrics were employed to assess performance across the </w:t>
+      </w:r>
+      <w:r>
+        <w:t>three experimental conditions:</w:t>
+      </w:r>
+    </w:p>
+    <w:p>
+      <w:pPr>
+        <w:spacing w:after="9"/>
+        <w:ind w:right="14"/>
+      </w:pPr>
+      <w:r>
+        <w:rPr>
+          <w:b/>
+          <w:bCs/>
+        </w:rPr>
+        <w:t>ROUGE Scores:</w:t>
+      </w:r>
+      <w:r>
+        <w:t xml:space="preserve"> ROUGE-1, ROUGE-2, and ROUGE-L F1 scores (Lin, 2004) measure n0gram and longest common </w:t>
+      </w:r>
+      <w:r>
+        <w:t>subsequence</w:t>
+      </w:r>
+      <w:r>
+        <w:t xml:space="preserve"> overlap between the generated answer and the reference </w:t>
+      </w:r>
+      <w:r>
+        <w:t>best_answer</w:t>
+      </w:r>
+      <w:r>
+        <w:t>. These metrics</w:t>
+      </w:r>
+      <w:r>
+        <w:t xml:space="preserve"> capture </w:t>
+      </w:r>
+      <w:r>
+        <w:t>lexical</w:t>
+      </w:r>
+      <w:r>
+        <w:t xml:space="preserve"> similarity but do not account for semantic equivalence. </w:t>
+      </w:r>
+    </w:p>
+    <w:p>
+      <w:pPr>
+        <w:spacing w:after="9"/>
+        <w:ind w:right="14"/>
+      </w:pPr>
+      <w:r>
+        <w:rPr>
+          <w:b/>
+          <w:bCs/>
+        </w:rPr>
+        <w:t xml:space="preserve">Semantic </w:t>
+      </w:r>
+      <w:r>
+        <w:rPr>
+          <w:b/>
+          <w:bCs/>
+        </w:rPr>
+        <w:t>similarity</w:t>
+      </w:r>
+      <w:r>
+        <w:rPr>
+          <w:b/>
+          <w:bCs/>
+        </w:rPr>
+        <w:t>:</w:t>
+      </w:r>
+      <w:r>
+        <w:t xml:space="preserve"> The cosine </w:t>
+      </w:r>
+      <w:r>
+        <w:t>similarity</w:t>
+      </w:r>
+      <w:r>
+        <w:t xml:space="preserve"> between the sentence embeddings of the </w:t>
+      </w:r>
+      <w:r>
+        <w:t>generated</w:t>
+      </w:r>
+      <w:r>
+        <w:t xml:space="preserve"> answer and the reference best_answer, computed using all-MiniLM-L6-v2 (Reimers and Gurevych, 2019). This metric captures semantic closeness regardless of </w:t>
+      </w:r>
+      <w:r>
+        <w:t>lexical</w:t>
+      </w:r>
+      <w:r>
+        <w:t xml:space="preserve"> variation</w:t>
+      </w:r>
+      <w:r>
+        <w:t>.</w:t>
+      </w:r>
+    </w:p>
+    <w:p>
+      <w:pPr>
+        <w:spacing w:after="9"/>
+        <w:ind w:right="14"/>
+      </w:pPr>
+      <w:r>
+        <w:rPr>
+          <w:b/>
+          <w:bCs/>
+        </w:rPr>
+        <w:t xml:space="preserve">Semantic </w:t>
+      </w:r>
+      <w:r>
+        <w:rPr>
+          <w:b/>
+          <w:bCs/>
+        </w:rPr>
+        <w:t>Consistent</w:t>
+      </w:r>
+      <w:r>
+        <w:rPr>
+          <w:b/>
+          <w:bCs/>
+        </w:rPr>
+        <w:t xml:space="preserve"> Evaluation Score:</w:t>
+      </w:r>
+      <w:r>
+        <w:t xml:space="preserve"> The cosine similarity between the sentence embeddings of the generated answer and the retrieved context. This metric, specific to Conditions B and C, quantifies the degree to which the generated response is grounded in the </w:t>
+      </w:r>
+      <w:r>
+        <w:t>retrieved</w:t>
+      </w:r>
+      <w:r>
+        <w:t xml:space="preserve"> evidence.</w:t>
+      </w:r>
+    </w:p>
+    <w:p>
+      <w:pPr>
+        <w:spacing w:after="9"/>
+        <w:ind w:right="14"/>
+      </w:pPr>
+      <w:r>
+        <w:rPr>
+          <w:b/>
+          <w:bCs/>
+        </w:rPr>
+        <w:t>Hallucination</w:t>
+      </w:r>
+      <w:r>
+        <w:rPr>
+          <w:b/>
+          <w:bCs/>
+        </w:rPr>
+        <w:t xml:space="preserve"> Rate</w:t>
+      </w:r>
+      <w:r>
+        <w:rPr>
+          <w:b/>
+          <w:bCs/>
+        </w:rPr>
+        <w:t>:</w:t>
+      </w:r>
+      <w:r>
+        <w:t xml:space="preserve"> The proportion of responses where the SCE score falls below the threshold t = 0.5</w:t>
+      </w:r>
+      <w:r>
+        <w:t xml:space="preserve">. Responses below this threshold are flagged as </w:t>
+      </w:r>
+      <w:r>
+        <w:t>potential</w:t>
+      </w:r>
+      <w:r>
+        <w:t xml:space="preserve"> hallucinations on the basis that they are semantically dissimilar to their supporting context. </w:t>
+      </w:r>
+    </w:p>
+    <w:p>
+      <w:pPr>
+        <w:spacing w:after="9"/>
+        <w:ind w:right="14"/>
+      </w:pPr>
+      <w:r>
+        <w:t>SCE Classifier Metrics: Using ROUGE-L &lt; 0.2 as a proxy</w:t>
+      </w:r>
+      <w:r>
+        <w:t xml:space="preserve"> ground-truth label for actual hallucinations, </w:t>
+      </w:r>
+      <w:r>
+        <w:t xml:space="preserve">the SCE flagging mechanism is evaluated as a binary classifier in terms of precision, recall, and F1 score. </w:t>
+      </w:r>
+    </w:p>
+    <w:p>
+      <w:pPr>
+        <w:spacing w:after="9"/>
+        <w:ind w:right="14"/>
+      </w:pPr>
+      <w:r>
+        <w:rPr>
+          <w:b/>
+          <w:bCs/>
+        </w:rPr>
+        <w:t>Statistical Significance:</w:t>
+      </w:r>
+      <w:r>
+        <w:t xml:space="preserve"> </w:t>
+      </w:r>
+      <w:r>
+        <w:t>The Wilcoxon signed-rank test (non-parametric, paired) is used to test whether differences between conditions are statistically significant at α = 0.05. Effect sizes are reported using Cohen's d, with values of 0.2, 0.5, and 0.8 interpreted as small, medium, and large effects respectively. Bootstrap 95% confidence intervals (5,000 iterations) are reported for key metrics.</w:t>
+      </w:r>
+    </w:p>
+    <w:p>
+      <w:pPr>
+        <w:spacing w:after="9"/>
+        <w:ind w:right="14"/>
+      </w:pPr>
+    </w:p>
+    <w:p>
+      <w:pPr>
+        <w:pStyle w:val="ListParagraph"/>
+        <w:numPr>
+          <w:ilvl w:val="1"/>
+          <w:numId w:val="11"/>
+        </w:numPr>
+        <w:spacing w:after="9"/>
+        <w:ind w:right="14"/>
+      </w:pPr>
+      <w:r>
+        <w:t>Justification of methods used</w:t>
+      </w:r>
+    </w:p>
+    <w:p>
+      <w:pPr>
+        <w:spacing w:after="9"/>
+        <w:ind w:left="0" w:right="14" w:firstLine="0"/>
+      </w:pPr>
+      <w:r>
+        <w:t>The choice of Flan-T5-Small as the generator model is motivated by the study's focus on small open-source models. With approximately 77 million parameters, it sits at the lower end of practical model sizes while still benefiting from instruction tuning (Chung et al., 2024). The T5 encoder-decoder architecture (Raffel et al., 2020) is well-suited to conditional generation tasks where the input includes both a question and retrieved context.</w:t>
+      </w:r>
+    </w:p>
+    <w:p>
+      <w:pPr>
+        <w:spacing w:after="9"/>
+        <w:ind w:left="0" w:right="14" w:firstLine="0"/>
+      </w:pPr>
+      <w:r>
+        <w:t>The all-MiniLM-L6-v2 embedding model was selected for its balance between embedding quality and computational efficiency. Producing 384-dimensional vectors, it enables rapid similarity computation while maintaining strong performance on semantic textual similarity benchmarks (Reimers and Gurevych, 2019).</w:t>
+      </w:r>
+    </w:p>
+    <w:p>
+      <w:pPr>
+        <w:spacing w:after="9"/>
+        <w:ind w:left="0" w:right="14" w:firstLine="0"/>
+      </w:pPr>
+      <w:r>
+        <w:t>The FAISS flat L2 index was chosen over approximate indexing methods because the knowledge base contains only 817 documents, making exact search both feasible and appropriate. For larger corpora, approximate indexing techniques such as HNSW (Malkov and Yashunin, 2020) would be preferred.</w:t>
+      </w:r>
+    </w:p>
+    <w:p>
+      <w:pPr>
+        <w:spacing w:after="9"/>
+        <w:ind w:left="0" w:right="14" w:firstLine="0"/>
+      </w:pPr>
+      <w:r>
+        <w:t>The hallucination threshold of τ = 0.5 was selected as a midpoint and subsequently validated through a sensitivity analysis across thresholds ranging from 0.05 to 0.95. The results of this analysis, presented in Chapter 5, demonstrate that the choice of threshold affects the flagging rate but does not fundamentally alter the relative quality differential between flagged and unflagged responses.</w:t>
       </w:r>
       <w:r>
         <w:br w:type="page"/>
@@ -7183,66 +9527,6 @@
         <w:jc w:val="left"/>
       </w:pPr>
       <w:r>
-        <w:t xml:space="preserve">  </w:t>
-      </w:r>
-    </w:p>
-    <w:p>
-      <w:pPr>
-        <w:spacing w:after="219" w:line="259" w:lineRule="auto"/>
-        <w:ind w:left="0" w:right="0" w:firstLine="0"/>
-        <w:jc w:val="left"/>
-      </w:pPr>
-      <w:r>
-        <w:t xml:space="preserve"> </w:t>
-      </w:r>
-    </w:p>
-    <w:p>
-      <w:pPr>
-        <w:spacing w:after="218" w:line="259" w:lineRule="auto"/>
-        <w:ind w:left="0" w:right="0" w:firstLine="0"/>
-        <w:jc w:val="left"/>
-      </w:pPr>
-      <w:r>
-        <w:t xml:space="preserve"> </w:t>
-      </w:r>
-    </w:p>
-    <w:p>
-      <w:pPr>
-        <w:spacing w:after="218" w:line="259" w:lineRule="auto"/>
-        <w:ind w:left="0" w:right="0" w:firstLine="0"/>
-        <w:jc w:val="left"/>
-      </w:pPr>
-      <w:r>
-        <w:t xml:space="preserve"> </w:t>
-      </w:r>
-    </w:p>
-    <w:p>
-      <w:pPr>
-        <w:spacing w:after="5" w:line="443" w:lineRule="auto"/>
-        <w:ind w:left="0" w:right="9873" w:firstLine="0"/>
-        <w:jc w:val="left"/>
-      </w:pPr>
-      <w:r>
-        <w:t xml:space="preserve">  </w:t>
-      </w:r>
-    </w:p>
-    <w:p>
-      <w:pPr>
-        <w:spacing w:after="218" w:line="259" w:lineRule="auto"/>
-        <w:ind w:left="0" w:right="0" w:firstLine="0"/>
-        <w:jc w:val="left"/>
-      </w:pPr>
-      <w:r>
-        <w:t xml:space="preserve"> </w:t>
-      </w:r>
-    </w:p>
-    <w:p>
-      <w:pPr>
-        <w:spacing w:after="218" w:line="259" w:lineRule="auto"/>
-        <w:ind w:left="0" w:right="0" w:firstLine="0"/>
-        <w:jc w:val="left"/>
-      </w:pPr>
-      <w:r>
         <w:t xml:space="preserve"> </w:t>
       </w:r>
     </w:p>
@@ -7418,7 +9702,6 @@
         <w:jc w:val="left"/>
       </w:pPr>
       <w:r>
-        <w:lastRenderedPageBreak/>
         <w:t xml:space="preserve"> </w:t>
       </w:r>
     </w:p>
@@ -7470,6 +9753,7 @@
         <w:jc w:val="left"/>
       </w:pPr>
       <w:r>
+        <w:lastRenderedPageBreak/>
         <w:t xml:space="preserve"> </w:t>
       </w:r>
     </w:p>
@@ -7492,35 +9776,16 @@
         <w:ind w:left="-5" w:right="-7"/>
       </w:pPr>
       <w:r>
-        <w:t>Ghalib, M.R., Khan, R., and Ali, S. (</w:t>
-      </w:r>
-      <w:proofErr w:type="gramStart"/>
-      <w:r>
-        <w:t xml:space="preserve">2025) </w:t>
+        <w:t xml:space="preserve">Ghalib, M.R., Khan, R., and Ali, S. (2025) </w:t>
       </w:r>
       <w:r>
         <w:rPr>
           <w:i/>
         </w:rPr>
-        <w:t>‘</w:t>
-      </w:r>
-      <w:proofErr w:type="gramEnd"/>
-      <w:r>
-        <w:rPr>
-          <w:i/>
-        </w:rPr>
-        <w:t>A Hybrid Machine Learning Framework for Early Diabetes Prediction Using Genetic Algorithms and Classification Models’</w:t>
-      </w:r>
-      <w:r>
-        <w:t xml:space="preserve">. </w:t>
-      </w:r>
-      <w:proofErr w:type="gramStart"/>
-      <w:r>
-        <w:t>Under review</w:t>
-      </w:r>
-      <w:proofErr w:type="gramEnd"/>
-      <w:r>
-        <w:t xml:space="preserve"> in the </w:t>
+        <w:t>‘A Hybrid Machine Learning Framework for Early Diabetes Prediction Using Genetic Algorithms and Classification Models’</w:t>
+      </w:r>
+      <w:r>
+        <w:t xml:space="preserve">. Under review in the </w:t>
       </w:r>
       <w:r>
         <w:rPr>
@@ -7551,32 +9816,13 @@
         <w:ind w:left="-5" w:right="-7"/>
       </w:pPr>
       <w:r>
-        <w:t>Ghalib M. R</w:t>
-      </w:r>
-      <w:proofErr w:type="gramStart"/>
-      <w:r>
-        <w:t>, ,</w:t>
-      </w:r>
-      <w:proofErr w:type="gramEnd"/>
-      <w:r>
-        <w:t xml:space="preserve"> Khan, R., and Ali, S. (</w:t>
-      </w:r>
-      <w:proofErr w:type="gramStart"/>
-      <w:r>
-        <w:t xml:space="preserve">2025) </w:t>
+        <w:t xml:space="preserve">Ghalib M. R, , Khan, R., and Ali, S. (2025) </w:t>
       </w:r>
       <w:r>
         <w:rPr>
           <w:i/>
         </w:rPr>
-        <w:t>‘</w:t>
-      </w:r>
-      <w:proofErr w:type="gramEnd"/>
-      <w:r>
-        <w:rPr>
-          <w:i/>
-        </w:rPr>
-        <w:t xml:space="preserve">Optimizing Healthcare Predictions with Feature Selection </w:t>
+        <w:t xml:space="preserve">‘Optimizing Healthcare Predictions with Feature Selection </w:t>
       </w:r>
     </w:p>
     <w:p>
@@ -7725,7 +9971,6 @@
         <w:ind w:left="10" w:right="14"/>
       </w:pPr>
       <w:r>
-        <w:lastRenderedPageBreak/>
         <w:t xml:space="preserve">REFERENCES </w:t>
       </w:r>
     </w:p>
@@ -7798,6 +10043,7 @@
           <w:color w:val="4F81BD"/>
           <w:sz w:val="26"/>
         </w:rPr>
+        <w:lastRenderedPageBreak/>
         <w:t xml:space="preserve">Journal Article </w:t>
       </w:r>
     </w:p>
@@ -7807,15 +10053,7 @@
         <w:ind w:left="-5" w:right="14"/>
       </w:pPr>
       <w:r>
-        <w:t>Smith, J. and Lee, A. (</w:t>
-      </w:r>
-      <w:proofErr w:type="gramStart"/>
-      <w:r>
-        <w:t>2020) ‘</w:t>
-      </w:r>
-      <w:proofErr w:type="gramEnd"/>
-      <w:r>
-        <w:t xml:space="preserve">Predictive modeling for diabetes using machine learning’, Journal of </w:t>
+        <w:t xml:space="preserve">Smith, J. and Lee, A. (2020) ‘Predictive modeling for diabetes using machine learning’, Journal of </w:t>
       </w:r>
     </w:p>
     <w:p>
@@ -7893,15 +10131,7 @@
         <w:ind w:left="-5" w:right="14"/>
       </w:pPr>
       <w:r>
-        <w:t>Ng, A. (</w:t>
-      </w:r>
-      <w:proofErr w:type="gramStart"/>
-      <w:r>
-        <w:t>2018) ‘</w:t>
-      </w:r>
-      <w:proofErr w:type="gramEnd"/>
-      <w:r>
-        <w:t xml:space="preserve">Supervised learning’, in Russell, S. and Norvig, P. (eds.), Machine Learning Foundations. London: Academic Press, pp. 55–78. </w:t>
+        <w:t xml:space="preserve">Ng, A. (2018) ‘Supervised learning’, in Russell, S. and Norvig, P. (eds.), Machine Learning Foundations. London: Academic Press, pp. 55–78. </w:t>
       </w:r>
     </w:p>
     <w:p>
@@ -7927,15 +10157,7 @@
         <w:ind w:left="-5" w:right="14"/>
       </w:pPr>
       <w:r>
-        <w:t>World Health Organization (</w:t>
-      </w:r>
-      <w:proofErr w:type="gramStart"/>
-      <w:r>
-        <w:t>2023) ‘</w:t>
-      </w:r>
-      <w:proofErr w:type="gramEnd"/>
-      <w:r>
-        <w:t xml:space="preserve">Diabetes’. Available at: https://www.who.int/news-room/factsheets/detail/diabetes (Accessed: 14 January 2024). </w:t>
+        <w:t xml:space="preserve">World Health Organization (2023) ‘Diabetes’. Available at: https://www.who.int/news-room/factsheets/detail/diabetes (Accessed: 14 January 2024). </w:t>
       </w:r>
     </w:p>
     <w:p>
@@ -7952,31 +10174,7 @@
         <w:t xml:space="preserve">Blog Post </w:t>
       </w:r>
       <w:r>
-        <w:t>Brown, K. (</w:t>
-      </w:r>
-      <w:proofErr w:type="gramStart"/>
-      <w:r>
-        <w:t>2023) ‘</w:t>
-      </w:r>
-      <w:proofErr w:type="gramEnd"/>
-      <w:r>
-        <w:t xml:space="preserve">Understanding </w:t>
-      </w:r>
-      <w:proofErr w:type="gramStart"/>
-      <w:r>
-        <w:t>generative</w:t>
-      </w:r>
-      <w:proofErr w:type="gramEnd"/>
-      <w:r>
-        <w:t xml:space="preserve"> AI: A </w:t>
-      </w:r>
-      <w:proofErr w:type="gramStart"/>
-      <w:r>
-        <w:t>practical guide</w:t>
-      </w:r>
-      <w:proofErr w:type="gramEnd"/>
-      <w:r>
-        <w:t xml:space="preserve">’, Towards Data Science, 22 July. Available at: https://towardsdatascience.com/understanding-generative-ai (Accessed: 10 March 2024). </w:t>
+        <w:t xml:space="preserve">Brown, K. (2023) ‘Understanding generative AI: A practical guide’, Towards Data Science, 22 July. Available at: https://towardsdatascience.com/understanding-generative-ai (Accessed: 10 March 2024). </w:t>
       </w:r>
     </w:p>
     <w:p>
@@ -8025,14 +10223,12 @@
       <w:r>
         <w:t xml:space="preserve">Titles of journals, books, and blogs are </w:t>
       </w:r>
-      <w:proofErr w:type="spellStart"/>
       <w:r>
         <w:rPr>
           <w:b/>
         </w:rPr>
         <w:t>italicised</w:t>
       </w:r>
-      <w:proofErr w:type="spellEnd"/>
       <w:r>
         <w:t xml:space="preserve">. </w:t>
       </w:r>
@@ -8045,21 +10241,8 @@
         </w:numPr>
         <w:ind w:right="14" w:hanging="360"/>
       </w:pPr>
-      <w:proofErr w:type="gramStart"/>
-      <w:r>
-        <w:t>Article</w:t>
-      </w:r>
-      <w:proofErr w:type="gramEnd"/>
-      <w:r>
-        <w:t xml:space="preserve">, </w:t>
-      </w:r>
-      <w:proofErr w:type="gramStart"/>
-      <w:r>
-        <w:t>chapter</w:t>
-      </w:r>
-      <w:proofErr w:type="gramEnd"/>
-      <w:r>
-        <w:t xml:space="preserve">, and blog post titles are in </w:t>
+      <w:r>
+        <w:t xml:space="preserve">Article, chapter, and blog post titles are in </w:t>
       </w:r>
       <w:r>
         <w:rPr>
@@ -8116,16 +10299,8 @@
         <w:rPr>
           <w:b/>
         </w:rPr>
-        <w:t xml:space="preserve">access </w:t>
-      </w:r>
-      <w:proofErr w:type="gramStart"/>
-      <w:r>
-        <w:rPr>
-          <w:b/>
-        </w:rPr>
-        <w:t>date</w:t>
-      </w:r>
-      <w:proofErr w:type="gramEnd"/>
+        <w:t>access date</w:t>
+      </w:r>
       <w:r>
         <w:t xml:space="preserve"> for online materials and blogs. </w:t>
       </w:r>
@@ -8140,7 +10315,6 @@
         <w:ind w:right="14" w:hanging="360"/>
       </w:pPr>
       <w:r>
-        <w:lastRenderedPageBreak/>
         <w:t xml:space="preserve">Maintain </w:t>
       </w:r>
       <w:r>
@@ -8333,15 +10507,7 @@
         <w:ind w:left="-5" w:right="14"/>
       </w:pPr>
       <w:r>
-        <w:t xml:space="preserve">&lt;&lt;Figures &amp; Tables inside Appendix can be numbered as Figure A.1, A.2 </w:t>
-      </w:r>
-      <w:proofErr w:type="gramStart"/>
-      <w:r>
-        <w:t>….Table</w:t>
-      </w:r>
-      <w:proofErr w:type="gramEnd"/>
-      <w:r>
-        <w:t xml:space="preserve"> A.1, A.2 if under </w:t>
+        <w:t xml:space="preserve">&lt;&lt;Figures &amp; Tables inside Appendix can be numbered as Figure A.1, A.2 ….Table A.1, A.2 if under </w:t>
       </w:r>
     </w:p>
     <w:p>
@@ -8349,33 +10515,7 @@
         <w:ind w:left="-5" w:right="14"/>
       </w:pPr>
       <w:r>
-        <w:t xml:space="preserve">Appendix A, if under Appendix </w:t>
-      </w:r>
-      <w:proofErr w:type="gramStart"/>
-      <w:r>
-        <w:t>B,…</w:t>
-      </w:r>
-      <w:proofErr w:type="gramEnd"/>
-      <w:r>
-        <w:t>Figure B.1, B.2…</w:t>
-      </w:r>
-      <w:proofErr w:type="spellStart"/>
-      <w:proofErr w:type="gramStart"/>
-      <w:r>
-        <w:t>etc..Table</w:t>
-      </w:r>
-      <w:proofErr w:type="spellEnd"/>
-      <w:proofErr w:type="gramEnd"/>
-      <w:r>
-        <w:t xml:space="preserve"> B.1, B.2…</w:t>
-      </w:r>
-      <w:proofErr w:type="spellStart"/>
-      <w:r>
-        <w:t>etc</w:t>
-      </w:r>
-      <w:proofErr w:type="spellEnd"/>
-      <w:r>
-        <w:t xml:space="preserve">&gt;&gt; </w:t>
+        <w:t xml:space="preserve">Appendix A, if under Appendix B,…Figure B.1, B.2…etc..Table B.1, B.2…etc&gt;&gt; </w:t>
       </w:r>
     </w:p>
     <w:p>
@@ -8389,16 +10529,205 @@
       </w:r>
     </w:p>
     <w:sectPr>
-      <w:footerReference w:type="even" r:id="rId16"/>
-      <w:footerReference w:type="default" r:id="rId17"/>
-      <w:footerReference w:type="first" r:id="rId18"/>
+      <w:footerReference w:type="even" r:id="rId20"/>
+      <w:footerReference w:type="default" r:id="rId21"/>
+      <w:footerReference w:type="first" r:id="rId22"/>
       <w:pgSz w:w="12240" w:h="15840"/>
       <w:pgMar w:top="569" w:right="1029" w:bottom="1302" w:left="1277" w:header="720" w:footer="409" w:gutter="0"/>
       <w:pgNumType w:start="1"/>
       <w:cols w:space="720"/>
+      <w:docGrid w:linePitch="326"/>
     </w:sectPr>
   </w:body>
 </w:document>
+</file>
+
+<file path=word/comments.xml><?xml version="1.0" encoding="utf-8"?>
+<w:comments xmlns:wpc="http://schemas.microsoft.com/office/word/2010/wordprocessingCanvas" xmlns:cx="http://schemas.microsoft.com/office/drawing/2014/chartex" xmlns:cx1="http://schemas.microsoft.com/office/drawing/2015/9/8/chartex" xmlns:cx2="http://schemas.microsoft.com/office/drawing/2015/10/21/chartex" xmlns:cx3="http://schemas.microsoft.com/office/drawing/2016/5/9/chartex" xmlns:cx4="http://schemas.microsoft.com/office/drawing/2016/5/10/chartex" xmlns:cx5="http://schemas.microsoft.com/office/drawing/2016/5/11/chartex" xmlns:cx6="http://schemas.microsoft.com/office/drawing/2016/5/12/chartex" xmlns:cx7="http://schemas.microsoft.com/office/drawing/2016/5/13/chartex" xmlns:cx8="http://schemas.microsoft.com/office/drawing/2016/5/14/chartex" xmlns:mc="http://schemas.openxmlformats.org/markup-compatibility/2006" xmlns:aink="http://schemas.microsoft.com/office/drawing/2016/ink" xmlns:am3d="http://schemas.microsoft.com/office/drawing/2017/model3d" xmlns:o="urn:schemas-microsoft-com:office:office" xmlns:oel="http://schemas.microsoft.com/office/2019/extlst" xmlns:r="http://schemas.openxmlformats.org/officeDocument/2006/relationships" xmlns:m="http://schemas.openxmlformats.org/officeDocument/2006/math" xmlns:v="urn:schemas-microsoft-com:vml" xmlns:wp14="http://schemas.microsoft.com/office/word/2010/wordprocessingDrawing" xmlns:wp="http://schemas.openxmlformats.org/drawingml/2006/wordprocessingDrawing" xmlns:w10="urn:schemas-microsoft-com:office:word" xmlns:w="http://schemas.openxmlformats.org/wordprocessingml/2006/main" xmlns:w14="http://schemas.microsoft.com/office/word/2010/wordml" xmlns:w15="http://schemas.microsoft.com/office/word/2012/wordml" xmlns:w16cex="http://schemas.microsoft.com/office/word/2018/wordml/cex" xmlns:w16cid="http://schemas.microsoft.com/office/word/2016/wordml/cid" xmlns:w16="http://schemas.microsoft.com/office/word/2018/wordml" xmlns:w16du="http://schemas.microsoft.com/office/word/2023/wordml/word16du" xmlns:w16sdtdh="http://schemas.microsoft.com/office/word/2020/wordml/sdtdatahash" xmlns:w16sdtfl="http://schemas.microsoft.com/office/word/2024/wordml/sdtformatlock" xmlns:w16se="http://schemas.microsoft.com/office/word/2015/wordml/symex" xmlns:wpg="http://schemas.microsoft.com/office/word/2010/wordprocessingGroup" xmlns:wpi="http://schemas.microsoft.com/office/word/2010/wordprocessingInk" xmlns:wne="http://schemas.microsoft.com/office/word/2006/wordml" xmlns:wps="http://schemas.microsoft.com/office/word/2010/wordprocessingShape" mc:Ignorable="w14 w15 w16se w16cid w16 w16cex w16sdtdh w16sdtfl w16du wp14">
+  <w:comment w:id="7" w:author="Rahman Awan" w:date="2026-08-29T15:28:00Z" w:initials="RA">
+    <w:p>
+      <w:pPr>
+        <w:pStyle w:val="CommentText"/>
+        <w:ind w:left="0" w:firstLine="0"/>
+        <w:jc w:val="left"/>
+      </w:pPr>
+      <w:r>
+        <w:rPr>
+          <w:rStyle w:val="CommentReference"/>
+        </w:rPr>
+        <w:annotationRef/>
+      </w:r>
+      <w:r>
+        <w:t>Could change if we modify or add more models here</w:t>
+      </w:r>
+    </w:p>
+  </w:comment>
+  <w:comment w:id="8" w:author="Rahman Awan" w:date="2026-08-29T19:47:00Z" w:initials="RA">
+    <w:p>
+      <w:pPr>
+        <w:pStyle w:val="CommentText"/>
+        <w:ind w:left="0" w:firstLine="0"/>
+        <w:jc w:val="left"/>
+      </w:pPr>
+      <w:r>
+        <w:rPr>
+          <w:rStyle w:val="CommentReference"/>
+        </w:rPr>
+        <w:annotationRef/>
+      </w:r>
+      <w:r>
+        <w:t>Update if modified</w:t>
+      </w:r>
+    </w:p>
+  </w:comment>
+  <w:comment w:id="9" w:author="Rahman Awan" w:date="2026-08-29T19:48:00Z" w:initials="RA">
+    <w:p>
+      <w:pPr>
+        <w:pStyle w:val="CommentText"/>
+        <w:ind w:left="0" w:firstLine="0"/>
+        <w:jc w:val="left"/>
+      </w:pPr>
+      <w:r>
+        <w:rPr>
+          <w:rStyle w:val="CommentReference"/>
+        </w:rPr>
+        <w:annotationRef/>
+      </w:r>
+      <w:r>
+        <w:t>Do not fix - last min change</w:t>
+      </w:r>
+    </w:p>
+  </w:comment>
+  <w:comment w:id="10" w:author="Rahman Awan" w:date="2026-08-29T20:18:00Z" w:initials="RA">
+    <w:p>
+      <w:pPr>
+        <w:pStyle w:val="CommentText"/>
+        <w:ind w:left="0" w:firstLine="0"/>
+        <w:jc w:val="left"/>
+      </w:pPr>
+      <w:r>
+        <w:rPr>
+          <w:rStyle w:val="CommentReference"/>
+        </w:rPr>
+        <w:annotationRef/>
+      </w:r>
+      <w:r>
+        <w:t>Gotta research more here</w:t>
+      </w:r>
+    </w:p>
+  </w:comment>
+  <w:comment w:id="11" w:author="Rahman Awan" w:date="2026-08-29T20:29:00Z" w:initials="RA">
+    <w:p>
+      <w:pPr>
+        <w:pStyle w:val="CommentText"/>
+        <w:ind w:left="0" w:firstLine="0"/>
+        <w:jc w:val="left"/>
+      </w:pPr>
+      <w:r>
+        <w:rPr>
+          <w:rStyle w:val="CommentReference"/>
+        </w:rPr>
+        <w:annotationRef/>
+      </w:r>
+      <w:r>
+        <w:t>Its name is FAct</w:t>
+      </w:r>
+    </w:p>
+  </w:comment>
+  <w:comment w:id="12" w:author="Rahman Awan" w:date="2026-08-29T20:40:00Z" w:initials="RA">
+    <w:p>
+      <w:pPr>
+        <w:pStyle w:val="CommentText"/>
+        <w:ind w:left="0" w:firstLine="0"/>
+        <w:jc w:val="left"/>
+      </w:pPr>
+      <w:r>
+        <w:rPr>
+          <w:rStyle w:val="CommentReference"/>
+        </w:rPr>
+        <w:annotationRef/>
+      </w:r>
+      <w:r>
+        <w:t>Add equation here</w:t>
+      </w:r>
+    </w:p>
+  </w:comment>
+  <w:comment w:id="13" w:author="Rahman Awan" w:date="2026-08-29T20:41:00Z" w:initials="RA">
+    <w:p>
+      <w:pPr>
+        <w:pStyle w:val="CommentText"/>
+        <w:ind w:left="0" w:firstLine="0"/>
+        <w:jc w:val="left"/>
+      </w:pPr>
+      <w:r>
+        <w:rPr>
+          <w:rStyle w:val="CommentReference"/>
+        </w:rPr>
+        <w:annotationRef/>
+      </w:r>
+      <w:r>
+        <w:t>Add cosine similarity eq here</w:t>
+      </w:r>
+    </w:p>
+  </w:comment>
+  <w:comment w:id="14" w:author="Rahman Awan" w:date="2026-08-29T21:14:00Z" w:initials="RA">
+    <w:p>
+      <w:pPr>
+        <w:pStyle w:val="CommentText"/>
+        <w:ind w:left="0" w:firstLine="0"/>
+        <w:jc w:val="left"/>
+      </w:pPr>
+      <w:r>
+        <w:rPr>
+          <w:rStyle w:val="CommentReference"/>
+        </w:rPr>
+        <w:annotationRef/>
+      </w:r>
+      <w:r>
+        <w:t xml:space="preserve">Recheck number and replace everywhere if any diff </w:t>
+      </w:r>
+    </w:p>
+  </w:comment>
+</w:comments>
+</file>
+
+<file path=word/commentsExtended.xml><?xml version="1.0" encoding="utf-8"?>
+<w15:commentsEx xmlns:wpc="http://schemas.microsoft.com/office/word/2010/wordprocessingCanvas" xmlns:cx="http://schemas.microsoft.com/office/drawing/2014/chartex" xmlns:cx1="http://schemas.microsoft.com/office/drawing/2015/9/8/chartex" xmlns:cx2="http://schemas.microsoft.com/office/drawing/2015/10/21/chartex" xmlns:cx3="http://schemas.microsoft.com/office/drawing/2016/5/9/chartex" xmlns:cx4="http://schemas.microsoft.com/office/drawing/2016/5/10/chartex" xmlns:cx5="http://schemas.microsoft.com/office/drawing/2016/5/11/chartex" xmlns:cx6="http://schemas.microsoft.com/office/drawing/2016/5/12/chartex" xmlns:cx7="http://schemas.microsoft.com/office/drawing/2016/5/13/chartex" xmlns:cx8="http://schemas.microsoft.com/office/drawing/2016/5/14/chartex" xmlns:mc="http://schemas.openxmlformats.org/markup-compatibility/2006" xmlns:aink="http://schemas.microsoft.com/office/drawing/2016/ink" xmlns:am3d="http://schemas.microsoft.com/office/drawing/2017/model3d" xmlns:o="urn:schemas-microsoft-com:office:office" xmlns:oel="http://schemas.microsoft.com/office/2019/extlst" xmlns:r="http://schemas.openxmlformats.org/officeDocument/2006/relationships" xmlns:m="http://schemas.openxmlformats.org/officeDocument/2006/math" xmlns:v="urn:schemas-microsoft-com:vml" xmlns:wp14="http://schemas.microsoft.com/office/word/2010/wordprocessingDrawing" xmlns:wp="http://schemas.openxmlformats.org/drawingml/2006/wordprocessingDrawing" xmlns:w10="urn:schemas-microsoft-com:office:word" xmlns:w="http://schemas.openxmlformats.org/wordprocessingml/2006/main" xmlns:w14="http://schemas.microsoft.com/office/word/2010/wordml" xmlns:w15="http://schemas.microsoft.com/office/word/2012/wordml" xmlns:w16cex="http://schemas.microsoft.com/office/word/2018/wordml/cex" xmlns:w16cid="http://schemas.microsoft.com/office/word/2016/wordml/cid" xmlns:w16="http://schemas.microsoft.com/office/word/2018/wordml" xmlns:w16du="http://schemas.microsoft.com/office/word/2023/wordml/word16du" xmlns:w16sdtdh="http://schemas.microsoft.com/office/word/2020/wordml/sdtdatahash" xmlns:w16sdtfl="http://schemas.microsoft.com/office/word/2024/wordml/sdtformatlock" xmlns:w16se="http://schemas.microsoft.com/office/word/2015/wordml/symex" xmlns:wpg="http://schemas.microsoft.com/office/word/2010/wordprocessingGroup" xmlns:wpi="http://schemas.microsoft.com/office/word/2010/wordprocessingInk" xmlns:wne="http://schemas.microsoft.com/office/word/2006/wordml" xmlns:wps="http://schemas.microsoft.com/office/word/2010/wordprocessingShape" mc:Ignorable="w14 w15 w16se w16cid w16 w16cex w16sdtdh w16sdtfl w16du wp14">
+  <w15:commentEx w15:paraId="2AC4B5AF" w15:done="0"/>
+  <w15:commentEx w15:paraId="038BCA08" w15:done="0"/>
+  <w15:commentEx w15:paraId="10F78626" w15:done="0"/>
+  <w15:commentEx w15:paraId="05202045" w15:done="0"/>
+  <w15:commentEx w15:paraId="6B48050B" w15:done="0"/>
+  <w15:commentEx w15:paraId="54ECAF24" w15:done="0"/>
+  <w15:commentEx w15:paraId="6C3668DA" w15:done="0"/>
+  <w15:commentEx w15:paraId="50EB65EB" w15:done="0"/>
+</w15:commentsEx>
+</file>
+
+<file path=word/commentsExtensible.xml><?xml version="1.0" encoding="utf-8"?>
+<w16cex:commentsExtensible xmlns:wpc="http://schemas.microsoft.com/office/word/2010/wordprocessingCanvas" xmlns:cx="http://schemas.microsoft.com/office/drawing/2014/chartex" xmlns:cx1="http://schemas.microsoft.com/office/drawing/2015/9/8/chartex" xmlns:cx2="http://schemas.microsoft.com/office/drawing/2015/10/21/chartex" xmlns:cx3="http://schemas.microsoft.com/office/drawing/2016/5/9/chartex" xmlns:cx4="http://schemas.microsoft.com/office/drawing/2016/5/10/chartex" xmlns:cx5="http://schemas.microsoft.com/office/drawing/2016/5/11/chartex" xmlns:cx6="http://schemas.microsoft.com/office/drawing/2016/5/12/chartex" xmlns:cx7="http://schemas.microsoft.com/office/drawing/2016/5/13/chartex" xmlns:cx8="http://schemas.microsoft.com/office/drawing/2016/5/14/chartex" xmlns:cr="http://schemas.microsoft.com/office/comments/2020/reactions" xmlns:mc="http://schemas.openxmlformats.org/markup-compatibility/2006" xmlns:aink="http://schemas.microsoft.com/office/drawing/2016/ink" xmlns:am3d="http://schemas.microsoft.com/office/drawing/2017/model3d" xmlns:o="urn:schemas-microsoft-com:office:office" xmlns:oel="http://schemas.microsoft.com/office/2019/extlst" xmlns:r="http://schemas.openxmlformats.org/officeDocument/2006/relationships" xmlns:m="http://schemas.openxmlformats.org/officeDocument/2006/math" xmlns:v="urn:schemas-microsoft-com:vml" xmlns:wp14="http://schemas.microsoft.com/office/word/2010/wordprocessingDrawing" xmlns:wp="http://schemas.openxmlformats.org/drawingml/2006/wordprocessingDrawing" xmlns:w10="urn:schemas-microsoft-com:office:word" xmlns:w="http://schemas.openxmlformats.org/wordprocessingml/2006/main" xmlns:w14="http://schemas.microsoft.com/office/word/2010/wordml" xmlns:w15="http://schemas.microsoft.com/office/word/2012/wordml" xmlns:w16cex="http://schemas.microsoft.com/office/word/2018/wordml/cex" xmlns:w16cid="http://schemas.microsoft.com/office/word/2016/wordml/cid" xmlns:w16="http://schemas.microsoft.com/office/word/2018/wordml" xmlns:w16du="http://schemas.microsoft.com/office/word/2023/wordml/word16du" xmlns:w16sdtdh="http://schemas.microsoft.com/office/word/2020/wordml/sdtdatahash" xmlns:w16sdtfl="http://schemas.microsoft.com/office/word/2024/wordml/sdtformatlock" xmlns:w16se="http://schemas.microsoft.com/office/word/2015/wordml/symex" xmlns:wpg="http://schemas.microsoft.com/office/word/2010/wordprocessingGroup" xmlns:wpi="http://schemas.microsoft.com/office/word/2010/wordprocessingInk" xmlns:wne="http://schemas.microsoft.com/office/word/2006/wordml" xmlns:wps="http://schemas.microsoft.com/office/word/2010/wordprocessingShape" mc:Ignorable="w14 w15 w16se w16cid w16 w16cex w16sdtdh w16sdtfl cr w16du wp14">
+  <w16cex:commentExtensible w16cex:durableId="5F1E12FA" w16cex:dateUtc="2026-08-29T11:28:00Z"/>
+  <w16cex:commentExtensible w16cex:durableId="412BC8A6" w16cex:dateUtc="2026-08-29T15:47:00Z"/>
+  <w16cex:commentExtensible w16cex:durableId="73EE593B" w16cex:dateUtc="2026-08-29T15:48:00Z"/>
+  <w16cex:commentExtensible w16cex:durableId="644B48DC" w16cex:dateUtc="2026-08-29T16:18:00Z"/>
+  <w16cex:commentExtensible w16cex:durableId="5913561C" w16cex:dateUtc="2026-08-29T16:29:00Z"/>
+  <w16cex:commentExtensible w16cex:durableId="32348E0D" w16cex:dateUtc="2026-08-29T16:40:00Z"/>
+  <w16cex:commentExtensible w16cex:durableId="54AEC965" w16cex:dateUtc="2026-08-29T16:41:00Z"/>
+  <w16cex:commentExtensible w16cex:durableId="051FC674" w16cex:dateUtc="2026-08-29T17:14:00Z"/>
+</w16cex:commentsExtensible>
+</file>
+
+<file path=word/commentsIds.xml><?xml version="1.0" encoding="utf-8"?>
+<w16cid:commentsIds xmlns:wpc="http://schemas.microsoft.com/office/word/2010/wordprocessingCanvas" xmlns:cx="http://schemas.microsoft.com/office/drawing/2014/chartex" xmlns:cx1="http://schemas.microsoft.com/office/drawing/2015/9/8/chartex" xmlns:cx2="http://schemas.microsoft.com/office/drawing/2015/10/21/chartex" xmlns:cx3="http://schemas.microsoft.com/office/drawing/2016/5/9/chartex" xmlns:cx4="http://schemas.microsoft.com/office/drawing/2016/5/10/chartex" xmlns:cx5="http://schemas.microsoft.com/office/drawing/2016/5/11/chartex" xmlns:cx6="http://schemas.microsoft.com/office/drawing/2016/5/12/chartex" xmlns:cx7="http://schemas.microsoft.com/office/drawing/2016/5/13/chartex" xmlns:cx8="http://schemas.microsoft.com/office/drawing/2016/5/14/chartex" xmlns:mc="http://schemas.openxmlformats.org/markup-compatibility/2006" xmlns:aink="http://schemas.microsoft.com/office/drawing/2016/ink" xmlns:am3d="http://schemas.microsoft.com/office/drawing/2017/model3d" xmlns:o="urn:schemas-microsoft-com:office:office" xmlns:oel="http://schemas.microsoft.com/office/2019/extlst" xmlns:r="http://schemas.openxmlformats.org/officeDocument/2006/relationships" xmlns:m="http://schemas.openxmlformats.org/officeDocument/2006/math" xmlns:v="urn:schemas-microsoft-com:vml" xmlns:wp14="http://schemas.microsoft.com/office/word/2010/wordprocessingDrawing" xmlns:wp="http://schemas.openxmlformats.org/drawingml/2006/wordprocessingDrawing" xmlns:w10="urn:schemas-microsoft-com:office:word" xmlns:w="http://schemas.openxmlformats.org/wordprocessingml/2006/main" xmlns:w14="http://schemas.microsoft.com/office/word/2010/wordml" xmlns:w15="http://schemas.microsoft.com/office/word/2012/wordml" xmlns:w16cex="http://schemas.microsoft.com/office/word/2018/wordml/cex" xmlns:w16cid="http://schemas.microsoft.com/office/word/2016/wordml/cid" xmlns:w16="http://schemas.microsoft.com/office/word/2018/wordml" xmlns:w16du="http://schemas.microsoft.com/office/word/2023/wordml/word16du" xmlns:w16sdtdh="http://schemas.microsoft.com/office/word/2020/wordml/sdtdatahash" xmlns:w16sdtfl="http://schemas.microsoft.com/office/word/2024/wordml/sdtformatlock" xmlns:w16se="http://schemas.microsoft.com/office/word/2015/wordml/symex" xmlns:wpg="http://schemas.microsoft.com/office/word/2010/wordprocessingGroup" xmlns:wpi="http://schemas.microsoft.com/office/word/2010/wordprocessingInk" xmlns:wne="http://schemas.microsoft.com/office/word/2006/wordml" xmlns:wps="http://schemas.microsoft.com/office/word/2010/wordprocessingShape" mc:Ignorable="w14 w15 w16se w16cid w16 w16cex w16sdtdh w16sdtfl w16du wp14">
+  <w16cid:commentId w16cid:paraId="2AC4B5AF" w16cid:durableId="5F1E12FA"/>
+  <w16cid:commentId w16cid:paraId="038BCA08" w16cid:durableId="412BC8A6"/>
+  <w16cid:commentId w16cid:paraId="10F78626" w16cid:durableId="73EE593B"/>
+  <w16cid:commentId w16cid:paraId="05202045" w16cid:durableId="644B48DC"/>
+  <w16cid:commentId w16cid:paraId="6B48050B" w16cid:durableId="5913561C"/>
+  <w16cid:commentId w16cid:paraId="54ECAF24" w16cid:durableId="32348E0D"/>
+  <w16cid:commentId w16cid:paraId="6C3668DA" w16cid:durableId="54AEC965"/>
+  <w16cid:commentId w16cid:paraId="50EB65EB" w16cid:durableId="051FC674"/>
+</w16cid:commentsIds>
 </file>
 
 <file path=word/endnotes.xml><?xml version="1.0" encoding="utf-8"?>
@@ -8444,13 +10773,8 @@
       <w:fldChar w:fldCharType="separate"/>
     </w:r>
     <w:r>
-      <w:t>i</w:t>
+      <w:t>ii</w:t>
     </w:r>
-    <w:proofErr w:type="spellStart"/>
-    <w:r>
-      <w:t>i</w:t>
-    </w:r>
-    <w:proofErr w:type="spellEnd"/>
     <w:r>
       <w:fldChar w:fldCharType="end"/>
     </w:r>
@@ -8489,13 +10813,8 @@
       <w:fldChar w:fldCharType="separate"/>
     </w:r>
     <w:r>
-      <w:t>i</w:t>
+      <w:t>ii</w:t>
     </w:r>
-    <w:proofErr w:type="spellStart"/>
-    <w:r>
-      <w:t>i</w:t>
-    </w:r>
-    <w:proofErr w:type="spellEnd"/>
     <w:r>
       <w:fldChar w:fldCharType="end"/>
     </w:r>
@@ -8676,6 +10995,127 @@
 <file path=word/numbering.xml><?xml version="1.0" encoding="utf-8"?>
 <w:numbering xmlns:wpc="http://schemas.microsoft.com/office/word/2010/wordprocessingCanvas" xmlns:cx="http://schemas.microsoft.com/office/drawing/2014/chartex" xmlns:cx1="http://schemas.microsoft.com/office/drawing/2015/9/8/chartex" xmlns:cx2="http://schemas.microsoft.com/office/drawing/2015/10/21/chartex" xmlns:cx3="http://schemas.microsoft.com/office/drawing/2016/5/9/chartex" xmlns:cx4="http://schemas.microsoft.com/office/drawing/2016/5/10/chartex" xmlns:cx5="http://schemas.microsoft.com/office/drawing/2016/5/11/chartex" xmlns:cx6="http://schemas.microsoft.com/office/drawing/2016/5/12/chartex" xmlns:cx7="http://schemas.microsoft.com/office/drawing/2016/5/13/chartex" xmlns:cx8="http://schemas.microsoft.com/office/drawing/2016/5/14/chartex" xmlns:mc="http://schemas.openxmlformats.org/markup-compatibility/2006" xmlns:aink="http://schemas.microsoft.com/office/drawing/2016/ink" xmlns:am3d="http://schemas.microsoft.com/office/drawing/2017/model3d" xmlns:o="urn:schemas-microsoft-com:office:office" xmlns:oel="http://schemas.microsoft.com/office/2019/extlst" xmlns:r="http://schemas.openxmlformats.org/officeDocument/2006/relationships" xmlns:m="http://schemas.openxmlformats.org/officeDocument/2006/math" xmlns:v="urn:schemas-microsoft-com:vml" xmlns:wp14="http://schemas.microsoft.com/office/word/2010/wordprocessingDrawing" xmlns:wp="http://schemas.openxmlformats.org/drawingml/2006/wordprocessingDrawing" xmlns:w10="urn:schemas-microsoft-com:office:word" xmlns:w="http://schemas.openxmlformats.org/wordprocessingml/2006/main" xmlns:w14="http://schemas.microsoft.com/office/word/2010/wordml" xmlns:w15="http://schemas.microsoft.com/office/word/2012/wordml" xmlns:w16cex="http://schemas.microsoft.com/office/word/2018/wordml/cex" xmlns:w16cid="http://schemas.microsoft.com/office/word/2016/wordml/cid" xmlns:w16="http://schemas.microsoft.com/office/word/2018/wordml" xmlns:w16du="http://schemas.microsoft.com/office/word/2023/wordml/word16du" xmlns:w16sdtdh="http://schemas.microsoft.com/office/word/2020/wordml/sdtdatahash" xmlns:w16sdtfl="http://schemas.microsoft.com/office/word/2024/wordml/sdtformatlock" xmlns:w16se="http://schemas.microsoft.com/office/word/2015/wordml/symex" xmlns:wpg="http://schemas.microsoft.com/office/word/2010/wordprocessingGroup" xmlns:wpi="http://schemas.microsoft.com/office/word/2010/wordprocessingInk" xmlns:wne="http://schemas.microsoft.com/office/word/2006/wordml" xmlns:wps="http://schemas.microsoft.com/office/word/2010/wordprocessingShape" mc:Ignorable="w14 w15 w16se w16cid w16 w16cex w16sdtdh w16sdtfl w16du wp14">
   <w:abstractNum w:abstractNumId="0" w15:restartNumberingAfterBreak="0">
+    <w:nsid w:val="00F74192"/>
+    <w:multiLevelType w:val="multilevel"/>
+    <w:tmpl w:val="B57AA0E2"/>
+    <w:lvl w:ilvl="0">
+      <w:start w:val="1"/>
+      <w:numFmt w:val="upperRoman"/>
+      <w:lvlText w:val="%1."/>
+      <w:lvlJc w:val="right"/>
+      <w:pPr>
+        <w:ind w:left="730" w:hanging="360"/>
+      </w:pPr>
+      <w:rPr>
+        <w:rFonts w:hint="default"/>
+      </w:rPr>
+    </w:lvl>
+    <w:lvl w:ilvl="1">
+      <w:start w:val="1"/>
+      <w:numFmt w:val="decimal"/>
+      <w:isLgl/>
+      <w:lvlText w:val="%1.%2"/>
+      <w:lvlJc w:val="left"/>
+      <w:pPr>
+        <w:ind w:left="1092" w:hanging="372"/>
+      </w:pPr>
+      <w:rPr>
+        <w:rFonts w:hint="default"/>
+      </w:rPr>
+    </w:lvl>
+    <w:lvl w:ilvl="2">
+      <w:start w:val="1"/>
+      <w:numFmt w:val="decimal"/>
+      <w:isLgl/>
+      <w:lvlText w:val="%1.%2.%3"/>
+      <w:lvlJc w:val="left"/>
+      <w:pPr>
+        <w:ind w:left="1790" w:hanging="720"/>
+      </w:pPr>
+      <w:rPr>
+        <w:rFonts w:hint="default"/>
+      </w:rPr>
+    </w:lvl>
+    <w:lvl w:ilvl="3">
+      <w:start w:val="1"/>
+      <w:numFmt w:val="decimal"/>
+      <w:isLgl/>
+      <w:lvlText w:val="%1.%2.%3.%4"/>
+      <w:lvlJc w:val="left"/>
+      <w:pPr>
+        <w:ind w:left="2140" w:hanging="720"/>
+      </w:pPr>
+      <w:rPr>
+        <w:rFonts w:hint="default"/>
+      </w:rPr>
+    </w:lvl>
+    <w:lvl w:ilvl="4">
+      <w:start w:val="1"/>
+      <w:numFmt w:val="decimal"/>
+      <w:isLgl/>
+      <w:lvlText w:val="%1.%2.%3.%4.%5"/>
+      <w:lvlJc w:val="left"/>
+      <w:pPr>
+        <w:ind w:left="2850" w:hanging="1080"/>
+      </w:pPr>
+      <w:rPr>
+        <w:rFonts w:hint="default"/>
+      </w:rPr>
+    </w:lvl>
+    <w:lvl w:ilvl="5">
+      <w:start w:val="1"/>
+      <w:numFmt w:val="decimal"/>
+      <w:isLgl/>
+      <w:lvlText w:val="%1.%2.%3.%4.%5.%6"/>
+      <w:lvlJc w:val="left"/>
+      <w:pPr>
+        <w:ind w:left="3200" w:hanging="1080"/>
+      </w:pPr>
+      <w:rPr>
+        <w:rFonts w:hint="default"/>
+      </w:rPr>
+    </w:lvl>
+    <w:lvl w:ilvl="6">
+      <w:start w:val="1"/>
+      <w:numFmt w:val="decimal"/>
+      <w:isLgl/>
+      <w:lvlText w:val="%1.%2.%3.%4.%5.%6.%7"/>
+      <w:lvlJc w:val="left"/>
+      <w:pPr>
+        <w:ind w:left="3910" w:hanging="1440"/>
+      </w:pPr>
+      <w:rPr>
+        <w:rFonts w:hint="default"/>
+      </w:rPr>
+    </w:lvl>
+    <w:lvl w:ilvl="7">
+      <w:start w:val="1"/>
+      <w:numFmt w:val="decimal"/>
+      <w:isLgl/>
+      <w:lvlText w:val="%1.%2.%3.%4.%5.%6.%7.%8"/>
+      <w:lvlJc w:val="left"/>
+      <w:pPr>
+        <w:ind w:left="4260" w:hanging="1440"/>
+      </w:pPr>
+      <w:rPr>
+        <w:rFonts w:hint="default"/>
+      </w:rPr>
+    </w:lvl>
+    <w:lvl w:ilvl="8">
+      <w:start w:val="1"/>
+      <w:numFmt w:val="decimal"/>
+      <w:isLgl/>
+      <w:lvlText w:val="%1.%2.%3.%4.%5.%6.%7.%8.%9"/>
+      <w:lvlJc w:val="left"/>
+      <w:pPr>
+        <w:ind w:left="4970" w:hanging="1800"/>
+      </w:pPr>
+      <w:rPr>
+        <w:rFonts w:hint="default"/>
+      </w:rPr>
+    </w:lvl>
+  </w:abstractNum>
+  <w:abstractNum w:abstractNumId="1" w15:restartNumberingAfterBreak="0">
     <w:nsid w:val="02EE12BD"/>
     <w:multiLevelType w:val="hybridMultilevel"/>
     <w:tmpl w:val="2A18294C"/>
@@ -8887,7 +11327,96 @@
       </w:rPr>
     </w:lvl>
   </w:abstractNum>
-  <w:abstractNum w:abstractNumId="1" w15:restartNumberingAfterBreak="0">
+  <w:abstractNum w:abstractNumId="2" w15:restartNumberingAfterBreak="0">
+    <w:nsid w:val="0CD630CE"/>
+    <w:multiLevelType w:val="hybridMultilevel"/>
+    <w:tmpl w:val="7678353A"/>
+    <w:lvl w:ilvl="0" w:tplc="DF6A7554">
+      <w:start w:val="1"/>
+      <w:numFmt w:val="decimal"/>
+      <w:lvlText w:val="%1."/>
+      <w:lvlJc w:val="left"/>
+      <w:pPr>
+        <w:ind w:left="450" w:hanging="360"/>
+      </w:pPr>
+      <w:rPr>
+        <w:rFonts w:hint="default"/>
+      </w:rPr>
+    </w:lvl>
+    <w:lvl w:ilvl="1" w:tplc="4C090019" w:tentative="1">
+      <w:start w:val="1"/>
+      <w:numFmt w:val="lowerLetter"/>
+      <w:lvlText w:val="%2."/>
+      <w:lvlJc w:val="left"/>
+      <w:pPr>
+        <w:ind w:left="1170" w:hanging="360"/>
+      </w:pPr>
+    </w:lvl>
+    <w:lvl w:ilvl="2" w:tplc="4C09001B" w:tentative="1">
+      <w:start w:val="1"/>
+      <w:numFmt w:val="lowerRoman"/>
+      <w:lvlText w:val="%3."/>
+      <w:lvlJc w:val="right"/>
+      <w:pPr>
+        <w:ind w:left="1890" w:hanging="180"/>
+      </w:pPr>
+    </w:lvl>
+    <w:lvl w:ilvl="3" w:tplc="4C09000F" w:tentative="1">
+      <w:start w:val="1"/>
+      <w:numFmt w:val="decimal"/>
+      <w:lvlText w:val="%4."/>
+      <w:lvlJc w:val="left"/>
+      <w:pPr>
+        <w:ind w:left="2610" w:hanging="360"/>
+      </w:pPr>
+    </w:lvl>
+    <w:lvl w:ilvl="4" w:tplc="4C090019" w:tentative="1">
+      <w:start w:val="1"/>
+      <w:numFmt w:val="lowerLetter"/>
+      <w:lvlText w:val="%5."/>
+      <w:lvlJc w:val="left"/>
+      <w:pPr>
+        <w:ind w:left="3330" w:hanging="360"/>
+      </w:pPr>
+    </w:lvl>
+    <w:lvl w:ilvl="5" w:tplc="4C09001B" w:tentative="1">
+      <w:start w:val="1"/>
+      <w:numFmt w:val="lowerRoman"/>
+      <w:lvlText w:val="%6."/>
+      <w:lvlJc w:val="right"/>
+      <w:pPr>
+        <w:ind w:left="4050" w:hanging="180"/>
+      </w:pPr>
+    </w:lvl>
+    <w:lvl w:ilvl="6" w:tplc="4C09000F" w:tentative="1">
+      <w:start w:val="1"/>
+      <w:numFmt w:val="decimal"/>
+      <w:lvlText w:val="%7."/>
+      <w:lvlJc w:val="left"/>
+      <w:pPr>
+        <w:ind w:left="4770" w:hanging="360"/>
+      </w:pPr>
+    </w:lvl>
+    <w:lvl w:ilvl="7" w:tplc="4C090019" w:tentative="1">
+      <w:start w:val="1"/>
+      <w:numFmt w:val="lowerLetter"/>
+      <w:lvlText w:val="%8."/>
+      <w:lvlJc w:val="left"/>
+      <w:pPr>
+        <w:ind w:left="5490" w:hanging="360"/>
+      </w:pPr>
+    </w:lvl>
+    <w:lvl w:ilvl="8" w:tplc="4C09001B" w:tentative="1">
+      <w:start w:val="1"/>
+      <w:numFmt w:val="lowerRoman"/>
+      <w:lvlText w:val="%9."/>
+      <w:lvlJc w:val="right"/>
+      <w:pPr>
+        <w:ind w:left="6210" w:hanging="180"/>
+      </w:pPr>
+    </w:lvl>
+  </w:abstractNum>
+  <w:abstractNum w:abstractNumId="3" w15:restartNumberingAfterBreak="0">
     <w:nsid w:val="112F73DD"/>
     <w:multiLevelType w:val="hybridMultilevel"/>
     <w:tmpl w:val="59769402"/>
@@ -9099,7 +11628,120 @@
       </w:rPr>
     </w:lvl>
   </w:abstractNum>
-  <w:abstractNum w:abstractNumId="2" w15:restartNumberingAfterBreak="0">
+  <w:abstractNum w:abstractNumId="4" w15:restartNumberingAfterBreak="0">
+    <w:nsid w:val="1D2378B0"/>
+    <w:multiLevelType w:val="hybridMultilevel"/>
+    <w:tmpl w:val="F198E11C"/>
+    <w:lvl w:ilvl="0" w:tplc="DF6A7554">
+      <w:start w:val="1"/>
+      <w:numFmt w:val="decimal"/>
+      <w:lvlText w:val="%1."/>
+      <w:lvlJc w:val="left"/>
+      <w:pPr>
+        <w:ind w:left="730" w:hanging="360"/>
+      </w:pPr>
+      <w:rPr>
+        <w:rFonts w:hint="default"/>
+      </w:rPr>
+    </w:lvl>
+    <w:lvl w:ilvl="1" w:tplc="FFFFFFFF" w:tentative="1">
+      <w:start w:val="1"/>
+      <w:numFmt w:val="bullet"/>
+      <w:lvlText w:val="o"/>
+      <w:lvlJc w:val="left"/>
+      <w:pPr>
+        <w:ind w:left="1450" w:hanging="360"/>
+      </w:pPr>
+      <w:rPr>
+        <w:rFonts w:ascii="Courier New" w:hAnsi="Courier New" w:cs="Courier New" w:hint="default"/>
+      </w:rPr>
+    </w:lvl>
+    <w:lvl w:ilvl="2" w:tplc="FFFFFFFF" w:tentative="1">
+      <w:start w:val="1"/>
+      <w:numFmt w:val="bullet"/>
+      <w:lvlText w:val=""/>
+      <w:lvlJc w:val="left"/>
+      <w:pPr>
+        <w:ind w:left="2170" w:hanging="360"/>
+      </w:pPr>
+      <w:rPr>
+        <w:rFonts w:ascii="Wingdings" w:hAnsi="Wingdings" w:hint="default"/>
+      </w:rPr>
+    </w:lvl>
+    <w:lvl w:ilvl="3" w:tplc="FFFFFFFF" w:tentative="1">
+      <w:start w:val="1"/>
+      <w:numFmt w:val="bullet"/>
+      <w:lvlText w:val=""/>
+      <w:lvlJc w:val="left"/>
+      <w:pPr>
+        <w:ind w:left="2890" w:hanging="360"/>
+      </w:pPr>
+      <w:rPr>
+        <w:rFonts w:ascii="Symbol" w:hAnsi="Symbol" w:hint="default"/>
+      </w:rPr>
+    </w:lvl>
+    <w:lvl w:ilvl="4" w:tplc="FFFFFFFF" w:tentative="1">
+      <w:start w:val="1"/>
+      <w:numFmt w:val="bullet"/>
+      <w:lvlText w:val="o"/>
+      <w:lvlJc w:val="left"/>
+      <w:pPr>
+        <w:ind w:left="3610" w:hanging="360"/>
+      </w:pPr>
+      <w:rPr>
+        <w:rFonts w:ascii="Courier New" w:hAnsi="Courier New" w:cs="Courier New" w:hint="default"/>
+      </w:rPr>
+    </w:lvl>
+    <w:lvl w:ilvl="5" w:tplc="FFFFFFFF" w:tentative="1">
+      <w:start w:val="1"/>
+      <w:numFmt w:val="bullet"/>
+      <w:lvlText w:val=""/>
+      <w:lvlJc w:val="left"/>
+      <w:pPr>
+        <w:ind w:left="4330" w:hanging="360"/>
+      </w:pPr>
+      <w:rPr>
+        <w:rFonts w:ascii="Wingdings" w:hAnsi="Wingdings" w:hint="default"/>
+      </w:rPr>
+    </w:lvl>
+    <w:lvl w:ilvl="6" w:tplc="FFFFFFFF" w:tentative="1">
+      <w:start w:val="1"/>
+      <w:numFmt w:val="bullet"/>
+      <w:lvlText w:val=""/>
+      <w:lvlJc w:val="left"/>
+      <w:pPr>
+        <w:ind w:left="5050" w:hanging="360"/>
+      </w:pPr>
+      <w:rPr>
+        <w:rFonts w:ascii="Symbol" w:hAnsi="Symbol" w:hint="default"/>
+      </w:rPr>
+    </w:lvl>
+    <w:lvl w:ilvl="7" w:tplc="FFFFFFFF" w:tentative="1">
+      <w:start w:val="1"/>
+      <w:numFmt w:val="bullet"/>
+      <w:lvlText w:val="o"/>
+      <w:lvlJc w:val="left"/>
+      <w:pPr>
+        <w:ind w:left="5770" w:hanging="360"/>
+      </w:pPr>
+      <w:rPr>
+        <w:rFonts w:ascii="Courier New" w:hAnsi="Courier New" w:cs="Courier New" w:hint="default"/>
+      </w:rPr>
+    </w:lvl>
+    <w:lvl w:ilvl="8" w:tplc="FFFFFFFF" w:tentative="1">
+      <w:start w:val="1"/>
+      <w:numFmt w:val="bullet"/>
+      <w:lvlText w:val=""/>
+      <w:lvlJc w:val="left"/>
+      <w:pPr>
+        <w:ind w:left="6490" w:hanging="360"/>
+      </w:pPr>
+      <w:rPr>
+        <w:rFonts w:ascii="Wingdings" w:hAnsi="Wingdings" w:hint="default"/>
+      </w:rPr>
+    </w:lvl>
+  </w:abstractNum>
+  <w:abstractNum w:abstractNumId="5" w15:restartNumberingAfterBreak="0">
     <w:nsid w:val="26B81D72"/>
     <w:multiLevelType w:val="hybridMultilevel"/>
     <w:tmpl w:val="C616C022"/>
@@ -9311,7 +11953,7 @@
       </w:rPr>
     </w:lvl>
   </w:abstractNum>
-  <w:abstractNum w:abstractNumId="3" w15:restartNumberingAfterBreak="0">
+  <w:abstractNum w:abstractNumId="6" w15:restartNumberingAfterBreak="0">
     <w:nsid w:val="3C8B657B"/>
     <w:multiLevelType w:val="hybridMultilevel"/>
     <w:tmpl w:val="CAACD344"/>
@@ -9400,7 +12042,7 @@
       </w:pPr>
     </w:lvl>
   </w:abstractNum>
-  <w:abstractNum w:abstractNumId="4" w15:restartNumberingAfterBreak="0">
+  <w:abstractNum w:abstractNumId="7" w15:restartNumberingAfterBreak="0">
     <w:nsid w:val="45C841E3"/>
     <w:multiLevelType w:val="multilevel"/>
     <w:tmpl w:val="B74C6D18"/>
@@ -9549,7 +12191,233 @@
       </w:rPr>
     </w:lvl>
   </w:abstractNum>
-  <w:abstractNum w:abstractNumId="5" w15:restartNumberingAfterBreak="0">
+  <w:abstractNum w:abstractNumId="8" w15:restartNumberingAfterBreak="0">
+    <w:nsid w:val="5B17584C"/>
+    <w:multiLevelType w:val="hybridMultilevel"/>
+    <w:tmpl w:val="6D0257AE"/>
+    <w:lvl w:ilvl="0" w:tplc="4C090001">
+      <w:start w:val="1"/>
+      <w:numFmt w:val="bullet"/>
+      <w:lvlText w:val=""/>
+      <w:lvlJc w:val="left"/>
+      <w:pPr>
+        <w:ind w:left="730" w:hanging="360"/>
+      </w:pPr>
+      <w:rPr>
+        <w:rFonts w:ascii="Symbol" w:hAnsi="Symbol" w:hint="default"/>
+      </w:rPr>
+    </w:lvl>
+    <w:lvl w:ilvl="1" w:tplc="4C090003" w:tentative="1">
+      <w:start w:val="1"/>
+      <w:numFmt w:val="bullet"/>
+      <w:lvlText w:val="o"/>
+      <w:lvlJc w:val="left"/>
+      <w:pPr>
+        <w:ind w:left="1450" w:hanging="360"/>
+      </w:pPr>
+      <w:rPr>
+        <w:rFonts w:ascii="Courier New" w:hAnsi="Courier New" w:cs="Courier New" w:hint="default"/>
+      </w:rPr>
+    </w:lvl>
+    <w:lvl w:ilvl="2" w:tplc="4C090005" w:tentative="1">
+      <w:start w:val="1"/>
+      <w:numFmt w:val="bullet"/>
+      <w:lvlText w:val=""/>
+      <w:lvlJc w:val="left"/>
+      <w:pPr>
+        <w:ind w:left="2170" w:hanging="360"/>
+      </w:pPr>
+      <w:rPr>
+        <w:rFonts w:ascii="Wingdings" w:hAnsi="Wingdings" w:hint="default"/>
+      </w:rPr>
+    </w:lvl>
+    <w:lvl w:ilvl="3" w:tplc="4C090001" w:tentative="1">
+      <w:start w:val="1"/>
+      <w:numFmt w:val="bullet"/>
+      <w:lvlText w:val=""/>
+      <w:lvlJc w:val="left"/>
+      <w:pPr>
+        <w:ind w:left="2890" w:hanging="360"/>
+      </w:pPr>
+      <w:rPr>
+        <w:rFonts w:ascii="Symbol" w:hAnsi="Symbol" w:hint="default"/>
+      </w:rPr>
+    </w:lvl>
+    <w:lvl w:ilvl="4" w:tplc="4C090003" w:tentative="1">
+      <w:start w:val="1"/>
+      <w:numFmt w:val="bullet"/>
+      <w:lvlText w:val="o"/>
+      <w:lvlJc w:val="left"/>
+      <w:pPr>
+        <w:ind w:left="3610" w:hanging="360"/>
+      </w:pPr>
+      <w:rPr>
+        <w:rFonts w:ascii="Courier New" w:hAnsi="Courier New" w:cs="Courier New" w:hint="default"/>
+      </w:rPr>
+    </w:lvl>
+    <w:lvl w:ilvl="5" w:tplc="4C090005" w:tentative="1">
+      <w:start w:val="1"/>
+      <w:numFmt w:val="bullet"/>
+      <w:lvlText w:val=""/>
+      <w:lvlJc w:val="left"/>
+      <w:pPr>
+        <w:ind w:left="4330" w:hanging="360"/>
+      </w:pPr>
+      <w:rPr>
+        <w:rFonts w:ascii="Wingdings" w:hAnsi="Wingdings" w:hint="default"/>
+      </w:rPr>
+    </w:lvl>
+    <w:lvl w:ilvl="6" w:tplc="4C090001" w:tentative="1">
+      <w:start w:val="1"/>
+      <w:numFmt w:val="bullet"/>
+      <w:lvlText w:val=""/>
+      <w:lvlJc w:val="left"/>
+      <w:pPr>
+        <w:ind w:left="5050" w:hanging="360"/>
+      </w:pPr>
+      <w:rPr>
+        <w:rFonts w:ascii="Symbol" w:hAnsi="Symbol" w:hint="default"/>
+      </w:rPr>
+    </w:lvl>
+    <w:lvl w:ilvl="7" w:tplc="4C090003" w:tentative="1">
+      <w:start w:val="1"/>
+      <w:numFmt w:val="bullet"/>
+      <w:lvlText w:val="o"/>
+      <w:lvlJc w:val="left"/>
+      <w:pPr>
+        <w:ind w:left="5770" w:hanging="360"/>
+      </w:pPr>
+      <w:rPr>
+        <w:rFonts w:ascii="Courier New" w:hAnsi="Courier New" w:cs="Courier New" w:hint="default"/>
+      </w:rPr>
+    </w:lvl>
+    <w:lvl w:ilvl="8" w:tplc="4C090005" w:tentative="1">
+      <w:start w:val="1"/>
+      <w:numFmt w:val="bullet"/>
+      <w:lvlText w:val=""/>
+      <w:lvlJc w:val="left"/>
+      <w:pPr>
+        <w:ind w:left="6490" w:hanging="360"/>
+      </w:pPr>
+      <w:rPr>
+        <w:rFonts w:ascii="Wingdings" w:hAnsi="Wingdings" w:hint="default"/>
+      </w:rPr>
+    </w:lvl>
+  </w:abstractNum>
+  <w:abstractNum w:abstractNumId="9" w15:restartNumberingAfterBreak="0">
+    <w:nsid w:val="65A10D4F"/>
+    <w:multiLevelType w:val="multilevel"/>
+    <w:tmpl w:val="8A02CF8C"/>
+    <w:lvl w:ilvl="0">
+      <w:start w:val="1"/>
+      <w:numFmt w:val="decimal"/>
+      <w:lvlText w:val="%1"/>
+      <w:lvlJc w:val="left"/>
+      <w:pPr>
+        <w:ind w:left="372" w:hanging="372"/>
+      </w:pPr>
+      <w:rPr>
+        <w:rFonts w:hint="default"/>
+      </w:rPr>
+    </w:lvl>
+    <w:lvl w:ilvl="1">
+      <w:start w:val="1"/>
+      <w:numFmt w:val="decimal"/>
+      <w:lvlText w:val="%1.%2"/>
+      <w:lvlJc w:val="left"/>
+      <w:pPr>
+        <w:ind w:left="1092" w:hanging="372"/>
+      </w:pPr>
+      <w:rPr>
+        <w:rFonts w:hint="default"/>
+      </w:rPr>
+    </w:lvl>
+    <w:lvl w:ilvl="2">
+      <w:start w:val="1"/>
+      <w:numFmt w:val="decimal"/>
+      <w:lvlText w:val="%1.%2.%3"/>
+      <w:lvlJc w:val="left"/>
+      <w:pPr>
+        <w:ind w:left="2160" w:hanging="720"/>
+      </w:pPr>
+      <w:rPr>
+        <w:rFonts w:hint="default"/>
+      </w:rPr>
+    </w:lvl>
+    <w:lvl w:ilvl="3">
+      <w:start w:val="1"/>
+      <w:numFmt w:val="decimal"/>
+      <w:lvlText w:val="%1.%2.%3.%4"/>
+      <w:lvlJc w:val="left"/>
+      <w:pPr>
+        <w:ind w:left="2880" w:hanging="720"/>
+      </w:pPr>
+      <w:rPr>
+        <w:rFonts w:hint="default"/>
+      </w:rPr>
+    </w:lvl>
+    <w:lvl w:ilvl="4">
+      <w:start w:val="1"/>
+      <w:numFmt w:val="decimal"/>
+      <w:lvlText w:val="%1.%2.%3.%4.%5"/>
+      <w:lvlJc w:val="left"/>
+      <w:pPr>
+        <w:ind w:left="3960" w:hanging="1080"/>
+      </w:pPr>
+      <w:rPr>
+        <w:rFonts w:hint="default"/>
+      </w:rPr>
+    </w:lvl>
+    <w:lvl w:ilvl="5">
+      <w:start w:val="1"/>
+      <w:numFmt w:val="decimal"/>
+      <w:lvlText w:val="%1.%2.%3.%4.%5.%6"/>
+      <w:lvlJc w:val="left"/>
+      <w:pPr>
+        <w:ind w:left="4680" w:hanging="1080"/>
+      </w:pPr>
+      <w:rPr>
+        <w:rFonts w:hint="default"/>
+      </w:rPr>
+    </w:lvl>
+    <w:lvl w:ilvl="6">
+      <w:start w:val="1"/>
+      <w:numFmt w:val="decimal"/>
+      <w:lvlText w:val="%1.%2.%3.%4.%5.%6.%7"/>
+      <w:lvlJc w:val="left"/>
+      <w:pPr>
+        <w:ind w:left="5760" w:hanging="1440"/>
+      </w:pPr>
+      <w:rPr>
+        <w:rFonts w:hint="default"/>
+      </w:rPr>
+    </w:lvl>
+    <w:lvl w:ilvl="7">
+      <w:start w:val="1"/>
+      <w:numFmt w:val="decimal"/>
+      <w:lvlText w:val="%1.%2.%3.%4.%5.%6.%7.%8"/>
+      <w:lvlJc w:val="left"/>
+      <w:pPr>
+        <w:ind w:left="6480" w:hanging="1440"/>
+      </w:pPr>
+      <w:rPr>
+        <w:rFonts w:hint="default"/>
+      </w:rPr>
+    </w:lvl>
+    <w:lvl w:ilvl="8">
+      <w:start w:val="1"/>
+      <w:numFmt w:val="decimal"/>
+      <w:lvlText w:val="%1.%2.%3.%4.%5.%6.%7.%8.%9"/>
+      <w:lvlJc w:val="left"/>
+      <w:pPr>
+        <w:ind w:left="7560" w:hanging="1800"/>
+      </w:pPr>
+      <w:rPr>
+        <w:rFonts w:hint="default"/>
+      </w:rPr>
+    </w:lvl>
+  </w:abstractNum>
+  <w:abstractNum w:abstractNumId="10" w15:restartNumberingAfterBreak="0">
     <w:nsid w:val="70DD1338"/>
     <w:multiLevelType w:val="hybridMultilevel"/>
     <w:tmpl w:val="F4B42760"/>
@@ -9762,24 +12630,47 @@
     </w:lvl>
   </w:abstractNum>
   <w:num w:numId="1" w16cid:durableId="24213610">
+    <w:abstractNumId w:val="1"/>
+  </w:num>
+  <w:num w:numId="2" w16cid:durableId="537591870">
+    <w:abstractNumId w:val="3"/>
+  </w:num>
+  <w:num w:numId="3" w16cid:durableId="1855000502">
+    <w:abstractNumId w:val="10"/>
+  </w:num>
+  <w:num w:numId="4" w16cid:durableId="2016608709">
+    <w:abstractNumId w:val="5"/>
+  </w:num>
+  <w:num w:numId="5" w16cid:durableId="1655990545">
+    <w:abstractNumId w:val="6"/>
+  </w:num>
+  <w:num w:numId="6" w16cid:durableId="1316181851">
+    <w:abstractNumId w:val="7"/>
+  </w:num>
+  <w:num w:numId="7" w16cid:durableId="1715160156">
+    <w:abstractNumId w:val="9"/>
+  </w:num>
+  <w:num w:numId="8" w16cid:durableId="110129758">
+    <w:abstractNumId w:val="8"/>
+  </w:num>
+  <w:num w:numId="9" w16cid:durableId="238443865">
+    <w:abstractNumId w:val="2"/>
+  </w:num>
+  <w:num w:numId="10" w16cid:durableId="1145590308">
+    <w:abstractNumId w:val="4"/>
+  </w:num>
+  <w:num w:numId="11" w16cid:durableId="1378046479">
     <w:abstractNumId w:val="0"/>
   </w:num>
-  <w:num w:numId="2" w16cid:durableId="537591870">
-    <w:abstractNumId w:val="1"/>
-  </w:num>
-  <w:num w:numId="3" w16cid:durableId="1855000502">
-    <w:abstractNumId w:val="5"/>
-  </w:num>
-  <w:num w:numId="4" w16cid:durableId="2016608709">
-    <w:abstractNumId w:val="2"/>
-  </w:num>
-  <w:num w:numId="5" w16cid:durableId="1655990545">
-    <w:abstractNumId w:val="3"/>
-  </w:num>
-  <w:num w:numId="6" w16cid:durableId="1316181851">
-    <w:abstractNumId w:val="4"/>
-  </w:num>
 </w:numbering>
+</file>
+
+<file path=word/people.xml><?xml version="1.0" encoding="utf-8"?>
+<w15:people xmlns:wpc="http://schemas.microsoft.com/office/word/2010/wordprocessingCanvas" xmlns:cx="http://schemas.microsoft.com/office/drawing/2014/chartex" xmlns:cx1="http://schemas.microsoft.com/office/drawing/2015/9/8/chartex" xmlns:cx2="http://schemas.microsoft.com/office/drawing/2015/10/21/chartex" xmlns:cx3="http://schemas.microsoft.com/office/drawing/2016/5/9/chartex" xmlns:cx4="http://schemas.microsoft.com/office/drawing/2016/5/10/chartex" xmlns:cx5="http://schemas.microsoft.com/office/drawing/2016/5/11/chartex" xmlns:cx6="http://schemas.microsoft.com/office/drawing/2016/5/12/chartex" xmlns:cx7="http://schemas.microsoft.com/office/drawing/2016/5/13/chartex" xmlns:cx8="http://schemas.microsoft.com/office/drawing/2016/5/14/chartex" xmlns:mc="http://schemas.openxmlformats.org/markup-compatibility/2006" xmlns:aink="http://schemas.microsoft.com/office/drawing/2016/ink" xmlns:am3d="http://schemas.microsoft.com/office/drawing/2017/model3d" xmlns:o="urn:schemas-microsoft-com:office:office" xmlns:oel="http://schemas.microsoft.com/office/2019/extlst" xmlns:r="http://schemas.openxmlformats.org/officeDocument/2006/relationships" xmlns:m="http://schemas.openxmlformats.org/officeDocument/2006/math" xmlns:v="urn:schemas-microsoft-com:vml" xmlns:wp14="http://schemas.microsoft.com/office/word/2010/wordprocessingDrawing" xmlns:wp="http://schemas.openxmlformats.org/drawingml/2006/wordprocessingDrawing" xmlns:w10="urn:schemas-microsoft-com:office:word" xmlns:w="http://schemas.openxmlformats.org/wordprocessingml/2006/main" xmlns:w14="http://schemas.microsoft.com/office/word/2010/wordml" xmlns:w15="http://schemas.microsoft.com/office/word/2012/wordml" xmlns:w16cex="http://schemas.microsoft.com/office/word/2018/wordml/cex" xmlns:w16cid="http://schemas.microsoft.com/office/word/2016/wordml/cid" xmlns:w16="http://schemas.microsoft.com/office/word/2018/wordml" xmlns:w16du="http://schemas.microsoft.com/office/word/2023/wordml/word16du" xmlns:w16sdtdh="http://schemas.microsoft.com/office/word/2020/wordml/sdtdatahash" xmlns:w16sdtfl="http://schemas.microsoft.com/office/word/2024/wordml/sdtformatlock" xmlns:w16se="http://schemas.microsoft.com/office/word/2015/wordml/symex" xmlns:wpg="http://schemas.microsoft.com/office/word/2010/wordprocessingGroup" xmlns:wpi="http://schemas.microsoft.com/office/word/2010/wordprocessingInk" xmlns:wne="http://schemas.microsoft.com/office/word/2006/wordml" xmlns:wps="http://schemas.microsoft.com/office/word/2010/wordprocessingShape" mc:Ignorable="w14 w15 w16se w16cid w16 w16cex w16sdtdh w16sdtfl w16du wp14">
+  <w15:person w15:author="Rahman Awan">
+    <w15:presenceInfo w15:providerId="AD" w15:userId="S::P2882008@my365.dmu.ac.uk::01526896-b089-4d15-9ce7-a439bd5b4094"/>
+  </w15:person>
+</w15:people>
 </file>
 
 <file path=word/styles.xml><?xml version="1.0" encoding="utf-8"?>
@@ -10259,7 +13150,6 @@
   <w:style w:type="character" w:default="1" w:styleId="DefaultParagraphFont">
     <w:name w:val="Default Paragraph Font"/>
     <w:uiPriority w:val="1"/>
-    <w:semiHidden/>
     <w:unhideWhenUsed/>
   </w:style>
   <w:style w:type="table" w:default="1" w:styleId="TableNormal">
@@ -10368,6 +13258,113 @@
         <w:insideV w:val="single" w:sz="4" w:space="0" w:color="auto"/>
       </w:tblBorders>
     </w:tblPr>
+  </w:style>
+  <w:style w:type="character" w:styleId="LineNumber">
+    <w:name w:val="line number"/>
+    <w:basedOn w:val="DefaultParagraphFont"/>
+    <w:uiPriority w:val="99"/>
+    <w:semiHidden/>
+    <w:unhideWhenUsed/>
+    <w:rsid w:val="002C5102"/>
+  </w:style>
+  <w:style w:type="character" w:styleId="CommentReference">
+    <w:name w:val="annotation reference"/>
+    <w:basedOn w:val="DefaultParagraphFont"/>
+    <w:uiPriority w:val="99"/>
+    <w:semiHidden/>
+    <w:unhideWhenUsed/>
+    <w:rsid w:val="00C1538C"/>
+    <w:rPr>
+      <w:sz w:val="16"/>
+      <w:szCs w:val="16"/>
+    </w:rPr>
+  </w:style>
+  <w:style w:type="paragraph" w:styleId="CommentText">
+    <w:name w:val="annotation text"/>
+    <w:basedOn w:val="Normal"/>
+    <w:link w:val="CommentTextChar"/>
+    <w:uiPriority w:val="99"/>
+    <w:unhideWhenUsed/>
+    <w:rsid w:val="00C1538C"/>
+    <w:pPr>
+      <w:spacing w:line="240" w:lineRule="auto"/>
+    </w:pPr>
+    <w:rPr>
+      <w:sz w:val="20"/>
+      <w:szCs w:val="20"/>
+    </w:rPr>
+  </w:style>
+  <w:style w:type="character" w:customStyle="1" w:styleId="CommentTextChar">
+    <w:name w:val="Comment Text Char"/>
+    <w:basedOn w:val="DefaultParagraphFont"/>
+    <w:link w:val="CommentText"/>
+    <w:uiPriority w:val="99"/>
+    <w:rsid w:val="00C1538C"/>
+    <w:rPr>
+      <w:rFonts w:ascii="Times New Roman" w:eastAsia="Times New Roman" w:hAnsi="Times New Roman" w:cs="Times New Roman"/>
+      <w:color w:val="000000"/>
+      <w:sz w:val="20"/>
+      <w:szCs w:val="20"/>
+      <w:lang w:val="en-US" w:bidi="en-US"/>
+    </w:rPr>
+  </w:style>
+  <w:style w:type="paragraph" w:styleId="CommentSubject">
+    <w:name w:val="annotation subject"/>
+    <w:basedOn w:val="CommentText"/>
+    <w:next w:val="CommentText"/>
+    <w:link w:val="CommentSubjectChar"/>
+    <w:uiPriority w:val="99"/>
+    <w:semiHidden/>
+    <w:unhideWhenUsed/>
+    <w:rsid w:val="00C1538C"/>
+    <w:rPr>
+      <w:b/>
+      <w:bCs/>
+    </w:rPr>
+  </w:style>
+  <w:style w:type="character" w:customStyle="1" w:styleId="CommentSubjectChar">
+    <w:name w:val="Comment Subject Char"/>
+    <w:basedOn w:val="CommentTextChar"/>
+    <w:link w:val="CommentSubject"/>
+    <w:uiPriority w:val="99"/>
+    <w:semiHidden/>
+    <w:rsid w:val="00C1538C"/>
+    <w:rPr>
+      <w:rFonts w:ascii="Times New Roman" w:eastAsia="Times New Roman" w:hAnsi="Times New Roman" w:cs="Times New Roman"/>
+      <w:b/>
+      <w:bCs/>
+      <w:color w:val="000000"/>
+      <w:sz w:val="20"/>
+      <w:szCs w:val="20"/>
+      <w:lang w:val="en-US" w:bidi="en-US"/>
+    </w:rPr>
+  </w:style>
+  <w:style w:type="paragraph" w:styleId="Header">
+    <w:name w:val="header"/>
+    <w:basedOn w:val="Normal"/>
+    <w:link w:val="HeaderChar"/>
+    <w:uiPriority w:val="99"/>
+    <w:unhideWhenUsed/>
+    <w:rsid w:val="004D5417"/>
+    <w:pPr>
+      <w:tabs>
+        <w:tab w:val="center" w:pos="4513"/>
+        <w:tab w:val="right" w:pos="9026"/>
+      </w:tabs>
+      <w:spacing w:after="0" w:line="240" w:lineRule="auto"/>
+    </w:pPr>
+  </w:style>
+  <w:style w:type="character" w:customStyle="1" w:styleId="HeaderChar">
+    <w:name w:val="Header Char"/>
+    <w:basedOn w:val="DefaultParagraphFont"/>
+    <w:link w:val="Header"/>
+    <w:uiPriority w:val="99"/>
+    <w:rsid w:val="004D5417"/>
+    <w:rPr>
+      <w:rFonts w:ascii="Times New Roman" w:eastAsia="Times New Roman" w:hAnsi="Times New Roman" w:cs="Times New Roman"/>
+      <w:color w:val="000000"/>
+      <w:lang w:val="en-US" w:bidi="en-US"/>
+    </w:rPr>
   </w:style>
 </w:styles>
 </file>

--- a/DMUD_MSC_Thesis-doc.docx
+++ b/DMUD_MSC_Thesis-doc.docx
@@ -6053,19 +6053,7 @@
       </w:pPr>
       <w:r>
         <w:lastRenderedPageBreak/>
-        <w:t xml:space="preserve">First, </w:t>
-      </w:r>
-      <w:r>
-        <w:t>most of the</w:t>
-      </w:r>
-      <w:r>
-        <w:t xml:space="preserve"> RAG research has focused on larger models with billions of parameters. The effectiveness of RAG when applied to genuinely small models (under 100 million parameters) has received comparatively little attention. It is not self-evident that retrieval augmentation benefits smaller models to the same degree, as their limited generation capacity may constrain their ability to effectively </w:t>
-      </w:r>
-      <w:r>
-        <w:t>utilize</w:t>
-      </w:r>
-      <w:r>
-        <w:t xml:space="preserve"> retrieved context.</w:t>
+        <w:t>First, most of the RAG research has focused on larger models with billions of parameters. The effectiveness of RAG when applied to genuinely small models (under 100 million parameters) has received comparatively little attention. It is not self-evident that retrieval augmentation benefits smaller models to the same degree, as their limited generation capacity may constrain their ability to effectively utilize retrieved context.</w:t>
       </w:r>
     </w:p>
     <w:p>
@@ -6081,13 +6069,7 @@
         <w:ind w:left="0" w:right="14" w:firstLine="0"/>
       </w:pPr>
       <w:r>
-        <w:t xml:space="preserve">Third, there is limited category-level analysis in </w:t>
-      </w:r>
-      <w:r>
-        <w:t>existing</w:t>
-      </w:r>
-      <w:r>
-        <w:t xml:space="preserve"> literature. Most studies report aggregate metrics across entire benchmarks, obscuring the significant performance variation that may exist across different question types or knowledge domains.</w:t>
+        <w:t>Third, there is limited category-level analysis in existing literature. Most studies report aggregate metrics across entire benchmarks, obscuring the significant performance variation that may exist across different question types or knowledge domains.</w:t>
       </w:r>
     </w:p>
     <w:p>
@@ -6095,13 +6077,7 @@
         <w:ind w:left="0" w:right="14" w:firstLine="0"/>
       </w:pPr>
       <w:r>
-        <w:t xml:space="preserve">Finally, the interaction between retrieval quality and semantic consistency scoring has not been systematically examined. When retrieval fails, semantic consistency may produce misleading signals — flagging correct answers as inconsistent because the retrieved context is </w:t>
-      </w:r>
-      <w:r>
-        <w:t>irrelevant or</w:t>
-      </w:r>
-      <w:r>
-        <w:t xml:space="preserve"> approving incorrect answers because they happen to match irrelevant retrieved passages.</w:t>
+        <w:t>Finally, the interaction between retrieval quality and semantic consistency scoring has not been systematically examined. When retrieval fails, semantic consistency may produce misleading signals — flagging correct answers as inconsistent because the retrieved context is irrelevant or approving incorrect answers because they happen to match irrelevant retrieved passages.</w:t>
       </w:r>
     </w:p>
     <w:p>
@@ -6967,7 +6943,7 @@
           <w:noProof/>
         </w:rPr>
         <w:drawing>
-          <wp:inline distT="0" distB="0" distL="0" distR="0" wp14:anchorId="4FC21652" wp14:editId="63DF3A47">
+          <wp:inline distT="0" distB="0" distL="0" distR="0" wp14:anchorId="4FC21652" wp14:editId="62FA4D6D">
             <wp:extent cx="1834896" cy="338328"/>
             <wp:effectExtent l="0" t="0" r="0" b="0"/>
             <wp:docPr id="18197" name="Picture 18197"/>
@@ -7001,18 +6977,36 @@
         </w:drawing>
       </w:r>
       <w:r>
+        <w:rPr>
+          <w:lang w:val="en-US"/>
+        </w:rPr>
         <w:t xml:space="preserve"> </w:t>
       </w:r>
       <w:r>
         <w:tab/>
+      </w:r>
+      <w:r>
+        <w:rPr>
+          <w:lang w:val="en-US"/>
+        </w:rPr>
         <w:t xml:space="preserve"> </w:t>
       </w:r>
       <w:r>
         <w:tab/>
+      </w:r>
+      <w:r>
+        <w:rPr>
+          <w:lang w:val="en-US"/>
+        </w:rPr>
         <w:t xml:space="preserve"> </w:t>
       </w:r>
       <w:r>
         <w:tab/>
+      </w:r>
+      <w:r>
+        <w:rPr>
+          <w:lang w:val="en-US"/>
+        </w:rPr>
         <w:t xml:space="preserve">(2.1) </w:t>
       </w:r>
     </w:p>
@@ -7800,10 +7794,7 @@
         <w:ind w:left="0" w:right="14" w:firstLine="0"/>
       </w:pPr>
       <w:r>
-        <w:t>The experimental pipeline was implemented in Python 3.10 using the following libraries and frameworks</w:t>
-      </w:r>
-      <w:r>
-        <w:t>.</w:t>
+        <w:t>The experimental pipeline was implemented in Python 3.10 using the following libraries and frameworks.</w:t>
       </w:r>
     </w:p>
     <w:p>
@@ -9024,7 +9015,143 @@
     <w:p>
       <w:pPr>
         <w:spacing w:after="9"/>
-        <w:ind w:left="730" w:right="14"/>
+        <w:ind w:right="14"/>
+      </w:pPr>
+      <w:r>
+        <w:t xml:space="preserve">The proposed framework consists of three sequential stages, each corresponding to one of the three experimental conditions evaluated in this study. The pipeline processes each of the 817 truthfulQA </w:t>
+      </w:r>
+      <w:r>
+        <w:t>questions through the following stages:</w:t>
+      </w:r>
+    </w:p>
+    <w:p>
+      <w:pPr>
+        <w:spacing w:after="9"/>
+        <w:ind w:right="14"/>
+      </w:pPr>
+      <w:r>
+        <w:t xml:space="preserve">Staga 1: Baseline Generation: Each question is passed dirctrly into the Flan T5 Small model as a plain text prompt. The model generates an answer using freedy decoding with a maximum output length of 100 tokens. No external context or retriebal is perfomed. This stage establishes the baseline performance of the model operating purely from paramettci knowledge. </w:t>
+      </w:r>
+    </w:p>
+    <w:p>
+      <w:pPr>
+        <w:spacing w:after="9"/>
+        <w:ind w:right="14"/>
+      </w:pPr>
+      <w:r>
+        <w:t xml:space="preserve">Stage 2 </w:t>
+      </w:r>
+      <w:r>
+        <w:t>–</w:t>
+      </w:r>
+      <w:r>
+        <w:t xml:space="preserve"> </w:t>
+      </w:r>
+      <w:r>
+        <w:t xml:space="preserve">Retrieval-Augmented Generation: The question is first encoded into a dense vector using the all-MiniLM-L6-v2 embedding model. This vector is used to qesry the FAISS index, theich retirns the top-k (k=2,3) most similar documents from the knowledge base. The highest-ranked document is selected as the retrieved context. A structeeded prompt is constructed in the following format: </w:t>
+      </w:r>
+    </w:p>
+    <w:p>
+      <w:pPr>
+        <w:spacing w:after="9"/>
+        <w:ind w:right="14"/>
+      </w:pPr>
+      <w:commentRangeStart w:id="15"/>
+      <w:r>
+        <w:t>Context: {retrieved_context}</w:t>
+      </w:r>
+    </w:p>
+    <w:p>
+      <w:pPr>
+        <w:spacing w:after="9"/>
+        <w:ind w:right="14"/>
+      </w:pPr>
+      <w:r>
+        <w:t>Question: {question}</w:t>
+      </w:r>
+    </w:p>
+    <w:p>
+      <w:pPr>
+        <w:spacing w:after="9"/>
+        <w:ind w:right="14"/>
+      </w:pPr>
+      <w:r>
+        <w:t>Answer:</w:t>
+      </w:r>
+      <w:commentRangeEnd w:id="15"/>
+      <w:r>
+        <w:rPr>
+          <w:rStyle w:val="CommentReference"/>
+          <w:sz w:val="24"/>
+          <w:szCs w:val="24"/>
+        </w:rPr>
+        <w:commentReference w:id="15"/>
+      </w:r>
+    </w:p>
+    <w:p>
+      <w:pPr>
+        <w:spacing w:after="9"/>
+        <w:ind w:right="14"/>
+      </w:pPr>
+      <w:r>
+        <w:t>This prompt is passed to Flan-T5-Small, which generates an answer using beam search with num_beams=5 and max_length=100. The beam search decoding was adopted after initial experiments</w:t>
+      </w:r>
+      <w:r>
+        <w:t xml:space="preserve"> showed gthat greedy decoding with a ,ore verbose prompt template(such as “Use the context below to answer the question…”) caused the model tp produce degegnerate outputs such as “ii.” Or single-letter responses. The simplified prompt structure proced more effective for this model scale.</w:t>
+      </w:r>
+    </w:p>
+    <w:p>
+      <w:pPr>
+        <w:spacing w:after="9"/>
+        <w:ind w:right="14"/>
+      </w:pPr>
+      <w:r>
+        <w:t xml:space="preserve">Stage </w:t>
+      </w:r>
+      <w:r>
+        <w:t>3: Semantic Consistency Evaluation: For each RAG-generated response, the SCE module computes the cosine similarity between the sentence embeddings of the generated answer and the retrieved context. If this similarity scire falls below the threshold t=</w:t>
+      </w:r>
+      <w:r>
+        <w:t>0.5, the response is flagged as a potential hallucination. The SCE modeule does not modify the generated answer; it functions purelt as a post-hoc detection layer that procides a confidence signal about the relaiability of each repose</w:t>
+      </w:r>
+    </w:p>
+    <w:p>
+      <w:pPr>
+        <w:spacing w:after="9"/>
+        <w:ind w:right="14"/>
+      </w:pPr>
+      <w:commentRangeStart w:id="16"/>
+      <w:r>
+        <w:t>Figure 4.1</w:t>
+      </w:r>
+      <w:commentRangeEnd w:id="16"/>
+      <w:r>
+        <w:rPr>
+          <w:rStyle w:val="CommentReference"/>
+          <w:sz w:val="24"/>
+          <w:szCs w:val="24"/>
+        </w:rPr>
+        <w:commentReference w:id="16"/>
+      </w:r>
+      <w:r>
+        <w:t xml:space="preserve"> – system artichecture diagram</w:t>
+      </w:r>
+    </w:p>
+    <w:p>
+      <w:pPr>
+        <w:spacing w:after="9"/>
+        <w:ind w:right="14"/>
+      </w:pPr>
+    </w:p>
+    <w:p>
+      <w:pPr>
+        <w:pStyle w:val="ListParagraph"/>
+        <w:numPr>
+          <w:ilvl w:val="0"/>
+          <w:numId w:val="14"/>
+        </w:numPr>
+        <w:spacing w:after="9"/>
+        <w:ind w:right="14"/>
       </w:pPr>
       <w:r>
         <w:t>4.2</w:t>
@@ -9041,8 +9168,148 @@
     </w:p>
     <w:p>
       <w:pPr>
+        <w:pStyle w:val="ListParagraph"/>
+        <w:numPr>
+          <w:ilvl w:val="1"/>
+          <w:numId w:val="14"/>
+        </w:numPr>
         <w:spacing w:after="9"/>
-        <w:ind w:left="730" w:right="14"/>
+        <w:ind w:right="14"/>
+      </w:pPr>
+      <w:r>
+        <w:t>Dense Passage Retrieval: The retrieval component encodes both question and documents into a shared 384-diemnstional embedding space using the all-MiniLM-L6-v2 Sentence Transformer. Document retrieval is performed using L2 (Euclidean) distance search via the FAISS IndexFlatL2 index. For a query vector q, the index returns the k nearest document vectors by minimizing:</w:t>
+      </w:r>
+      <w:r>
+        <w:br/>
+        <w:t>Eq 4.1 d(1,d_i) = ||</w:t>
+      </w:r>
+      <w:r>
+        <w:t>q-d_i||_</w:t>
+      </w:r>
+      <w:commentRangeStart w:id="17"/>
+      <w:r>
+        <w:t>2</w:t>
+      </w:r>
+      <w:commentRangeEnd w:id="17"/>
+      <w:r>
+        <w:rPr>
+          <w:rStyle w:val="CommentReference"/>
+          <w:sz w:val="24"/>
+          <w:szCs w:val="24"/>
+        </w:rPr>
+        <w:commentReference w:id="17"/>
+      </w:r>
+      <w:r>
+        <w:t xml:space="preserve"> </w:t>
+      </w:r>
+      <w:r>
+        <w:br/>
+        <w:t>The top-ranked document (k=1 from the k=2 retireved condidates) is selected as the context passage for generation.</w:t>
+      </w:r>
+    </w:p>
+    <w:p>
+      <w:pPr>
+        <w:pStyle w:val="ListParagraph"/>
+        <w:numPr>
+          <w:ilvl w:val="1"/>
+          <w:numId w:val="14"/>
+        </w:numPr>
+        <w:spacing w:after="9"/>
+        <w:ind w:right="14"/>
+      </w:pPr>
+      <w:r>
+        <w:lastRenderedPageBreak/>
+        <w:t>Conditional Text Generation: The Flan-T5-Small model operates as an encoder-decoder transformer. The encoder processes</w:t>
+      </w:r>
+      <w:r>
+        <w:t xml:space="preserve"> the concatenated context-question prompt, producing a sequence of hidden representaions. The</w:t>
+      </w:r>
+      <w:r>
+        <w:t xml:space="preserve"> decoder generates the output token sequence autoregress</w:t>
+      </w:r>
+      <w:r>
+        <w:t>ively, conditioned on the encoder output. Beam search with 5 beams explores multiple candidate seuqences in parallel, selecting the highest-probability complete sequence.</w:t>
+      </w:r>
+    </w:p>
+    <w:p>
+      <w:pPr>
+        <w:pStyle w:val="ListParagraph"/>
+        <w:numPr>
+          <w:ilvl w:val="1"/>
+          <w:numId w:val="14"/>
+        </w:numPr>
+        <w:spacing w:after="9"/>
+        <w:ind w:right="14"/>
+      </w:pPr>
+      <w:r>
+        <w:t>Semantic Cons</w:t>
+      </w:r>
+      <w:r>
+        <w:t xml:space="preserve">istency Scoring: The SCE module computes cosine similarity between embedding vectors of the retrieved context (c) and the generated answer (a): </w:t>
+      </w:r>
+      <w:r>
+        <w:br/>
+        <w:t xml:space="preserve">EQ 4.2: SCE(a,c) = cos(E(a), E(c)) = (E(a) . E(c) / </w:t>
+      </w:r>
+      <w:r>
+        <w:t>(||E(a)|| x ||E(</w:t>
+      </w:r>
+      <w:commentRangeStart w:id="18"/>
+      <w:r>
+        <w:t>c</w:t>
+      </w:r>
+      <w:commentRangeEnd w:id="18"/>
+      <w:r>
+        <w:rPr>
+          <w:rStyle w:val="CommentReference"/>
+          <w:sz w:val="24"/>
+          <w:szCs w:val="24"/>
+        </w:rPr>
+        <w:commentReference w:id="18"/>
+      </w:r>
+      <w:r>
+        <w:t>)||)</w:t>
+      </w:r>
+      <w:r>
+        <w:br/>
+        <w:t>where E(.) denotes the all-MiniLM-L6-v2 sentence encoder. The hallucination flag is then assigned as:</w:t>
+      </w:r>
+      <w:r>
+        <w:br/>
+      </w:r>
+      <w:r>
+        <w:t>(Eq 4.3) f</w:t>
+      </w:r>
+      <w:commentRangeStart w:id="19"/>
+      <w:r>
+        <w:t xml:space="preserve">lag(a) </w:t>
+      </w:r>
+      <w:commentRangeEnd w:id="19"/>
+      <w:r>
+        <w:rPr>
+          <w:rStyle w:val="CommentReference"/>
+          <w:sz w:val="24"/>
+          <w:szCs w:val="24"/>
+        </w:rPr>
+        <w:commentReference w:id="19"/>
+      </w:r>
+      <w:r>
+        <w:t>= 1 if SCE(a,c) &lt; t, else 0</w:t>
+      </w:r>
+      <w:r>
+        <w:br/>
+        <w:t>there t= 0.5, the threshold</w:t>
+      </w:r>
+    </w:p>
+    <w:p>
+      <w:pPr>
+        <w:pStyle w:val="ListParagraph"/>
+        <w:numPr>
+          <w:ilvl w:val="0"/>
+          <w:numId w:val="14"/>
+        </w:numPr>
+        <w:spacing w:after="9"/>
+        <w:ind w:right="14"/>
       </w:pPr>
       <w:r>
         <w:t>4.3</w:t>
@@ -9059,7 +9326,153 @@
     </w:p>
     <w:p>
       <w:pPr>
-        <w:ind w:left="730" w:right="14"/>
+        <w:spacing w:after="9"/>
+        <w:ind w:right="14"/>
+      </w:pPr>
+      <w:r>
+        <w:t xml:space="preserve">The end-to-end workflow for processing a </w:t>
+      </w:r>
+      <w:r>
+        <w:t>single question</w:t>
+      </w:r>
+      <w:r>
+        <w:t xml:space="preserve"> p</w:t>
+      </w:r>
+      <w:r>
+        <w:t>roceeds as follows:</w:t>
+      </w:r>
+    </w:p>
+    <w:p>
+      <w:pPr>
+        <w:pStyle w:val="ListParagraph"/>
+        <w:numPr>
+          <w:ilvl w:val="0"/>
+          <w:numId w:val="18"/>
+        </w:numPr>
+        <w:spacing w:after="9"/>
+        <w:ind w:right="14"/>
+      </w:pPr>
+      <w:r>
+        <w:t>Load the question from the TruthfulQA validation split.</w:t>
+      </w:r>
+    </w:p>
+    <w:p>
+      <w:pPr>
+        <w:pStyle w:val="ListParagraph"/>
+        <w:numPr>
+          <w:ilvl w:val="0"/>
+          <w:numId w:val="18"/>
+        </w:numPr>
+        <w:spacing w:after="9"/>
+        <w:ind w:right="14"/>
+      </w:pPr>
+      <w:r>
+        <w:t xml:space="preserve">(Baseline): Pass the </w:t>
+      </w:r>
+      <w:r>
+        <w:t>question directly to Flan-T5-Small; record the generated answer</w:t>
+      </w:r>
+      <w:r>
+        <w:t>.</w:t>
+      </w:r>
+    </w:p>
+    <w:p>
+      <w:pPr>
+        <w:pStyle w:val="ListParagraph"/>
+        <w:numPr>
+          <w:ilvl w:val="0"/>
+          <w:numId w:val="18"/>
+        </w:numPr>
+        <w:spacing w:after="9"/>
+        <w:ind w:right="14"/>
+      </w:pPr>
+      <w:r>
+        <w:t xml:space="preserve">(RAG) Encode the question using all-MiniLM-L6-v2; </w:t>
+      </w:r>
+      <w:r>
+        <w:t xml:space="preserve">query the FAISS index for the top-2 nearest documents; select the top-1 document as context. </w:t>
+      </w:r>
+    </w:p>
+    <w:p>
+      <w:pPr>
+        <w:pStyle w:val="ListParagraph"/>
+        <w:numPr>
+          <w:ilvl w:val="0"/>
+          <w:numId w:val="18"/>
+        </w:numPr>
+        <w:spacing w:after="9"/>
+        <w:ind w:right="14"/>
+      </w:pPr>
+      <w:r>
+        <w:t xml:space="preserve">(RAG) Construct the structed prompt with context and </w:t>
+      </w:r>
+      <w:r>
+        <w:t>question; pass to Flan-T5-Small with beam search (num_beams=5); record the generated answer as retieved context.</w:t>
+      </w:r>
+    </w:p>
+    <w:p>
+      <w:pPr>
+        <w:pStyle w:val="ListParagraph"/>
+        <w:numPr>
+          <w:ilvl w:val="0"/>
+          <w:numId w:val="18"/>
+        </w:numPr>
+        <w:spacing w:after="9"/>
+        <w:ind w:right="14"/>
+      </w:pPr>
+      <w:r>
+        <w:t xml:space="preserve">(SCE) Encode both the generated answer and retrieved context using all-MiniLM-L6-v2; compute </w:t>
+      </w:r>
+      <w:r>
+        <w:t>cosine</w:t>
+      </w:r>
+      <w:r>
+        <w:t xml:space="preserve"> similarity.</w:t>
+      </w:r>
+    </w:p>
+    <w:p>
+      <w:pPr>
+        <w:pStyle w:val="ListParagraph"/>
+        <w:numPr>
+          <w:ilvl w:val="0"/>
+          <w:numId w:val="18"/>
+        </w:numPr>
+        <w:spacing w:after="9"/>
+        <w:ind w:right="14"/>
+      </w:pPr>
+      <w:r>
+        <w:t>(SCE) If similarity &lt; 0.5, flag the response</w:t>
+      </w:r>
+      <w:r>
+        <w:t xml:space="preserve"> as a potential hallucination.</w:t>
+      </w:r>
+    </w:p>
+    <w:p>
+      <w:pPr>
+        <w:pStyle w:val="ListParagraph"/>
+        <w:numPr>
+          <w:ilvl w:val="0"/>
+          <w:numId w:val="18"/>
+        </w:numPr>
+        <w:spacing w:after="9"/>
+        <w:ind w:right="14"/>
+      </w:pPr>
+      <w:r>
+        <w:t xml:space="preserve">Store all results (question, generated answer, retrieved context, SCE score, hallucination flag) for analysis. </w:t>
+      </w:r>
+      <w:r>
+        <w:br/>
+        <w:t xml:space="preserve">This workflow was applied to all 817 questions, producing three complete result sets corresponding to the three experimental conditions. </w:t>
+      </w:r>
+    </w:p>
+    <w:p>
+      <w:pPr>
+        <w:pStyle w:val="ListParagraph"/>
+        <w:numPr>
+          <w:ilvl w:val="0"/>
+          <w:numId w:val="14"/>
+        </w:numPr>
+        <w:ind w:right="14"/>
       </w:pPr>
       <w:r>
         <w:t>4.4</w:t>
@@ -9072,6 +9485,42 @@
       </w:r>
       <w:r>
         <w:t xml:space="preserve">Feature selection or engineering </w:t>
+      </w:r>
+    </w:p>
+    <w:p>
+      <w:pPr>
+        <w:pStyle w:val="ListParagraph"/>
+        <w:ind w:left="1440" w:right="14" w:firstLine="0"/>
+      </w:pPr>
+      <w:r>
+        <w:t xml:space="preserve">During development, several prompt templates were evaluated for the RAG condition. The initial template: </w:t>
+      </w:r>
+    </w:p>
+    <w:p>
+      <w:pPr>
+        <w:pStyle w:val="ListParagraph"/>
+        <w:ind w:left="1440" w:right="14" w:firstLine="0"/>
+      </w:pPr>
+      <w:r>
+        <w:t>Context: {context} Question: {question}</w:t>
+      </w:r>
+      <w:r>
+        <w:t xml:space="preserve"> prodcueed</w:t>
+      </w:r>
+      <w:r>
+        <w:t xml:space="preserve"> degenerate outputs from Flan-T5-Small, including single characters and Roman numerals. This </w:t>
+      </w:r>
+      <w:r>
+        <w:t xml:space="preserve">behavior is consistent with finingds by Liu et al. (2023) that smaller instruction-tuned models are sensitive to prompt formatting and may misintrepet verbose instructions as classification tasks. </w:t>
+      </w:r>
+    </w:p>
+    <w:p>
+      <w:pPr>
+        <w:pStyle w:val="ListParagraph"/>
+        <w:ind w:left="1440" w:right="14" w:firstLine="0"/>
+      </w:pPr>
+      <w:r>
+        <w:t>The final template adopts a minimal, structured format with labelled fields separated by newlines. This format is better aligned with the instruction formats seen during Flan-T5's training phase and produces substantially more coherent responses.</w:t>
       </w:r>
     </w:p>
     <w:p>
@@ -9156,16 +9605,7 @@
         <w:ind w:left="730" w:right="14"/>
       </w:pPr>
       <w:r>
-        <w:t>5.2</w:t>
-      </w:r>
-      <w:r>
-        <w:rPr>
-          <w:rFonts w:ascii="Arial" w:eastAsia="Arial" w:hAnsi="Arial" w:cs="Arial"/>
-        </w:rPr>
-        <w:t xml:space="preserve"> </w:t>
-      </w:r>
-      <w:r>
-        <w:t xml:space="preserve">ROC curves, confusion matrices </w:t>
+        <w:t>Table 5.1 presents the aggregate performance metrics across all three experimental conditions, computed over the full set of 817 TruthfulQA questions.</w:t>
       </w:r>
     </w:p>
     <w:p>
@@ -9174,164 +9614,1041 @@
         <w:ind w:left="730" w:right="14"/>
       </w:pPr>
       <w:r>
-        <w:t>5.3</w:t>
-      </w:r>
-      <w:r>
-        <w:rPr>
-          <w:rFonts w:ascii="Arial" w:eastAsia="Arial" w:hAnsi="Arial" w:cs="Arial"/>
-        </w:rPr>
+        <w:t>Table 5.1: Cross-Condition Performance Comparisons (N=817)</w:t>
+      </w:r>
+    </w:p>
+    <w:tbl>
+      <w:tblPr>
+        <w:tblStyle w:val="TableGrid0"/>
+        <w:tblW w:w="0" w:type="auto"/>
+        <w:tblInd w:w="730" w:type="dxa"/>
+        <w:tblLook w:val="04A0" w:firstRow="1" w:lastRow="0" w:firstColumn="1" w:lastColumn="0" w:noHBand="0" w:noVBand="1"/>
+      </w:tblPr>
+      <w:tblGrid>
+        <w:gridCol w:w="2299"/>
+        <w:gridCol w:w="2299"/>
+        <w:gridCol w:w="2298"/>
+        <w:gridCol w:w="2298"/>
+      </w:tblGrid>
+      <w:tr>
+        <w:tc>
+          <w:tcPr>
+            <w:tcW w:w="2299" w:type="dxa"/>
+          </w:tcPr>
+          <w:p>
+            <w:pPr>
+              <w:spacing w:after="9"/>
+              <w:ind w:left="0" w:right="14" w:firstLine="0"/>
+            </w:pPr>
+            <w:r>
+              <w:t>Metric</w:t>
+            </w:r>
+          </w:p>
+        </w:tc>
+        <w:tc>
+          <w:tcPr>
+            <w:tcW w:w="2299" w:type="dxa"/>
+          </w:tcPr>
+          <w:p>
+            <w:pPr>
+              <w:spacing w:after="9"/>
+              <w:ind w:left="0" w:right="14" w:firstLine="0"/>
+            </w:pPr>
+            <w:r>
+              <w:t>Baseline LLM</w:t>
+            </w:r>
+          </w:p>
+        </w:tc>
+        <w:tc>
+          <w:tcPr>
+            <w:tcW w:w="2298" w:type="dxa"/>
+          </w:tcPr>
+          <w:p>
+            <w:pPr>
+              <w:spacing w:after="9"/>
+              <w:ind w:left="0" w:right="14" w:firstLine="0"/>
+            </w:pPr>
+            <w:r>
+              <w:t>RAG</w:t>
+            </w:r>
+          </w:p>
+        </w:tc>
+        <w:tc>
+          <w:tcPr>
+            <w:tcW w:w="2298" w:type="dxa"/>
+          </w:tcPr>
+          <w:p>
+            <w:pPr>
+              <w:spacing w:after="9"/>
+              <w:ind w:left="0" w:right="14" w:firstLine="0"/>
+            </w:pPr>
+            <w:r>
+              <w:t>RAG + SCE</w:t>
+            </w:r>
+          </w:p>
+        </w:tc>
+      </w:tr>
+      <w:tr>
+        <w:tc>
+          <w:tcPr>
+            <w:tcW w:w="2299" w:type="dxa"/>
+          </w:tcPr>
+          <w:p>
+            <w:pPr>
+              <w:spacing w:after="9"/>
+              <w:ind w:left="0" w:right="14" w:firstLine="0"/>
+            </w:pPr>
+            <w:r>
+              <w:t>ROUGE-1 F1</w:t>
+            </w:r>
+          </w:p>
+        </w:tc>
+        <w:tc>
+          <w:tcPr>
+            <w:tcW w:w="2299" w:type="dxa"/>
+          </w:tcPr>
+          <w:p>
+            <w:pPr>
+              <w:spacing w:after="9"/>
+              <w:ind w:left="0" w:right="14" w:firstLine="0"/>
+            </w:pPr>
+            <w:r>
+              <w:t>0.0926</w:t>
+            </w:r>
+          </w:p>
+        </w:tc>
+        <w:tc>
+          <w:tcPr>
+            <w:tcW w:w="2298" w:type="dxa"/>
+          </w:tcPr>
+          <w:p>
+            <w:pPr>
+              <w:spacing w:after="9"/>
+              <w:ind w:left="0" w:right="14" w:firstLine="0"/>
+            </w:pPr>
+            <w:r>
+              <w:t>0.357</w:t>
+            </w:r>
+          </w:p>
+        </w:tc>
+        <w:tc>
+          <w:tcPr>
+            <w:tcW w:w="2298" w:type="dxa"/>
+          </w:tcPr>
+          <w:p>
+            <w:pPr>
+              <w:spacing w:after="9"/>
+              <w:ind w:left="0" w:right="14" w:firstLine="0"/>
+            </w:pPr>
+            <w:r>
+              <w:t>0.3574</w:t>
+            </w:r>
+          </w:p>
+        </w:tc>
+      </w:tr>
+      <w:tr>
+        <w:tc>
+          <w:tcPr>
+            <w:tcW w:w="2299" w:type="dxa"/>
+          </w:tcPr>
+          <w:p>
+            <w:pPr>
+              <w:spacing w:after="9"/>
+              <w:ind w:left="0" w:right="14" w:firstLine="0"/>
+            </w:pPr>
+            <w:r>
+              <w:t>ROUGE-2 F1</w:t>
+            </w:r>
+          </w:p>
+        </w:tc>
+        <w:tc>
+          <w:tcPr>
+            <w:tcW w:w="2299" w:type="dxa"/>
+          </w:tcPr>
+          <w:p>
+            <w:pPr>
+              <w:spacing w:after="9"/>
+              <w:ind w:left="0" w:right="14" w:firstLine="0"/>
+            </w:pPr>
+            <w:r>
+              <w:t>0.0232</w:t>
+            </w:r>
+          </w:p>
+        </w:tc>
+        <w:tc>
+          <w:tcPr>
+            <w:tcW w:w="2298" w:type="dxa"/>
+          </w:tcPr>
+          <w:p>
+            <w:pPr>
+              <w:spacing w:after="9"/>
+              <w:ind w:left="0" w:right="14" w:firstLine="0"/>
+            </w:pPr>
+            <w:r>
+              <w:t>0.2755</w:t>
+            </w:r>
+          </w:p>
+        </w:tc>
+        <w:tc>
+          <w:tcPr>
+            <w:tcW w:w="2298" w:type="dxa"/>
+          </w:tcPr>
+          <w:p>
+            <w:pPr>
+              <w:spacing w:after="9"/>
+              <w:ind w:left="0" w:right="14" w:firstLine="0"/>
+            </w:pPr>
+            <w:r>
+              <w:t>0.2755</w:t>
+            </w:r>
+          </w:p>
+        </w:tc>
+      </w:tr>
+      <w:tr>
+        <w:tc>
+          <w:tcPr>
+            <w:tcW w:w="2299" w:type="dxa"/>
+          </w:tcPr>
+          <w:p>
+            <w:pPr>
+              <w:spacing w:after="9"/>
+              <w:ind w:left="0" w:right="14" w:firstLine="0"/>
+            </w:pPr>
+            <w:r>
+              <w:t>ROUGE-L F1</w:t>
+            </w:r>
+          </w:p>
+        </w:tc>
+        <w:tc>
+          <w:tcPr>
+            <w:tcW w:w="2299" w:type="dxa"/>
+          </w:tcPr>
+          <w:p>
+            <w:pPr>
+              <w:spacing w:after="9"/>
+              <w:ind w:left="0" w:right="14" w:firstLine="0"/>
+            </w:pPr>
+            <w:r>
+              <w:t>0.0879</w:t>
+            </w:r>
+          </w:p>
+        </w:tc>
+        <w:tc>
+          <w:tcPr>
+            <w:tcW w:w="2298" w:type="dxa"/>
+          </w:tcPr>
+          <w:p>
+            <w:pPr>
+              <w:spacing w:after="9"/>
+              <w:ind w:left="0" w:right="14" w:firstLine="0"/>
+            </w:pPr>
+            <w:r>
+              <w:t>0.3569</w:t>
+            </w:r>
+          </w:p>
+        </w:tc>
+        <w:tc>
+          <w:tcPr>
+            <w:tcW w:w="2298" w:type="dxa"/>
+          </w:tcPr>
+          <w:p>
+            <w:pPr>
+              <w:spacing w:after="9"/>
+              <w:ind w:left="0" w:right="14" w:firstLine="0"/>
+            </w:pPr>
+            <w:r>
+              <w:t>0.3569</w:t>
+            </w:r>
+          </w:p>
+        </w:tc>
+      </w:tr>
+      <w:tr>
+        <w:tc>
+          <w:tcPr>
+            <w:tcW w:w="2299" w:type="dxa"/>
+          </w:tcPr>
+          <w:p>
+            <w:pPr>
+              <w:spacing w:after="9"/>
+              <w:ind w:left="0" w:right="14" w:firstLine="0"/>
+            </w:pPr>
+            <w:r>
+              <w:t>Sem</w:t>
+            </w:r>
+            <w:r>
+              <w:t>antic Similarity to Ground Truth</w:t>
+            </w:r>
+          </w:p>
+        </w:tc>
+        <w:tc>
+          <w:tcPr>
+            <w:tcW w:w="2299" w:type="dxa"/>
+          </w:tcPr>
+          <w:p>
+            <w:pPr>
+              <w:spacing w:after="9"/>
+              <w:ind w:left="0" w:right="14" w:firstLine="0"/>
+            </w:pPr>
+            <w:r>
+              <w:t>0.2557</w:t>
+            </w:r>
+          </w:p>
+        </w:tc>
+        <w:tc>
+          <w:tcPr>
+            <w:tcW w:w="2298" w:type="dxa"/>
+          </w:tcPr>
+          <w:p>
+            <w:pPr>
+              <w:spacing w:after="9"/>
+              <w:ind w:left="0" w:right="14" w:firstLine="0"/>
+            </w:pPr>
+            <w:r>
+              <w:t>0.4576</w:t>
+            </w:r>
+          </w:p>
+        </w:tc>
+        <w:tc>
+          <w:tcPr>
+            <w:tcW w:w="2298" w:type="dxa"/>
+          </w:tcPr>
+          <w:p>
+            <w:pPr>
+              <w:spacing w:after="9"/>
+              <w:ind w:left="0" w:right="14" w:firstLine="0"/>
+            </w:pPr>
+            <w:r>
+              <w:t>0.4576</w:t>
+            </w:r>
+          </w:p>
+        </w:tc>
+      </w:tr>
+      <w:tr>
+        <w:tc>
+          <w:tcPr>
+            <w:tcW w:w="2299" w:type="dxa"/>
+          </w:tcPr>
+          <w:p>
+            <w:pPr>
+              <w:spacing w:after="9"/>
+              <w:ind w:left="0" w:right="14" w:firstLine="0"/>
+            </w:pPr>
+            <w:r>
+              <w:t>Average SCE Score</w:t>
+            </w:r>
+          </w:p>
+        </w:tc>
+        <w:tc>
+          <w:tcPr>
+            <w:tcW w:w="2299" w:type="dxa"/>
+          </w:tcPr>
+          <w:p>
+            <w:pPr>
+              <w:spacing w:after="9"/>
+              <w:ind w:left="0" w:right="14" w:firstLine="0"/>
+            </w:pPr>
+            <w:r>
+              <w:t>N/A</w:t>
+            </w:r>
+          </w:p>
+        </w:tc>
+        <w:tc>
+          <w:tcPr>
+            <w:tcW w:w="2298" w:type="dxa"/>
+          </w:tcPr>
+          <w:p>
+            <w:pPr>
+              <w:spacing w:after="9"/>
+              <w:ind w:left="0" w:right="14" w:firstLine="0"/>
+            </w:pPr>
+            <w:r>
+              <w:t>0.5091</w:t>
+            </w:r>
+          </w:p>
+        </w:tc>
+        <w:tc>
+          <w:tcPr>
+            <w:tcW w:w="2298" w:type="dxa"/>
+          </w:tcPr>
+          <w:p>
+            <w:pPr>
+              <w:spacing w:after="9"/>
+              <w:ind w:left="0" w:right="14" w:firstLine="0"/>
+            </w:pPr>
+            <w:r>
+              <w:t>0.5091</w:t>
+            </w:r>
+          </w:p>
+        </w:tc>
+      </w:tr>
+      <w:tr>
+        <w:tc>
+          <w:tcPr>
+            <w:tcW w:w="2299" w:type="dxa"/>
+          </w:tcPr>
+          <w:p>
+            <w:pPr>
+              <w:spacing w:after="9"/>
+              <w:ind w:left="0" w:right="14" w:firstLine="0"/>
+            </w:pPr>
+            <w:r>
+              <w:t>Hallucination Rate (t=0.5)</w:t>
+            </w:r>
+          </w:p>
+        </w:tc>
+        <w:tc>
+          <w:tcPr>
+            <w:tcW w:w="2299" w:type="dxa"/>
+          </w:tcPr>
+          <w:p>
+            <w:pPr>
+              <w:spacing w:after="9"/>
+              <w:ind w:left="0" w:right="14" w:firstLine="0"/>
+            </w:pPr>
+            <w:r>
+              <w:t>N/A</w:t>
+            </w:r>
+          </w:p>
+        </w:tc>
+        <w:tc>
+          <w:tcPr>
+            <w:tcW w:w="2298" w:type="dxa"/>
+          </w:tcPr>
+          <w:p>
+            <w:pPr>
+              <w:spacing w:after="9"/>
+              <w:ind w:left="0" w:right="14" w:firstLine="0"/>
+            </w:pPr>
+            <w:r>
+              <w:t>49.08%</w:t>
+            </w:r>
+          </w:p>
+        </w:tc>
+        <w:tc>
+          <w:tcPr>
+            <w:tcW w:w="2298" w:type="dxa"/>
+          </w:tcPr>
+          <w:p>
+            <w:pPr>
+              <w:spacing w:after="9"/>
+              <w:ind w:left="0" w:right="14" w:firstLine="0"/>
+            </w:pPr>
+            <w:r>
+              <w:t>49.08%</w:t>
+            </w:r>
+          </w:p>
+        </w:tc>
+      </w:tr>
+    </w:tbl>
+    <w:p>
+      <w:pPr>
+        <w:spacing w:after="9"/>
+        <w:ind w:left="730" w:right="14"/>
+      </w:pPr>
+      <w:commentRangeStart w:id="20"/>
+      <w:r>
+        <w:t>Insert Figure 5.1</w:t>
+      </w:r>
+      <w:commentRangeEnd w:id="20"/>
+      <w:r>
+        <w:rPr>
+          <w:rStyle w:val="CommentReference"/>
+          <w:sz w:val="24"/>
+          <w:szCs w:val="24"/>
+        </w:rPr>
+        <w:commentReference w:id="20"/>
+      </w:r>
+      <w:r>
         <w:t xml:space="preserve"> </w:t>
       </w:r>
-      <w:r>
-        <w:t xml:space="preserve">Comparative results before/after optimization </w:t>
-      </w:r>
-    </w:p>
-    <w:p>
-      <w:pPr>
+    </w:p>
+    <w:p>
+      <w:pPr>
+        <w:spacing w:after="9"/>
         <w:ind w:left="730" w:right="14"/>
       </w:pPr>
       <w:r>
-        <w:t>5.4</w:t>
-      </w:r>
-      <w:r>
-        <w:rPr>
-          <w:rFonts w:ascii="Arial" w:eastAsia="Arial" w:hAnsi="Arial" w:cs="Arial"/>
-        </w:rPr>
-        <w:t xml:space="preserve"> </w:t>
-      </w:r>
-      <w:r>
-        <w:t xml:space="preserve">Interpretation of findings </w:t>
-      </w:r>
-    </w:p>
-    <w:p>
-      <w:pPr>
-        <w:spacing w:after="218" w:line="259" w:lineRule="auto"/>
-        <w:ind w:left="0" w:right="0" w:firstLine="0"/>
-        <w:jc w:val="left"/>
-      </w:pPr>
-      <w:r>
-        <w:t xml:space="preserve"> </w:t>
-      </w:r>
-    </w:p>
+        <w:t xml:space="preserve">The results demonstrate a  substantial improvement from the Baseline to the RAG condition across all metric. ROUGE-L increases from 0.0879 to 0.3569, </w:t>
+      </w:r>
+      <w:r>
+        <w:t xml:space="preserve">representing a 306% improvement. Semantic similarity </w:t>
+      </w:r>
+      <w:r>
+        <w:t>to the ground truth increases from 0.2557 to 0.4576, a 79% improvement</w:t>
+      </w:r>
+      <w:r>
+        <w:t>. These gains indicate that the retrieved</w:t>
+      </w:r>
+      <w:r>
+        <w:t xml:space="preserve"> context provides meaningful factual grounding that the model successfully incorporates into tis generated responses. </w:t>
+      </w:r>
+    </w:p>
+    <w:p>
+      <w:pPr>
+        <w:spacing w:after="9"/>
+        <w:ind w:left="730" w:right="14"/>
+      </w:pPr>
+      <w:r>
+        <w:t>It is important to note that the RAG and RAG+SCE columns contain identical values for generation metrics. This is by design: the SCE module does not alter the generated answers. Its contribution lies in identifying which responses are likely to be unreliable, enabling downstream filtering or flagging rather than direct correction.</w:t>
+      </w:r>
+    </w:p>
+    <w:p>
+      <w:pPr>
+        <w:spacing w:after="9"/>
+        <w:ind w:left="730" w:right="14"/>
+      </w:pPr>
+      <w:r>
+        <w:t>5.2 Statistical Significance:</w:t>
+      </w:r>
+    </w:p>
+    <w:p>
+      <w:pPr>
+        <w:spacing w:after="9"/>
+        <w:ind w:left="730" w:right="14"/>
+      </w:pPr>
+      <w:r>
+        <w:t>All comparisions between conditions were tested uding the Wilcoxon signed-rank test, a non-paremetric paired test appro</w:t>
+      </w:r>
+      <w:r>
+        <w:t xml:space="preserve">priate for non-normally distributed metric scores. Table 5.2 presents the results. </w:t>
+      </w:r>
+    </w:p>
+    <w:p>
+      <w:pPr>
+        <w:spacing w:after="9"/>
+        <w:ind w:left="730" w:right="14"/>
+      </w:pPr>
+      <w:r>
+        <w:t>Table 5.2: Statistical Signficance Tests</w:t>
+      </w:r>
+    </w:p>
+    <w:tbl>
+      <w:tblPr>
+        <w:tblStyle w:val="TableGrid0"/>
+        <w:tblW w:w="0" w:type="auto"/>
+        <w:tblInd w:w="730" w:type="dxa"/>
+        <w:tblLook w:val="04A0" w:firstRow="1" w:lastRow="0" w:firstColumn="1" w:lastColumn="0" w:noHBand="0" w:noVBand="1"/>
+      </w:tblPr>
+      <w:tblGrid>
+        <w:gridCol w:w="1470"/>
+        <w:gridCol w:w="1242"/>
+        <w:gridCol w:w="1161"/>
+        <w:gridCol w:w="1523"/>
+        <w:gridCol w:w="1339"/>
+        <w:gridCol w:w="1223"/>
+        <w:gridCol w:w="1236"/>
+      </w:tblGrid>
+      <w:tr>
+        <w:tc>
+          <w:tcPr>
+            <w:tcW w:w="1417" w:type="dxa"/>
+          </w:tcPr>
+          <w:p>
+            <w:pPr>
+              <w:spacing w:after="9"/>
+              <w:ind w:left="0" w:right="14" w:firstLine="0"/>
+            </w:pPr>
+            <w:r>
+              <w:t>Comparision</w:t>
+            </w:r>
+          </w:p>
+        </w:tc>
+        <w:tc>
+          <w:tcPr>
+            <w:tcW w:w="1417" w:type="dxa"/>
+          </w:tcPr>
+          <w:p>
+            <w:pPr>
+              <w:spacing w:after="9"/>
+              <w:ind w:left="0" w:right="14" w:firstLine="0"/>
+            </w:pPr>
+            <w:r>
+              <w:t>Baseline Mean</w:t>
+            </w:r>
+          </w:p>
+        </w:tc>
+        <w:tc>
+          <w:tcPr>
+            <w:tcW w:w="1418" w:type="dxa"/>
+          </w:tcPr>
+          <w:p>
+            <w:pPr>
+              <w:spacing w:after="9"/>
+              <w:ind w:left="0" w:right="14" w:firstLine="0"/>
+            </w:pPr>
+            <w:r>
+              <w:t>RAG Mean</w:t>
+            </w:r>
+          </w:p>
+        </w:tc>
+        <w:tc>
+          <w:tcPr>
+            <w:tcW w:w="1418" w:type="dxa"/>
+          </w:tcPr>
+          <w:p>
+            <w:pPr>
+              <w:spacing w:after="9"/>
+              <w:ind w:left="0" w:right="14" w:firstLine="0"/>
+            </w:pPr>
+            <w:r>
+              <w:t>Improvement</w:t>
+            </w:r>
+          </w:p>
+        </w:tc>
+        <w:tc>
+          <w:tcPr>
+            <w:tcW w:w="1418" w:type="dxa"/>
+          </w:tcPr>
+          <w:p>
+            <w:pPr>
+              <w:spacing w:after="9"/>
+              <w:ind w:left="0" w:right="14" w:firstLine="0"/>
+            </w:pPr>
+            <w:r>
+              <w:t>p-value</w:t>
+            </w:r>
+          </w:p>
+        </w:tc>
+        <w:tc>
+          <w:tcPr>
+            <w:tcW w:w="1418" w:type="dxa"/>
+          </w:tcPr>
+          <w:p>
+            <w:pPr>
+              <w:spacing w:after="9"/>
+              <w:ind w:left="0" w:right="14" w:firstLine="0"/>
+            </w:pPr>
+            <w:r>
+              <w:t>Cohen’s d</w:t>
+            </w:r>
+          </w:p>
+        </w:tc>
+        <w:tc>
+          <w:tcPr>
+            <w:tcW w:w="1418" w:type="dxa"/>
+          </w:tcPr>
+          <w:p>
+            <w:pPr>
+              <w:spacing w:after="9"/>
+              <w:ind w:left="0" w:right="14" w:firstLine="0"/>
+            </w:pPr>
+            <w:r>
+              <w:t>Effect</w:t>
+            </w:r>
+          </w:p>
+        </w:tc>
+      </w:tr>
+      <w:tr>
+        <w:tc>
+          <w:tcPr>
+            <w:tcW w:w="1417" w:type="dxa"/>
+          </w:tcPr>
+          <w:p>
+            <w:pPr>
+              <w:spacing w:after="9"/>
+              <w:ind w:left="0" w:right="14" w:firstLine="0"/>
+            </w:pPr>
+            <w:r>
+              <w:t>Baseline vs RAG (ROUGE-L)</w:t>
+            </w:r>
+          </w:p>
+        </w:tc>
+        <w:tc>
+          <w:tcPr>
+            <w:tcW w:w="1417" w:type="dxa"/>
+          </w:tcPr>
+          <w:p>
+            <w:pPr>
+              <w:spacing w:after="9"/>
+              <w:ind w:left="0" w:right="14" w:firstLine="0"/>
+            </w:pPr>
+            <w:r>
+              <w:t>0.0879</w:t>
+            </w:r>
+          </w:p>
+        </w:tc>
+        <w:tc>
+          <w:tcPr>
+            <w:tcW w:w="1418" w:type="dxa"/>
+          </w:tcPr>
+          <w:p>
+            <w:pPr>
+              <w:spacing w:after="9"/>
+              <w:ind w:left="0" w:right="14" w:firstLine="0"/>
+            </w:pPr>
+            <w:r>
+              <w:t>0.3569</w:t>
+            </w:r>
+          </w:p>
+        </w:tc>
+        <w:tc>
+          <w:tcPr>
+            <w:tcW w:w="1418" w:type="dxa"/>
+          </w:tcPr>
+          <w:p>
+            <w:pPr>
+              <w:spacing w:after="9"/>
+              <w:ind w:left="0" w:right="14" w:firstLine="0"/>
+            </w:pPr>
+            <w:r>
+              <w:t>+306%</w:t>
+            </w:r>
+          </w:p>
+        </w:tc>
+        <w:tc>
+          <w:tcPr>
+            <w:tcW w:w="1418" w:type="dxa"/>
+          </w:tcPr>
+          <w:p>
+            <w:pPr>
+              <w:spacing w:after="9"/>
+              <w:ind w:left="0" w:right="14" w:firstLine="0"/>
+            </w:pPr>
+            <w:r>
+              <w:t>1.19X10^-76</w:t>
+            </w:r>
+          </w:p>
+        </w:tc>
+        <w:tc>
+          <w:tcPr>
+            <w:tcW w:w="1418" w:type="dxa"/>
+          </w:tcPr>
+          <w:p>
+            <w:pPr>
+              <w:spacing w:after="9"/>
+              <w:ind w:left="0" w:right="14" w:firstLine="0"/>
+            </w:pPr>
+            <w:r>
+              <w:t>0.814</w:t>
+            </w:r>
+          </w:p>
+        </w:tc>
+        <w:tc>
+          <w:tcPr>
+            <w:tcW w:w="1418" w:type="dxa"/>
+          </w:tcPr>
+          <w:p>
+            <w:pPr>
+              <w:spacing w:after="9"/>
+              <w:ind w:left="0" w:right="14" w:firstLine="0"/>
+            </w:pPr>
+            <w:r>
+              <w:t>Large</w:t>
+            </w:r>
+          </w:p>
+        </w:tc>
+      </w:tr>
+      <w:tr>
+        <w:tc>
+          <w:tcPr>
+            <w:tcW w:w="1417" w:type="dxa"/>
+          </w:tcPr>
+          <w:p>
+            <w:pPr>
+              <w:spacing w:after="9"/>
+              <w:ind w:left="0" w:right="14" w:firstLine="0"/>
+            </w:pPr>
+            <w:r>
+              <w:t>Baseline vs RAG (Sem. S</w:t>
+            </w:r>
+            <w:r>
+              <w:t>im.)</w:t>
+            </w:r>
+          </w:p>
+        </w:tc>
+        <w:tc>
+          <w:tcPr>
+            <w:tcW w:w="1417" w:type="dxa"/>
+          </w:tcPr>
+          <w:p>
+            <w:pPr>
+              <w:spacing w:after="9"/>
+              <w:ind w:left="0" w:right="14" w:firstLine="0"/>
+            </w:pPr>
+            <w:r>
+              <w:t>0.2557</w:t>
+            </w:r>
+          </w:p>
+        </w:tc>
+        <w:tc>
+          <w:tcPr>
+            <w:tcW w:w="1418" w:type="dxa"/>
+          </w:tcPr>
+          <w:p>
+            <w:pPr>
+              <w:spacing w:after="9"/>
+              <w:ind w:left="0" w:right="14" w:firstLine="0"/>
+            </w:pPr>
+            <w:r>
+              <w:t>0.4576</w:t>
+            </w:r>
+          </w:p>
+        </w:tc>
+        <w:tc>
+          <w:tcPr>
+            <w:tcW w:w="1418" w:type="dxa"/>
+          </w:tcPr>
+          <w:p>
+            <w:pPr>
+              <w:spacing w:after="9"/>
+              <w:ind w:left="0" w:right="14" w:firstLine="0"/>
+            </w:pPr>
+            <w:r>
+              <w:t>+79%</w:t>
+            </w:r>
+          </w:p>
+        </w:tc>
+        <w:tc>
+          <w:tcPr>
+            <w:tcW w:w="1418" w:type="dxa"/>
+          </w:tcPr>
+          <w:p>
+            <w:pPr>
+              <w:spacing w:after="9"/>
+              <w:ind w:left="0" w:right="14" w:firstLine="0"/>
+            </w:pPr>
+            <w:r>
+              <w:t>6.49x10^-55</w:t>
+            </w:r>
+          </w:p>
+        </w:tc>
+        <w:tc>
+          <w:tcPr>
+            <w:tcW w:w="1418" w:type="dxa"/>
+          </w:tcPr>
+          <w:p>
+            <w:pPr>
+              <w:spacing w:after="9"/>
+              <w:ind w:left="0" w:right="14" w:firstLine="0"/>
+            </w:pPr>
+            <w:r>
+              <w:t>0.639</w:t>
+            </w:r>
+          </w:p>
+        </w:tc>
+        <w:tc>
+          <w:tcPr>
+            <w:tcW w:w="1418" w:type="dxa"/>
+          </w:tcPr>
+          <w:p>
+            <w:pPr>
+              <w:spacing w:after="9"/>
+              <w:ind w:left="0" w:right="14" w:firstLine="0"/>
+            </w:pPr>
+            <w:r>
+              <w:t>Medium</w:t>
+            </w:r>
+          </w:p>
+        </w:tc>
+      </w:tr>
+      <w:tr>
+        <w:tc>
+          <w:tcPr>
+            <w:tcW w:w="1417" w:type="dxa"/>
+          </w:tcPr>
+          <w:p>
+            <w:pPr>
+              <w:spacing w:after="9"/>
+              <w:ind w:left="0" w:right="14" w:firstLine="0"/>
+            </w:pPr>
+            <w:r>
+              <w:lastRenderedPageBreak/>
+              <w:t>SCE Flagged vs Consistent (ROUGE-L)</w:t>
+            </w:r>
+          </w:p>
+        </w:tc>
+        <w:tc>
+          <w:tcPr>
+            <w:tcW w:w="1417" w:type="dxa"/>
+          </w:tcPr>
+          <w:p>
+            <w:pPr>
+              <w:spacing w:after="9"/>
+              <w:ind w:left="0" w:right="14" w:firstLine="0"/>
+            </w:pPr>
+            <w:r>
+              <w:t>0.1558</w:t>
+            </w:r>
+          </w:p>
+        </w:tc>
+        <w:tc>
+          <w:tcPr>
+            <w:tcW w:w="1418" w:type="dxa"/>
+          </w:tcPr>
+          <w:p>
+            <w:pPr>
+              <w:spacing w:after="9"/>
+              <w:ind w:left="0" w:right="14" w:firstLine="0"/>
+            </w:pPr>
+            <w:r>
+              <w:t>0.5507</w:t>
+            </w:r>
+          </w:p>
+        </w:tc>
+        <w:tc>
+          <w:tcPr>
+            <w:tcW w:w="1418" w:type="dxa"/>
+          </w:tcPr>
+          <w:p>
+            <w:pPr>
+              <w:spacing w:after="9"/>
+              <w:ind w:left="0" w:right="14" w:firstLine="0"/>
+            </w:pPr>
+            <w:r>
+              <w:t>-</w:t>
+            </w:r>
+          </w:p>
+        </w:tc>
+        <w:tc>
+          <w:tcPr>
+            <w:tcW w:w="1418" w:type="dxa"/>
+          </w:tcPr>
+          <w:p>
+            <w:pPr>
+              <w:spacing w:after="9"/>
+              <w:ind w:left="0" w:right="14" w:firstLine="0"/>
+            </w:pPr>
+            <w:r>
+              <w:t>2.90X10^-55</w:t>
+            </w:r>
+          </w:p>
+        </w:tc>
+        <w:tc>
+          <w:tcPr>
+            <w:tcW w:w="1418" w:type="dxa"/>
+          </w:tcPr>
+          <w:p>
+            <w:pPr>
+              <w:spacing w:after="9"/>
+              <w:ind w:left="0" w:right="14" w:firstLine="0"/>
+            </w:pPr>
+            <w:r>
+              <w:t>1.392</w:t>
+            </w:r>
+          </w:p>
+        </w:tc>
+        <w:tc>
+          <w:tcPr>
+            <w:tcW w:w="1418" w:type="dxa"/>
+          </w:tcPr>
+          <w:p>
+            <w:pPr>
+              <w:spacing w:after="9"/>
+              <w:ind w:left="0" w:right="14" w:firstLine="0"/>
+            </w:pPr>
+            <w:r>
+              <w:t>Large</w:t>
+            </w:r>
+          </w:p>
+        </w:tc>
+      </w:tr>
+      <w:tr>
+        <w:tc>
+          <w:tcPr>
+            <w:tcW w:w="1417" w:type="dxa"/>
+          </w:tcPr>
+          <w:p>
+            <w:pPr>
+              <w:spacing w:after="9"/>
+              <w:ind w:left="0" w:right="14" w:firstLine="0"/>
+            </w:pPr>
+            <w:r>
+              <w:t>SCE Flagged vs Consistent (Sem. Sim.)</w:t>
+            </w:r>
+          </w:p>
+        </w:tc>
+        <w:tc>
+          <w:tcPr>
+            <w:tcW w:w="1417" w:type="dxa"/>
+          </w:tcPr>
+          <w:p>
+            <w:pPr>
+              <w:spacing w:after="9"/>
+              <w:ind w:left="0" w:right="14" w:firstLine="0"/>
+            </w:pPr>
+            <w:r>
+              <w:t>0.2285</w:t>
+            </w:r>
+          </w:p>
+        </w:tc>
+        <w:tc>
+          <w:tcPr>
+            <w:tcW w:w="1418" w:type="dxa"/>
+          </w:tcPr>
+          <w:p>
+            <w:pPr>
+              <w:spacing w:after="9"/>
+              <w:ind w:left="0" w:right="14" w:firstLine="0"/>
+            </w:pPr>
+            <w:r>
+              <w:t>0.6785</w:t>
+            </w:r>
+          </w:p>
+        </w:tc>
+        <w:tc>
+          <w:tcPr>
+            <w:tcW w:w="1418" w:type="dxa"/>
+          </w:tcPr>
+          <w:p>
+            <w:pPr>
+              <w:spacing w:after="9"/>
+              <w:ind w:left="0" w:right="14" w:firstLine="0"/>
+            </w:pPr>
+            <w:r>
+              <w:t>-</w:t>
+            </w:r>
+          </w:p>
+        </w:tc>
+        <w:tc>
+          <w:tcPr>
+            <w:tcW w:w="1418" w:type="dxa"/>
+          </w:tcPr>
+          <w:p>
+            <w:pPr>
+              <w:spacing w:after="9"/>
+              <w:ind w:left="0" w:right="14" w:firstLine="0"/>
+            </w:pPr>
+            <w:r>
+              <w:t>6.14x10^-90</w:t>
+            </w:r>
+          </w:p>
+        </w:tc>
+        <w:tc>
+          <w:tcPr>
+            <w:tcW w:w="1418" w:type="dxa"/>
+          </w:tcPr>
+          <w:p>
+            <w:pPr>
+              <w:spacing w:after="9"/>
+              <w:ind w:left="0" w:right="14" w:firstLine="0"/>
+            </w:pPr>
+            <w:r>
+              <w:t>1.993</w:t>
+            </w:r>
+          </w:p>
+        </w:tc>
+        <w:tc>
+          <w:tcPr>
+            <w:tcW w:w="1418" w:type="dxa"/>
+          </w:tcPr>
+          <w:p>
+            <w:pPr>
+              <w:spacing w:after="9"/>
+              <w:ind w:left="0" w:right="14" w:firstLine="0"/>
+            </w:pPr>
+            <w:r>
+              <w:t>Large</w:t>
+            </w:r>
+          </w:p>
+        </w:tc>
+      </w:tr>
+    </w:tbl>
     <w:p>
       <w:pPr>
         <w:spacing w:after="4" w:line="444" w:lineRule="auto"/>
         <w:ind w:left="0" w:right="9873" w:firstLine="0"/>
         <w:jc w:val="left"/>
       </w:pPr>
-      <w:r>
-        <w:t xml:space="preserve">  </w:t>
-      </w:r>
-    </w:p>
-    <w:p>
-      <w:pPr>
-        <w:spacing w:after="218" w:line="259" w:lineRule="auto"/>
-        <w:ind w:left="0" w:right="0" w:firstLine="0"/>
-        <w:jc w:val="left"/>
-      </w:pPr>
-      <w:r>
-        <w:t xml:space="preserve"> </w:t>
-      </w:r>
-    </w:p>
-    <w:p>
-      <w:pPr>
-        <w:spacing w:after="218" w:line="259" w:lineRule="auto"/>
-        <w:ind w:left="0" w:right="0" w:firstLine="0"/>
-        <w:jc w:val="left"/>
-      </w:pPr>
-      <w:r>
-        <w:t xml:space="preserve"> </w:t>
-      </w:r>
-    </w:p>
-    <w:p>
-      <w:pPr>
-        <w:spacing w:after="218" w:line="259" w:lineRule="auto"/>
-        <w:ind w:left="0" w:right="0" w:firstLine="0"/>
-        <w:jc w:val="left"/>
-      </w:pPr>
-      <w:r>
-        <w:t xml:space="preserve"> </w:t>
-      </w:r>
-    </w:p>
-    <w:p>
-      <w:pPr>
-        <w:spacing w:after="5" w:line="443" w:lineRule="auto"/>
-        <w:ind w:left="0" w:right="9873" w:firstLine="0"/>
-        <w:jc w:val="left"/>
-      </w:pPr>
-      <w:r>
-        <w:t xml:space="preserve">  </w:t>
-      </w:r>
-    </w:p>
-    <w:p>
-      <w:pPr>
-        <w:spacing w:after="218" w:line="259" w:lineRule="auto"/>
-        <w:ind w:left="0" w:right="0" w:firstLine="0"/>
-        <w:jc w:val="left"/>
-      </w:pPr>
-      <w:r>
-        <w:t xml:space="preserve"> </w:t>
-      </w:r>
-    </w:p>
-    <w:p>
-      <w:pPr>
-        <w:spacing w:after="218" w:line="259" w:lineRule="auto"/>
-        <w:ind w:left="0" w:right="0" w:firstLine="0"/>
-        <w:jc w:val="left"/>
-      </w:pPr>
-      <w:r>
-        <w:t xml:space="preserve"> </w:t>
-      </w:r>
-    </w:p>
-    <w:p>
-      <w:pPr>
-        <w:spacing w:after="218" w:line="259" w:lineRule="auto"/>
-        <w:ind w:left="0" w:right="0" w:firstLine="0"/>
-        <w:jc w:val="left"/>
-      </w:pPr>
-      <w:r>
-        <w:t xml:space="preserve"> </w:t>
-      </w:r>
-    </w:p>
-    <w:p>
-      <w:pPr>
-        <w:spacing w:after="4" w:line="444" w:lineRule="auto"/>
-        <w:ind w:left="0" w:right="9873" w:firstLine="0"/>
-        <w:jc w:val="left"/>
-      </w:pPr>
-      <w:r>
-        <w:t xml:space="preserve">  </w:t>
-      </w:r>
-    </w:p>
-    <w:p>
-      <w:pPr>
-        <w:spacing w:after="218" w:line="259" w:lineRule="auto"/>
-        <w:ind w:left="0" w:right="0" w:firstLine="0"/>
-        <w:jc w:val="left"/>
-      </w:pPr>
-      <w:r>
-        <w:t xml:space="preserve"> </w:t>
-      </w:r>
-    </w:p>
-    <w:p>
-      <w:pPr>
-        <w:spacing w:after="218" w:line="259" w:lineRule="auto"/>
-        <w:ind w:left="0" w:right="0" w:firstLine="0"/>
-        <w:jc w:val="left"/>
-      </w:pPr>
-      <w:r>
-        <w:t xml:space="preserve"> </w:t>
-      </w:r>
-    </w:p>
-    <w:p>
-      <w:pPr>
-        <w:spacing w:after="5" w:line="443" w:lineRule="auto"/>
-        <w:ind w:left="0" w:right="9873" w:firstLine="0"/>
-        <w:jc w:val="left"/>
-      </w:pPr>
-      <w:r>
-        <w:t xml:space="preserve">  </w:t>
-      </w:r>
     </w:p>
     <w:p>
       <w:pPr>
@@ -9340,7 +10657,1928 @@
         <w:jc w:val="left"/>
       </w:pPr>
       <w:r>
-        <w:t xml:space="preserve"> </w:t>
+        <w:t xml:space="preserve">The comparison yield p-values far below </w:t>
+      </w:r>
+      <w:r>
+        <w:t>the significant threshold of 0.05. conforming that the observed differences are not attributed to chance. The effect sizes for the baseline versus RAG comparisions are large for ROUGE-L (d</w:t>
+      </w:r>
+      <w:r>
+        <w:t>=0.814) and medium for semantic similarity (d=0.639)</w:t>
+      </w:r>
+      <w:r>
+        <w:t xml:space="preserve">, indicating practically maeaningful improvements. </w:t>
+      </w:r>
+    </w:p>
+    <w:p>
+      <w:pPr>
+        <w:spacing w:after="0" w:line="259" w:lineRule="auto"/>
+        <w:ind w:left="0" w:right="0" w:firstLine="0"/>
+        <w:jc w:val="left"/>
+      </w:pPr>
+      <w:r>
+        <w:t>The comparisions between SCE-flagged ans SCE-consistent responses are</w:t>
+      </w:r>
+      <w:r>
+        <w:t xml:space="preserve"> particularly noteworthy. The effect sixes exceed 1.3 for both metrics, indicating very large spearations between the two groups. Reponses that the SCE module identifies as a consistent achieve a mean ROUGE-L of 0.5507, compared to just 0.1558 for flagged responses – a 3.5-fold difference. This confims that the SCE threshold meaningfully discreminiates between a reliable and unreliable outputs. </w:t>
+      </w:r>
+    </w:p>
+    <w:p>
+      <w:pPr>
+        <w:spacing w:after="0" w:line="259" w:lineRule="auto"/>
+        <w:ind w:left="0" w:right="0" w:firstLine="0"/>
+        <w:jc w:val="left"/>
+      </w:pPr>
+      <w:r>
+        <w:t xml:space="preserve">Bootstrap 95% confidence intervals further support these fndings. </w:t>
+      </w:r>
+    </w:p>
+    <w:p>
+      <w:pPr>
+        <w:spacing w:after="0" w:line="259" w:lineRule="auto"/>
+        <w:ind w:left="0" w:right="0" w:firstLine="0"/>
+        <w:jc w:val="left"/>
+      </w:pPr>
+      <w:r>
+        <w:t>The confidence internvals for Baseline ROUGE-L [0.0783, 0.0978]</w:t>
+      </w:r>
+      <w:r>
+        <w:t xml:space="preserve"> and RAG ROUGE-L [0.337,0.3808] do not overlap, confirming the robustness of the observed improvement. </w:t>
+      </w:r>
+    </w:p>
+    <w:p>
+      <w:pPr>
+        <w:spacing w:after="0" w:line="259" w:lineRule="auto"/>
+        <w:ind w:left="0" w:right="0" w:firstLine="0"/>
+        <w:jc w:val="left"/>
+      </w:pPr>
+      <w:commentRangeStart w:id="21"/>
+      <w:r>
+        <w:t>Fig 5.2</w:t>
+      </w:r>
+      <w:commentRangeEnd w:id="21"/>
+      <w:r>
+        <w:rPr>
+          <w:rStyle w:val="CommentReference"/>
+          <w:sz w:val="24"/>
+          <w:szCs w:val="24"/>
+        </w:rPr>
+        <w:commentReference w:id="21"/>
+      </w:r>
+    </w:p>
+    <w:p>
+      <w:pPr>
+        <w:spacing w:after="0" w:line="259" w:lineRule="auto"/>
+        <w:ind w:left="0" w:right="0" w:firstLine="0"/>
+        <w:jc w:val="left"/>
+      </w:pPr>
+    </w:p>
+    <w:p>
+      <w:pPr>
+        <w:spacing w:after="0" w:line="259" w:lineRule="auto"/>
+        <w:ind w:left="0" w:right="0" w:firstLine="0"/>
+        <w:jc w:val="left"/>
+      </w:pPr>
+      <w:r>
+        <w:t>5.3</w:t>
+      </w:r>
+      <w:r>
+        <w:t xml:space="preserve"> SCE Score distribution and Halluconation detection:</w:t>
+      </w:r>
+    </w:p>
+    <w:p>
+      <w:pPr>
+        <w:spacing w:after="0" w:line="259" w:lineRule="auto"/>
+        <w:ind w:left="0" w:right="0" w:firstLine="0"/>
+        <w:jc w:val="left"/>
+      </w:pPr>
+      <w:r>
+        <w:t>Fig 5.3</w:t>
+      </w:r>
+    </w:p>
+    <w:p>
+      <w:pPr>
+        <w:spacing w:after="0" w:line="259" w:lineRule="auto"/>
+        <w:ind w:left="0" w:right="0" w:firstLine="0"/>
+        <w:jc w:val="left"/>
+      </w:pPr>
+      <w:r>
+        <w:t xml:space="preserve">The distribution of SCE scores across the 817 RAG-generated responses exhibit a bimodal pattern, with one cluster concentrated near 0.0-0.2 and another near 0.7-1.0. The mean SCE score is 0.5091 with a standard deviation of 0.3223. This bimodeal distribution is encouraging because it suggests that the SCE scores naturally separate into two distinct populations rather than forming a continuous distribution where any tyhreshild would be arbitrary. </w:t>
+      </w:r>
+    </w:p>
+    <w:p>
+      <w:pPr>
+        <w:spacing w:after="0" w:line="259" w:lineRule="auto"/>
+        <w:ind w:left="0" w:right="0" w:firstLine="0"/>
+        <w:jc w:val="left"/>
+      </w:pPr>
+      <w:r>
+        <w:t>At the threshold of t = 0.5, 401 of 817 responses (49.08%</w:t>
+      </w:r>
+      <w:r>
+        <w:t>) are flagged as potential halluconations. To evaluate the accuracy of this flagging mechanism, ROUGE-L &lt; 0.2 was used as a proxy ground-truth label for actual hallucinations (responses with very low lexical overlap with the reference answer). Under this operationalization, the SCE moduel achieves:</w:t>
+      </w:r>
+    </w:p>
+    <w:p>
+      <w:pPr>
+        <w:spacing w:after="0" w:line="259" w:lineRule="auto"/>
+        <w:ind w:left="0" w:right="0" w:firstLine="0"/>
+        <w:jc w:val="left"/>
+      </w:pPr>
+      <w:r>
+        <w:t>Table 5.3: SCE Classifier performance</w:t>
+      </w:r>
+    </w:p>
+    <w:tbl>
+      <w:tblPr>
+        <w:tblStyle w:val="TableGrid0"/>
+        <w:tblW w:w="0" w:type="auto"/>
+        <w:tblLook w:val="04A0" w:firstRow="1" w:lastRow="0" w:firstColumn="1" w:lastColumn="0" w:noHBand="0" w:noVBand="1"/>
+      </w:tblPr>
+      <w:tblGrid>
+        <w:gridCol w:w="4962"/>
+        <w:gridCol w:w="4962"/>
+      </w:tblGrid>
+      <w:tr>
+        <w:tc>
+          <w:tcPr>
+            <w:tcW w:w="4962" w:type="dxa"/>
+          </w:tcPr>
+          <w:p>
+            <w:pPr>
+              <w:spacing w:after="0" w:line="259" w:lineRule="auto"/>
+              <w:ind w:left="0" w:right="0" w:firstLine="0"/>
+              <w:jc w:val="left"/>
+            </w:pPr>
+            <w:r>
+              <w:t>Metric</w:t>
+            </w:r>
+          </w:p>
+        </w:tc>
+        <w:tc>
+          <w:tcPr>
+            <w:tcW w:w="4962" w:type="dxa"/>
+          </w:tcPr>
+          <w:p>
+            <w:pPr>
+              <w:spacing w:after="0" w:line="259" w:lineRule="auto"/>
+              <w:ind w:left="0" w:right="0" w:firstLine="0"/>
+              <w:jc w:val="left"/>
+            </w:pPr>
+            <w:r>
+              <w:t>Value</w:t>
+            </w:r>
+          </w:p>
+        </w:tc>
+      </w:tr>
+      <w:tr>
+        <w:tc>
+          <w:tcPr>
+            <w:tcW w:w="4962" w:type="dxa"/>
+          </w:tcPr>
+          <w:p>
+            <w:pPr>
+              <w:spacing w:after="0" w:line="259" w:lineRule="auto"/>
+              <w:ind w:left="0" w:right="0" w:firstLine="0"/>
+              <w:jc w:val="left"/>
+            </w:pPr>
+            <w:r>
+              <w:t>True Positives</w:t>
+            </w:r>
+          </w:p>
+        </w:tc>
+        <w:tc>
+          <w:tcPr>
+            <w:tcW w:w="4962" w:type="dxa"/>
+          </w:tcPr>
+          <w:p>
+            <w:pPr>
+              <w:spacing w:after="0" w:line="259" w:lineRule="auto"/>
+              <w:ind w:left="0" w:right="0" w:firstLine="0"/>
+              <w:jc w:val="left"/>
+            </w:pPr>
+            <w:r>
+              <w:t>274</w:t>
+            </w:r>
+          </w:p>
+        </w:tc>
+      </w:tr>
+      <w:tr>
+        <w:tc>
+          <w:tcPr>
+            <w:tcW w:w="4962" w:type="dxa"/>
+          </w:tcPr>
+          <w:p>
+            <w:pPr>
+              <w:spacing w:after="0" w:line="259" w:lineRule="auto"/>
+              <w:ind w:left="0" w:right="0" w:firstLine="0"/>
+              <w:jc w:val="left"/>
+            </w:pPr>
+            <w:r>
+              <w:t>False Positives</w:t>
+            </w:r>
+          </w:p>
+        </w:tc>
+        <w:tc>
+          <w:tcPr>
+            <w:tcW w:w="4962" w:type="dxa"/>
+          </w:tcPr>
+          <w:p>
+            <w:pPr>
+              <w:spacing w:after="0" w:line="259" w:lineRule="auto"/>
+              <w:ind w:left="0" w:right="0" w:firstLine="0"/>
+              <w:jc w:val="left"/>
+            </w:pPr>
+            <w:r>
+              <w:t>127</w:t>
+            </w:r>
+          </w:p>
+        </w:tc>
+      </w:tr>
+      <w:tr>
+        <w:tc>
+          <w:tcPr>
+            <w:tcW w:w="4962" w:type="dxa"/>
+          </w:tcPr>
+          <w:p>
+            <w:pPr>
+              <w:spacing w:after="0" w:line="259" w:lineRule="auto"/>
+              <w:ind w:left="0" w:right="0" w:firstLine="0"/>
+              <w:jc w:val="left"/>
+            </w:pPr>
+            <w:r>
+              <w:t>False Negatives</w:t>
+            </w:r>
+          </w:p>
+        </w:tc>
+        <w:tc>
+          <w:tcPr>
+            <w:tcW w:w="4962" w:type="dxa"/>
+          </w:tcPr>
+          <w:p>
+            <w:pPr>
+              <w:spacing w:after="0" w:line="259" w:lineRule="auto"/>
+              <w:ind w:left="0" w:right="0" w:firstLine="0"/>
+              <w:jc w:val="left"/>
+            </w:pPr>
+            <w:r>
+              <w:t>98</w:t>
+            </w:r>
+          </w:p>
+        </w:tc>
+      </w:tr>
+      <w:tr>
+        <w:tc>
+          <w:tcPr>
+            <w:tcW w:w="4962" w:type="dxa"/>
+          </w:tcPr>
+          <w:p>
+            <w:pPr>
+              <w:spacing w:after="0" w:line="259" w:lineRule="auto"/>
+              <w:ind w:left="0" w:right="0" w:firstLine="0"/>
+              <w:jc w:val="left"/>
+            </w:pPr>
+            <w:r>
+              <w:t>True Negatives</w:t>
+            </w:r>
+          </w:p>
+        </w:tc>
+        <w:tc>
+          <w:tcPr>
+            <w:tcW w:w="4962" w:type="dxa"/>
+          </w:tcPr>
+          <w:p>
+            <w:pPr>
+              <w:spacing w:after="0" w:line="259" w:lineRule="auto"/>
+              <w:ind w:left="0" w:right="0" w:firstLine="0"/>
+              <w:jc w:val="left"/>
+            </w:pPr>
+            <w:r>
+              <w:t>318</w:t>
+            </w:r>
+          </w:p>
+        </w:tc>
+      </w:tr>
+      <w:tr>
+        <w:tc>
+          <w:tcPr>
+            <w:tcW w:w="4962" w:type="dxa"/>
+          </w:tcPr>
+          <w:p>
+            <w:pPr>
+              <w:spacing w:after="0" w:line="259" w:lineRule="auto"/>
+              <w:ind w:left="0" w:right="0" w:firstLine="0"/>
+              <w:jc w:val="left"/>
+            </w:pPr>
+            <w:r>
+              <w:t>Precision</w:t>
+            </w:r>
+          </w:p>
+        </w:tc>
+        <w:tc>
+          <w:tcPr>
+            <w:tcW w:w="4962" w:type="dxa"/>
+          </w:tcPr>
+          <w:p>
+            <w:pPr>
+              <w:spacing w:after="0" w:line="259" w:lineRule="auto"/>
+              <w:ind w:left="0" w:right="0" w:firstLine="0"/>
+              <w:jc w:val="left"/>
+            </w:pPr>
+            <w:r>
+              <w:t>0.683</w:t>
+            </w:r>
+          </w:p>
+        </w:tc>
+      </w:tr>
+      <w:tr>
+        <w:tc>
+          <w:tcPr>
+            <w:tcW w:w="4962" w:type="dxa"/>
+          </w:tcPr>
+          <w:p>
+            <w:pPr>
+              <w:spacing w:after="0" w:line="259" w:lineRule="auto"/>
+              <w:ind w:left="0" w:right="0" w:firstLine="0"/>
+              <w:jc w:val="left"/>
+            </w:pPr>
+            <w:r>
+              <w:t>Recall</w:t>
+            </w:r>
+          </w:p>
+        </w:tc>
+        <w:tc>
+          <w:tcPr>
+            <w:tcW w:w="4962" w:type="dxa"/>
+          </w:tcPr>
+          <w:p>
+            <w:pPr>
+              <w:spacing w:after="0" w:line="259" w:lineRule="auto"/>
+              <w:ind w:left="0" w:right="0" w:firstLine="0"/>
+              <w:jc w:val="left"/>
+            </w:pPr>
+            <w:r>
+              <w:t>0.737</w:t>
+            </w:r>
+          </w:p>
+        </w:tc>
+      </w:tr>
+      <w:tr>
+        <w:tc>
+          <w:tcPr>
+            <w:tcW w:w="4962" w:type="dxa"/>
+          </w:tcPr>
+          <w:p>
+            <w:pPr>
+              <w:spacing w:after="0" w:line="259" w:lineRule="auto"/>
+              <w:ind w:left="0" w:right="0" w:firstLine="0"/>
+              <w:jc w:val="left"/>
+            </w:pPr>
+            <w:r>
+              <w:t>F1 Score</w:t>
+            </w:r>
+          </w:p>
+        </w:tc>
+        <w:tc>
+          <w:tcPr>
+            <w:tcW w:w="4962" w:type="dxa"/>
+          </w:tcPr>
+          <w:p>
+            <w:pPr>
+              <w:spacing w:after="0" w:line="259" w:lineRule="auto"/>
+              <w:ind w:left="0" w:right="0" w:firstLine="0"/>
+              <w:jc w:val="left"/>
+            </w:pPr>
+            <w:r>
+              <w:t>0.709</w:t>
+            </w:r>
+          </w:p>
+        </w:tc>
+      </w:tr>
+    </w:tbl>
+    <w:p>
+      <w:pPr>
+        <w:spacing w:after="0" w:line="259" w:lineRule="auto"/>
+        <w:ind w:left="0" w:right="0" w:firstLine="0"/>
+        <w:jc w:val="left"/>
+      </w:pPr>
+    </w:p>
+    <w:p>
+      <w:pPr>
+        <w:spacing w:after="0" w:line="259" w:lineRule="auto"/>
+        <w:ind w:left="0" w:right="0" w:firstLine="0"/>
+        <w:jc w:val="left"/>
+      </w:pPr>
+      <w:r>
+        <w:t xml:space="preserve">Fig 5.4 </w:t>
+      </w:r>
+      <w:r>
+        <w:t>confusoin matrix for SCE classifier</w:t>
+      </w:r>
+    </w:p>
+    <w:p>
+      <w:pPr>
+        <w:spacing w:after="0" w:line="259" w:lineRule="auto"/>
+        <w:ind w:left="0" w:right="0" w:firstLine="0"/>
+        <w:jc w:val="left"/>
+      </w:pPr>
+      <w:r>
+        <w:lastRenderedPageBreak/>
+        <w:t xml:space="preserve">A precision score of 0.683 indicates that roughly two-thords of the responses flagged by the SCE module are lowquality by the ROUGE-L crietria. A recall score of </w:t>
+      </w:r>
+      <w:r>
+        <w:t>0.737 means the module catches apporximatly three-quarters of actual hallucinations. The combined F1 of 0.709 represents a reasonable balance between sensitivity and specifically, particularly for a method that requires no</w:t>
+      </w:r>
+      <w:r>
+        <w:t xml:space="preserve"> supervised training data or model fine tuning. </w:t>
+      </w:r>
+    </w:p>
+    <w:p>
+      <w:pPr>
+        <w:spacing w:after="0" w:line="259" w:lineRule="auto"/>
+        <w:ind w:left="0" w:right="0" w:firstLine="0"/>
+        <w:jc w:val="left"/>
+      </w:pPr>
+      <w:r>
+        <w:t>The 127</w:t>
+      </w:r>
+      <w:r>
+        <w:t xml:space="preserve"> false positives represent cases where the model produced a factually adequate answer that happens to be phrased bery differently from the retrieved context. The 98 false negatives represernt cases where the model generated poor answers that nevertheless share some surface level semantic overlap with the retrieved context</w:t>
+      </w:r>
+      <w:r>
+        <w:t xml:space="preserve">, for example by reproducing key terms from the context without correctly answeting the questions. </w:t>
+      </w:r>
+    </w:p>
+    <w:p>
+      <w:pPr>
+        <w:spacing w:after="0" w:line="259" w:lineRule="auto"/>
+        <w:ind w:left="0" w:right="0" w:firstLine="0"/>
+        <w:jc w:val="left"/>
+      </w:pPr>
+      <w:r>
+        <w:t>5.4 Thre</w:t>
+      </w:r>
+      <w:r>
+        <w:t>shold Sensitivity Analysis: To assess the sensitivity of the hallucoantion detection the the choice of threshold, the SCE flaging was evaluated across thresholds from 0.05 t0 0.95 in increments of 0.05</w:t>
+      </w:r>
+    </w:p>
+    <w:p>
+      <w:pPr>
+        <w:spacing w:after="0" w:line="259" w:lineRule="auto"/>
+        <w:ind w:left="0" w:right="0" w:firstLine="0"/>
+        <w:jc w:val="left"/>
+      </w:pPr>
+      <w:r>
+        <w:t>Table 5.4 Selected Threshold Sensitivity Results</w:t>
+      </w:r>
+    </w:p>
+    <w:tbl>
+      <w:tblPr>
+        <w:tblStyle w:val="TableGrid0"/>
+        <w:tblW w:w="0" w:type="auto"/>
+        <w:tblLook w:val="04A0" w:firstRow="1" w:lastRow="0" w:firstColumn="1" w:lastColumn="0" w:noHBand="0" w:noVBand="1"/>
+      </w:tblPr>
+      <w:tblGrid>
+        <w:gridCol w:w="2481"/>
+        <w:gridCol w:w="2481"/>
+        <w:gridCol w:w="2481"/>
+        <w:gridCol w:w="2481"/>
+      </w:tblGrid>
+      <w:tr>
+        <w:tc>
+          <w:tcPr>
+            <w:tcW w:w="2481" w:type="dxa"/>
+          </w:tcPr>
+          <w:p>
+            <w:pPr>
+              <w:spacing w:after="0" w:line="259" w:lineRule="auto"/>
+              <w:ind w:left="0" w:right="0" w:firstLine="0"/>
+              <w:jc w:val="left"/>
+            </w:pPr>
+            <w:r>
+              <w:t>Th</w:t>
+            </w:r>
+            <w:r>
+              <w:t>reshold (t)</w:t>
+            </w:r>
+          </w:p>
+        </w:tc>
+        <w:tc>
+          <w:tcPr>
+            <w:tcW w:w="2481" w:type="dxa"/>
+          </w:tcPr>
+          <w:p>
+            <w:pPr>
+              <w:spacing w:after="0" w:line="259" w:lineRule="auto"/>
+              <w:ind w:left="0" w:right="0" w:firstLine="0"/>
+              <w:jc w:val="left"/>
+            </w:pPr>
+            <w:r>
+              <w:t>Halluconation Rate</w:t>
+            </w:r>
+          </w:p>
+        </w:tc>
+        <w:tc>
+          <w:tcPr>
+            <w:tcW w:w="2481" w:type="dxa"/>
+          </w:tcPr>
+          <w:p>
+            <w:pPr>
+              <w:spacing w:after="0" w:line="259" w:lineRule="auto"/>
+              <w:ind w:left="0" w:right="0" w:firstLine="0"/>
+              <w:jc w:val="left"/>
+            </w:pPr>
+            <w:r>
+              <w:t>Avg ROUGE-L (Flagged)</w:t>
+            </w:r>
+          </w:p>
+        </w:tc>
+        <w:tc>
+          <w:tcPr>
+            <w:tcW w:w="2481" w:type="dxa"/>
+          </w:tcPr>
+          <w:p>
+            <w:pPr>
+              <w:spacing w:after="0" w:line="259" w:lineRule="auto"/>
+              <w:ind w:left="0" w:right="0" w:firstLine="0"/>
+              <w:jc w:val="left"/>
+            </w:pPr>
+            <w:r>
+              <w:t>Avg ROUGE-L (Conssitent)</w:t>
+            </w:r>
+          </w:p>
+        </w:tc>
+      </w:tr>
+      <w:tr>
+        <w:tc>
+          <w:tcPr>
+            <w:tcW w:w="2481" w:type="dxa"/>
+          </w:tcPr>
+          <w:p>
+            <w:pPr>
+              <w:spacing w:after="0" w:line="259" w:lineRule="auto"/>
+              <w:ind w:left="0" w:right="0" w:firstLine="0"/>
+              <w:jc w:val="left"/>
+            </w:pPr>
+            <w:r>
+              <w:t>0.3</w:t>
+            </w:r>
+          </w:p>
+        </w:tc>
+        <w:tc>
+          <w:tcPr>
+            <w:tcW w:w="2481" w:type="dxa"/>
+          </w:tcPr>
+          <w:p>
+            <w:pPr>
+              <w:spacing w:after="0" w:line="259" w:lineRule="auto"/>
+              <w:ind w:left="0" w:right="0" w:firstLine="0"/>
+              <w:jc w:val="left"/>
+            </w:pPr>
+            <w:r>
+              <w:t>31.70</w:t>
+            </w:r>
+          </w:p>
+        </w:tc>
+        <w:tc>
+          <w:tcPr>
+            <w:tcW w:w="2481" w:type="dxa"/>
+          </w:tcPr>
+          <w:p>
+            <w:pPr>
+              <w:spacing w:after="0" w:line="259" w:lineRule="auto"/>
+              <w:ind w:left="0" w:right="0" w:firstLine="0"/>
+              <w:jc w:val="left"/>
+            </w:pPr>
+            <w:r>
+              <w:t>0.0964</w:t>
+            </w:r>
+          </w:p>
+        </w:tc>
+        <w:tc>
+          <w:tcPr>
+            <w:tcW w:w="2481" w:type="dxa"/>
+          </w:tcPr>
+          <w:p>
+            <w:pPr>
+              <w:spacing w:after="0" w:line="259" w:lineRule="auto"/>
+              <w:ind w:left="0" w:right="0" w:firstLine="0"/>
+              <w:jc w:val="left"/>
+            </w:pPr>
+            <w:r>
+              <w:t>0.4778</w:t>
+            </w:r>
+          </w:p>
+        </w:tc>
+      </w:tr>
+      <w:tr>
+        <w:tc>
+          <w:tcPr>
+            <w:tcW w:w="2481" w:type="dxa"/>
+          </w:tcPr>
+          <w:p>
+            <w:pPr>
+              <w:spacing w:after="0" w:line="259" w:lineRule="auto"/>
+              <w:ind w:left="0" w:right="0" w:firstLine="0"/>
+              <w:jc w:val="left"/>
+            </w:pPr>
+            <w:r>
+              <w:t>0.4</w:t>
+            </w:r>
+          </w:p>
+        </w:tc>
+        <w:tc>
+          <w:tcPr>
+            <w:tcW w:w="2481" w:type="dxa"/>
+          </w:tcPr>
+          <w:p>
+            <w:pPr>
+              <w:spacing w:after="0" w:line="259" w:lineRule="auto"/>
+              <w:ind w:left="0" w:right="0" w:firstLine="0"/>
+              <w:jc w:val="left"/>
+            </w:pPr>
+            <w:r>
+              <w:t>37.09</w:t>
+            </w:r>
+          </w:p>
+        </w:tc>
+        <w:tc>
+          <w:tcPr>
+            <w:tcW w:w="2481" w:type="dxa"/>
+          </w:tcPr>
+          <w:p>
+            <w:pPr>
+              <w:spacing w:after="0" w:line="259" w:lineRule="auto"/>
+              <w:ind w:left="0" w:right="0" w:firstLine="0"/>
+              <w:jc w:val="left"/>
+            </w:pPr>
+            <w:r>
+              <w:t>0.1170</w:t>
+            </w:r>
+          </w:p>
+        </w:tc>
+        <w:tc>
+          <w:tcPr>
+            <w:tcW w:w="2481" w:type="dxa"/>
+          </w:tcPr>
+          <w:p>
+            <w:pPr>
+              <w:spacing w:after="0" w:line="259" w:lineRule="auto"/>
+              <w:ind w:left="0" w:right="0" w:firstLine="0"/>
+              <w:jc w:val="left"/>
+            </w:pPr>
+            <w:r>
+              <w:t>0.4983</w:t>
+            </w:r>
+          </w:p>
+        </w:tc>
+      </w:tr>
+      <w:tr>
+        <w:tc>
+          <w:tcPr>
+            <w:tcW w:w="2481" w:type="dxa"/>
+          </w:tcPr>
+          <w:p>
+            <w:pPr>
+              <w:spacing w:after="0" w:line="259" w:lineRule="auto"/>
+              <w:ind w:left="0" w:right="0" w:firstLine="0"/>
+              <w:jc w:val="left"/>
+            </w:pPr>
+            <w:r>
+              <w:t>0.5</w:t>
+            </w:r>
+          </w:p>
+        </w:tc>
+        <w:tc>
+          <w:tcPr>
+            <w:tcW w:w="2481" w:type="dxa"/>
+          </w:tcPr>
+          <w:p>
+            <w:pPr>
+              <w:spacing w:after="0" w:line="259" w:lineRule="auto"/>
+              <w:ind w:left="0" w:right="0" w:firstLine="0"/>
+              <w:jc w:val="left"/>
+            </w:pPr>
+            <w:r>
+              <w:t>49.08</w:t>
+            </w:r>
+          </w:p>
+        </w:tc>
+        <w:tc>
+          <w:tcPr>
+            <w:tcW w:w="2481" w:type="dxa"/>
+          </w:tcPr>
+          <w:p>
+            <w:pPr>
+              <w:spacing w:after="0" w:line="259" w:lineRule="auto"/>
+              <w:ind w:left="0" w:right="0" w:firstLine="0"/>
+              <w:jc w:val="left"/>
+            </w:pPr>
+            <w:r>
+              <w:t>0.1558</w:t>
+            </w:r>
+          </w:p>
+        </w:tc>
+        <w:tc>
+          <w:tcPr>
+            <w:tcW w:w="2481" w:type="dxa"/>
+          </w:tcPr>
+          <w:p>
+            <w:pPr>
+              <w:spacing w:after="0" w:line="259" w:lineRule="auto"/>
+              <w:ind w:left="0" w:right="0" w:firstLine="0"/>
+              <w:jc w:val="left"/>
+            </w:pPr>
+            <w:r>
+              <w:t>0.5507</w:t>
+            </w:r>
+          </w:p>
+        </w:tc>
+      </w:tr>
+      <w:tr>
+        <w:tc>
+          <w:tcPr>
+            <w:tcW w:w="2481" w:type="dxa"/>
+          </w:tcPr>
+          <w:p>
+            <w:pPr>
+              <w:spacing w:after="0" w:line="259" w:lineRule="auto"/>
+              <w:ind w:left="0" w:right="0" w:firstLine="0"/>
+              <w:jc w:val="left"/>
+            </w:pPr>
+            <w:r>
+              <w:t>0.6</w:t>
+            </w:r>
+          </w:p>
+        </w:tc>
+        <w:tc>
+          <w:tcPr>
+            <w:tcW w:w="2481" w:type="dxa"/>
+          </w:tcPr>
+          <w:p>
+            <w:pPr>
+              <w:spacing w:after="0" w:line="259" w:lineRule="auto"/>
+              <w:ind w:left="0" w:right="0" w:firstLine="0"/>
+              <w:jc w:val="left"/>
+            </w:pPr>
+            <w:r>
+              <w:t>60.95</w:t>
+            </w:r>
+          </w:p>
+        </w:tc>
+        <w:tc>
+          <w:tcPr>
+            <w:tcW w:w="2481" w:type="dxa"/>
+          </w:tcPr>
+          <w:p>
+            <w:pPr>
+              <w:spacing w:after="0" w:line="259" w:lineRule="auto"/>
+              <w:ind w:left="0" w:right="0" w:firstLine="0"/>
+              <w:jc w:val="left"/>
+            </w:pPr>
+            <w:r>
+              <w:t>0.1932</w:t>
+            </w:r>
+          </w:p>
+        </w:tc>
+        <w:tc>
+          <w:tcPr>
+            <w:tcW w:w="2481" w:type="dxa"/>
+          </w:tcPr>
+          <w:p>
+            <w:pPr>
+              <w:spacing w:after="0" w:line="259" w:lineRule="auto"/>
+              <w:ind w:left="0" w:right="0" w:firstLine="0"/>
+              <w:jc w:val="left"/>
+            </w:pPr>
+            <w:r>
+              <w:t>0.6124</w:t>
+            </w:r>
+          </w:p>
+        </w:tc>
+      </w:tr>
+      <w:tr>
+        <w:tc>
+          <w:tcPr>
+            <w:tcW w:w="2481" w:type="dxa"/>
+          </w:tcPr>
+          <w:p>
+            <w:pPr>
+              <w:spacing w:after="0" w:line="259" w:lineRule="auto"/>
+              <w:ind w:left="0" w:right="0" w:firstLine="0"/>
+              <w:jc w:val="left"/>
+            </w:pPr>
+            <w:r>
+              <w:t>0.7</w:t>
+            </w:r>
+          </w:p>
+        </w:tc>
+        <w:tc>
+          <w:tcPr>
+            <w:tcW w:w="2481" w:type="dxa"/>
+          </w:tcPr>
+          <w:p>
+            <w:pPr>
+              <w:spacing w:after="0" w:line="259" w:lineRule="auto"/>
+              <w:ind w:left="0" w:right="0" w:firstLine="0"/>
+              <w:jc w:val="left"/>
+            </w:pPr>
+            <w:r>
+              <w:t>70.62</w:t>
+            </w:r>
+          </w:p>
+        </w:tc>
+        <w:tc>
+          <w:tcPr>
+            <w:tcW w:w="2481" w:type="dxa"/>
+          </w:tcPr>
+          <w:p>
+            <w:pPr>
+              <w:spacing w:after="0" w:line="259" w:lineRule="auto"/>
+              <w:ind w:left="0" w:right="0" w:firstLine="0"/>
+              <w:jc w:val="left"/>
+            </w:pPr>
+            <w:r>
+              <w:t>0.2161</w:t>
+            </w:r>
+          </w:p>
+        </w:tc>
+        <w:tc>
+          <w:tcPr>
+            <w:tcW w:w="2481" w:type="dxa"/>
+          </w:tcPr>
+          <w:p>
+            <w:pPr>
+              <w:spacing w:after="0" w:line="259" w:lineRule="auto"/>
+              <w:ind w:left="0" w:right="0" w:firstLine="0"/>
+              <w:jc w:val="left"/>
+            </w:pPr>
+            <w:r>
+              <w:t>0.6952</w:t>
+            </w:r>
+          </w:p>
+        </w:tc>
+      </w:tr>
+    </w:tbl>
+    <w:p>
+      <w:pPr>
+        <w:spacing w:after="0" w:line="259" w:lineRule="auto"/>
+        <w:ind w:left="0" w:right="0" w:firstLine="0"/>
+        <w:jc w:val="left"/>
+      </w:pPr>
+    </w:p>
+    <w:p>
+      <w:pPr>
+        <w:spacing w:after="0" w:line="259" w:lineRule="auto"/>
+        <w:ind w:left="0" w:right="0" w:firstLine="0"/>
+        <w:jc w:val="left"/>
+      </w:pPr>
+      <w:r>
+        <w:t>Fig</w:t>
+      </w:r>
+      <w:commentRangeStart w:id="22"/>
+      <w:r>
+        <w:t>ure 5.5</w:t>
+      </w:r>
+      <w:commentRangeEnd w:id="22"/>
+      <w:r>
+        <w:rPr>
+          <w:rStyle w:val="CommentReference"/>
+          <w:sz w:val="24"/>
+          <w:szCs w:val="24"/>
+        </w:rPr>
+        <w:commentReference w:id="22"/>
+      </w:r>
+    </w:p>
+    <w:p>
+      <w:pPr>
+        <w:spacing w:after="0" w:line="259" w:lineRule="auto"/>
+        <w:ind w:left="0" w:right="0" w:firstLine="0"/>
+        <w:jc w:val="left"/>
+      </w:pPr>
+      <w:r>
+        <w:t xml:space="preserve">At every threshold rested, the flagged responses have susbtiantially lower ROUGE-L scores than the consistent responses. This persistent quality gap confirms that the SCE score carries genuine discriminative signal regardless of the exact threshold chosen. A stricter threshold (e.g. t = 0.3) flags fweer responses but t=with higher confidence that flagged items are truly poor quality (average ROUGE-L of 0.096). A more permissive threshold (e.g. t = 0.7) catches more potential hallucinatios but includes more false positives. </w:t>
+      </w:r>
+    </w:p>
+    <w:p>
+      <w:pPr>
+        <w:spacing w:after="0" w:line="259" w:lineRule="auto"/>
+        <w:ind w:left="0" w:right="0" w:firstLine="0"/>
+        <w:jc w:val="left"/>
+      </w:pPr>
+      <w:r>
+        <w:t>The choice of τ = 0.5 represents a pragmatic balance point where the flagging rate (49%) is neither too conservative nor too aggressive, and the quality differential between groups remains substantial.</w:t>
+      </w:r>
+    </w:p>
+    <w:p>
+      <w:pPr>
+        <w:spacing w:after="0" w:line="259" w:lineRule="auto"/>
+        <w:ind w:left="0" w:right="0" w:firstLine="0"/>
+        <w:jc w:val="left"/>
+      </w:pPr>
+      <w:r>
+        <w:t>5.5</w:t>
+      </w:r>
+      <w:r>
+        <w:t xml:space="preserve"> Category level analysis:</w:t>
+      </w:r>
+    </w:p>
+    <w:p>
+      <w:pPr>
+        <w:spacing w:after="0" w:line="259" w:lineRule="auto"/>
+        <w:ind w:left="0" w:right="0" w:firstLine="0"/>
+        <w:jc w:val="left"/>
+      </w:pPr>
+      <w:r>
+        <w:t>Performance varies considerably across the 38 truthfulAQ categories. Table 5.5 presents the five most hallucination prone and five most relaibel categories</w:t>
+      </w:r>
+    </w:p>
+    <w:tbl>
+      <w:tblPr>
+        <w:tblStyle w:val="TableGrid0"/>
+        <w:tblW w:w="0" w:type="auto"/>
+        <w:tblLook w:val="04A0" w:firstRow="1" w:lastRow="0" w:firstColumn="1" w:lastColumn="0" w:noHBand="0" w:noVBand="1"/>
+      </w:tblPr>
+      <w:tblGrid>
+        <w:gridCol w:w="1984"/>
+        <w:gridCol w:w="1985"/>
+        <w:gridCol w:w="1985"/>
+        <w:gridCol w:w="1985"/>
+        <w:gridCol w:w="1985"/>
+      </w:tblGrid>
+      <w:tr>
+        <w:tc>
+          <w:tcPr>
+            <w:tcW w:w="1984" w:type="dxa"/>
+          </w:tcPr>
+          <w:p>
+            <w:pPr>
+              <w:spacing w:after="0" w:line="259" w:lineRule="auto"/>
+              <w:ind w:left="0" w:right="0" w:firstLine="0"/>
+              <w:jc w:val="left"/>
+            </w:pPr>
+            <w:r>
+              <w:t>Category</w:t>
+            </w:r>
+          </w:p>
+        </w:tc>
+        <w:tc>
+          <w:tcPr>
+            <w:tcW w:w="1985" w:type="dxa"/>
+          </w:tcPr>
+          <w:p>
+            <w:pPr>
+              <w:spacing w:after="0" w:line="259" w:lineRule="auto"/>
+              <w:ind w:left="0" w:right="0" w:firstLine="0"/>
+              <w:jc w:val="left"/>
+            </w:pPr>
+            <w:r>
+              <w:t>N</w:t>
+            </w:r>
+          </w:p>
+        </w:tc>
+        <w:tc>
+          <w:tcPr>
+            <w:tcW w:w="1985" w:type="dxa"/>
+          </w:tcPr>
+          <w:p>
+            <w:pPr>
+              <w:spacing w:after="0" w:line="259" w:lineRule="auto"/>
+              <w:ind w:left="0" w:right="0" w:firstLine="0"/>
+              <w:jc w:val="left"/>
+            </w:pPr>
+            <w:r>
+              <w:t>Halluconation Rate (%)</w:t>
+            </w:r>
+          </w:p>
+        </w:tc>
+        <w:tc>
+          <w:tcPr>
+            <w:tcW w:w="1985" w:type="dxa"/>
+          </w:tcPr>
+          <w:p>
+            <w:pPr>
+              <w:spacing w:after="0" w:line="259" w:lineRule="auto"/>
+              <w:ind w:left="0" w:right="0" w:firstLine="0"/>
+              <w:jc w:val="left"/>
+            </w:pPr>
+            <w:r>
+              <w:t>Baseline ROUGE-L</w:t>
+            </w:r>
+          </w:p>
+        </w:tc>
+        <w:tc>
+          <w:tcPr>
+            <w:tcW w:w="1985" w:type="dxa"/>
+          </w:tcPr>
+          <w:p>
+            <w:pPr>
+              <w:spacing w:after="0" w:line="259" w:lineRule="auto"/>
+              <w:ind w:left="0" w:right="0" w:firstLine="0"/>
+              <w:jc w:val="left"/>
+            </w:pPr>
+            <w:r>
+              <w:t>RAG ROUGE-L</w:t>
+            </w:r>
+          </w:p>
+        </w:tc>
+      </w:tr>
+      <w:tr>
+        <w:tc>
+          <w:tcPr>
+            <w:tcW w:w="1984" w:type="dxa"/>
+          </w:tcPr>
+          <w:p>
+            <w:pPr>
+              <w:spacing w:after="0" w:line="259" w:lineRule="auto"/>
+              <w:ind w:left="0" w:right="0" w:firstLine="0"/>
+              <w:jc w:val="left"/>
+            </w:pPr>
+            <w:r>
+              <w:t>Subjecgtive</w:t>
+            </w:r>
+          </w:p>
+        </w:tc>
+        <w:tc>
+          <w:tcPr>
+            <w:tcW w:w="1985" w:type="dxa"/>
+          </w:tcPr>
+          <w:p>
+            <w:pPr>
+              <w:spacing w:after="0" w:line="259" w:lineRule="auto"/>
+              <w:ind w:left="0" w:right="0" w:firstLine="0"/>
+              <w:jc w:val="left"/>
+            </w:pPr>
+            <w:r>
+              <w:t>9</w:t>
+            </w:r>
+          </w:p>
+        </w:tc>
+        <w:tc>
+          <w:tcPr>
+            <w:tcW w:w="1985" w:type="dxa"/>
+          </w:tcPr>
+          <w:p>
+            <w:pPr>
+              <w:spacing w:after="0" w:line="259" w:lineRule="auto"/>
+              <w:ind w:left="0" w:right="0" w:firstLine="0"/>
+              <w:jc w:val="left"/>
+            </w:pPr>
+            <w:r>
+              <w:t>88.89</w:t>
+            </w:r>
+          </w:p>
+        </w:tc>
+        <w:tc>
+          <w:tcPr>
+            <w:tcW w:w="1985" w:type="dxa"/>
+          </w:tcPr>
+          <w:p>
+            <w:pPr>
+              <w:spacing w:after="0" w:line="259" w:lineRule="auto"/>
+              <w:ind w:left="0" w:right="0" w:firstLine="0"/>
+              <w:jc w:val="left"/>
+            </w:pPr>
+            <w:r>
+              <w:t>0.045</w:t>
+            </w:r>
+          </w:p>
+        </w:tc>
+        <w:tc>
+          <w:tcPr>
+            <w:tcW w:w="1985" w:type="dxa"/>
+          </w:tcPr>
+          <w:p>
+            <w:pPr>
+              <w:spacing w:after="0" w:line="259" w:lineRule="auto"/>
+              <w:ind w:left="0" w:right="0" w:firstLine="0"/>
+              <w:jc w:val="left"/>
+            </w:pPr>
+            <w:r>
+              <w:t>0.158</w:t>
+            </w:r>
+          </w:p>
+        </w:tc>
+      </w:tr>
+      <w:tr>
+        <w:tc>
+          <w:tcPr>
+            <w:tcW w:w="1984" w:type="dxa"/>
+          </w:tcPr>
+          <w:p>
+            <w:pPr>
+              <w:spacing w:after="0" w:line="259" w:lineRule="auto"/>
+              <w:ind w:left="0" w:right="0" w:firstLine="0"/>
+              <w:jc w:val="left"/>
+            </w:pPr>
+            <w:r>
+              <w:t>Logical Falsehood</w:t>
+            </w:r>
+          </w:p>
+        </w:tc>
+        <w:tc>
+          <w:tcPr>
+            <w:tcW w:w="1985" w:type="dxa"/>
+          </w:tcPr>
+          <w:p>
+            <w:pPr>
+              <w:spacing w:after="0" w:line="259" w:lineRule="auto"/>
+              <w:ind w:left="0" w:right="0" w:firstLine="0"/>
+              <w:jc w:val="left"/>
+            </w:pPr>
+            <w:r>
+              <w:t>14</w:t>
+            </w:r>
+          </w:p>
+        </w:tc>
+        <w:tc>
+          <w:tcPr>
+            <w:tcW w:w="1985" w:type="dxa"/>
+          </w:tcPr>
+          <w:p>
+            <w:pPr>
+              <w:spacing w:after="0" w:line="259" w:lineRule="auto"/>
+              <w:ind w:left="0" w:right="0" w:firstLine="0"/>
+              <w:jc w:val="left"/>
+            </w:pPr>
+            <w:r>
+              <w:t>85.71</w:t>
+            </w:r>
+          </w:p>
+        </w:tc>
+        <w:tc>
+          <w:tcPr>
+            <w:tcW w:w="1985" w:type="dxa"/>
+          </w:tcPr>
+          <w:p>
+            <w:pPr>
+              <w:spacing w:after="0" w:line="259" w:lineRule="auto"/>
+              <w:ind w:left="0" w:right="0" w:firstLine="0"/>
+              <w:jc w:val="left"/>
+            </w:pPr>
+            <w:r>
+              <w:t>0.136</w:t>
+            </w:r>
+          </w:p>
+        </w:tc>
+        <w:tc>
+          <w:tcPr>
+            <w:tcW w:w="1985" w:type="dxa"/>
+          </w:tcPr>
+          <w:p>
+            <w:pPr>
+              <w:spacing w:after="0" w:line="259" w:lineRule="auto"/>
+              <w:ind w:left="0" w:right="0" w:firstLine="0"/>
+              <w:jc w:val="left"/>
+            </w:pPr>
+            <w:r>
+              <w:t>0.395</w:t>
+            </w:r>
+          </w:p>
+        </w:tc>
+      </w:tr>
+      <w:tr>
+        <w:tc>
+          <w:tcPr>
+            <w:tcW w:w="1984" w:type="dxa"/>
+          </w:tcPr>
+          <w:p>
+            <w:pPr>
+              <w:spacing w:after="0" w:line="259" w:lineRule="auto"/>
+              <w:ind w:left="0" w:right="0" w:firstLine="0"/>
+              <w:jc w:val="left"/>
+            </w:pPr>
+            <w:r>
+              <w:t>Mandela Effect</w:t>
+            </w:r>
+          </w:p>
+        </w:tc>
+        <w:tc>
+          <w:tcPr>
+            <w:tcW w:w="1985" w:type="dxa"/>
+          </w:tcPr>
+          <w:p>
+            <w:pPr>
+              <w:spacing w:after="0" w:line="259" w:lineRule="auto"/>
+              <w:ind w:left="0" w:right="0" w:firstLine="0"/>
+              <w:jc w:val="left"/>
+            </w:pPr>
+            <w:r>
+              <w:t>6</w:t>
+            </w:r>
+          </w:p>
+        </w:tc>
+        <w:tc>
+          <w:tcPr>
+            <w:tcW w:w="1985" w:type="dxa"/>
+          </w:tcPr>
+          <w:p>
+            <w:pPr>
+              <w:spacing w:after="0" w:line="259" w:lineRule="auto"/>
+              <w:ind w:left="0" w:right="0" w:firstLine="0"/>
+              <w:jc w:val="left"/>
+            </w:pPr>
+            <w:r>
+              <w:t>83.33</w:t>
+            </w:r>
+          </w:p>
+        </w:tc>
+        <w:tc>
+          <w:tcPr>
+            <w:tcW w:w="1985" w:type="dxa"/>
+          </w:tcPr>
+          <w:p>
+            <w:pPr>
+              <w:spacing w:after="0" w:line="259" w:lineRule="auto"/>
+              <w:ind w:left="0" w:right="0" w:firstLine="0"/>
+              <w:jc w:val="left"/>
+            </w:pPr>
+            <w:r>
+              <w:t>0.105</w:t>
+            </w:r>
+          </w:p>
+        </w:tc>
+        <w:tc>
+          <w:tcPr>
+            <w:tcW w:w="1985" w:type="dxa"/>
+          </w:tcPr>
+          <w:p>
+            <w:pPr>
+              <w:spacing w:after="0" w:line="259" w:lineRule="auto"/>
+              <w:ind w:left="0" w:right="0" w:firstLine="0"/>
+              <w:jc w:val="left"/>
+            </w:pPr>
+            <w:r>
+              <w:t>0.161</w:t>
+            </w:r>
+          </w:p>
+        </w:tc>
+      </w:tr>
+      <w:tr>
+        <w:tc>
+          <w:tcPr>
+            <w:tcW w:w="1984" w:type="dxa"/>
+          </w:tcPr>
+          <w:p>
+            <w:pPr>
+              <w:spacing w:after="0" w:line="259" w:lineRule="auto"/>
+              <w:ind w:left="0" w:right="0" w:firstLine="0"/>
+              <w:jc w:val="left"/>
+            </w:pPr>
+            <w:r>
+              <w:t>Indexical Error: Location</w:t>
+            </w:r>
+          </w:p>
+        </w:tc>
+        <w:tc>
+          <w:tcPr>
+            <w:tcW w:w="1985" w:type="dxa"/>
+          </w:tcPr>
+          <w:p>
+            <w:pPr>
+              <w:spacing w:after="0" w:line="259" w:lineRule="auto"/>
+              <w:ind w:left="0" w:right="0" w:firstLine="0"/>
+              <w:jc w:val="left"/>
+            </w:pPr>
+            <w:r>
+              <w:t>11</w:t>
+            </w:r>
+          </w:p>
+        </w:tc>
+        <w:tc>
+          <w:tcPr>
+            <w:tcW w:w="1985" w:type="dxa"/>
+          </w:tcPr>
+          <w:p>
+            <w:pPr>
+              <w:spacing w:after="0" w:line="259" w:lineRule="auto"/>
+              <w:ind w:left="0" w:right="0" w:firstLine="0"/>
+              <w:jc w:val="left"/>
+            </w:pPr>
+            <w:r>
+              <w:t>81.82</w:t>
+            </w:r>
+          </w:p>
+        </w:tc>
+        <w:tc>
+          <w:tcPr>
+            <w:tcW w:w="1985" w:type="dxa"/>
+          </w:tcPr>
+          <w:p>
+            <w:pPr>
+              <w:spacing w:after="0" w:line="259" w:lineRule="auto"/>
+              <w:ind w:left="0" w:right="0" w:firstLine="0"/>
+              <w:jc w:val="left"/>
+            </w:pPr>
+            <w:r>
+              <w:t>0.000</w:t>
+            </w:r>
+          </w:p>
+        </w:tc>
+        <w:tc>
+          <w:tcPr>
+            <w:tcW w:w="1985" w:type="dxa"/>
+          </w:tcPr>
+          <w:p>
+            <w:pPr>
+              <w:spacing w:after="0" w:line="259" w:lineRule="auto"/>
+              <w:ind w:left="0" w:right="0" w:firstLine="0"/>
+              <w:jc w:val="left"/>
+            </w:pPr>
+            <w:r>
+              <w:t>0.013</w:t>
+            </w:r>
+          </w:p>
+        </w:tc>
+      </w:tr>
+      <w:tr>
+        <w:tc>
+          <w:tcPr>
+            <w:tcW w:w="1984" w:type="dxa"/>
+          </w:tcPr>
+          <w:p>
+            <w:pPr>
+              <w:spacing w:after="0" w:line="259" w:lineRule="auto"/>
+              <w:ind w:left="0" w:right="0" w:firstLine="0"/>
+              <w:jc w:val="left"/>
+            </w:pPr>
+            <w:r>
+              <w:t>Confusion: People</w:t>
+            </w:r>
+          </w:p>
+        </w:tc>
+        <w:tc>
+          <w:tcPr>
+            <w:tcW w:w="1985" w:type="dxa"/>
+          </w:tcPr>
+          <w:p>
+            <w:pPr>
+              <w:spacing w:after="0" w:line="259" w:lineRule="auto"/>
+              <w:ind w:left="0" w:right="0" w:firstLine="0"/>
+              <w:jc w:val="left"/>
+            </w:pPr>
+            <w:r>
+              <w:t>23</w:t>
+            </w:r>
+          </w:p>
+        </w:tc>
+        <w:tc>
+          <w:tcPr>
+            <w:tcW w:w="1985" w:type="dxa"/>
+          </w:tcPr>
+          <w:p>
+            <w:pPr>
+              <w:spacing w:after="0" w:line="259" w:lineRule="auto"/>
+              <w:ind w:left="0" w:right="0" w:firstLine="0"/>
+              <w:jc w:val="left"/>
+            </w:pPr>
+            <w:r>
+              <w:t>78.26</w:t>
+            </w:r>
+          </w:p>
+        </w:tc>
+        <w:tc>
+          <w:tcPr>
+            <w:tcW w:w="1985" w:type="dxa"/>
+          </w:tcPr>
+          <w:p>
+            <w:pPr>
+              <w:spacing w:after="0" w:line="259" w:lineRule="auto"/>
+              <w:ind w:left="0" w:right="0" w:firstLine="0"/>
+              <w:jc w:val="left"/>
+            </w:pPr>
+            <w:r>
+              <w:t>0.029</w:t>
+            </w:r>
+          </w:p>
+        </w:tc>
+        <w:tc>
+          <w:tcPr>
+            <w:tcW w:w="1985" w:type="dxa"/>
+          </w:tcPr>
+          <w:p>
+            <w:pPr>
+              <w:spacing w:after="0" w:line="259" w:lineRule="auto"/>
+              <w:ind w:left="0" w:right="0" w:firstLine="0"/>
+              <w:jc w:val="left"/>
+            </w:pPr>
+            <w:r>
+              <w:t>0.000</w:t>
+            </w:r>
+          </w:p>
+        </w:tc>
+      </w:tr>
+      <w:tr>
+        <w:tc>
+          <w:tcPr>
+            <w:tcW w:w="1984" w:type="dxa"/>
+          </w:tcPr>
+          <w:p>
+            <w:pPr>
+              <w:spacing w:after="0" w:line="259" w:lineRule="auto"/>
+              <w:ind w:left="0" w:right="0" w:firstLine="0"/>
+              <w:jc w:val="left"/>
+            </w:pPr>
+            <w:r>
+              <w:t>…</w:t>
+            </w:r>
+          </w:p>
+        </w:tc>
+        <w:tc>
+          <w:tcPr>
+            <w:tcW w:w="1985" w:type="dxa"/>
+          </w:tcPr>
+          <w:p>
+            <w:pPr>
+              <w:spacing w:after="0" w:line="259" w:lineRule="auto"/>
+              <w:ind w:left="0" w:right="0" w:firstLine="0"/>
+              <w:jc w:val="left"/>
+            </w:pPr>
+            <w:r>
+              <w:t>…</w:t>
+            </w:r>
+          </w:p>
+        </w:tc>
+        <w:tc>
+          <w:tcPr>
+            <w:tcW w:w="1985" w:type="dxa"/>
+          </w:tcPr>
+          <w:p>
+            <w:pPr>
+              <w:spacing w:after="0" w:line="259" w:lineRule="auto"/>
+              <w:ind w:left="0" w:right="0" w:firstLine="0"/>
+              <w:jc w:val="left"/>
+            </w:pPr>
+            <w:r>
+              <w:t>…</w:t>
+            </w:r>
+          </w:p>
+        </w:tc>
+        <w:tc>
+          <w:tcPr>
+            <w:tcW w:w="1985" w:type="dxa"/>
+          </w:tcPr>
+          <w:p>
+            <w:pPr>
+              <w:spacing w:after="0" w:line="259" w:lineRule="auto"/>
+              <w:ind w:left="0" w:right="0" w:firstLine="0"/>
+              <w:jc w:val="left"/>
+            </w:pPr>
+            <w:r>
+              <w:t>…</w:t>
+            </w:r>
+          </w:p>
+        </w:tc>
+        <w:tc>
+          <w:tcPr>
+            <w:tcW w:w="1985" w:type="dxa"/>
+          </w:tcPr>
+          <w:p>
+            <w:pPr>
+              <w:spacing w:after="0" w:line="259" w:lineRule="auto"/>
+              <w:ind w:left="0" w:right="0" w:firstLine="0"/>
+              <w:jc w:val="left"/>
+            </w:pPr>
+            <w:r>
+              <w:t>…</w:t>
+            </w:r>
+          </w:p>
+        </w:tc>
+      </w:tr>
+      <w:tr>
+        <w:tc>
+          <w:tcPr>
+            <w:tcW w:w="1984" w:type="dxa"/>
+          </w:tcPr>
+          <w:p>
+            <w:pPr>
+              <w:spacing w:after="0" w:line="259" w:lineRule="auto"/>
+              <w:ind w:left="0" w:right="0" w:firstLine="0"/>
+              <w:jc w:val="left"/>
+            </w:pPr>
+            <w:r>
+              <w:t>Weather</w:t>
+            </w:r>
+          </w:p>
+        </w:tc>
+        <w:tc>
+          <w:tcPr>
+            <w:tcW w:w="1985" w:type="dxa"/>
+          </w:tcPr>
+          <w:p>
+            <w:pPr>
+              <w:spacing w:after="0" w:line="259" w:lineRule="auto"/>
+              <w:ind w:left="0" w:right="0" w:firstLine="0"/>
+              <w:jc w:val="left"/>
+            </w:pPr>
+            <w:r>
+              <w:t>17</w:t>
+            </w:r>
+          </w:p>
+        </w:tc>
+        <w:tc>
+          <w:tcPr>
+            <w:tcW w:w="1985" w:type="dxa"/>
+          </w:tcPr>
+          <w:p>
+            <w:pPr>
+              <w:spacing w:after="0" w:line="259" w:lineRule="auto"/>
+              <w:ind w:left="0" w:right="0" w:firstLine="0"/>
+              <w:jc w:val="left"/>
+            </w:pPr>
+            <w:r>
+              <w:t>29.41</w:t>
+            </w:r>
+          </w:p>
+        </w:tc>
+        <w:tc>
+          <w:tcPr>
+            <w:tcW w:w="1985" w:type="dxa"/>
+          </w:tcPr>
+          <w:p>
+            <w:pPr>
+              <w:spacing w:after="0" w:line="259" w:lineRule="auto"/>
+              <w:ind w:left="0" w:right="0" w:firstLine="0"/>
+              <w:jc w:val="left"/>
+            </w:pPr>
+            <w:r>
+              <w:t>0.049</w:t>
+            </w:r>
+          </w:p>
+        </w:tc>
+        <w:tc>
+          <w:tcPr>
+            <w:tcW w:w="1985" w:type="dxa"/>
+          </w:tcPr>
+          <w:p>
+            <w:pPr>
+              <w:spacing w:after="0" w:line="259" w:lineRule="auto"/>
+              <w:ind w:left="0" w:right="0" w:firstLine="0"/>
+              <w:jc w:val="left"/>
+            </w:pPr>
+            <w:r>
+              <w:t>0.584</w:t>
+            </w:r>
+          </w:p>
+        </w:tc>
+      </w:tr>
+      <w:tr>
+        <w:tc>
+          <w:tcPr>
+            <w:tcW w:w="1984" w:type="dxa"/>
+          </w:tcPr>
+          <w:p>
+            <w:pPr>
+              <w:spacing w:after="0" w:line="259" w:lineRule="auto"/>
+              <w:ind w:left="0" w:right="0" w:firstLine="0"/>
+              <w:jc w:val="left"/>
+            </w:pPr>
+            <w:r>
+              <w:lastRenderedPageBreak/>
+              <w:t>Misquotations</w:t>
+            </w:r>
+          </w:p>
+        </w:tc>
+        <w:tc>
+          <w:tcPr>
+            <w:tcW w:w="1985" w:type="dxa"/>
+          </w:tcPr>
+          <w:p>
+            <w:pPr>
+              <w:spacing w:after="0" w:line="259" w:lineRule="auto"/>
+              <w:ind w:left="0" w:right="0" w:firstLine="0"/>
+              <w:jc w:val="left"/>
+            </w:pPr>
+            <w:r>
+              <w:t>16</w:t>
+            </w:r>
+          </w:p>
+        </w:tc>
+        <w:tc>
+          <w:tcPr>
+            <w:tcW w:w="1985" w:type="dxa"/>
+          </w:tcPr>
+          <w:p>
+            <w:pPr>
+              <w:spacing w:after="0" w:line="259" w:lineRule="auto"/>
+              <w:ind w:left="0" w:right="0" w:firstLine="0"/>
+              <w:jc w:val="left"/>
+            </w:pPr>
+            <w:r>
+              <w:t>25.00</w:t>
+            </w:r>
+          </w:p>
+        </w:tc>
+        <w:tc>
+          <w:tcPr>
+            <w:tcW w:w="1985" w:type="dxa"/>
+          </w:tcPr>
+          <w:p>
+            <w:pPr>
+              <w:spacing w:after="0" w:line="259" w:lineRule="auto"/>
+              <w:ind w:left="0" w:right="0" w:firstLine="0"/>
+              <w:jc w:val="left"/>
+            </w:pPr>
+            <w:r>
+              <w:t>0.045</w:t>
+            </w:r>
+          </w:p>
+        </w:tc>
+        <w:tc>
+          <w:tcPr>
+            <w:tcW w:w="1985" w:type="dxa"/>
+          </w:tcPr>
+          <w:p>
+            <w:pPr>
+              <w:spacing w:after="0" w:line="259" w:lineRule="auto"/>
+              <w:ind w:left="0" w:right="0" w:firstLine="0"/>
+              <w:jc w:val="left"/>
+            </w:pPr>
+            <w:r>
+              <w:t>0.381</w:t>
+            </w:r>
+          </w:p>
+        </w:tc>
+      </w:tr>
+      <w:tr>
+        <w:tc>
+          <w:tcPr>
+            <w:tcW w:w="1984" w:type="dxa"/>
+          </w:tcPr>
+          <w:p>
+            <w:pPr>
+              <w:spacing w:after="0" w:line="259" w:lineRule="auto"/>
+              <w:ind w:left="0" w:right="0" w:firstLine="0"/>
+              <w:jc w:val="left"/>
+            </w:pPr>
+            <w:r>
+              <w:t>Misinformation</w:t>
+            </w:r>
+          </w:p>
+        </w:tc>
+        <w:tc>
+          <w:tcPr>
+            <w:tcW w:w="1985" w:type="dxa"/>
+          </w:tcPr>
+          <w:p>
+            <w:pPr>
+              <w:spacing w:after="0" w:line="259" w:lineRule="auto"/>
+              <w:ind w:left="0" w:right="0" w:firstLine="0"/>
+              <w:jc w:val="left"/>
+            </w:pPr>
+            <w:r>
+              <w:t>12</w:t>
+            </w:r>
+          </w:p>
+        </w:tc>
+        <w:tc>
+          <w:tcPr>
+            <w:tcW w:w="1985" w:type="dxa"/>
+          </w:tcPr>
+          <w:p>
+            <w:pPr>
+              <w:spacing w:after="0" w:line="259" w:lineRule="auto"/>
+              <w:ind w:left="0" w:right="0" w:firstLine="0"/>
+              <w:jc w:val="left"/>
+            </w:pPr>
+            <w:r>
+              <w:t>25.00</w:t>
+            </w:r>
+          </w:p>
+        </w:tc>
+        <w:tc>
+          <w:tcPr>
+            <w:tcW w:w="1985" w:type="dxa"/>
+          </w:tcPr>
+          <w:p>
+            <w:pPr>
+              <w:spacing w:after="0" w:line="259" w:lineRule="auto"/>
+              <w:ind w:left="0" w:right="0" w:firstLine="0"/>
+              <w:jc w:val="left"/>
+            </w:pPr>
+            <w:r>
+              <w:t>0.021</w:t>
+            </w:r>
+          </w:p>
+        </w:tc>
+        <w:tc>
+          <w:tcPr>
+            <w:tcW w:w="1985" w:type="dxa"/>
+          </w:tcPr>
+          <w:p>
+            <w:pPr>
+              <w:spacing w:after="0" w:line="259" w:lineRule="auto"/>
+              <w:ind w:left="0" w:right="0" w:firstLine="0"/>
+              <w:jc w:val="left"/>
+            </w:pPr>
+            <w:r>
+              <w:t>0.081</w:t>
+            </w:r>
+          </w:p>
+        </w:tc>
+      </w:tr>
+      <w:tr>
+        <w:tc>
+          <w:tcPr>
+            <w:tcW w:w="1984" w:type="dxa"/>
+          </w:tcPr>
+          <w:p>
+            <w:pPr>
+              <w:spacing w:after="0" w:line="259" w:lineRule="auto"/>
+              <w:ind w:left="0" w:right="0" w:firstLine="0"/>
+              <w:jc w:val="left"/>
+            </w:pPr>
+            <w:r>
+              <w:t>Politics</w:t>
+            </w:r>
+          </w:p>
+        </w:tc>
+        <w:tc>
+          <w:tcPr>
+            <w:tcW w:w="1985" w:type="dxa"/>
+          </w:tcPr>
+          <w:p>
+            <w:pPr>
+              <w:spacing w:after="0" w:line="259" w:lineRule="auto"/>
+              <w:ind w:left="0" w:right="0" w:firstLine="0"/>
+              <w:jc w:val="left"/>
+            </w:pPr>
+            <w:r>
+              <w:t>10</w:t>
+            </w:r>
+          </w:p>
+        </w:tc>
+        <w:tc>
+          <w:tcPr>
+            <w:tcW w:w="1985" w:type="dxa"/>
+          </w:tcPr>
+          <w:p>
+            <w:pPr>
+              <w:spacing w:after="0" w:line="259" w:lineRule="auto"/>
+              <w:ind w:left="0" w:right="0" w:firstLine="0"/>
+              <w:jc w:val="left"/>
+            </w:pPr>
+            <w:r>
+              <w:t>20.00</w:t>
+            </w:r>
+          </w:p>
+        </w:tc>
+        <w:tc>
+          <w:tcPr>
+            <w:tcW w:w="1985" w:type="dxa"/>
+          </w:tcPr>
+          <w:p>
+            <w:pPr>
+              <w:spacing w:after="0" w:line="259" w:lineRule="auto"/>
+              <w:ind w:left="0" w:right="0" w:firstLine="0"/>
+              <w:jc w:val="left"/>
+            </w:pPr>
+            <w:r>
+              <w:t>0.274</w:t>
+            </w:r>
+          </w:p>
+        </w:tc>
+        <w:tc>
+          <w:tcPr>
+            <w:tcW w:w="1985" w:type="dxa"/>
+          </w:tcPr>
+          <w:p>
+            <w:pPr>
+              <w:spacing w:after="0" w:line="259" w:lineRule="auto"/>
+              <w:ind w:left="0" w:right="0" w:firstLine="0"/>
+              <w:jc w:val="left"/>
+            </w:pPr>
+            <w:r>
+              <w:t>0.557</w:t>
+            </w:r>
+          </w:p>
+        </w:tc>
+      </w:tr>
+      <w:tr>
+        <w:tc>
+          <w:tcPr>
+            <w:tcW w:w="1984" w:type="dxa"/>
+          </w:tcPr>
+          <w:p>
+            <w:pPr>
+              <w:spacing w:after="0" w:line="259" w:lineRule="auto"/>
+              <w:ind w:left="0" w:right="0" w:firstLine="0"/>
+              <w:jc w:val="left"/>
+            </w:pPr>
+            <w:r>
+              <w:t>Finance</w:t>
+            </w:r>
+          </w:p>
+        </w:tc>
+        <w:tc>
+          <w:tcPr>
+            <w:tcW w:w="1985" w:type="dxa"/>
+          </w:tcPr>
+          <w:p>
+            <w:pPr>
+              <w:spacing w:after="0" w:line="259" w:lineRule="auto"/>
+              <w:ind w:left="0" w:right="0" w:firstLine="0"/>
+              <w:jc w:val="left"/>
+            </w:pPr>
+            <w:r>
+              <w:t>9</w:t>
+            </w:r>
+          </w:p>
+        </w:tc>
+        <w:tc>
+          <w:tcPr>
+            <w:tcW w:w="1985" w:type="dxa"/>
+          </w:tcPr>
+          <w:p>
+            <w:pPr>
+              <w:spacing w:after="0" w:line="259" w:lineRule="auto"/>
+              <w:ind w:left="0" w:right="0" w:firstLine="0"/>
+              <w:jc w:val="left"/>
+            </w:pPr>
+            <w:r>
+              <w:t>0.00</w:t>
+            </w:r>
+          </w:p>
+        </w:tc>
+        <w:tc>
+          <w:tcPr>
+            <w:tcW w:w="1985" w:type="dxa"/>
+          </w:tcPr>
+          <w:p>
+            <w:pPr>
+              <w:spacing w:after="0" w:line="259" w:lineRule="auto"/>
+              <w:ind w:left="0" w:right="0" w:firstLine="0"/>
+              <w:jc w:val="left"/>
+            </w:pPr>
+            <w:r>
+              <w:t>0.172</w:t>
+            </w:r>
+          </w:p>
+        </w:tc>
+        <w:tc>
+          <w:tcPr>
+            <w:tcW w:w="1985" w:type="dxa"/>
+          </w:tcPr>
+          <w:p>
+            <w:pPr>
+              <w:spacing w:after="0" w:line="259" w:lineRule="auto"/>
+              <w:ind w:left="0" w:right="0" w:firstLine="0"/>
+              <w:jc w:val="left"/>
+            </w:pPr>
+            <w:r>
+              <w:t>0.501</w:t>
+            </w:r>
+          </w:p>
+        </w:tc>
+      </w:tr>
+    </w:tbl>
+    <w:p>
+      <w:pPr>
+        <w:spacing w:after="0" w:line="259" w:lineRule="auto"/>
+        <w:ind w:left="0" w:right="0" w:firstLine="0"/>
+        <w:jc w:val="left"/>
+      </w:pPr>
+      <w:r>
+        <w:t>Fig</w:t>
+      </w:r>
+      <w:r>
+        <w:t xml:space="preserve"> 5.6</w:t>
+      </w:r>
+    </w:p>
+    <w:p>
+      <w:pPr>
+        <w:spacing w:after="0" w:line="259" w:lineRule="auto"/>
+        <w:ind w:left="0" w:right="0" w:firstLine="0"/>
+        <w:jc w:val="left"/>
+      </w:pPr>
+    </w:p>
+    <w:p>
+      <w:pPr>
+        <w:spacing w:after="0" w:line="259" w:lineRule="auto"/>
+        <w:ind w:left="0" w:right="0" w:firstLine="0"/>
+        <w:jc w:val="left"/>
+      </w:pPr>
+      <w:r>
+        <w:t>Fig 5.7</w:t>
+      </w:r>
+    </w:p>
+    <w:p>
+      <w:pPr>
+        <w:spacing w:after="0" w:line="259" w:lineRule="auto"/>
+        <w:ind w:left="0" w:right="0" w:firstLine="0"/>
+        <w:jc w:val="left"/>
+      </w:pPr>
+    </w:p>
+    <w:p>
+      <w:pPr>
+        <w:spacing w:after="0" w:line="259" w:lineRule="auto"/>
+        <w:ind w:left="0" w:right="0" w:firstLine="0"/>
+        <w:jc w:val="left"/>
+      </w:pPr>
+      <w:r>
+        <w:t>Several patterns emerge from the category level analysis</w:t>
+      </w:r>
+      <w:r>
+        <w:t>.</w:t>
       </w:r>
     </w:p>
     <w:p>
@@ -9450,7 +12688,6 @@
           <w:color w:val="365F91"/>
           <w:sz w:val="28"/>
         </w:rPr>
-        <w:lastRenderedPageBreak/>
         <w:t xml:space="preserve"> </w:t>
       </w:r>
     </w:p>
@@ -9642,6 +12879,7 @@
         <w:jc w:val="left"/>
       </w:pPr>
       <w:r>
+        <w:lastRenderedPageBreak/>
         <w:t xml:space="preserve"> </w:t>
       </w:r>
     </w:p>
@@ -9753,7 +12991,6 @@
         <w:jc w:val="left"/>
       </w:pPr>
       <w:r>
-        <w:lastRenderedPageBreak/>
         <w:t xml:space="preserve"> </w:t>
       </w:r>
     </w:p>
@@ -10043,7 +13280,6 @@
           <w:color w:val="4F81BD"/>
           <w:sz w:val="26"/>
         </w:rPr>
-        <w:lastRenderedPageBreak/>
         <w:t xml:space="preserve">Journal Article </w:t>
       </w:r>
     </w:p>
@@ -10200,6 +13436,7 @@
         <w:ind w:right="14" w:hanging="360"/>
       </w:pPr>
       <w:r>
+        <w:lastRenderedPageBreak/>
         <w:t xml:space="preserve">Use </w:t>
       </w:r>
       <w:r>
@@ -10688,6 +13925,150 @@
       </w:r>
     </w:p>
   </w:comment>
+  <w:comment w:id="15" w:author="Rahman Awan" w:date="2026-09-05T15:58:00Z" w:initials="RA">
+    <w:p>
+      <w:pPr>
+        <w:pStyle w:val="CommentText"/>
+        <w:ind w:left="0" w:firstLine="0"/>
+        <w:jc w:val="left"/>
+      </w:pPr>
+      <w:r>
+        <w:rPr>
+          <w:rStyle w:val="CommentReference"/>
+        </w:rPr>
+        <w:annotationRef/>
+      </w:r>
+      <w:r>
+        <w:t>See if we can ass an eq format here</w:t>
+      </w:r>
+    </w:p>
+  </w:comment>
+  <w:comment w:id="16" w:author="Rahman Awan" w:date="2026-09-05T16:03:00Z" w:initials="RA">
+    <w:p>
+      <w:pPr>
+        <w:pStyle w:val="CommentText"/>
+        <w:ind w:left="0" w:firstLine="0"/>
+        <w:jc w:val="left"/>
+      </w:pPr>
+      <w:r>
+        <w:rPr>
+          <w:rStyle w:val="CommentReference"/>
+        </w:rPr>
+        <w:annotationRef/>
+      </w:r>
+      <w:r>
+        <w:t>Figure 4.1 here</w:t>
+      </w:r>
+    </w:p>
+  </w:comment>
+  <w:comment w:id="17" w:author="Rahman Awan" w:date="2026-09-05T16:08:00Z" w:initials="RA">
+    <w:p>
+      <w:pPr>
+        <w:pStyle w:val="CommentText"/>
+        <w:ind w:left="0" w:firstLine="0"/>
+        <w:jc w:val="left"/>
+      </w:pPr>
+      <w:r>
+        <w:rPr>
+          <w:rStyle w:val="CommentReference"/>
+        </w:rPr>
+        <w:annotationRef/>
+      </w:r>
+      <w:r>
+        <w:t>Eq format here</w:t>
+      </w:r>
+    </w:p>
+  </w:comment>
+  <w:comment w:id="18" w:author="Rahman Awan" w:date="2026-09-05T16:15:00Z" w:initials="RA">
+    <w:p>
+      <w:pPr>
+        <w:pStyle w:val="CommentText"/>
+        <w:ind w:left="0" w:firstLine="0"/>
+        <w:jc w:val="left"/>
+      </w:pPr>
+      <w:r>
+        <w:rPr>
+          <w:rStyle w:val="CommentReference"/>
+        </w:rPr>
+        <w:annotationRef/>
+      </w:r>
+      <w:r>
+        <w:t>Add eq format heree</w:t>
+      </w:r>
+    </w:p>
+  </w:comment>
+  <w:comment w:id="19" w:author="Rahman Awan" w:date="2026-09-05T16:17:00Z" w:initials="RA">
+    <w:p>
+      <w:pPr>
+        <w:pStyle w:val="CommentText"/>
+        <w:ind w:left="0" w:firstLine="0"/>
+        <w:jc w:val="left"/>
+      </w:pPr>
+      <w:r>
+        <w:rPr>
+          <w:rStyle w:val="CommentReference"/>
+        </w:rPr>
+        <w:annotationRef/>
+      </w:r>
+      <w:r>
+        <w:t>Eq format here</w:t>
+      </w:r>
+    </w:p>
+  </w:comment>
+  <w:comment w:id="20" w:author="Rahman Awan" w:date="2026-09-05T16:38:00Z" w:initials="RA">
+    <w:p>
+      <w:pPr>
+        <w:pStyle w:val="CommentText"/>
+        <w:ind w:left="0" w:firstLine="0"/>
+        <w:jc w:val="left"/>
+      </w:pPr>
+      <w:r>
+        <w:rPr>
+          <w:rStyle w:val="CommentReference"/>
+        </w:rPr>
+        <w:annotationRef/>
+      </w:r>
+      <w:r>
+        <w:t>Insert 5.1 here</w:t>
+      </w:r>
+    </w:p>
+  </w:comment>
+  <w:comment w:id="21" w:author="Rahman Awan" w:date="2026-09-05T17:09:00Z" w:initials="RA">
+    <w:p>
+      <w:pPr>
+        <w:pStyle w:val="CommentText"/>
+        <w:ind w:left="0" w:firstLine="0"/>
+        <w:jc w:val="left"/>
+      </w:pPr>
+      <w:r>
+        <w:rPr>
+          <w:rStyle w:val="CommentReference"/>
+        </w:rPr>
+        <w:annotationRef/>
+      </w:r>
+      <w:r>
+        <w:t>Inster 5.2 here</w:t>
+      </w:r>
+    </w:p>
+  </w:comment>
+  <w:comment w:id="22" w:author="Rahman Awan" w:date="2026-09-05T17:49:00Z" w:initials="RA">
+    <w:p>
+      <w:pPr>
+        <w:pStyle w:val="CommentText"/>
+        <w:ind w:left="0" w:firstLine="0"/>
+        <w:jc w:val="left"/>
+      </w:pPr>
+      <w:r>
+        <w:rPr>
+          <w:rStyle w:val="CommentReference"/>
+        </w:rPr>
+        <w:annotationRef/>
+      </w:r>
+      <w:r>
+        <w:t>Insert fig</w:t>
+      </w:r>
+    </w:p>
+  </w:comment>
 </w:comments>
 </file>
 
@@ -10701,6 +14082,14 @@
   <w15:commentEx w15:paraId="54ECAF24" w15:done="0"/>
   <w15:commentEx w15:paraId="6C3668DA" w15:done="0"/>
   <w15:commentEx w15:paraId="50EB65EB" w15:done="0"/>
+  <w15:commentEx w15:paraId="4004FB03" w15:done="0"/>
+  <w15:commentEx w15:paraId="5DEEAA0D" w15:done="0"/>
+  <w15:commentEx w15:paraId="6505066B" w15:done="0"/>
+  <w15:commentEx w15:paraId="54546CFF" w15:done="0"/>
+  <w15:commentEx w15:paraId="09E46C1D" w15:done="0"/>
+  <w15:commentEx w15:paraId="43C1477F" w15:done="0"/>
+  <w15:commentEx w15:paraId="323AEC79" w15:done="0"/>
+  <w15:commentEx w15:paraId="1E8E3B79" w15:done="0"/>
 </w15:commentsEx>
 </file>
 
@@ -10714,6 +14103,14 @@
   <w16cex:commentExtensible w16cex:durableId="32348E0D" w16cex:dateUtc="2026-08-29T16:40:00Z"/>
   <w16cex:commentExtensible w16cex:durableId="54AEC965" w16cex:dateUtc="2026-08-29T16:41:00Z"/>
   <w16cex:commentExtensible w16cex:durableId="051FC674" w16cex:dateUtc="2026-08-29T17:14:00Z"/>
+  <w16cex:commentExtensible w16cex:durableId="1BB7C60C" w16cex:dateUtc="2026-09-05T11:58:00Z"/>
+  <w16cex:commentExtensible w16cex:durableId="26351B79" w16cex:dateUtc="2026-09-05T12:03:00Z"/>
+  <w16cex:commentExtensible w16cex:durableId="2F25041C" w16cex:dateUtc="2026-09-05T12:08:00Z"/>
+  <w16cex:commentExtensible w16cex:durableId="1CF61AD7" w16cex:dateUtc="2026-09-05T12:15:00Z"/>
+  <w16cex:commentExtensible w16cex:durableId="1C0B4D22" w16cex:dateUtc="2026-09-05T12:17:00Z"/>
+  <w16cex:commentExtensible w16cex:durableId="2A9E581D" w16cex:dateUtc="2026-09-05T12:38:00Z"/>
+  <w16cex:commentExtensible w16cex:durableId="7E03352A" w16cex:dateUtc="2026-09-05T13:09:00Z"/>
+  <w16cex:commentExtensible w16cex:durableId="7CBD259E" w16cex:dateUtc="2026-09-05T13:49:00Z"/>
 </w16cex:commentsExtensible>
 </file>
 
@@ -10727,6 +14124,14 @@
   <w16cid:commentId w16cid:paraId="54ECAF24" w16cid:durableId="32348E0D"/>
   <w16cid:commentId w16cid:paraId="6C3668DA" w16cid:durableId="54AEC965"/>
   <w16cid:commentId w16cid:paraId="50EB65EB" w16cid:durableId="051FC674"/>
+  <w16cid:commentId w16cid:paraId="4004FB03" w16cid:durableId="1BB7C60C"/>
+  <w16cid:commentId w16cid:paraId="5DEEAA0D" w16cid:durableId="26351B79"/>
+  <w16cid:commentId w16cid:paraId="6505066B" w16cid:durableId="2F25041C"/>
+  <w16cid:commentId w16cid:paraId="54546CFF" w16cid:durableId="1CF61AD7"/>
+  <w16cid:commentId w16cid:paraId="09E46C1D" w16cid:durableId="1C0B4D22"/>
+  <w16cid:commentId w16cid:paraId="43C1477F" w16cid:durableId="2A9E581D"/>
+  <w16cid:commentId w16cid:paraId="323AEC79" w16cid:durableId="7E03352A"/>
+  <w16cid:commentId w16cid:paraId="1E8E3B79" w16cid:durableId="7CBD259E"/>
 </w16cid:commentsIds>
 </file>
 
@@ -11328,6 +14733,178 @@
     </w:lvl>
   </w:abstractNum>
   <w:abstractNum w:abstractNumId="2" w15:restartNumberingAfterBreak="0">
+    <w:nsid w:val="0ABE5A2E"/>
+    <w:multiLevelType w:val="hybridMultilevel"/>
+    <w:tmpl w:val="A366FD34"/>
+    <w:lvl w:ilvl="0" w:tplc="4C09000F">
+      <w:start w:val="1"/>
+      <w:numFmt w:val="decimal"/>
+      <w:lvlText w:val="%1."/>
+      <w:lvlJc w:val="left"/>
+      <w:pPr>
+        <w:ind w:left="1440" w:hanging="360"/>
+      </w:pPr>
+    </w:lvl>
+    <w:lvl w:ilvl="1" w:tplc="4C090019" w:tentative="1">
+      <w:start w:val="1"/>
+      <w:numFmt w:val="lowerLetter"/>
+      <w:lvlText w:val="%2."/>
+      <w:lvlJc w:val="left"/>
+      <w:pPr>
+        <w:ind w:left="2160" w:hanging="360"/>
+      </w:pPr>
+    </w:lvl>
+    <w:lvl w:ilvl="2" w:tplc="4C09001B" w:tentative="1">
+      <w:start w:val="1"/>
+      <w:numFmt w:val="lowerRoman"/>
+      <w:lvlText w:val="%3."/>
+      <w:lvlJc w:val="right"/>
+      <w:pPr>
+        <w:ind w:left="2880" w:hanging="180"/>
+      </w:pPr>
+    </w:lvl>
+    <w:lvl w:ilvl="3" w:tplc="4C09000F" w:tentative="1">
+      <w:start w:val="1"/>
+      <w:numFmt w:val="decimal"/>
+      <w:lvlText w:val="%4."/>
+      <w:lvlJc w:val="left"/>
+      <w:pPr>
+        <w:ind w:left="3600" w:hanging="360"/>
+      </w:pPr>
+    </w:lvl>
+    <w:lvl w:ilvl="4" w:tplc="4C090019" w:tentative="1">
+      <w:start w:val="1"/>
+      <w:numFmt w:val="lowerLetter"/>
+      <w:lvlText w:val="%5."/>
+      <w:lvlJc w:val="left"/>
+      <w:pPr>
+        <w:ind w:left="4320" w:hanging="360"/>
+      </w:pPr>
+    </w:lvl>
+    <w:lvl w:ilvl="5" w:tplc="4C09001B" w:tentative="1">
+      <w:start w:val="1"/>
+      <w:numFmt w:val="lowerRoman"/>
+      <w:lvlText w:val="%6."/>
+      <w:lvlJc w:val="right"/>
+      <w:pPr>
+        <w:ind w:left="5040" w:hanging="180"/>
+      </w:pPr>
+    </w:lvl>
+    <w:lvl w:ilvl="6" w:tplc="4C09000F" w:tentative="1">
+      <w:start w:val="1"/>
+      <w:numFmt w:val="decimal"/>
+      <w:lvlText w:val="%7."/>
+      <w:lvlJc w:val="left"/>
+      <w:pPr>
+        <w:ind w:left="5760" w:hanging="360"/>
+      </w:pPr>
+    </w:lvl>
+    <w:lvl w:ilvl="7" w:tplc="4C090019" w:tentative="1">
+      <w:start w:val="1"/>
+      <w:numFmt w:val="lowerLetter"/>
+      <w:lvlText w:val="%8."/>
+      <w:lvlJc w:val="left"/>
+      <w:pPr>
+        <w:ind w:left="6480" w:hanging="360"/>
+      </w:pPr>
+    </w:lvl>
+    <w:lvl w:ilvl="8" w:tplc="4C09001B" w:tentative="1">
+      <w:start w:val="1"/>
+      <w:numFmt w:val="lowerRoman"/>
+      <w:lvlText w:val="%9."/>
+      <w:lvlJc w:val="right"/>
+      <w:pPr>
+        <w:ind w:left="7200" w:hanging="180"/>
+      </w:pPr>
+    </w:lvl>
+  </w:abstractNum>
+  <w:abstractNum w:abstractNumId="3" w15:restartNumberingAfterBreak="0">
+    <w:nsid w:val="0BBA0405"/>
+    <w:multiLevelType w:val="hybridMultilevel"/>
+    <w:tmpl w:val="C81C918A"/>
+    <w:lvl w:ilvl="0" w:tplc="4C09000F">
+      <w:start w:val="1"/>
+      <w:numFmt w:val="decimal"/>
+      <w:lvlText w:val="%1."/>
+      <w:lvlJc w:val="left"/>
+      <w:pPr>
+        <w:ind w:left="1440" w:hanging="360"/>
+      </w:pPr>
+    </w:lvl>
+    <w:lvl w:ilvl="1" w:tplc="4C090019">
+      <w:start w:val="1"/>
+      <w:numFmt w:val="lowerLetter"/>
+      <w:lvlText w:val="%2."/>
+      <w:lvlJc w:val="left"/>
+      <w:pPr>
+        <w:ind w:left="2160" w:hanging="360"/>
+      </w:pPr>
+    </w:lvl>
+    <w:lvl w:ilvl="2" w:tplc="4C09001B" w:tentative="1">
+      <w:start w:val="1"/>
+      <w:numFmt w:val="lowerRoman"/>
+      <w:lvlText w:val="%3."/>
+      <w:lvlJc w:val="right"/>
+      <w:pPr>
+        <w:ind w:left="2880" w:hanging="180"/>
+      </w:pPr>
+    </w:lvl>
+    <w:lvl w:ilvl="3" w:tplc="4C09000F" w:tentative="1">
+      <w:start w:val="1"/>
+      <w:numFmt w:val="decimal"/>
+      <w:lvlText w:val="%4."/>
+      <w:lvlJc w:val="left"/>
+      <w:pPr>
+        <w:ind w:left="3600" w:hanging="360"/>
+      </w:pPr>
+    </w:lvl>
+    <w:lvl w:ilvl="4" w:tplc="4C090019" w:tentative="1">
+      <w:start w:val="1"/>
+      <w:numFmt w:val="lowerLetter"/>
+      <w:lvlText w:val="%5."/>
+      <w:lvlJc w:val="left"/>
+      <w:pPr>
+        <w:ind w:left="4320" w:hanging="360"/>
+      </w:pPr>
+    </w:lvl>
+    <w:lvl w:ilvl="5" w:tplc="4C09001B" w:tentative="1">
+      <w:start w:val="1"/>
+      <w:numFmt w:val="lowerRoman"/>
+      <w:lvlText w:val="%6."/>
+      <w:lvlJc w:val="right"/>
+      <w:pPr>
+        <w:ind w:left="5040" w:hanging="180"/>
+      </w:pPr>
+    </w:lvl>
+    <w:lvl w:ilvl="6" w:tplc="4C09000F" w:tentative="1">
+      <w:start w:val="1"/>
+      <w:numFmt w:val="decimal"/>
+      <w:lvlText w:val="%7."/>
+      <w:lvlJc w:val="left"/>
+      <w:pPr>
+        <w:ind w:left="5760" w:hanging="360"/>
+      </w:pPr>
+    </w:lvl>
+    <w:lvl w:ilvl="7" w:tplc="4C090019" w:tentative="1">
+      <w:start w:val="1"/>
+      <w:numFmt w:val="lowerLetter"/>
+      <w:lvlText w:val="%8."/>
+      <w:lvlJc w:val="left"/>
+      <w:pPr>
+        <w:ind w:left="6480" w:hanging="360"/>
+      </w:pPr>
+    </w:lvl>
+    <w:lvl w:ilvl="8" w:tplc="4C09001B" w:tentative="1">
+      <w:start w:val="1"/>
+      <w:numFmt w:val="lowerRoman"/>
+      <w:lvlText w:val="%9."/>
+      <w:lvlJc w:val="right"/>
+      <w:pPr>
+        <w:ind w:left="7200" w:hanging="180"/>
+      </w:pPr>
+    </w:lvl>
+  </w:abstractNum>
+  <w:abstractNum w:abstractNumId="4" w15:restartNumberingAfterBreak="0">
     <w:nsid w:val="0CD630CE"/>
     <w:multiLevelType w:val="hybridMultilevel"/>
     <w:tmpl w:val="7678353A"/>
@@ -11416,7 +14993,7 @@
       </w:pPr>
     </w:lvl>
   </w:abstractNum>
-  <w:abstractNum w:abstractNumId="3" w15:restartNumberingAfterBreak="0">
+  <w:abstractNum w:abstractNumId="5" w15:restartNumberingAfterBreak="0">
     <w:nsid w:val="112F73DD"/>
     <w:multiLevelType w:val="hybridMultilevel"/>
     <w:tmpl w:val="59769402"/>
@@ -11628,7 +15205,182 @@
       </w:rPr>
     </w:lvl>
   </w:abstractNum>
-  <w:abstractNum w:abstractNumId="4" w15:restartNumberingAfterBreak="0">
+  <w:abstractNum w:abstractNumId="6" w15:restartNumberingAfterBreak="0">
+    <w:nsid w:val="179E33AC"/>
+    <w:multiLevelType w:val="hybridMultilevel"/>
+    <w:tmpl w:val="00249C6C"/>
+    <w:lvl w:ilvl="0" w:tplc="4C090001">
+      <w:start w:val="1"/>
+      <w:numFmt w:val="bullet"/>
+      <w:lvlText w:val=""/>
+      <w:lvlJc w:val="left"/>
+      <w:pPr>
+        <w:ind w:left="1440" w:hanging="360"/>
+      </w:pPr>
+      <w:rPr>
+        <w:rFonts w:ascii="Symbol" w:hAnsi="Symbol" w:hint="default"/>
+      </w:rPr>
+    </w:lvl>
+    <w:lvl w:ilvl="1" w:tplc="FFFFFFFF" w:tentative="1">
+      <w:start w:val="1"/>
+      <w:numFmt w:val="lowerLetter"/>
+      <w:lvlText w:val="%2."/>
+      <w:lvlJc w:val="left"/>
+      <w:pPr>
+        <w:ind w:left="2160" w:hanging="360"/>
+      </w:pPr>
+    </w:lvl>
+    <w:lvl w:ilvl="2" w:tplc="FFFFFFFF" w:tentative="1">
+      <w:start w:val="1"/>
+      <w:numFmt w:val="lowerRoman"/>
+      <w:lvlText w:val="%3."/>
+      <w:lvlJc w:val="right"/>
+      <w:pPr>
+        <w:ind w:left="2880" w:hanging="180"/>
+      </w:pPr>
+    </w:lvl>
+    <w:lvl w:ilvl="3" w:tplc="FFFFFFFF" w:tentative="1">
+      <w:start w:val="1"/>
+      <w:numFmt w:val="decimal"/>
+      <w:lvlText w:val="%4."/>
+      <w:lvlJc w:val="left"/>
+      <w:pPr>
+        <w:ind w:left="3600" w:hanging="360"/>
+      </w:pPr>
+    </w:lvl>
+    <w:lvl w:ilvl="4" w:tplc="FFFFFFFF" w:tentative="1">
+      <w:start w:val="1"/>
+      <w:numFmt w:val="lowerLetter"/>
+      <w:lvlText w:val="%5."/>
+      <w:lvlJc w:val="left"/>
+      <w:pPr>
+        <w:ind w:left="4320" w:hanging="360"/>
+      </w:pPr>
+    </w:lvl>
+    <w:lvl w:ilvl="5" w:tplc="FFFFFFFF" w:tentative="1">
+      <w:start w:val="1"/>
+      <w:numFmt w:val="lowerRoman"/>
+      <w:lvlText w:val="%6."/>
+      <w:lvlJc w:val="right"/>
+      <w:pPr>
+        <w:ind w:left="5040" w:hanging="180"/>
+      </w:pPr>
+    </w:lvl>
+    <w:lvl w:ilvl="6" w:tplc="FFFFFFFF" w:tentative="1">
+      <w:start w:val="1"/>
+      <w:numFmt w:val="decimal"/>
+      <w:lvlText w:val="%7."/>
+      <w:lvlJc w:val="left"/>
+      <w:pPr>
+        <w:ind w:left="5760" w:hanging="360"/>
+      </w:pPr>
+    </w:lvl>
+    <w:lvl w:ilvl="7" w:tplc="FFFFFFFF" w:tentative="1">
+      <w:start w:val="1"/>
+      <w:numFmt w:val="lowerLetter"/>
+      <w:lvlText w:val="%8."/>
+      <w:lvlJc w:val="left"/>
+      <w:pPr>
+        <w:ind w:left="6480" w:hanging="360"/>
+      </w:pPr>
+    </w:lvl>
+    <w:lvl w:ilvl="8" w:tplc="FFFFFFFF" w:tentative="1">
+      <w:start w:val="1"/>
+      <w:numFmt w:val="lowerRoman"/>
+      <w:lvlText w:val="%9."/>
+      <w:lvlJc w:val="right"/>
+      <w:pPr>
+        <w:ind w:left="7200" w:hanging="180"/>
+      </w:pPr>
+    </w:lvl>
+  </w:abstractNum>
+  <w:abstractNum w:abstractNumId="7" w15:restartNumberingAfterBreak="0">
+    <w:nsid w:val="189D7DB4"/>
+    <w:multiLevelType w:val="hybridMultilevel"/>
+    <w:tmpl w:val="85E653D4"/>
+    <w:lvl w:ilvl="0" w:tplc="4C09000F">
+      <w:start w:val="1"/>
+      <w:numFmt w:val="decimal"/>
+      <w:lvlText w:val="%1."/>
+      <w:lvlJc w:val="left"/>
+      <w:pPr>
+        <w:ind w:left="1440" w:hanging="360"/>
+      </w:pPr>
+    </w:lvl>
+    <w:lvl w:ilvl="1" w:tplc="4C090019" w:tentative="1">
+      <w:start w:val="1"/>
+      <w:numFmt w:val="lowerLetter"/>
+      <w:lvlText w:val="%2."/>
+      <w:lvlJc w:val="left"/>
+      <w:pPr>
+        <w:ind w:left="2160" w:hanging="360"/>
+      </w:pPr>
+    </w:lvl>
+    <w:lvl w:ilvl="2" w:tplc="4C09001B" w:tentative="1">
+      <w:start w:val="1"/>
+      <w:numFmt w:val="lowerRoman"/>
+      <w:lvlText w:val="%3."/>
+      <w:lvlJc w:val="right"/>
+      <w:pPr>
+        <w:ind w:left="2880" w:hanging="180"/>
+      </w:pPr>
+    </w:lvl>
+    <w:lvl w:ilvl="3" w:tplc="4C09000F" w:tentative="1">
+      <w:start w:val="1"/>
+      <w:numFmt w:val="decimal"/>
+      <w:lvlText w:val="%4."/>
+      <w:lvlJc w:val="left"/>
+      <w:pPr>
+        <w:ind w:left="3600" w:hanging="360"/>
+      </w:pPr>
+    </w:lvl>
+    <w:lvl w:ilvl="4" w:tplc="4C090019" w:tentative="1">
+      <w:start w:val="1"/>
+      <w:numFmt w:val="lowerLetter"/>
+      <w:lvlText w:val="%5."/>
+      <w:lvlJc w:val="left"/>
+      <w:pPr>
+        <w:ind w:left="4320" w:hanging="360"/>
+      </w:pPr>
+    </w:lvl>
+    <w:lvl w:ilvl="5" w:tplc="4C09001B" w:tentative="1">
+      <w:start w:val="1"/>
+      <w:numFmt w:val="lowerRoman"/>
+      <w:lvlText w:val="%6."/>
+      <w:lvlJc w:val="right"/>
+      <w:pPr>
+        <w:ind w:left="5040" w:hanging="180"/>
+      </w:pPr>
+    </w:lvl>
+    <w:lvl w:ilvl="6" w:tplc="4C09000F" w:tentative="1">
+      <w:start w:val="1"/>
+      <w:numFmt w:val="decimal"/>
+      <w:lvlText w:val="%7."/>
+      <w:lvlJc w:val="left"/>
+      <w:pPr>
+        <w:ind w:left="5760" w:hanging="360"/>
+      </w:pPr>
+    </w:lvl>
+    <w:lvl w:ilvl="7" w:tplc="4C090019" w:tentative="1">
+      <w:start w:val="1"/>
+      <w:numFmt w:val="lowerLetter"/>
+      <w:lvlText w:val="%8."/>
+      <w:lvlJc w:val="left"/>
+      <w:pPr>
+        <w:ind w:left="6480" w:hanging="360"/>
+      </w:pPr>
+    </w:lvl>
+    <w:lvl w:ilvl="8" w:tplc="4C09001B" w:tentative="1">
+      <w:start w:val="1"/>
+      <w:numFmt w:val="lowerRoman"/>
+      <w:lvlText w:val="%9."/>
+      <w:lvlJc w:val="right"/>
+      <w:pPr>
+        <w:ind w:left="7200" w:hanging="180"/>
+      </w:pPr>
+    </w:lvl>
+  </w:abstractNum>
+  <w:abstractNum w:abstractNumId="8" w15:restartNumberingAfterBreak="0">
     <w:nsid w:val="1D2378B0"/>
     <w:multiLevelType w:val="hybridMultilevel"/>
     <w:tmpl w:val="F198E11C"/>
@@ -11741,7 +15493,120 @@
       </w:rPr>
     </w:lvl>
   </w:abstractNum>
-  <w:abstractNum w:abstractNumId="5" w15:restartNumberingAfterBreak="0">
+  <w:abstractNum w:abstractNumId="9" w15:restartNumberingAfterBreak="0">
+    <w:nsid w:val="1DFD2FCA"/>
+    <w:multiLevelType w:val="hybridMultilevel"/>
+    <w:tmpl w:val="119C12EE"/>
+    <w:lvl w:ilvl="0" w:tplc="4C090001">
+      <w:start w:val="1"/>
+      <w:numFmt w:val="bullet"/>
+      <w:lvlText w:val=""/>
+      <w:lvlJc w:val="left"/>
+      <w:pPr>
+        <w:ind w:left="720" w:hanging="360"/>
+      </w:pPr>
+      <w:rPr>
+        <w:rFonts w:ascii="Symbol" w:hAnsi="Symbol" w:hint="default"/>
+      </w:rPr>
+    </w:lvl>
+    <w:lvl w:ilvl="1" w:tplc="4C090003" w:tentative="1">
+      <w:start w:val="1"/>
+      <w:numFmt w:val="bullet"/>
+      <w:lvlText w:val="o"/>
+      <w:lvlJc w:val="left"/>
+      <w:pPr>
+        <w:ind w:left="1440" w:hanging="360"/>
+      </w:pPr>
+      <w:rPr>
+        <w:rFonts w:ascii="Courier New" w:hAnsi="Courier New" w:cs="Courier New" w:hint="default"/>
+      </w:rPr>
+    </w:lvl>
+    <w:lvl w:ilvl="2" w:tplc="4C090005" w:tentative="1">
+      <w:start w:val="1"/>
+      <w:numFmt w:val="bullet"/>
+      <w:lvlText w:val=""/>
+      <w:lvlJc w:val="left"/>
+      <w:pPr>
+        <w:ind w:left="2160" w:hanging="360"/>
+      </w:pPr>
+      <w:rPr>
+        <w:rFonts w:ascii="Wingdings" w:hAnsi="Wingdings" w:hint="default"/>
+      </w:rPr>
+    </w:lvl>
+    <w:lvl w:ilvl="3" w:tplc="4C090001" w:tentative="1">
+      <w:start w:val="1"/>
+      <w:numFmt w:val="bullet"/>
+      <w:lvlText w:val=""/>
+      <w:lvlJc w:val="left"/>
+      <w:pPr>
+        <w:ind w:left="2880" w:hanging="360"/>
+      </w:pPr>
+      <w:rPr>
+        <w:rFonts w:ascii="Symbol" w:hAnsi="Symbol" w:hint="default"/>
+      </w:rPr>
+    </w:lvl>
+    <w:lvl w:ilvl="4" w:tplc="4C090003" w:tentative="1">
+      <w:start w:val="1"/>
+      <w:numFmt w:val="bullet"/>
+      <w:lvlText w:val="o"/>
+      <w:lvlJc w:val="left"/>
+      <w:pPr>
+        <w:ind w:left="3600" w:hanging="360"/>
+      </w:pPr>
+      <w:rPr>
+        <w:rFonts w:ascii="Courier New" w:hAnsi="Courier New" w:cs="Courier New" w:hint="default"/>
+      </w:rPr>
+    </w:lvl>
+    <w:lvl w:ilvl="5" w:tplc="4C090005" w:tentative="1">
+      <w:start w:val="1"/>
+      <w:numFmt w:val="bullet"/>
+      <w:lvlText w:val=""/>
+      <w:lvlJc w:val="left"/>
+      <w:pPr>
+        <w:ind w:left="4320" w:hanging="360"/>
+      </w:pPr>
+      <w:rPr>
+        <w:rFonts w:ascii="Wingdings" w:hAnsi="Wingdings" w:hint="default"/>
+      </w:rPr>
+    </w:lvl>
+    <w:lvl w:ilvl="6" w:tplc="4C090001" w:tentative="1">
+      <w:start w:val="1"/>
+      <w:numFmt w:val="bullet"/>
+      <w:lvlText w:val=""/>
+      <w:lvlJc w:val="left"/>
+      <w:pPr>
+        <w:ind w:left="5040" w:hanging="360"/>
+      </w:pPr>
+      <w:rPr>
+        <w:rFonts w:ascii="Symbol" w:hAnsi="Symbol" w:hint="default"/>
+      </w:rPr>
+    </w:lvl>
+    <w:lvl w:ilvl="7" w:tplc="4C090003" w:tentative="1">
+      <w:start w:val="1"/>
+      <w:numFmt w:val="bullet"/>
+      <w:lvlText w:val="o"/>
+      <w:lvlJc w:val="left"/>
+      <w:pPr>
+        <w:ind w:left="5760" w:hanging="360"/>
+      </w:pPr>
+      <w:rPr>
+        <w:rFonts w:ascii="Courier New" w:hAnsi="Courier New" w:cs="Courier New" w:hint="default"/>
+      </w:rPr>
+    </w:lvl>
+    <w:lvl w:ilvl="8" w:tplc="4C090005" w:tentative="1">
+      <w:start w:val="1"/>
+      <w:numFmt w:val="bullet"/>
+      <w:lvlText w:val=""/>
+      <w:lvlJc w:val="left"/>
+      <w:pPr>
+        <w:ind w:left="6480" w:hanging="360"/>
+      </w:pPr>
+      <w:rPr>
+        <w:rFonts w:ascii="Wingdings" w:hAnsi="Wingdings" w:hint="default"/>
+      </w:rPr>
+    </w:lvl>
+  </w:abstractNum>
+  <w:abstractNum w:abstractNumId="10" w15:restartNumberingAfterBreak="0">
     <w:nsid w:val="26B81D72"/>
     <w:multiLevelType w:val="hybridMultilevel"/>
     <w:tmpl w:val="C616C022"/>
@@ -11953,7 +15818,7 @@
       </w:rPr>
     </w:lvl>
   </w:abstractNum>
-  <w:abstractNum w:abstractNumId="6" w15:restartNumberingAfterBreak="0">
+  <w:abstractNum w:abstractNumId="11" w15:restartNumberingAfterBreak="0">
     <w:nsid w:val="3C8B657B"/>
     <w:multiLevelType w:val="hybridMultilevel"/>
     <w:tmpl w:val="CAACD344"/>
@@ -12042,7 +15907,7 @@
       </w:pPr>
     </w:lvl>
   </w:abstractNum>
-  <w:abstractNum w:abstractNumId="7" w15:restartNumberingAfterBreak="0">
+  <w:abstractNum w:abstractNumId="12" w15:restartNumberingAfterBreak="0">
     <w:nsid w:val="45C841E3"/>
     <w:multiLevelType w:val="multilevel"/>
     <w:tmpl w:val="B74C6D18"/>
@@ -12191,7 +16056,182 @@
       </w:rPr>
     </w:lvl>
   </w:abstractNum>
-  <w:abstractNum w:abstractNumId="8" w15:restartNumberingAfterBreak="0">
+  <w:abstractNum w:abstractNumId="13" w15:restartNumberingAfterBreak="0">
+    <w:nsid w:val="51FE4F7C"/>
+    <w:multiLevelType w:val="hybridMultilevel"/>
+    <w:tmpl w:val="30024580"/>
+    <w:lvl w:ilvl="0" w:tplc="4C09000F">
+      <w:start w:val="1"/>
+      <w:numFmt w:val="decimal"/>
+      <w:lvlText w:val="%1."/>
+      <w:lvlJc w:val="left"/>
+      <w:pPr>
+        <w:ind w:left="1440" w:hanging="360"/>
+      </w:pPr>
+    </w:lvl>
+    <w:lvl w:ilvl="1" w:tplc="4C090019" w:tentative="1">
+      <w:start w:val="1"/>
+      <w:numFmt w:val="lowerLetter"/>
+      <w:lvlText w:val="%2."/>
+      <w:lvlJc w:val="left"/>
+      <w:pPr>
+        <w:ind w:left="2160" w:hanging="360"/>
+      </w:pPr>
+    </w:lvl>
+    <w:lvl w:ilvl="2" w:tplc="4C09001B" w:tentative="1">
+      <w:start w:val="1"/>
+      <w:numFmt w:val="lowerRoman"/>
+      <w:lvlText w:val="%3."/>
+      <w:lvlJc w:val="right"/>
+      <w:pPr>
+        <w:ind w:left="2880" w:hanging="180"/>
+      </w:pPr>
+    </w:lvl>
+    <w:lvl w:ilvl="3" w:tplc="4C09000F" w:tentative="1">
+      <w:start w:val="1"/>
+      <w:numFmt w:val="decimal"/>
+      <w:lvlText w:val="%4."/>
+      <w:lvlJc w:val="left"/>
+      <w:pPr>
+        <w:ind w:left="3600" w:hanging="360"/>
+      </w:pPr>
+    </w:lvl>
+    <w:lvl w:ilvl="4" w:tplc="4C090019" w:tentative="1">
+      <w:start w:val="1"/>
+      <w:numFmt w:val="lowerLetter"/>
+      <w:lvlText w:val="%5."/>
+      <w:lvlJc w:val="left"/>
+      <w:pPr>
+        <w:ind w:left="4320" w:hanging="360"/>
+      </w:pPr>
+    </w:lvl>
+    <w:lvl w:ilvl="5" w:tplc="4C09001B" w:tentative="1">
+      <w:start w:val="1"/>
+      <w:numFmt w:val="lowerRoman"/>
+      <w:lvlText w:val="%6."/>
+      <w:lvlJc w:val="right"/>
+      <w:pPr>
+        <w:ind w:left="5040" w:hanging="180"/>
+      </w:pPr>
+    </w:lvl>
+    <w:lvl w:ilvl="6" w:tplc="4C09000F" w:tentative="1">
+      <w:start w:val="1"/>
+      <w:numFmt w:val="decimal"/>
+      <w:lvlText w:val="%7."/>
+      <w:lvlJc w:val="left"/>
+      <w:pPr>
+        <w:ind w:left="5760" w:hanging="360"/>
+      </w:pPr>
+    </w:lvl>
+    <w:lvl w:ilvl="7" w:tplc="4C090019" w:tentative="1">
+      <w:start w:val="1"/>
+      <w:numFmt w:val="lowerLetter"/>
+      <w:lvlText w:val="%8."/>
+      <w:lvlJc w:val="left"/>
+      <w:pPr>
+        <w:ind w:left="6480" w:hanging="360"/>
+      </w:pPr>
+    </w:lvl>
+    <w:lvl w:ilvl="8" w:tplc="4C09001B" w:tentative="1">
+      <w:start w:val="1"/>
+      <w:numFmt w:val="lowerRoman"/>
+      <w:lvlText w:val="%9."/>
+      <w:lvlJc w:val="right"/>
+      <w:pPr>
+        <w:ind w:left="7200" w:hanging="180"/>
+      </w:pPr>
+    </w:lvl>
+  </w:abstractNum>
+  <w:abstractNum w:abstractNumId="14" w15:restartNumberingAfterBreak="0">
+    <w:nsid w:val="5B080BE9"/>
+    <w:multiLevelType w:val="hybridMultilevel"/>
+    <w:tmpl w:val="187CBB52"/>
+    <w:lvl w:ilvl="0" w:tplc="4C090013">
+      <w:start w:val="1"/>
+      <w:numFmt w:val="upperRoman"/>
+      <w:lvlText w:val="%1."/>
+      <w:lvlJc w:val="right"/>
+      <w:pPr>
+        <w:ind w:left="1440" w:hanging="360"/>
+      </w:pPr>
+      <w:rPr>
+        <w:rFonts w:hint="default"/>
+      </w:rPr>
+    </w:lvl>
+    <w:lvl w:ilvl="1" w:tplc="FFFFFFFF" w:tentative="1">
+      <w:start w:val="1"/>
+      <w:numFmt w:val="lowerLetter"/>
+      <w:lvlText w:val="%2."/>
+      <w:lvlJc w:val="left"/>
+      <w:pPr>
+        <w:ind w:left="2160" w:hanging="360"/>
+      </w:pPr>
+    </w:lvl>
+    <w:lvl w:ilvl="2" w:tplc="FFFFFFFF" w:tentative="1">
+      <w:start w:val="1"/>
+      <w:numFmt w:val="lowerRoman"/>
+      <w:lvlText w:val="%3."/>
+      <w:lvlJc w:val="right"/>
+      <w:pPr>
+        <w:ind w:left="2880" w:hanging="180"/>
+      </w:pPr>
+    </w:lvl>
+    <w:lvl w:ilvl="3" w:tplc="FFFFFFFF" w:tentative="1">
+      <w:start w:val="1"/>
+      <w:numFmt w:val="decimal"/>
+      <w:lvlText w:val="%4."/>
+      <w:lvlJc w:val="left"/>
+      <w:pPr>
+        <w:ind w:left="3600" w:hanging="360"/>
+      </w:pPr>
+    </w:lvl>
+    <w:lvl w:ilvl="4" w:tplc="FFFFFFFF" w:tentative="1">
+      <w:start w:val="1"/>
+      <w:numFmt w:val="lowerLetter"/>
+      <w:lvlText w:val="%5."/>
+      <w:lvlJc w:val="left"/>
+      <w:pPr>
+        <w:ind w:left="4320" w:hanging="360"/>
+      </w:pPr>
+    </w:lvl>
+    <w:lvl w:ilvl="5" w:tplc="FFFFFFFF" w:tentative="1">
+      <w:start w:val="1"/>
+      <w:numFmt w:val="lowerRoman"/>
+      <w:lvlText w:val="%6."/>
+      <w:lvlJc w:val="right"/>
+      <w:pPr>
+        <w:ind w:left="5040" w:hanging="180"/>
+      </w:pPr>
+    </w:lvl>
+    <w:lvl w:ilvl="6" w:tplc="FFFFFFFF" w:tentative="1">
+      <w:start w:val="1"/>
+      <w:numFmt w:val="decimal"/>
+      <w:lvlText w:val="%7."/>
+      <w:lvlJc w:val="left"/>
+      <w:pPr>
+        <w:ind w:left="5760" w:hanging="360"/>
+      </w:pPr>
+    </w:lvl>
+    <w:lvl w:ilvl="7" w:tplc="FFFFFFFF" w:tentative="1">
+      <w:start w:val="1"/>
+      <w:numFmt w:val="lowerLetter"/>
+      <w:lvlText w:val="%8."/>
+      <w:lvlJc w:val="left"/>
+      <w:pPr>
+        <w:ind w:left="6480" w:hanging="360"/>
+      </w:pPr>
+    </w:lvl>
+    <w:lvl w:ilvl="8" w:tplc="FFFFFFFF" w:tentative="1">
+      <w:start w:val="1"/>
+      <w:numFmt w:val="lowerRoman"/>
+      <w:lvlText w:val="%9."/>
+      <w:lvlJc w:val="right"/>
+      <w:pPr>
+        <w:ind w:left="7200" w:hanging="180"/>
+      </w:pPr>
+    </w:lvl>
+  </w:abstractNum>
+  <w:abstractNum w:abstractNumId="15" w15:restartNumberingAfterBreak="0">
     <w:nsid w:val="5B17584C"/>
     <w:multiLevelType w:val="hybridMultilevel"/>
     <w:tmpl w:val="6D0257AE"/>
@@ -12304,7 +16344,7 @@
       </w:rPr>
     </w:lvl>
   </w:abstractNum>
-  <w:abstractNum w:abstractNumId="9" w15:restartNumberingAfterBreak="0">
+  <w:abstractNum w:abstractNumId="16" w15:restartNumberingAfterBreak="0">
     <w:nsid w:val="65A10D4F"/>
     <w:multiLevelType w:val="multilevel"/>
     <w:tmpl w:val="8A02CF8C"/>
@@ -12417,7 +16457,7 @@
       </w:rPr>
     </w:lvl>
   </w:abstractNum>
-  <w:abstractNum w:abstractNumId="10" w15:restartNumberingAfterBreak="0">
+  <w:abstractNum w:abstractNumId="17" w15:restartNumberingAfterBreak="0">
     <w:nsid w:val="70DD1338"/>
     <w:multiLevelType w:val="hybridMultilevel"/>
     <w:tmpl w:val="F4B42760"/>
@@ -12633,34 +16673,55 @@
     <w:abstractNumId w:val="1"/>
   </w:num>
   <w:num w:numId="2" w16cid:durableId="537591870">
-    <w:abstractNumId w:val="3"/>
+    <w:abstractNumId w:val="5"/>
   </w:num>
   <w:num w:numId="3" w16cid:durableId="1855000502">
+    <w:abstractNumId w:val="17"/>
+  </w:num>
+  <w:num w:numId="4" w16cid:durableId="2016608709">
     <w:abstractNumId w:val="10"/>
   </w:num>
-  <w:num w:numId="4" w16cid:durableId="2016608709">
-    <w:abstractNumId w:val="5"/>
-  </w:num>
   <w:num w:numId="5" w16cid:durableId="1655990545">
-    <w:abstractNumId w:val="6"/>
+    <w:abstractNumId w:val="11"/>
   </w:num>
   <w:num w:numId="6" w16cid:durableId="1316181851">
-    <w:abstractNumId w:val="7"/>
+    <w:abstractNumId w:val="12"/>
   </w:num>
   <w:num w:numId="7" w16cid:durableId="1715160156">
-    <w:abstractNumId w:val="9"/>
+    <w:abstractNumId w:val="16"/>
   </w:num>
   <w:num w:numId="8" w16cid:durableId="110129758">
-    <w:abstractNumId w:val="8"/>
+    <w:abstractNumId w:val="15"/>
   </w:num>
   <w:num w:numId="9" w16cid:durableId="238443865">
-    <w:abstractNumId w:val="2"/>
+    <w:abstractNumId w:val="4"/>
   </w:num>
   <w:num w:numId="10" w16cid:durableId="1145590308">
-    <w:abstractNumId w:val="4"/>
+    <w:abstractNumId w:val="8"/>
   </w:num>
   <w:num w:numId="11" w16cid:durableId="1378046479">
     <w:abstractNumId w:val="0"/>
+  </w:num>
+  <w:num w:numId="12" w16cid:durableId="701980931">
+    <w:abstractNumId w:val="2"/>
+  </w:num>
+  <w:num w:numId="13" w16cid:durableId="1940260432">
+    <w:abstractNumId w:val="13"/>
+  </w:num>
+  <w:num w:numId="14" w16cid:durableId="2113015588">
+    <w:abstractNumId w:val="3"/>
+  </w:num>
+  <w:num w:numId="15" w16cid:durableId="1143962219">
+    <w:abstractNumId w:val="9"/>
+  </w:num>
+  <w:num w:numId="16" w16cid:durableId="162089678">
+    <w:abstractNumId w:val="7"/>
+  </w:num>
+  <w:num w:numId="17" w16cid:durableId="155150152">
+    <w:abstractNumId w:val="6"/>
+  </w:num>
+  <w:num w:numId="18" w16cid:durableId="586185753">
+    <w:abstractNumId w:val="14"/>
   </w:num>
 </w:numbering>
 </file>
@@ -13150,6 +17211,7 @@
   <w:style w:type="character" w:default="1" w:styleId="DefaultParagraphFont">
     <w:name w:val="Default Paragraph Font"/>
     <w:uiPriority w:val="1"/>
+    <w:semiHidden/>
     <w:unhideWhenUsed/>
   </w:style>
   <w:style w:type="table" w:default="1" w:styleId="TableNormal">
@@ -13665,20 +17727,20 @@
 </file>
 
 <file path=customXml/item1.xml><?xml version="1.0" encoding="utf-8"?>
-<p:properties xmlns:p="http://schemas.microsoft.com/office/2006/metadata/properties" xmlns:xsi="http://www.w3.org/2001/XMLSchema-instance" xmlns:pc="http://schemas.microsoft.com/office/infopath/2007/PartnerControls">
-  <documentManagement>
-    <_activity xmlns="ae63d3e5-123f-435f-97d5-3e819ea98610" xsi:nil="true"/>
-  </documentManagement>
-</p:properties>
-</file>
-
-<file path=customXml/item2.xml><?xml version="1.0" encoding="utf-8"?>
 <?mso-contentType ?>
 <FormTemplates xmlns="http://schemas.microsoft.com/sharepoint/v3/contenttype/forms">
   <Display>DocumentLibraryForm</Display>
   <Edit>DocumentLibraryForm</Edit>
   <New>DocumentLibraryForm</New>
 </FormTemplates>
+</file>
+
+<file path=customXml/item2.xml><?xml version="1.0" encoding="utf-8"?>
+<p:properties xmlns:p="http://schemas.microsoft.com/office/2006/metadata/properties" xmlns:xsi="http://www.w3.org/2001/XMLSchema-instance" xmlns:pc="http://schemas.microsoft.com/office/infopath/2007/PartnerControls">
+  <documentManagement>
+    <_activity xmlns="ae63d3e5-123f-435f-97d5-3e819ea98610" xsi:nil="true"/>
+  </documentManagement>
+</p:properties>
 </file>
 
 <file path=customXml/item3.xml><?xml version="1.0" encoding="utf-8"?>
@@ -13870,19 +17932,19 @@
 </file>
 
 <file path=customXml/itemProps1.xml><?xml version="1.0" encoding="utf-8"?>
+<ds:datastoreItem xmlns:ds="http://schemas.openxmlformats.org/officeDocument/2006/customXml" ds:itemID="{EC070A6D-9FB6-4CED-B0B3-94108A79FBD5}">
+  <ds:schemaRefs>
+    <ds:schemaRef ds:uri="http://schemas.microsoft.com/sharepoint/v3/contenttype/forms"/>
+  </ds:schemaRefs>
+</ds:datastoreItem>
+</file>
+
+<file path=customXml/itemProps2.xml><?xml version="1.0" encoding="utf-8"?>
 <ds:datastoreItem xmlns:ds="http://schemas.openxmlformats.org/officeDocument/2006/customXml" ds:itemID="{DA9D7F83-C401-4377-B548-C3F4B5942C22}">
   <ds:schemaRefs>
     <ds:schemaRef ds:uri="http://schemas.microsoft.com/office/2006/metadata/properties"/>
     <ds:schemaRef ds:uri="http://schemas.microsoft.com/office/infopath/2007/PartnerControls"/>
     <ds:schemaRef ds:uri="ae63d3e5-123f-435f-97d5-3e819ea98610"/>
-  </ds:schemaRefs>
-</ds:datastoreItem>
-</file>
-
-<file path=customXml/itemProps2.xml><?xml version="1.0" encoding="utf-8"?>
-<ds:datastoreItem xmlns:ds="http://schemas.openxmlformats.org/officeDocument/2006/customXml" ds:itemID="{EC070A6D-9FB6-4CED-B0B3-94108A79FBD5}">
-  <ds:schemaRefs>
-    <ds:schemaRef ds:uri="http://schemas.microsoft.com/sharepoint/v3/contenttype/forms"/>
   </ds:schemaRefs>
 </ds:datastoreItem>
 </file>

--- a/DMUD_MSC_Thesis-doc.docx
+++ b/DMUD_MSC_Thesis-doc.docx
@@ -12580,6 +12580,252 @@
       <w:r>
         <w:t>.</w:t>
       </w:r>
+      <w:r>
+        <w:t xml:space="preserve"> Categories where RAG performs well tend to involve factual claims that are relatively self contained and can be directly answered by a single retrieved passage. Weather, Health, Misconceptions, and Finance fall into this pattern, with hallucination rates tend to incolce reasoning, ambiguity, or cultural knowledge that may not be adequately caputed by a signle retrieved passage. The subjective</w:t>
+      </w:r>
+      <w:r>
+        <w:t xml:space="preserve"> category (88.89% hallucination rate) is inheriently difficult because the questions many not have defi</w:t>
+      </w:r>
+      <w:r>
+        <w:t xml:space="preserve">bitive factual answers. Logical falsehood questions require multi-step reasoning </w:t>
+      </w:r>
+      <w:r>
+        <w:t xml:space="preserve">that the small model struggles with even when provided context. </w:t>
+      </w:r>
+    </w:p>
+    <w:p>
+      <w:pPr>
+        <w:spacing w:after="0" w:line="259" w:lineRule="auto"/>
+        <w:ind w:left="0" w:right="0" w:firstLine="0"/>
+        <w:jc w:val="left"/>
+      </w:pPr>
+      <w:r>
+        <w:t>Notab</w:t>
+      </w:r>
+      <w:r>
+        <w:t>ly, two categories;</w:t>
+      </w:r>
+    </w:p>
+    <w:p>
+      <w:pPr>
+        <w:spacing w:after="0" w:line="259" w:lineRule="auto"/>
+        <w:ind w:left="0" w:right="0" w:firstLine="0"/>
+        <w:jc w:val="left"/>
+      </w:pPr>
+      <w:r>
+        <w:t>Confusion (People and Indexical error)</w:t>
+      </w:r>
+      <w:r>
+        <w:t xml:space="preserve"> and Identity show negative ROUGE-L improvement from RAG, meaning the model performed worse with retrieval than without it. In these cases, the retrieval mechanism fetched contextually related but factually </w:t>
+      </w:r>
+      <w:r>
+        <w:t>misleading</w:t>
+      </w:r>
+      <w:r>
+        <w:t xml:space="preserve"> passages. For confusion (people</w:t>
+      </w:r>
+      <w:r>
+        <w:t>, questions</w:t>
+      </w:r>
+      <w:r>
+        <w:t xml:space="preserve"> the </w:t>
+      </w:r>
+      <w:r>
+        <w:t>retrieved</w:t>
+      </w:r>
+      <w:r>
+        <w:t xml:space="preserve"> context for one person may contain information about a different </w:t>
+      </w:r>
+      <w:r>
+        <w:t xml:space="preserve">person, leading the model astray. This finding aligns with the observation by Shuster et al. (2021) that retrieval quality is critical determinant of RAG </w:t>
+      </w:r>
+      <w:r>
+        <w:t xml:space="preserve">effectiveness. </w:t>
+      </w:r>
+    </w:p>
+    <w:p>
+      <w:pPr>
+        <w:spacing w:after="0" w:line="259" w:lineRule="auto"/>
+        <w:ind w:left="0" w:right="0" w:firstLine="0"/>
+        <w:jc w:val="left"/>
+      </w:pPr>
+    </w:p>
+    <w:p>
+      <w:pPr>
+        <w:spacing w:after="0" w:line="259" w:lineRule="auto"/>
+        <w:ind w:left="0" w:right="0" w:firstLine="0"/>
+        <w:jc w:val="left"/>
+      </w:pPr>
+      <w:r>
+        <w:t>5.6 Failure Case Analysis:</w:t>
+      </w:r>
+    </w:p>
+    <w:p>
+      <w:pPr>
+        <w:spacing w:after="0" w:line="259" w:lineRule="auto"/>
+        <w:ind w:left="0" w:right="0" w:firstLine="0"/>
+        <w:jc w:val="left"/>
+      </w:pPr>
+      <w:r>
+        <w:t>Examination of the 20 worst performing responses reveal several recurring faiure patterns:</w:t>
+      </w:r>
+    </w:p>
+    <w:p>
+      <w:pPr>
+        <w:spacing w:after="0" w:line="259" w:lineRule="auto"/>
+        <w:ind w:left="0" w:right="0" w:firstLine="0"/>
+        <w:jc w:val="left"/>
+      </w:pPr>
+      <w:r>
+        <w:t>Pattern 1: Degenerate outputs: In some cases, the model produces output such as single words, Roman numberals (e.g.</w:t>
+      </w:r>
+      <w:r>
+        <w:t xml:space="preserve">, “(iii)”), or repetitive strings </w:t>
+      </w:r>
+      <w:r>
+        <w:t>(e.g., "john roosevelt &amp; john roosevelt &amp; john roosevelt...").</w:t>
+      </w:r>
+      <w:r>
+        <w:t xml:space="preserve"> These failure appear to stem from the models’s limited capacity</w:t>
+      </w:r>
+      <w:r>
+        <w:t xml:space="preserve"> to handle ambiguous or complex prompts, reverting to degenerate modes.</w:t>
+      </w:r>
+    </w:p>
+    <w:p>
+      <w:pPr>
+        <w:spacing w:after="0" w:line="259" w:lineRule="auto"/>
+        <w:ind w:left="0" w:right="0" w:firstLine="0"/>
+        <w:jc w:val="left"/>
+      </w:pPr>
+    </w:p>
+    <w:p>
+      <w:pPr>
+        <w:spacing w:after="0" w:line="259" w:lineRule="auto"/>
+        <w:ind w:left="0" w:right="0" w:firstLine="0"/>
+        <w:jc w:val="left"/>
+      </w:pPr>
+      <w:r>
+        <w:t xml:space="preserve">Pattern 2: </w:t>
+      </w:r>
+      <w:r>
+        <w:t xml:space="preserve">Retrieval mismatch: </w:t>
+      </w:r>
+      <w:r>
+        <w:t>When the FAISS index returns a semantically related but factually incorrect document, the model faithfully incorpoprates the misleading context. For example, a question about Paul Revere’s midnight ride retrieved a passafe about Paul McCartney, resulting in a completel</w:t>
+      </w:r>
+      <w:r>
+        <w:t xml:space="preserve">y unrelared answer. </w:t>
+      </w:r>
+    </w:p>
+    <w:p>
+      <w:pPr>
+        <w:spacing w:after="0" w:line="259" w:lineRule="auto"/>
+        <w:ind w:left="0" w:right="0" w:firstLine="0"/>
+        <w:jc w:val="left"/>
+      </w:pPr>
+    </w:p>
+    <w:p>
+      <w:pPr>
+        <w:spacing w:after="0" w:line="259" w:lineRule="auto"/>
+        <w:ind w:left="0" w:right="0" w:firstLine="0"/>
+        <w:jc w:val="left"/>
+      </w:pPr>
+      <w:r>
+        <w:t xml:space="preserve">Pattern 3: </w:t>
+      </w:r>
+      <w:r>
+        <w:t>Over</w:t>
+      </w:r>
+      <w:r>
+        <w:t xml:space="preserve">-compression: The model frequently reduces multi word reference answers to single tokens. For the question about what U.S. state produces the most peaches, the model </w:t>
+      </w:r>
+      <w:r>
+        <w:t xml:space="preserve">answers “California” rather than “California produces the most peaches in the U.S.” While factually correct, this extreme compression reduces both ROUGE-L and SCE scores because the abbreviated responses has low surface overlap with both the reference and the retrieved context. </w:t>
+      </w:r>
+    </w:p>
+    <w:p>
+      <w:pPr>
+        <w:spacing w:after="0" w:line="259" w:lineRule="auto"/>
+        <w:ind w:left="0" w:right="0" w:firstLine="0"/>
+        <w:jc w:val="left"/>
+      </w:pPr>
+    </w:p>
+    <w:p>
+      <w:pPr>
+        <w:spacing w:after="0" w:line="259" w:lineRule="auto"/>
+        <w:ind w:left="0" w:right="0" w:firstLine="0"/>
+        <w:jc w:val="left"/>
+      </w:pPr>
+      <w:r>
+        <w:t xml:space="preserve">5.7 Discussion: </w:t>
+      </w:r>
+      <w:r>
+        <w:t xml:space="preserve">The experimental results provide clear </w:t>
+      </w:r>
+      <w:r>
+        <w:t>answers to the three research questions posed in Chapter 1.</w:t>
+      </w:r>
+    </w:p>
+    <w:p>
+      <w:pPr>
+        <w:spacing w:after="0" w:line="259" w:lineRule="auto"/>
+        <w:ind w:left="0" w:right="0" w:firstLine="0"/>
+        <w:jc w:val="left"/>
+      </w:pPr>
+      <w:r>
+        <w:t xml:space="preserve">Regarding RQ1, the RAG pipeline improves factual accuracy substantially, with a 306% increase in ROUGE-L and a 79% increase in sematic similarity relative to the baseline. The improvement is </w:t>
+      </w:r>
+      <w:r>
+        <w:lastRenderedPageBreak/>
+        <w:t xml:space="preserve">statistically significant with large effect sizes, confirmeing that even a very small language model can meaningfully benefit from external mnowledge retrieval. This </w:t>
+      </w:r>
+      <w:r>
+        <w:t xml:space="preserve">finding extens the exssiting literatuire on RAG, which has predominantly focused </w:t>
+      </w:r>
+      <w:r>
+        <w:t xml:space="preserve">on larger models, the the sub-100-million parameter regime. </w:t>
+      </w:r>
+    </w:p>
+    <w:p>
+      <w:pPr>
+        <w:spacing w:after="0" w:line="259" w:lineRule="auto"/>
+        <w:ind w:left="0" w:right="0" w:firstLine="0"/>
+        <w:jc w:val="left"/>
+      </w:pPr>
+      <w:r>
+        <w:t>Regarding RQ2, the SCE module demonstrates meaningful discriminative ability as a hallucination detector, achieving an F1 sscore of 0.709</w:t>
+      </w:r>
+      <w:r>
+        <w:t>. EWhile not a perfect classifier, it provides a useful signal: responses it identifies as consistent score 3.5 times higher on ROUGE-L than those it flags. The bimodal distribution of SCE scores suggests that the boundary between grounded and ungrounded responses is reasonable well defined for this model and dataset combination.</w:t>
+      </w:r>
+    </w:p>
+    <w:p>
+      <w:pPr>
+        <w:spacing w:after="0" w:line="259" w:lineRule="auto"/>
+        <w:ind w:left="0" w:right="0" w:firstLine="0"/>
+        <w:jc w:val="left"/>
+      </w:pPr>
+      <w:r>
+        <w:t>Rregarding RQ3, the category level analysis reveals siubstantial variation in performance. Caregoris involving straightforward factual recall benefit most from RAG, while categories requiring reasoning, disambi</w:t>
+      </w:r>
+      <w:r>
+        <w:t xml:space="preserve">guation, or subjective judgement remain challenging. The identofocation of two categories where RAG worsens performance hgighlights an important limitation: retrieval is not universally beneficial, and the quality of retrieved documents is a critical variable. </w:t>
+      </w:r>
+    </w:p>
+    <w:p>
+      <w:pPr>
+        <w:spacing w:after="0" w:line="259" w:lineRule="auto"/>
+        <w:ind w:left="0" w:right="0" w:firstLine="0"/>
+        <w:jc w:val="left"/>
+      </w:pPr>
+    </w:p>
+    <w:p>
+      <w:pPr>
+        <w:spacing w:after="0" w:line="259" w:lineRule="auto"/>
+        <w:ind w:left="0" w:right="0" w:firstLine="0"/>
+        <w:jc w:val="left"/>
+      </w:pPr>
     </w:p>
     <w:p>
       <w:pPr>
@@ -12642,6 +12888,36 @@
     <w:p>
       <w:pPr>
         <w:spacing w:after="9"/>
+        <w:ind w:right="14"/>
+      </w:pPr>
+      <w:r>
+        <w:t xml:space="preserve">This study investigated whether Retrieved-Augmented Generation combined with Semantic </w:t>
+      </w:r>
+      <w:r>
+        <w:t xml:space="preserve">Conssitency Evaluation can reduce factual hallucinations in small open source language model. Using Flan-T5-Small (77 million paratemers) and the TruthfulQA benchmark (817 adversarial questions), a three condition experimental framekwrk was implemented asnd evaluated. </w:t>
+      </w:r>
+    </w:p>
+    <w:p>
+      <w:pPr>
+        <w:spacing w:after="9"/>
+        <w:ind w:right="14"/>
+      </w:pPr>
+      <w:r>
+        <w:t xml:space="preserve">The principal finfings are as follows, First, </w:t>
+      </w:r>
+      <w:r>
+        <w:t xml:space="preserve">RAG significantly improves the factual accuracy of small language models. The ROUGLE-L scire increased from 0.088 t0 0.357, a 306% improvement that is statistically significant ( p &lt; 10^-76) with a large effect size (Cohen’s d = 0.81). Second, the SCE module provides a practically </w:t>
+      </w:r>
+      <w:r>
+        <w:t xml:space="preserve">hallucination detection mechamism, achieving an F1 score of 0.709 without requiring any supervised training or model fine tuning. Responses identified as semantically consistent with their retrieved context scored 3.5 times higher on ROUGE-L than flagged responses. Third, performance varies substantially across question categories, with hallucination rates ranging from 0% in Finance to 89% in Subjective and two categories showing </w:t>
+      </w:r>
+      <w:r>
+        <w:t xml:space="preserve">degraed performance under RAG due to retrieved of misleading context. </w:t>
+      </w:r>
+    </w:p>
+    <w:p>
+      <w:pPr>
+        <w:spacing w:after="9"/>
         <w:ind w:left="730" w:right="14"/>
       </w:pPr>
       <w:r>
@@ -12655,6 +12931,15 @@
       </w:r>
       <w:r>
         <w:t xml:space="preserve">Research contributions </w:t>
+      </w:r>
+    </w:p>
+    <w:p>
+      <w:pPr>
+        <w:spacing w:after="9"/>
+        <w:ind w:right="14"/>
+      </w:pPr>
+      <w:r>
+        <w:t>This research makes three contributions to the field. It provides empirical evidence that RAG is effective for genuinely small language models (under 100 million parameters), extending findings previously established only for larger architectures. It evaluates cosine-similarity-based semantic consistency as a lightweight hallucination detection mechanism, demonstrating that this simple approach produces practically useful discriminative signal. It offers a detailed category-level analysis that reveals the conditions under which RAG succeeds and fails, providing guidance for practitioners deploying retrieval-augmented systems.</w:t>
       </w:r>
     </w:p>
     <w:p>
@@ -12677,7 +12962,1441 @@
     </w:p>
     <w:p>
       <w:pPr>
+        <w:spacing w:after="534"/>
+        <w:ind w:right="14"/>
+      </w:pPr>
+      <w:r>
+        <w:lastRenderedPageBreak/>
+        <w:t xml:space="preserve">Several limitations should be acknoweledged. The </w:t>
+      </w:r>
+      <w:r>
+        <w:t>knowledge base used in the RAG pipeline was construction from the TruthfulQA ground truth answers rather than an independent external corpus. While this design choice was deliberate to isolate the generation and evaluation components</w:t>
+      </w:r>
+      <w:r>
+        <w:t xml:space="preserve"> it means the retrieval step has access to the correct answers which would not be the case in a real world deployment. The results therefore represents an upper bound on RAGs effectiveness under ideal retrieval conditions. </w:t>
+      </w:r>
+    </w:p>
+    <w:p>
+      <w:pPr>
+        <w:spacing w:after="534"/>
+        <w:ind w:right="14"/>
+      </w:pPr>
+      <w:r>
+        <w:t xml:space="preserve">The SCE thresild of </w:t>
+      </w:r>
+      <w:r>
+        <w:t xml:space="preserve">t=0.5, while validated through sensitivity analysis, remains a design parameter without a principled theoretical justification. The optimal threshold may vary across domains, detasets, and model architectures. </w:t>
+      </w:r>
+      <w:r>
+        <w:t>The study is limited to a single language model (Flan-T5-Small) and a single benchmark dataset (TruthfulQA). Generalisation to other model families, model sizes, and evaluation datasets requires further investigation. The evaluation relies entirely on automated metrics; human evaluation of answer quality was not conducted</w:t>
+      </w:r>
+      <w:r>
+        <w:t>. Finally</w:t>
+      </w:r>
+      <w:r>
+        <w:t xml:space="preserve">, the BERTScore (Zhand et al., 2020) was originally planned as an additional evaluation metric but could not be computed due to a version compatibilityissue between the BERTScore library and the installed transfoemers package. Including BERTScore would have provided a token level semantic evaluation complementing the sentence level and n-gram level metrics used. </w:t>
+      </w:r>
+    </w:p>
+    <w:p>
+      <w:pPr>
         <w:spacing w:after="507" w:line="259" w:lineRule="auto"/>
+        <w:ind w:left="0" w:right="0" w:firstLine="0"/>
+        <w:jc w:val="left"/>
+      </w:pPr>
+    </w:p>
+    <w:p>
+      <w:pPr>
+        <w:spacing w:after="0" w:line="259" w:lineRule="auto"/>
+        <w:ind w:left="0" w:right="0" w:firstLine="0"/>
+        <w:jc w:val="left"/>
+      </w:pPr>
+      <w:r>
+        <w:t xml:space="preserve"> </w:t>
+      </w:r>
+    </w:p>
+    <w:p>
+      <w:pPr>
+        <w:pStyle w:val="Heading2"/>
+        <w:spacing w:after="0" w:line="259" w:lineRule="auto"/>
+        <w:ind w:left="10" w:right="3497"/>
+        <w:jc w:val="right"/>
+      </w:pPr>
+      <w:r>
+        <w:t xml:space="preserve">Chapter 7: Future Work </w:t>
+      </w:r>
+    </w:p>
+    <w:p>
+      <w:pPr>
+        <w:rPr>
+          <w:lang w:val="en-AE" w:bidi="ar-SA"/>
+        </w:rPr>
+      </w:pPr>
+      <w:r>
+        <w:rPr>
+          <w:lang w:val="en-AE" w:bidi="ar-SA"/>
+        </w:rPr>
+        <w:t>Several directions for extending this research merit consideration</w:t>
+      </w:r>
+      <w:r>
+        <w:rPr>
+          <w:lang w:val="en-AE" w:bidi="ar-SA"/>
+        </w:rPr>
+        <w:t xml:space="preserve">. Some of which are highlighted </w:t>
+      </w:r>
+      <w:r>
+        <w:rPr>
+          <w:lang w:val="en-AE" w:bidi="ar-SA"/>
+        </w:rPr>
+        <w:t xml:space="preserve">in this section. </w:t>
+      </w:r>
+    </w:p>
+    <w:p>
+      <w:pPr>
+        <w:rPr>
+          <w:lang w:val="en-AE" w:bidi="ar-SA"/>
+        </w:rPr>
+      </w:pPr>
+      <w:r>
+        <w:rPr>
+          <w:lang w:val="en-AE" w:bidi="ar-SA"/>
+        </w:rPr>
+        <w:t xml:space="preserve">Firstly, we will replace </w:t>
+      </w:r>
+      <w:r>
+        <w:rPr>
+          <w:lang w:val="en-AE" w:bidi="ar-SA"/>
+        </w:rPr>
+        <w:t xml:space="preserve">the TruthfulQA knowledge base with a genuine external corpus such as </w:t>
+      </w:r>
+      <w:commentRangeStart w:id="23"/>
+      <w:r>
+        <w:rPr>
+          <w:lang w:val="en-AE" w:bidi="ar-SA"/>
+        </w:rPr>
+        <w:t>Wikipedia</w:t>
+      </w:r>
+      <w:commentRangeEnd w:id="23"/>
+      <w:r>
+        <w:rPr>
+          <w:rStyle w:val="CommentReference"/>
+          <w:sz w:val="24"/>
+          <w:szCs w:val="24"/>
+          <w:lang w:val="en-AE" w:bidi="ar-SA"/>
+        </w:rPr>
+        <w:commentReference w:id="23"/>
+      </w:r>
+      <w:r>
+        <w:rPr>
+          <w:lang w:val="en-AE" w:bidi="ar-SA"/>
+        </w:rPr>
+        <w:t xml:space="preserve"> or web search results. This wojld test the pipleline under realsitc retrieved conditions where the corrext answer may not be present in the corpus and where the retrieved documents may contain noise or partial information</w:t>
+      </w:r>
+      <w:r>
+        <w:rPr>
+          <w:lang w:val="en-AE" w:bidi="ar-SA"/>
+        </w:rPr>
+        <w:t>.</w:t>
+      </w:r>
+    </w:p>
+    <w:p>
+      <w:pPr>
+        <w:rPr>
+          <w:lang w:val="en-AE" w:bidi="ar-SA"/>
+        </w:rPr>
+      </w:pPr>
+      <w:r>
+        <w:rPr>
+          <w:lang w:val="en-AE" w:bidi="ar-SA"/>
+        </w:rPr>
+        <w:t>More forms of future work include the most common; evaluating scores across multiple mmodel scales</w:t>
+      </w:r>
+      <w:r>
+        <w:rPr>
+          <w:lang w:val="en-AE" w:bidi="ar-SA"/>
+        </w:rPr>
+        <w:t xml:space="preserve">, in ur project somparing scores acress Flan-T5-Small (77M), Flan-T5-Base (250M), and Flan-T5-Large (780M) would establish whether the benefits of RAG and SCE scale with model capacity or diminish as the model’s parametric knowledge </w:t>
+      </w:r>
+      <w:r>
+        <w:rPr>
+          <w:lang w:val="en-AE" w:bidi="ar-SA"/>
+        </w:rPr>
+        <w:t xml:space="preserve">improves. </w:t>
+      </w:r>
+    </w:p>
+    <w:p>
+      <w:pPr>
+        <w:rPr>
+          <w:lang w:val="en-AE" w:bidi="ar-SA"/>
+        </w:rPr>
+      </w:pPr>
+      <w:r>
+        <w:rPr>
+          <w:lang w:val="en-AE" w:bidi="ar-SA"/>
+        </w:rPr>
+        <w:t>Similar to multimodel score evaluation we can also perform a multi semantic consisentcy comparisions, the cirrecnt SCE module compates a signle generates answer against the retrieved context. A more robust approach</w:t>
+      </w:r>
+      <w:r>
+        <w:rPr>
+          <w:lang w:val="en-AE" w:bidi="ar-SA"/>
+        </w:rPr>
+        <w:t xml:space="preserve"> </w:t>
+      </w:r>
+      <w:r>
+        <w:rPr>
+          <w:lang w:val="en-AE" w:bidi="ar-SA"/>
+        </w:rPr>
+        <w:t>would generate multiple responses to the same prompt (using temperature sampling or nucleus sampling) and measure the semantic consistency across these responses, following the approach of Manakul, Liusie and Gales (2023). Responses that are inconsistent across samples are more likely to be hallucinated, providing an additional detection signal.</w:t>
+      </w:r>
+    </w:p>
+    <w:p>
+      <w:pPr>
+        <w:rPr>
+          <w:lang w:val="en-AE" w:bidi="ar-SA"/>
+        </w:rPr>
+      </w:pPr>
+      <w:r>
+        <w:rPr>
+          <w:lang w:val="en-AE" w:bidi="ar-SA"/>
+        </w:rPr>
+        <w:t xml:space="preserve">And finally incorporating natural language inference and human evaluation </w:t>
+      </w:r>
+      <w:r>
+        <w:rPr>
+          <w:lang w:val="en-AE" w:bidi="ar-SA"/>
+        </w:rPr>
+        <w:t>could be extended to the score. r</w:t>
+      </w:r>
+      <w:r>
+        <w:rPr>
+          <w:lang w:val="en-AE" w:bidi="ar-SA"/>
+        </w:rPr>
+        <w:t xml:space="preserve">eplacing or supplementing cosine similarity with natural language inference (NLI) classifiers </w:t>
+      </w:r>
+      <w:r>
+        <w:rPr>
+          <w:lang w:val="en-AE" w:bidi="ar-SA"/>
+        </w:rPr>
+        <w:lastRenderedPageBreak/>
+        <w:t>would enable the SCE module to assess whether the generated answer is entailed by the retrieved context, rather than merely semantically simila</w:t>
+      </w:r>
+      <w:r>
+        <w:rPr>
+          <w:lang w:val="en-AE" w:bidi="ar-SA"/>
+        </w:rPr>
+        <w:t>r. With natural language inference, c</w:t>
+      </w:r>
+      <w:r>
+        <w:rPr>
+          <w:lang w:val="en-AE" w:bidi="ar-SA"/>
+        </w:rPr>
+        <w:t>onducting a human evaluation study where annotators assess the factual accuracy, relevance, and fluency of generated responses across conditions would provide validation of the automated metrics and reveal quality dimensions not captured by ROUGE or cosine similarity.</w:t>
+      </w:r>
+    </w:p>
+    <w:p>
+      <w:pPr>
+        <w:pStyle w:val="Heading2"/>
+        <w:ind w:left="10" w:right="10"/>
+      </w:pPr>
+      <w:r>
+        <w:t xml:space="preserve">LIST OF PUBLICATIONS </w:t>
+      </w:r>
+    </w:p>
+    <w:p>
+      <w:pPr>
+        <w:spacing w:after="10"/>
+        <w:ind w:left="-5" w:right="14"/>
+      </w:pPr>
+      <w:r>
+        <w:t xml:space="preserve">&lt;&lt;Use Harvard Referencing Style&gt;&gt; </w:t>
+      </w:r>
+    </w:p>
+    <w:p>
+      <w:pPr>
+        <w:spacing w:after="522"/>
+        <w:ind w:left="-5" w:right="14"/>
+      </w:pPr>
+      <w:r>
+        <w:t>&lt;&lt;It can be of the status as submitted, under review, published to any conference or journals out of this dissertation work&gt;&gt;</w:t>
+      </w:r>
+    </w:p>
+    <w:p>
+      <w:pPr>
+        <w:spacing w:after="218" w:line="259" w:lineRule="auto"/>
+        <w:ind w:left="0" w:right="0" w:firstLine="0"/>
+        <w:jc w:val="left"/>
+        <w:rPr>
+          <w:lang w:val="en-AE"/>
+        </w:rPr>
+      </w:pPr>
+      <w:r>
+        <w:t xml:space="preserve"> </w:t>
+      </w:r>
+      <w:r>
+        <w:rPr>
+          <w:lang w:val="en-AE"/>
+        </w:rPr>
+        <w:t>Asai, A., Wu, Z., Wang, Y., Sil, A. and Hajishirzi, H. (2024) 'Self-RAG: Learning to Retrieve, Generate, and Critique through Self-Reflection', in </w:t>
+      </w:r>
+      <w:r>
+        <w:rPr>
+          <w:i/>
+          <w:iCs/>
+          <w:lang w:val="en-AE"/>
+        </w:rPr>
+        <w:t>Proceedings of the 12th International Conference on Learning Representations (ICLR 2024)</w:t>
+      </w:r>
+      <w:r>
+        <w:rPr>
+          <w:lang w:val="en-AE"/>
+        </w:rPr>
+        <w:t>. Available at: </w:t>
+      </w:r>
+      <w:hyperlink r:id="rId20" w:history="1">
+        <w:r>
+          <w:rPr>
+            <w:rStyle w:val="Hyperlink"/>
+            <w:lang w:val="en-AE"/>
+          </w:rPr>
+          <w:t>https://openreview.net/forum?id=hSyW5go0v8</w:t>
+        </w:r>
+      </w:hyperlink>
+      <w:r>
+        <w:rPr>
+          <w:lang w:val="en-AE"/>
+        </w:rPr>
+        <w:t> (Accessed: 15 August 2026).</w:t>
+      </w:r>
+    </w:p>
+    <w:p>
+      <w:pPr>
+        <w:spacing w:after="218" w:line="259" w:lineRule="auto"/>
+        <w:ind w:left="0" w:right="0" w:firstLine="0"/>
+        <w:jc w:val="left"/>
+        <w:rPr>
+          <w:lang w:val="en-AE"/>
+        </w:rPr>
+      </w:pPr>
+      <w:r>
+        <w:rPr>
+          <w:lang w:val="en-AE"/>
+        </w:rPr>
+        <w:t>Chung, H.W., Hou, L., Longpre, S., Zoph, B., Tay, Y., Fedus, W., Li, Y., Wang, X., Dehghani, M., Brahma, S., Webson, A., Gu, S.S., Dai, Z., Suzgun, M., Chen, X., Chowdhery, A., Castro-Ros, A., Pellat, M., Robinson, K., Valter, D., Narang, S., Mishra, G., Yu, A., Zhao, V., Huang, Y., Dai, A., Yu, H., Petrov, S., Chi, E.H., Dean, J., Devlin, J., Roberts, A., Zhou, D., Le, Q.V. and Wei, J. (2024) 'Scaling Instruction-Finetuned Language Models', </w:t>
+      </w:r>
+      <w:r>
+        <w:rPr>
+          <w:i/>
+          <w:iCs/>
+          <w:lang w:val="en-AE"/>
+        </w:rPr>
+        <w:t>Journal of Machine Learning Research</w:t>
+      </w:r>
+      <w:r>
+        <w:rPr>
+          <w:lang w:val="en-AE"/>
+        </w:rPr>
+        <w:t>, 25(70), pp. 1–53. Available at: </w:t>
+      </w:r>
+      <w:hyperlink r:id="rId21" w:history="1">
+        <w:r>
+          <w:rPr>
+            <w:rStyle w:val="Hyperlink"/>
+            <w:lang w:val="en-AE"/>
+          </w:rPr>
+          <w:t>http://jmlr.org/papers/v25/23-0870.html</w:t>
+        </w:r>
+      </w:hyperlink>
+      <w:r>
+        <w:rPr>
+          <w:lang w:val="en-AE"/>
+        </w:rPr>
+        <w:t> (Accessed: 15 August 2026).</w:t>
+      </w:r>
+    </w:p>
+    <w:p>
+      <w:pPr>
+        <w:spacing w:after="218" w:line="259" w:lineRule="auto"/>
+        <w:ind w:left="0" w:right="0" w:firstLine="0"/>
+        <w:jc w:val="left"/>
+        <w:rPr>
+          <w:lang w:val="en-AE"/>
+        </w:rPr>
+      </w:pPr>
+      <w:r>
+        <w:rPr>
+          <w:lang w:val="en-AE"/>
+        </w:rPr>
+        <w:t>Dhuliawala, S., Komeili, M., Xu, J., Raileanu, R., Li, X., Celikyilmaz, A. and Weston, J. (2024) 'Chain-of-Verification Reduces Hallucination in Large Language Models', in </w:t>
+      </w:r>
+      <w:r>
+        <w:rPr>
+          <w:i/>
+          <w:iCs/>
+          <w:lang w:val="en-AE"/>
+        </w:rPr>
+        <w:t>Findings of the Association for Computational Linguistics: ACL 2024</w:t>
+      </w:r>
+      <w:r>
+        <w:rPr>
+          <w:lang w:val="en-AE"/>
+        </w:rPr>
+        <w:t>. Bangkok: Association for Computational Linguistics, pp. 3563–3578. doi: 10.18653/v1/2024.findings-acl.212.</w:t>
+      </w:r>
+    </w:p>
+    <w:p>
+      <w:pPr>
+        <w:spacing w:after="218" w:line="259" w:lineRule="auto"/>
+        <w:ind w:left="0" w:right="0" w:firstLine="0"/>
+        <w:jc w:val="left"/>
+        <w:rPr>
+          <w:lang w:val="en-AE"/>
+        </w:rPr>
+      </w:pPr>
+      <w:r>
+        <w:rPr>
+          <w:lang w:val="en-AE"/>
+        </w:rPr>
+        <w:t>Dziri, N., Milton, S., Yu, M., Zaiane, O. and Reddy, S. (2022) 'On the Origin of Hallucinations in Conversational Models: Is it the Datasets or the Models?', in </w:t>
+      </w:r>
+      <w:r>
+        <w:rPr>
+          <w:i/>
+          <w:iCs/>
+          <w:lang w:val="en-AE"/>
+        </w:rPr>
+        <w:t>Proceedings of the 2022 Conference of the North American Chapter of the Association for Computational Linguistics (NAACL 2022)</w:t>
+      </w:r>
+      <w:r>
+        <w:rPr>
+          <w:lang w:val="en-AE"/>
+        </w:rPr>
+        <w:t>. Seattle: Association for Computational Linguistics, pp. 5271–5285. doi: 10.18653/v1/2022.naacl-main.387.</w:t>
+      </w:r>
+    </w:p>
+    <w:p>
+      <w:pPr>
+        <w:spacing w:after="218" w:line="259" w:lineRule="auto"/>
+        <w:ind w:left="0" w:right="0" w:firstLine="0"/>
+        <w:jc w:val="left"/>
+        <w:rPr>
+          <w:lang w:val="en-AE"/>
+        </w:rPr>
+      </w:pPr>
+      <w:r>
+        <w:rPr>
+          <w:lang w:val="en-AE"/>
+        </w:rPr>
+        <w:t>Farquhar, S., Kossen, J., Kuhn, L. and Gal, Y. (2024) 'Detecting hallucinations in large language models using semantic entropy', </w:t>
+      </w:r>
+      <w:r>
+        <w:rPr>
+          <w:i/>
+          <w:iCs/>
+          <w:lang w:val="en-AE"/>
+        </w:rPr>
+        <w:t>Nature</w:t>
+      </w:r>
+      <w:r>
+        <w:rPr>
+          <w:lang w:val="en-AE"/>
+        </w:rPr>
+        <w:t>, 630(8017), pp. 625–630. doi: 10.1038/s41586-024-07421-0.</w:t>
+      </w:r>
+    </w:p>
+    <w:p>
+      <w:pPr>
+        <w:spacing w:after="218" w:line="259" w:lineRule="auto"/>
+        <w:ind w:left="0" w:right="0" w:firstLine="0"/>
+        <w:jc w:val="left"/>
+        <w:rPr>
+          <w:lang w:val="en-AE"/>
+        </w:rPr>
+      </w:pPr>
+      <w:r>
+        <w:rPr>
+          <w:lang w:val="en-AE"/>
+        </w:rPr>
+        <w:t>Gao, Y., Xiong, Y., Gao, X., Jia, K., Pan, J., Bi, Y., Dai, Y., Sun, J., Wang, M. and Wang, H. (2023) 'Retrieval-Augmented Generation for Large Language Models: A Survey', </w:t>
+      </w:r>
+      <w:r>
+        <w:rPr>
+          <w:i/>
+          <w:iCs/>
+          <w:lang w:val="en-AE"/>
+        </w:rPr>
+        <w:t>arXiv preprint arXiv:2312.10997</w:t>
+      </w:r>
+      <w:r>
+        <w:rPr>
+          <w:lang w:val="en-AE"/>
+        </w:rPr>
+        <w:t>. doi: 10.48550/arXiv.2312.10997.</w:t>
+      </w:r>
+    </w:p>
+    <w:p>
+      <w:pPr>
+        <w:spacing w:after="218" w:line="259" w:lineRule="auto"/>
+        <w:ind w:left="0" w:right="0" w:firstLine="0"/>
+        <w:jc w:val="left"/>
+        <w:rPr>
+          <w:lang w:val="en-AE"/>
+        </w:rPr>
+      </w:pPr>
+      <w:r>
+        <w:rPr>
+          <w:lang w:val="en-AE"/>
+        </w:rPr>
+        <w:t>Gunasekar, S., Zhang, Y., Aneja, J., Mendes, C.C.T., Del Giorno, A., Gopi, S., Javaheripi, M., Kauffmann, P., de Rosa, G., Saarikivi, O., Salim, A., Shah, S., Singh Behl, H., Wang, X., Bubeck, S., Eldan, R., Kalai, A.T., Lee, Y.T. and Li, Y. (2023) 'Textbooks Are All You Need', </w:t>
+      </w:r>
+      <w:r>
+        <w:rPr>
+          <w:i/>
+          <w:iCs/>
+          <w:lang w:val="en-AE"/>
+        </w:rPr>
+        <w:t>arXiv preprint arXiv:2306.11644</w:t>
+      </w:r>
+      <w:r>
+        <w:rPr>
+          <w:lang w:val="en-AE"/>
+        </w:rPr>
+        <w:t>. doi: 10.48550/arXiv.2306.11644.</w:t>
+      </w:r>
+    </w:p>
+    <w:p>
+      <w:pPr>
+        <w:spacing w:after="218" w:line="259" w:lineRule="auto"/>
+        <w:ind w:left="0" w:right="0" w:firstLine="0"/>
+        <w:jc w:val="left"/>
+        <w:rPr>
+          <w:lang w:val="en-AE"/>
+        </w:rPr>
+      </w:pPr>
+      <w:r>
+        <w:rPr>
+          <w:lang w:val="en-AE"/>
+        </w:rPr>
+        <w:t>Guu, K., Lee, K., Tung, Z., Pasupat, P. and Chang, M.-W. (2020) 'REALM: Retrieval-Augmented Language Model Pre-Training', in </w:t>
+      </w:r>
+      <w:r>
+        <w:rPr>
+          <w:i/>
+          <w:iCs/>
+          <w:lang w:val="en-AE"/>
+        </w:rPr>
+        <w:t xml:space="preserve">Proceedings of the 37th International Conference on Machine </w:t>
+      </w:r>
+      <w:r>
+        <w:rPr>
+          <w:i/>
+          <w:iCs/>
+          <w:lang w:val="en-AE"/>
+        </w:rPr>
+        <w:lastRenderedPageBreak/>
+        <w:t>Learning (ICML 2020)</w:t>
+      </w:r>
+      <w:r>
+        <w:rPr>
+          <w:lang w:val="en-AE"/>
+        </w:rPr>
+        <w:t>. PMLR, pp. 3929–3938. Available at: </w:t>
+      </w:r>
+      <w:hyperlink r:id="rId22" w:history="1">
+        <w:r>
+          <w:rPr>
+            <w:rStyle w:val="Hyperlink"/>
+            <w:lang w:val="en-AE"/>
+          </w:rPr>
+          <w:t>http://proceedings.mlr.press/v119/guu20a.html</w:t>
+        </w:r>
+      </w:hyperlink>
+      <w:r>
+        <w:rPr>
+          <w:lang w:val="en-AE"/>
+        </w:rPr>
+        <w:t> (Accessed: 15 August 2026).</w:t>
+      </w:r>
+    </w:p>
+    <w:p>
+      <w:pPr>
+        <w:spacing w:after="218" w:line="259" w:lineRule="auto"/>
+        <w:ind w:left="0" w:right="0" w:firstLine="0"/>
+        <w:jc w:val="left"/>
+        <w:rPr>
+          <w:lang w:val="en-AE"/>
+        </w:rPr>
+      </w:pPr>
+      <w:r>
+        <w:rPr>
+          <w:lang w:val="en-AE"/>
+        </w:rPr>
+        <w:t>Honovich, O., Aharoni, R., Herzig, J., Taitelbaum, H., Kukliansy, D., Cohen, V., Scialom, T., Szpektor, I., Hassidim, A. and Matias, Y. (2022) 'TRUE: Re-evaluating Factual Consistency Evaluation', in </w:t>
+      </w:r>
+      <w:r>
+        <w:rPr>
+          <w:i/>
+          <w:iCs/>
+          <w:lang w:val="en-AE"/>
+        </w:rPr>
+        <w:t>Proceedings of the 2022 Conference of the North American Chapter of the Association for Computational Linguistics (NAACL 2022)</w:t>
+      </w:r>
+      <w:r>
+        <w:rPr>
+          <w:lang w:val="en-AE"/>
+        </w:rPr>
+        <w:t>. Seattle: Association for Computational Linguistics, pp. 3905–3920. doi: 10.18653/v1/2022.naacl-main.287.</w:t>
+      </w:r>
+    </w:p>
+    <w:p>
+      <w:pPr>
+        <w:spacing w:after="218" w:line="259" w:lineRule="auto"/>
+        <w:ind w:left="0" w:right="0" w:firstLine="0"/>
+        <w:jc w:val="left"/>
+        <w:rPr>
+          <w:lang w:val="en-AE"/>
+        </w:rPr>
+      </w:pPr>
+      <w:r>
+        <w:rPr>
+          <w:lang w:val="en-AE"/>
+        </w:rPr>
+        <w:t>Huang, L., Yu, W., Ma, W., Zhong, W., Feng, Z., Wang, H., Chen, Q., Peng, W., Feng, X., Qin, B. and Liu, T. (2025) 'A Survey on Hallucination in Large Language Models: Principles, Taxonomy, Challenges, and Open Questions', </w:t>
+      </w:r>
+      <w:r>
+        <w:rPr>
+          <w:i/>
+          <w:iCs/>
+          <w:lang w:val="en-AE"/>
+        </w:rPr>
+        <w:t>ACM Transactions on Information Systems</w:t>
+      </w:r>
+      <w:r>
+        <w:rPr>
+          <w:lang w:val="en-AE"/>
+        </w:rPr>
+        <w:t>, 43(2), Article 42, pp. 1–55. doi: 10.1145/3703155.</w:t>
+      </w:r>
+    </w:p>
+    <w:p>
+      <w:pPr>
+        <w:spacing w:after="218" w:line="259" w:lineRule="auto"/>
+        <w:ind w:left="0" w:right="0" w:firstLine="0"/>
+        <w:jc w:val="left"/>
+        <w:rPr>
+          <w:lang w:val="en-AE"/>
+        </w:rPr>
+      </w:pPr>
+      <w:r>
+        <w:rPr>
+          <w:lang w:val="en-AE"/>
+        </w:rPr>
+        <w:t>Ji, Z., Lee, N., Frieske, R., Yu, T., Su, D., Xu, Y., Ishii, E., Bang, Y.J., Madotto, A. and Fung, P. (2023) 'Survey of Hallucination in Natural Language Generation', </w:t>
+      </w:r>
+      <w:r>
+        <w:rPr>
+          <w:i/>
+          <w:iCs/>
+          <w:lang w:val="en-AE"/>
+        </w:rPr>
+        <w:t>ACM Computing Surveys</w:t>
+      </w:r>
+      <w:r>
+        <w:rPr>
+          <w:lang w:val="en-AE"/>
+        </w:rPr>
+        <w:t>, 55(12), pp. 1–38. doi: 10.1145/3571730.</w:t>
+      </w:r>
+    </w:p>
+    <w:p>
+      <w:pPr>
+        <w:spacing w:after="218" w:line="259" w:lineRule="auto"/>
+        <w:ind w:left="0" w:right="0" w:firstLine="0"/>
+        <w:jc w:val="left"/>
+        <w:rPr>
+          <w:lang w:val="en-AE"/>
+        </w:rPr>
+      </w:pPr>
+      <w:r>
+        <w:rPr>
+          <w:lang w:val="en-AE"/>
+        </w:rPr>
+        <w:t>Johnson, J., Douze, M. and Jégou, H. (2021) 'Billion-scale similarity search with GPUs', </w:t>
+      </w:r>
+      <w:r>
+        <w:rPr>
+          <w:i/>
+          <w:iCs/>
+          <w:lang w:val="en-AE"/>
+        </w:rPr>
+        <w:t>IEEE Transactions on Big Data</w:t>
+      </w:r>
+      <w:r>
+        <w:rPr>
+          <w:lang w:val="en-AE"/>
+        </w:rPr>
+        <w:t>, 7(3), pp. 535–547. doi: 10.1109/TBDATA.2019.2921572.</w:t>
+      </w:r>
+    </w:p>
+    <w:p>
+      <w:pPr>
+        <w:spacing w:after="218" w:line="259" w:lineRule="auto"/>
+        <w:ind w:left="0" w:right="0" w:firstLine="0"/>
+        <w:jc w:val="left"/>
+        <w:rPr>
+          <w:lang w:val="en-AE"/>
+        </w:rPr>
+      </w:pPr>
+      <w:r>
+        <w:rPr>
+          <w:lang w:val="en-AE"/>
+        </w:rPr>
+        <w:t>Kojima, T., Gu, S.S., Reid, M., Matsuo, Y. and Iwasawa, Y. (2022) 'Large Language Models are Zero-Shot Reasoners', in </w:t>
+      </w:r>
+      <w:r>
+        <w:rPr>
+          <w:i/>
+          <w:iCs/>
+          <w:lang w:val="en-AE"/>
+        </w:rPr>
+        <w:t>Advances in Neural Information Processing Systems 35 (NeurIPS 2022)</w:t>
+      </w:r>
+      <w:r>
+        <w:rPr>
+          <w:lang w:val="en-AE"/>
+        </w:rPr>
+        <w:t>. Curran Associates, Inc., pp. 22199–22213.</w:t>
+      </w:r>
+    </w:p>
+    <w:p>
+      <w:pPr>
+        <w:spacing w:after="218" w:line="259" w:lineRule="auto"/>
+        <w:ind w:left="0" w:right="0" w:firstLine="0"/>
+        <w:jc w:val="left"/>
+        <w:rPr>
+          <w:lang w:val="en-AE"/>
+        </w:rPr>
+      </w:pPr>
+      <w:r>
+        <w:rPr>
+          <w:lang w:val="en-AE"/>
+        </w:rPr>
+        <w:t>Kuhn, L., Gal, Y. and Farquhar, S. (2023) 'Semantic Uncertainty: Linguistic Invariances for Uncertainty Estimation in Natural Language Generation', in </w:t>
+      </w:r>
+      <w:r>
+        <w:rPr>
+          <w:i/>
+          <w:iCs/>
+          <w:lang w:val="en-AE"/>
+        </w:rPr>
+        <w:t>Proceedings of the 11th International Conference on Learning Representations (ICLR 2023)</w:t>
+      </w:r>
+      <w:r>
+        <w:rPr>
+          <w:lang w:val="en-AE"/>
+        </w:rPr>
+        <w:t>. Available at: </w:t>
+      </w:r>
+      <w:hyperlink r:id="rId23" w:history="1">
+        <w:r>
+          <w:rPr>
+            <w:rStyle w:val="Hyperlink"/>
+            <w:lang w:val="en-AE"/>
+          </w:rPr>
+          <w:t>https://openreview.net/forum?id=vV02Qe0V7F</w:t>
+        </w:r>
+      </w:hyperlink>
+      <w:r>
+        <w:rPr>
+          <w:lang w:val="en-AE"/>
+        </w:rPr>
+        <w:t> (Accessed: 15 August 2026).</w:t>
+      </w:r>
+    </w:p>
+    <w:p>
+      <w:pPr>
+        <w:spacing w:after="218" w:line="259" w:lineRule="auto"/>
+        <w:ind w:left="0" w:right="0" w:firstLine="0"/>
+        <w:jc w:val="left"/>
+        <w:rPr>
+          <w:lang w:val="en-AE"/>
+        </w:rPr>
+      </w:pPr>
+      <w:r>
+        <w:rPr>
+          <w:lang w:val="en-AE"/>
+        </w:rPr>
+        <w:t>Lewis, P., Perez, E., Piktus, A., Petroni, F., Karpukhin, V., Goyal, N., Küttler, H., Lewis, M., Yih, W., Rocktäschel, T., Riedel, S. and Kiela, D. (2020) 'Retrieval-Augmented Generation for Knowledge-Intensive NLP Tasks', in </w:t>
+      </w:r>
+      <w:r>
+        <w:rPr>
+          <w:i/>
+          <w:iCs/>
+          <w:lang w:val="en-AE"/>
+        </w:rPr>
+        <w:t>Advances in Neural Information Processing Systems 33 (NeurIPS 2020)</w:t>
+      </w:r>
+      <w:r>
+        <w:rPr>
+          <w:lang w:val="en-AE"/>
+        </w:rPr>
+        <w:t>. Curran Associates, Inc., pp. 9459–9474. doi: 10.48550/arXiv.2005.11401.</w:t>
+      </w:r>
+    </w:p>
+    <w:p>
+      <w:pPr>
+        <w:spacing w:after="218" w:line="259" w:lineRule="auto"/>
+        <w:ind w:left="0" w:right="0" w:firstLine="0"/>
+        <w:jc w:val="left"/>
+        <w:rPr>
+          <w:lang w:val="en-AE"/>
+        </w:rPr>
+      </w:pPr>
+      <w:r>
+        <w:rPr>
+          <w:lang w:val="en-AE"/>
+        </w:rPr>
+        <w:t>Li, J., Cheng, X., Zhao, W.X., Nie, J.Y. and Wen, J.R. (2023) 'HaluEval: A Large-Scale Hallucination Evaluation Benchmark for Large Language Models', in </w:t>
+      </w:r>
+      <w:r>
+        <w:rPr>
+          <w:i/>
+          <w:iCs/>
+          <w:lang w:val="en-AE"/>
+        </w:rPr>
+        <w:t>Proceedings of the 2023 Conference on Empirical Methods in Natural Language Processing (EMNLP)</w:t>
+      </w:r>
+      <w:r>
+        <w:rPr>
+          <w:lang w:val="en-AE"/>
+        </w:rPr>
+        <w:t>. Singapore: Association for Computational Linguistics, pp. 6449–6464. doi: 10.18653/v1/2023.emnlp-main.397.</w:t>
+      </w:r>
+    </w:p>
+    <w:p>
+      <w:pPr>
+        <w:spacing w:after="218" w:line="259" w:lineRule="auto"/>
+        <w:ind w:left="0" w:right="0" w:firstLine="0"/>
+        <w:jc w:val="left"/>
+        <w:rPr>
+          <w:lang w:val="en-AE"/>
+        </w:rPr>
+      </w:pPr>
+      <w:r>
+        <w:rPr>
+          <w:lang w:val="en-AE"/>
+        </w:rPr>
+        <w:t>Lin, C.-Y. (2004) 'ROUGE: A Package for Automatic Evaluation of Summaries', in </w:t>
+      </w:r>
+      <w:r>
+        <w:rPr>
+          <w:i/>
+          <w:iCs/>
+          <w:lang w:val="en-AE"/>
+        </w:rPr>
+        <w:t>Text Summarization Branches Out: Proceedings of the ACL-04 Workshop</w:t>
+      </w:r>
+      <w:r>
+        <w:rPr>
+          <w:lang w:val="en-AE"/>
+        </w:rPr>
+        <w:t>. Barcelona: Association for Computational Linguistics, pp. 74–81. Available at: </w:t>
+      </w:r>
+      <w:hyperlink r:id="rId24" w:history="1">
+        <w:r>
+          <w:rPr>
+            <w:rStyle w:val="Hyperlink"/>
+            <w:lang w:val="en-AE"/>
+          </w:rPr>
+          <w:t>https://aclanthology.org/W04-1013/</w:t>
+        </w:r>
+      </w:hyperlink>
+      <w:r>
+        <w:rPr>
+          <w:lang w:val="en-AE"/>
+        </w:rPr>
+        <w:t> (Accessed: 15 August 2026).</w:t>
+      </w:r>
+    </w:p>
+    <w:p>
+      <w:pPr>
+        <w:spacing w:after="218" w:line="259" w:lineRule="auto"/>
+        <w:ind w:left="0" w:right="0" w:firstLine="0"/>
+        <w:jc w:val="left"/>
+        <w:rPr>
+          <w:lang w:val="en-AE"/>
+        </w:rPr>
+      </w:pPr>
+      <w:r>
+        <w:rPr>
+          <w:lang w:val="en-AE"/>
+        </w:rPr>
+        <w:t>Lin, S., Hilton, J. and Evans, O. (2022) 'TruthfulQA: Measuring How Models Mimic Human Falsehoods', in </w:t>
+      </w:r>
+      <w:r>
+        <w:rPr>
+          <w:i/>
+          <w:iCs/>
+          <w:lang w:val="en-AE"/>
+        </w:rPr>
+        <w:t>Proceedings of the 60th Annual Meeting of the Association for Computational Linguistics (Volume 1: Long Papers)</w:t>
+      </w:r>
+      <w:r>
+        <w:rPr>
+          <w:lang w:val="en-AE"/>
+        </w:rPr>
+        <w:t>. Dublin: Association for Computational Linguistics, pp. 3214–3252. doi: 10.18653/v1/2022.acl-long.229.</w:t>
+      </w:r>
+    </w:p>
+    <w:p>
+      <w:pPr>
+        <w:spacing w:after="218" w:line="259" w:lineRule="auto"/>
+        <w:ind w:left="0" w:right="0" w:firstLine="0"/>
+        <w:jc w:val="left"/>
+        <w:rPr>
+          <w:lang w:val="en-AE"/>
+        </w:rPr>
+      </w:pPr>
+      <w:r>
+        <w:rPr>
+          <w:lang w:val="en-AE"/>
+        </w:rPr>
+        <w:lastRenderedPageBreak/>
+        <w:t>Liu, P., Yuan, W., Fu, J., Jiang, Z., Hayashi, H. and Neubig, G. (2023) 'Pre-train, Prompt, and Predict: A Systematic Survey of Prompting Methods in Natural Language Processing', </w:t>
+      </w:r>
+      <w:r>
+        <w:rPr>
+          <w:i/>
+          <w:iCs/>
+          <w:lang w:val="en-AE"/>
+        </w:rPr>
+        <w:t>ACM Computing Surveys</w:t>
+      </w:r>
+      <w:r>
+        <w:rPr>
+          <w:lang w:val="en-AE"/>
+        </w:rPr>
+        <w:t>, 55(9), pp. 1–35. doi: 10.1145/3560815.</w:t>
+      </w:r>
+    </w:p>
+    <w:p>
+      <w:pPr>
+        <w:spacing w:after="218" w:line="259" w:lineRule="auto"/>
+        <w:ind w:left="0" w:right="0" w:firstLine="0"/>
+        <w:jc w:val="left"/>
+        <w:rPr>
+          <w:lang w:val="en-AE"/>
+        </w:rPr>
+      </w:pPr>
+      <w:r>
+        <w:rPr>
+          <w:lang w:val="en-AE"/>
+        </w:rPr>
+        <w:t>Malkov, Y.A. and Yashunin, D.A. (2020) 'Efficient and robust approximate nearest neighbor search using Hierarchical Navigable Small World graphs', </w:t>
+      </w:r>
+      <w:r>
+        <w:rPr>
+          <w:i/>
+          <w:iCs/>
+          <w:lang w:val="en-AE"/>
+        </w:rPr>
+        <w:t>IEEE Transactions on Pattern Analysis and Machine Intelligence</w:t>
+      </w:r>
+      <w:r>
+        <w:rPr>
+          <w:lang w:val="en-AE"/>
+        </w:rPr>
+        <w:t>, 42(4), pp. 824–836. doi: 10.1109/TPAMI.2018.2889473.</w:t>
+      </w:r>
+    </w:p>
+    <w:p>
+      <w:pPr>
+        <w:spacing w:after="218" w:line="259" w:lineRule="auto"/>
+        <w:ind w:left="0" w:right="0" w:firstLine="0"/>
+        <w:jc w:val="left"/>
+        <w:rPr>
+          <w:lang w:val="en-AE"/>
+        </w:rPr>
+      </w:pPr>
+      <w:r>
+        <w:rPr>
+          <w:lang w:val="en-AE"/>
+        </w:rPr>
+        <w:t>Manakul, P., Liusie, A. and Gales, M.J.F. (2023) 'SelfCheckGPT: Zero-Resource Black-Box Hallucination Detection for Generative Large Language Models', in </w:t>
+      </w:r>
+      <w:r>
+        <w:rPr>
+          <w:i/>
+          <w:iCs/>
+          <w:lang w:val="en-AE"/>
+        </w:rPr>
+        <w:t>Proceedings of the 2023 Conference on Empirical Methods in Natural Language Processing (EMNLP)</w:t>
+      </w:r>
+      <w:r>
+        <w:rPr>
+          <w:lang w:val="en-AE"/>
+        </w:rPr>
+        <w:t>. Singapore: Association for Computational Linguistics, pp. 6362–6384. doi: 10.18653/v1/2023.emnlp-main.557.</w:t>
+      </w:r>
+    </w:p>
+    <w:p>
+      <w:pPr>
+        <w:spacing w:after="218" w:line="259" w:lineRule="auto"/>
+        <w:ind w:left="0" w:right="0" w:firstLine="0"/>
+        <w:jc w:val="left"/>
+        <w:rPr>
+          <w:lang w:val="en-AE"/>
+        </w:rPr>
+      </w:pPr>
+      <w:r>
+        <w:rPr>
+          <w:lang w:val="en-AE"/>
+        </w:rPr>
+        <w:t>Min, S., Krishna, K., Lyu, X., Lewis, M., Yih, W., Koh, P.W., Iyyer, M., Zettlemoyer, L. and Hajishirzi, H. (2023) 'FActScore: Fine-grained Atomic Evaluation of Factual Precision in Long Form Text Generation', in </w:t>
+      </w:r>
+      <w:r>
+        <w:rPr>
+          <w:i/>
+          <w:iCs/>
+          <w:lang w:val="en-AE"/>
+        </w:rPr>
+        <w:t>Proceedings of the 2023 Conference on Empirical Methods in Natural Language Processing (EMNLP)</w:t>
+      </w:r>
+      <w:r>
+        <w:rPr>
+          <w:lang w:val="en-AE"/>
+        </w:rPr>
+        <w:t>. Singapore: Association for Computational Linguistics, pp. 12076–12101. doi: 10.18653/v1/2023.emnlp-main.741.</w:t>
+      </w:r>
+    </w:p>
+    <w:p>
+      <w:pPr>
+        <w:spacing w:after="218" w:line="259" w:lineRule="auto"/>
+        <w:ind w:left="0" w:right="0" w:firstLine="0"/>
+        <w:jc w:val="left"/>
+        <w:rPr>
+          <w:lang w:val="en-AE"/>
+        </w:rPr>
+      </w:pPr>
+      <w:r>
+        <w:rPr>
+          <w:lang w:val="en-AE"/>
+        </w:rPr>
+        <w:t>Papineni, K., Roukos, S., Ward, T. and Zhu, W.-J. (2002) 'BLEU: a Method for Automatic Evaluation of Machine Translation', in </w:t>
+      </w:r>
+      <w:r>
+        <w:rPr>
+          <w:i/>
+          <w:iCs/>
+          <w:lang w:val="en-AE"/>
+        </w:rPr>
+        <w:t>Proceedings of the 40th Annual Meeting of the Association for Computational Linguistics (ACL)</w:t>
+      </w:r>
+      <w:r>
+        <w:rPr>
+          <w:lang w:val="en-AE"/>
+        </w:rPr>
+        <w:t>. Philadelphia: Association for Computational Linguistics, pp. 311–318. doi: 10.3115/1073083.1073135.</w:t>
+      </w:r>
+    </w:p>
+    <w:p>
+      <w:pPr>
+        <w:spacing w:after="218" w:line="259" w:lineRule="auto"/>
+        <w:ind w:left="0" w:right="0" w:firstLine="0"/>
+        <w:jc w:val="left"/>
+        <w:rPr>
+          <w:lang w:val="en-AE"/>
+        </w:rPr>
+      </w:pPr>
+      <w:r>
+        <w:rPr>
+          <w:lang w:val="en-AE"/>
+        </w:rPr>
+        <w:t>Raffel, C., Shazeer, N., Roberts, A., Lee, K., Narang, S., Matena, M., Zhou, Y., Li, W. and Liu, P.J. (2020) 'Exploring the Limits of Transfer Learning with a Unified Text-to-Text Transformer', </w:t>
+      </w:r>
+      <w:r>
+        <w:rPr>
+          <w:i/>
+          <w:iCs/>
+          <w:lang w:val="en-AE"/>
+        </w:rPr>
+        <w:t>Journal of Machine Learning Research</w:t>
+      </w:r>
+      <w:r>
+        <w:rPr>
+          <w:lang w:val="en-AE"/>
+        </w:rPr>
+        <w:t>, 21(140), pp. 1–67. Available at: </w:t>
+      </w:r>
+      <w:hyperlink r:id="rId25" w:history="1">
+        <w:r>
+          <w:rPr>
+            <w:rStyle w:val="Hyperlink"/>
+            <w:lang w:val="en-AE"/>
+          </w:rPr>
+          <w:t>http://jmlr.org/papers/v21/20-074.html</w:t>
+        </w:r>
+      </w:hyperlink>
+      <w:r>
+        <w:rPr>
+          <w:lang w:val="en-AE"/>
+        </w:rPr>
+        <w:t> (Accessed: 15 August 2026).</w:t>
+      </w:r>
+    </w:p>
+    <w:p>
+      <w:pPr>
+        <w:spacing w:after="218" w:line="259" w:lineRule="auto"/>
+        <w:ind w:left="0" w:right="0" w:firstLine="0"/>
+        <w:jc w:val="left"/>
+        <w:rPr>
+          <w:lang w:val="en-AE"/>
+        </w:rPr>
+      </w:pPr>
+      <w:r>
+        <w:rPr>
+          <w:lang w:val="en-AE"/>
+        </w:rPr>
+        <w:t>Reimers, N. and Gurevych, I. (2019) 'Sentence-BERT: Sentence Embeddings using Siamese BERT-Networks', in </w:t>
+      </w:r>
+      <w:r>
+        <w:rPr>
+          <w:i/>
+          <w:iCs/>
+          <w:lang w:val="en-AE"/>
+        </w:rPr>
+        <w:t>Proceedings of the 2019 Conference on Empirical Methods in Natural Language Processing (EMNLP-IJCNLP)</w:t>
+      </w:r>
+      <w:r>
+        <w:rPr>
+          <w:lang w:val="en-AE"/>
+        </w:rPr>
+        <w:t>. Hong Kong: Association for Computational Linguistics, pp. 3982–3992. doi: 10.18653/v1/D19-1410.</w:t>
+      </w:r>
+    </w:p>
+    <w:p>
+      <w:pPr>
+        <w:spacing w:after="218" w:line="259" w:lineRule="auto"/>
+        <w:ind w:left="0" w:right="0" w:firstLine="0"/>
+        <w:jc w:val="left"/>
+        <w:rPr>
+          <w:lang w:val="en-AE"/>
+        </w:rPr>
+      </w:pPr>
+      <w:r>
+        <w:rPr>
+          <w:lang w:val="en-AE"/>
+        </w:rPr>
+        <w:t>Shuster, K., Poff, S., Chen, M., Kiela, D. and Weston, J. (2021) 'Retrieval Augmentation Reduces Hallucination in Conversation', in </w:t>
+      </w:r>
+      <w:r>
+        <w:rPr>
+          <w:i/>
+          <w:iCs/>
+          <w:lang w:val="en-AE"/>
+        </w:rPr>
+        <w:t>Findings of the Association for Computational Linguistics: EMNLP 2021</w:t>
+      </w:r>
+      <w:r>
+        <w:rPr>
+          <w:lang w:val="en-AE"/>
+        </w:rPr>
+        <w:t>. Punta Cana: Association for Computational Linguistics, pp. 3784–3803. doi: 10.18653/v1/2021.findings-emnlp.320.</w:t>
+      </w:r>
+    </w:p>
+    <w:p>
+      <w:pPr>
+        <w:spacing w:after="218" w:line="259" w:lineRule="auto"/>
+        <w:ind w:left="0" w:right="0" w:firstLine="0"/>
+        <w:jc w:val="left"/>
+        <w:rPr>
+          <w:lang w:val="en-AE"/>
+        </w:rPr>
+      </w:pPr>
+      <w:r>
+        <w:rPr>
+          <w:lang w:val="en-AE"/>
+        </w:rPr>
+        <w:t>Wang, X., Wei, J., Schuurmans, D., Le, Q., Chi, E., Narang, S., Chowdhery, A. and Zhou, D. (2023) 'Self-Consistency Improves Chain of Thought Reasoning in Language Models', in </w:t>
+      </w:r>
+      <w:r>
+        <w:rPr>
+          <w:i/>
+          <w:iCs/>
+          <w:lang w:val="en-AE"/>
+        </w:rPr>
+        <w:t>Proceedings of the 11th International Conference on Learning Representations (ICLR 2023)</w:t>
+      </w:r>
+      <w:r>
+        <w:rPr>
+          <w:lang w:val="en-AE"/>
+        </w:rPr>
+        <w:t>. Available at: </w:t>
+      </w:r>
+      <w:hyperlink r:id="rId26" w:history="1">
+        <w:r>
+          <w:rPr>
+            <w:rStyle w:val="Hyperlink"/>
+            <w:lang w:val="en-AE"/>
+          </w:rPr>
+          <w:t>https://openreview.net/forum?id=1PL1NIMMrw</w:t>
+        </w:r>
+      </w:hyperlink>
+      <w:r>
+        <w:rPr>
+          <w:lang w:val="en-AE"/>
+        </w:rPr>
+        <w:t> (Accessed: 15 August 2026).</w:t>
+      </w:r>
+    </w:p>
+    <w:p>
+      <w:pPr>
+        <w:spacing w:after="218" w:line="259" w:lineRule="auto"/>
+        <w:ind w:left="0" w:right="0" w:firstLine="0"/>
+        <w:jc w:val="left"/>
+        <w:rPr>
+          <w:lang w:val="en-AE"/>
+        </w:rPr>
+      </w:pPr>
+      <w:r>
+        <w:rPr>
+          <w:lang w:val="en-AE"/>
+        </w:rPr>
+        <w:t>Wei, J., Wang, X., Schuurmans, D., Bosma, M., Xia, F., Chi, E., Le, Q.V. and Zhou, D. (2022) 'Chain-of-Thought Prompting Elicits Reasoning in Large Language Models', in </w:t>
+      </w:r>
+      <w:r>
+        <w:rPr>
+          <w:i/>
+          <w:iCs/>
+          <w:lang w:val="en-AE"/>
+        </w:rPr>
+        <w:t>Advances in Neural Information Processing Systems 35 (NeurIPS 2022)</w:t>
+      </w:r>
+      <w:r>
+        <w:rPr>
+          <w:lang w:val="en-AE"/>
+        </w:rPr>
+        <w:t>. Curran Associates, Inc., pp. 24824–24837.</w:t>
+      </w:r>
+    </w:p>
+    <w:p>
+      <w:pPr>
+        <w:spacing w:after="218" w:line="259" w:lineRule="auto"/>
+        <w:ind w:left="0" w:right="0" w:firstLine="0"/>
+        <w:jc w:val="left"/>
+        <w:rPr>
+          <w:lang w:val="en-AE"/>
+        </w:rPr>
+      </w:pPr>
+      <w:r>
+        <w:rPr>
+          <w:lang w:val="en-AE"/>
+        </w:rPr>
+        <w:lastRenderedPageBreak/>
+        <w:t>Zhang, P., Zeng, G., Wang, T. and Lu, W. (2024) 'TinyLlama: An Open-Source Small Language Model', </w:t>
+      </w:r>
+      <w:r>
+        <w:rPr>
+          <w:i/>
+          <w:iCs/>
+          <w:lang w:val="en-AE"/>
+        </w:rPr>
+        <w:t>arXiv preprint arXiv:2401.02385</w:t>
+      </w:r>
+      <w:r>
+        <w:rPr>
+          <w:lang w:val="en-AE"/>
+        </w:rPr>
+        <w:t>. doi: 10.48550/arXiv.2401.02385.</w:t>
+      </w:r>
+    </w:p>
+    <w:p>
+      <w:pPr>
+        <w:spacing w:after="218" w:line="259" w:lineRule="auto"/>
+        <w:ind w:left="0" w:right="0" w:firstLine="0"/>
+        <w:jc w:val="left"/>
+        <w:rPr>
+          <w:lang w:val="en-AE"/>
+        </w:rPr>
+      </w:pPr>
+      <w:r>
+        <w:rPr>
+          <w:lang w:val="en-AE"/>
+        </w:rPr>
+        <w:t>Zhang, T., Kishore, V., Wu, F., Weinberger, K.Q. and Artzi, Y. (2020) 'BERTScore: Evaluating Text Generation with BERT', in </w:t>
+      </w:r>
+      <w:r>
+        <w:rPr>
+          <w:i/>
+          <w:iCs/>
+          <w:lang w:val="en-AE"/>
+        </w:rPr>
+        <w:t>Proceedings of the 8th International Conference on Learning Representations (ICLR 2020)</w:t>
+      </w:r>
+      <w:r>
+        <w:rPr>
+          <w:lang w:val="en-AE"/>
+        </w:rPr>
+        <w:t>. Available at: </w:t>
+      </w:r>
+      <w:hyperlink r:id="rId27" w:history="1">
+        <w:r>
+          <w:rPr>
+            <w:rStyle w:val="Hyperlink"/>
+            <w:lang w:val="en-AE"/>
+          </w:rPr>
+          <w:t>https://openreview.net/forum?id=SkeHuCVFDr</w:t>
+        </w:r>
+      </w:hyperlink>
+      <w:r>
+        <w:rPr>
+          <w:lang w:val="en-AE"/>
+        </w:rPr>
+        <w:t> (Accessed: 15 August 2026).</w:t>
+      </w:r>
+    </w:p>
+    <w:p>
+      <w:pPr>
+        <w:spacing w:after="218" w:line="259" w:lineRule="auto"/>
+        <w:ind w:left="0" w:right="0" w:firstLine="0"/>
+        <w:jc w:val="left"/>
+      </w:pPr>
+    </w:p>
+    <w:p>
+      <w:pPr>
+        <w:spacing w:after="5" w:line="443" w:lineRule="auto"/>
+        <w:ind w:left="0" w:right="9873" w:firstLine="0"/>
+        <w:jc w:val="left"/>
+      </w:pPr>
+      <w:r>
+        <w:t xml:space="preserve">  </w:t>
+      </w:r>
+    </w:p>
+    <w:p>
+      <w:pPr>
+        <w:spacing w:after="5" w:line="443" w:lineRule="auto"/>
+        <w:ind w:left="0" w:right="9873" w:firstLine="0"/>
+        <w:jc w:val="left"/>
+      </w:pPr>
+    </w:p>
+    <w:p>
+      <w:pPr>
+        <w:spacing w:after="5" w:line="443" w:lineRule="auto"/>
+        <w:ind w:left="0" w:right="9873" w:firstLine="0"/>
+        <w:jc w:val="left"/>
+      </w:pPr>
+    </w:p>
+    <w:p>
+      <w:pPr>
+        <w:spacing w:after="5" w:line="443" w:lineRule="auto"/>
+        <w:ind w:left="0" w:right="9873" w:firstLine="0"/>
+        <w:jc w:val="left"/>
+      </w:pPr>
+    </w:p>
+    <w:p>
+      <w:pPr>
+        <w:spacing w:after="5" w:line="443" w:lineRule="auto"/>
+        <w:ind w:left="0" w:right="9873" w:firstLine="0"/>
+        <w:jc w:val="left"/>
+      </w:pPr>
+    </w:p>
+    <w:p>
+      <w:pPr>
+        <w:spacing w:after="5" w:line="443" w:lineRule="auto"/>
+        <w:ind w:left="0" w:right="9873" w:firstLine="0"/>
+        <w:jc w:val="left"/>
+      </w:pPr>
+    </w:p>
+    <w:p>
+      <w:pPr>
+        <w:spacing w:after="5" w:line="443" w:lineRule="auto"/>
+        <w:ind w:left="0" w:right="9873" w:firstLine="0"/>
+        <w:jc w:val="left"/>
+      </w:pPr>
+    </w:p>
+    <w:p>
+      <w:pPr>
+        <w:spacing w:after="5" w:line="443" w:lineRule="auto"/>
+        <w:ind w:left="0" w:right="9873" w:firstLine="0"/>
+        <w:jc w:val="left"/>
+      </w:pPr>
+    </w:p>
+    <w:p>
+      <w:pPr>
+        <w:spacing w:after="218" w:line="259" w:lineRule="auto"/>
+        <w:ind w:left="0" w:right="0" w:firstLine="0"/>
+        <w:jc w:val="left"/>
+      </w:pPr>
+      <w:r>
+        <w:t xml:space="preserve"> </w:t>
+      </w:r>
+    </w:p>
+    <w:p>
+      <w:pPr>
+        <w:spacing w:after="219" w:line="259" w:lineRule="auto"/>
+        <w:ind w:left="0" w:right="0" w:firstLine="0"/>
+        <w:jc w:val="left"/>
+      </w:pPr>
+      <w:r>
+        <w:t xml:space="preserve"> </w:t>
+      </w:r>
+    </w:p>
+    <w:p>
+      <w:pPr>
+        <w:spacing w:after="219" w:line="259" w:lineRule="auto"/>
+        <w:ind w:left="0" w:right="0" w:firstLine="0"/>
+        <w:jc w:val="left"/>
+      </w:pPr>
+    </w:p>
+    <w:p>
+      <w:pPr>
+        <w:pStyle w:val="Heading2"/>
+        <w:ind w:left="10" w:right="14"/>
+      </w:pPr>
+      <w:r>
+        <w:t xml:space="preserve">REFERENCES </w:t>
+      </w:r>
+    </w:p>
+    <w:p>
+      <w:pPr>
+        <w:ind w:left="-5" w:right="14"/>
+      </w:pPr>
+      <w:r>
+        <w:t xml:space="preserve">&lt;&lt;All references contents should be Justified aligned as in the sample&gt;&gt; </w:t>
+      </w:r>
+    </w:p>
+    <w:p>
+      <w:pPr>
+        <w:spacing w:after="6"/>
+        <w:ind w:left="-5" w:right="14"/>
+      </w:pPr>
+      <w:r>
+        <w:t xml:space="preserve">&lt;&lt;Use Harvard Referencing Style&gt;&gt; </w:t>
+      </w:r>
+    </w:p>
+    <w:p>
+      <w:pPr>
+        <w:spacing w:after="218" w:line="259" w:lineRule="auto"/>
+        <w:ind w:left="0" w:right="0" w:firstLine="0"/>
+        <w:jc w:val="left"/>
+      </w:pPr>
+      <w:r>
+        <w:t xml:space="preserve"> </w:t>
+      </w:r>
+    </w:p>
+    <w:p>
+      <w:pPr>
+        <w:spacing w:after="538" w:line="266" w:lineRule="auto"/>
+        <w:ind w:left="-5" w:right="0"/>
+      </w:pPr>
+      <w:r>
+        <w:rPr>
+          <w:color w:val="FF0000"/>
+        </w:rPr>
+        <w:t xml:space="preserve">&lt;&lt;Suggested Referencing Tools: Mendeley / Zotero / MS Word citations/Cite Them Right&gt;&gt; </w:t>
+      </w:r>
+    </w:p>
+    <w:p>
+      <w:pPr>
+        <w:spacing w:after="209" w:line="259" w:lineRule="auto"/>
         <w:ind w:left="0" w:right="0" w:firstLine="0"/>
         <w:jc w:val="left"/>
       </w:pPr>
@@ -12688,581 +14407,6 @@
           <w:color w:val="365F91"/>
           <w:sz w:val="28"/>
         </w:rPr>
-        <w:t xml:space="preserve"> </w:t>
-      </w:r>
-    </w:p>
-    <w:p>
-      <w:pPr>
-        <w:spacing w:after="0" w:line="259" w:lineRule="auto"/>
-        <w:ind w:left="0" w:right="0" w:firstLine="0"/>
-        <w:jc w:val="left"/>
-      </w:pPr>
-      <w:r>
-        <w:rPr>
-          <w:rFonts w:ascii="Calibri" w:eastAsia="Calibri" w:hAnsi="Calibri" w:cs="Calibri"/>
-          <w:b/>
-          <w:color w:val="365F91"/>
-          <w:sz w:val="28"/>
-        </w:rPr>
-        <w:t xml:space="preserve"> </w:t>
-      </w:r>
-    </w:p>
-    <w:p>
-      <w:pPr>
-        <w:spacing w:after="218" w:line="259" w:lineRule="auto"/>
-        <w:ind w:left="0" w:right="0" w:firstLine="0"/>
-        <w:jc w:val="left"/>
-      </w:pPr>
-      <w:r>
-        <w:t xml:space="preserve"> </w:t>
-      </w:r>
-    </w:p>
-    <w:p>
-      <w:pPr>
-        <w:spacing w:after="5" w:line="443" w:lineRule="auto"/>
-        <w:ind w:left="0" w:right="9873" w:firstLine="0"/>
-        <w:jc w:val="left"/>
-      </w:pPr>
-      <w:r>
-        <w:t xml:space="preserve">  </w:t>
-      </w:r>
-    </w:p>
-    <w:p>
-      <w:pPr>
-        <w:spacing w:after="218" w:line="259" w:lineRule="auto"/>
-        <w:ind w:left="0" w:right="0" w:firstLine="0"/>
-        <w:jc w:val="left"/>
-      </w:pPr>
-      <w:r>
-        <w:t xml:space="preserve"> </w:t>
-      </w:r>
-    </w:p>
-    <w:p>
-      <w:pPr>
-        <w:spacing w:after="218" w:line="259" w:lineRule="auto"/>
-        <w:ind w:left="0" w:right="0" w:firstLine="0"/>
-        <w:jc w:val="left"/>
-      </w:pPr>
-      <w:r>
-        <w:t xml:space="preserve"> </w:t>
-      </w:r>
-    </w:p>
-    <w:p>
-      <w:pPr>
-        <w:spacing w:after="218" w:line="259" w:lineRule="auto"/>
-        <w:ind w:left="0" w:right="0" w:firstLine="0"/>
-        <w:jc w:val="left"/>
-      </w:pPr>
-      <w:r>
-        <w:t xml:space="preserve"> </w:t>
-      </w:r>
-    </w:p>
-    <w:p>
-      <w:pPr>
-        <w:spacing w:after="5" w:line="443" w:lineRule="auto"/>
-        <w:ind w:left="0" w:right="9873" w:firstLine="0"/>
-        <w:jc w:val="left"/>
-      </w:pPr>
-      <w:r>
-        <w:t xml:space="preserve"> </w:t>
-      </w:r>
-    </w:p>
-    <w:p>
-      <w:pPr>
-        <w:spacing w:after="0" w:line="259" w:lineRule="auto"/>
-        <w:ind w:left="0" w:right="0" w:firstLine="0"/>
-        <w:jc w:val="left"/>
-      </w:pPr>
-      <w:r>
-        <w:t xml:space="preserve"> </w:t>
-      </w:r>
-    </w:p>
-    <w:p>
-      <w:pPr>
-        <w:pStyle w:val="Heading2"/>
-        <w:spacing w:after="0" w:line="259" w:lineRule="auto"/>
-        <w:ind w:left="10" w:right="3497"/>
-        <w:jc w:val="right"/>
-      </w:pPr>
-      <w:r>
-        <w:t xml:space="preserve">Chapter 7: Future Work </w:t>
-      </w:r>
-    </w:p>
-    <w:p>
-      <w:pPr>
-        <w:ind w:left="-5" w:right="14"/>
-      </w:pPr>
-      <w:r>
-        <w:t xml:space="preserve">&lt;&lt;Write the content for Chapter 7: Future Work here.&gt;&gt; </w:t>
-      </w:r>
-    </w:p>
-    <w:p>
-      <w:pPr>
-        <w:spacing w:after="0" w:line="452" w:lineRule="auto"/>
-        <w:ind w:left="-5" w:right="4058"/>
-      </w:pPr>
-      <w:r>
-        <w:t xml:space="preserve">&lt;&lt;Suggested topics/sections under Future Work &gt;&gt; </w:t>
-      </w:r>
-      <w:r>
-        <w:rPr>
-          <w:b/>
-        </w:rPr>
-        <w:t xml:space="preserve">Chapter 7: Future Work </w:t>
-      </w:r>
-    </w:p>
-    <w:p>
-      <w:pPr>
-        <w:tabs>
-          <w:tab w:val="center" w:pos="406"/>
-          <w:tab w:val="center" w:pos="2777"/>
-        </w:tabs>
-        <w:ind w:left="0" w:right="0" w:firstLine="0"/>
-        <w:jc w:val="left"/>
-      </w:pPr>
-      <w:r>
-        <w:rPr>
-          <w:rFonts w:ascii="Calibri" w:eastAsia="Calibri" w:hAnsi="Calibri" w:cs="Calibri"/>
-          <w:sz w:val="22"/>
-        </w:rPr>
-        <w:tab/>
-      </w:r>
-      <w:r>
-        <w:rPr>
-          <w:rFonts w:ascii="Segoe UI Symbol" w:eastAsia="Segoe UI Symbol" w:hAnsi="Segoe UI Symbol" w:cs="Segoe UI Symbol"/>
-          <w:sz w:val="20"/>
-        </w:rPr>
-        <w:t></w:t>
-      </w:r>
-      <w:r>
-        <w:rPr>
-          <w:rFonts w:ascii="Arial" w:eastAsia="Arial" w:hAnsi="Arial" w:cs="Arial"/>
-          <w:sz w:val="20"/>
-        </w:rPr>
-        <w:t xml:space="preserve"> </w:t>
-      </w:r>
-      <w:r>
-        <w:rPr>
-          <w:rFonts w:ascii="Arial" w:eastAsia="Arial" w:hAnsi="Arial" w:cs="Arial"/>
-          <w:sz w:val="20"/>
-        </w:rPr>
-        <w:tab/>
-      </w:r>
-      <w:r>
-        <w:t xml:space="preserve">Potential directions for extending the work </w:t>
-      </w:r>
-    </w:p>
-    <w:p>
-      <w:pPr>
-        <w:spacing w:after="4" w:line="444" w:lineRule="auto"/>
-        <w:ind w:left="0" w:right="9873" w:firstLine="0"/>
-        <w:jc w:val="left"/>
-      </w:pPr>
-      <w:r>
-        <w:t xml:space="preserve">  </w:t>
-      </w:r>
-    </w:p>
-    <w:p>
-      <w:pPr>
-        <w:spacing w:after="218" w:line="259" w:lineRule="auto"/>
-        <w:ind w:left="0" w:right="0" w:firstLine="0"/>
-        <w:jc w:val="left"/>
-      </w:pPr>
-      <w:r>
-        <w:t xml:space="preserve"> </w:t>
-      </w:r>
-    </w:p>
-    <w:p>
-      <w:pPr>
-        <w:spacing w:after="219" w:line="259" w:lineRule="auto"/>
-        <w:ind w:left="0" w:right="0" w:firstLine="0"/>
-        <w:jc w:val="left"/>
-      </w:pPr>
-      <w:r>
-        <w:lastRenderedPageBreak/>
-        <w:t xml:space="preserve"> </w:t>
-      </w:r>
-    </w:p>
-    <w:p>
-      <w:pPr>
-        <w:spacing w:after="5" w:line="443" w:lineRule="auto"/>
-        <w:ind w:left="0" w:right="9873" w:firstLine="0"/>
-        <w:jc w:val="left"/>
-      </w:pPr>
-      <w:r>
-        <w:t xml:space="preserve">  </w:t>
-      </w:r>
-    </w:p>
-    <w:p>
-      <w:pPr>
-        <w:spacing w:after="218" w:line="259" w:lineRule="auto"/>
-        <w:ind w:left="0" w:right="0" w:firstLine="0"/>
-        <w:jc w:val="left"/>
-      </w:pPr>
-      <w:r>
-        <w:t xml:space="preserve"> </w:t>
-      </w:r>
-    </w:p>
-    <w:p>
-      <w:pPr>
-        <w:spacing w:after="218" w:line="259" w:lineRule="auto"/>
-        <w:ind w:left="0" w:right="0" w:firstLine="0"/>
-        <w:jc w:val="left"/>
-      </w:pPr>
-      <w:r>
-        <w:t xml:space="preserve"> </w:t>
-      </w:r>
-    </w:p>
-    <w:p>
-      <w:pPr>
-        <w:spacing w:after="218" w:line="259" w:lineRule="auto"/>
-        <w:ind w:left="0" w:right="0" w:firstLine="0"/>
-        <w:jc w:val="left"/>
-      </w:pPr>
-      <w:r>
-        <w:t xml:space="preserve"> </w:t>
-      </w:r>
-    </w:p>
-    <w:p>
-      <w:pPr>
-        <w:spacing w:after="4" w:line="444" w:lineRule="auto"/>
-        <w:ind w:left="0" w:right="9873" w:firstLine="0"/>
-        <w:jc w:val="left"/>
-      </w:pPr>
-      <w:r>
-        <w:t xml:space="preserve">  </w:t>
-      </w:r>
-    </w:p>
-    <w:p>
-      <w:pPr>
-        <w:spacing w:after="218" w:line="259" w:lineRule="auto"/>
-        <w:ind w:left="0" w:right="0" w:firstLine="0"/>
-        <w:jc w:val="left"/>
-      </w:pPr>
-      <w:r>
-        <w:t xml:space="preserve"> </w:t>
-      </w:r>
-    </w:p>
-    <w:p>
-      <w:pPr>
-        <w:pStyle w:val="Heading2"/>
-        <w:ind w:left="10" w:right="10"/>
-      </w:pPr>
-      <w:r>
-        <w:t xml:space="preserve">LIST OF PUBLICATIONS </w:t>
-      </w:r>
-    </w:p>
-    <w:p>
-      <w:pPr>
-        <w:spacing w:after="10"/>
-        <w:ind w:left="-5" w:right="14"/>
-      </w:pPr>
-      <w:r>
-        <w:t xml:space="preserve">&lt;&lt;Use Harvard Referencing Style&gt;&gt; </w:t>
-      </w:r>
-    </w:p>
-    <w:p>
-      <w:pPr>
-        <w:spacing w:after="522"/>
-        <w:ind w:left="-5" w:right="14"/>
-      </w:pPr>
-      <w:r>
-        <w:t xml:space="preserve">&lt;&lt;It can be of the status as submitted, under review, published to any conference or journals out of this dissertation work&gt;&gt; </w:t>
-      </w:r>
-    </w:p>
-    <w:p>
-      <w:pPr>
-        <w:spacing w:after="0" w:line="259" w:lineRule="auto"/>
-        <w:ind w:left="-5" w:right="0"/>
-        <w:jc w:val="left"/>
-      </w:pPr>
-      <w:r>
-        <w:rPr>
-          <w:b/>
-          <w:sz w:val="28"/>
-        </w:rPr>
-        <w:t xml:space="preserve">Sample: </w:t>
-      </w:r>
-    </w:p>
-    <w:p>
-      <w:pPr>
-        <w:spacing w:after="223" w:line="259" w:lineRule="auto"/>
-        <w:ind w:left="0" w:right="0" w:firstLine="0"/>
-        <w:jc w:val="left"/>
-      </w:pPr>
-      <w:r>
-        <w:t xml:space="preserve"> </w:t>
-      </w:r>
-    </w:p>
-    <w:p>
-      <w:pPr>
-        <w:spacing w:after="217" w:line="259" w:lineRule="auto"/>
-        <w:ind w:left="-5" w:right="0"/>
-        <w:jc w:val="left"/>
-      </w:pPr>
-      <w:r>
-        <w:rPr>
-          <w:b/>
-        </w:rPr>
-        <w:t xml:space="preserve">Journal Paper (Under Review) </w:t>
-      </w:r>
-    </w:p>
-    <w:p>
-      <w:pPr>
-        <w:spacing w:after="204" w:line="268" w:lineRule="auto"/>
-        <w:ind w:left="-5" w:right="-7"/>
-      </w:pPr>
-      <w:r>
-        <w:t xml:space="preserve">Ghalib, M.R., Khan, R., and Ali, S. (2025) </w:t>
-      </w:r>
-      <w:r>
-        <w:rPr>
-          <w:i/>
-        </w:rPr>
-        <w:t>‘A Hybrid Machine Learning Framework for Early Diabetes Prediction Using Genetic Algorithms and Classification Models’</w:t>
-      </w:r>
-      <w:r>
-        <w:t xml:space="preserve">. Under review in the </w:t>
-      </w:r>
-      <w:r>
-        <w:rPr>
-          <w:i/>
-        </w:rPr>
-        <w:t>Journal of Medical Systems</w:t>
-      </w:r>
-      <w:r>
-        <w:t xml:space="preserve">. </w:t>
-      </w:r>
-    </w:p>
-    <w:p>
-      <w:pPr>
-        <w:spacing w:after="217" w:line="259" w:lineRule="auto"/>
-        <w:ind w:left="-5" w:right="0"/>
-        <w:jc w:val="left"/>
-      </w:pPr>
-      <w:r>
-        <w:rPr>
-          <w:b/>
-        </w:rPr>
-        <w:t xml:space="preserve">Conference Paper (Submitted) </w:t>
-      </w:r>
-    </w:p>
-    <w:p>
-      <w:pPr>
-        <w:spacing w:after="28" w:line="268" w:lineRule="auto"/>
-        <w:ind w:left="-5" w:right="-7"/>
-      </w:pPr>
-      <w:r>
-        <w:t xml:space="preserve">Ghalib M. R, , Khan, R., and Ali, S. (2025) </w:t>
-      </w:r>
-      <w:r>
-        <w:rPr>
-          <w:i/>
-        </w:rPr>
-        <w:t xml:space="preserve">‘Optimizing Healthcare Predictions with Feature Selection </w:t>
-      </w:r>
-    </w:p>
-    <w:p>
-      <w:pPr>
-        <w:spacing w:after="204" w:line="268" w:lineRule="auto"/>
-        <w:ind w:left="-5" w:right="-7"/>
-      </w:pPr>
-      <w:r>
-        <w:rPr>
-          <w:i/>
-        </w:rPr>
-        <w:t>Techniques: A Case Study on Diabetes Data’</w:t>
-      </w:r>
-      <w:r>
-        <w:t xml:space="preserve">. Submitted to the </w:t>
-      </w:r>
-      <w:r>
-        <w:rPr>
-          <w:i/>
-        </w:rPr>
-        <w:t>2025 IEEE International Conference on Data Science and Advanced Analytics (DSAA)</w:t>
-      </w:r>
-      <w:r>
-        <w:t xml:space="preserve">. </w:t>
-      </w:r>
-    </w:p>
-    <w:p>
-      <w:pPr>
-        <w:spacing w:after="218" w:line="259" w:lineRule="auto"/>
-        <w:ind w:left="0" w:right="0" w:firstLine="0"/>
-        <w:jc w:val="left"/>
-      </w:pPr>
-      <w:r>
-        <w:t xml:space="preserve"> </w:t>
-      </w:r>
-    </w:p>
-    <w:p>
-      <w:pPr>
-        <w:spacing w:after="218" w:line="259" w:lineRule="auto"/>
-        <w:ind w:left="0" w:right="0" w:firstLine="0"/>
-        <w:jc w:val="left"/>
-      </w:pPr>
-      <w:r>
-        <w:t xml:space="preserve"> </w:t>
-      </w:r>
-    </w:p>
-    <w:p>
-      <w:pPr>
-        <w:spacing w:after="218" w:line="259" w:lineRule="auto"/>
-        <w:ind w:left="0" w:right="0" w:firstLine="0"/>
-        <w:jc w:val="left"/>
-      </w:pPr>
-      <w:r>
-        <w:t xml:space="preserve"> </w:t>
-      </w:r>
-    </w:p>
-    <w:p>
-      <w:pPr>
-        <w:spacing w:after="5" w:line="443" w:lineRule="auto"/>
-        <w:ind w:left="0" w:right="9873" w:firstLine="0"/>
-        <w:jc w:val="left"/>
-      </w:pPr>
-      <w:r>
-        <w:t xml:space="preserve">  </w:t>
-      </w:r>
-    </w:p>
-    <w:p>
-      <w:pPr>
-        <w:spacing w:after="5" w:line="443" w:lineRule="auto"/>
-        <w:ind w:left="0" w:right="9873" w:firstLine="0"/>
-        <w:jc w:val="left"/>
-      </w:pPr>
-    </w:p>
-    <w:p>
-      <w:pPr>
-        <w:spacing w:after="5" w:line="443" w:lineRule="auto"/>
-        <w:ind w:left="0" w:right="9873" w:firstLine="0"/>
-        <w:jc w:val="left"/>
-      </w:pPr>
-    </w:p>
-    <w:p>
-      <w:pPr>
-        <w:spacing w:after="5" w:line="443" w:lineRule="auto"/>
-        <w:ind w:left="0" w:right="9873" w:firstLine="0"/>
-        <w:jc w:val="left"/>
-      </w:pPr>
-    </w:p>
-    <w:p>
-      <w:pPr>
-        <w:spacing w:after="5" w:line="443" w:lineRule="auto"/>
-        <w:ind w:left="0" w:right="9873" w:firstLine="0"/>
-        <w:jc w:val="left"/>
-      </w:pPr>
-    </w:p>
-    <w:p>
-      <w:pPr>
-        <w:spacing w:after="5" w:line="443" w:lineRule="auto"/>
-        <w:ind w:left="0" w:right="9873" w:firstLine="0"/>
-        <w:jc w:val="left"/>
-      </w:pPr>
-    </w:p>
-    <w:p>
-      <w:pPr>
-        <w:spacing w:after="5" w:line="443" w:lineRule="auto"/>
-        <w:ind w:left="0" w:right="9873" w:firstLine="0"/>
-        <w:jc w:val="left"/>
-      </w:pPr>
-    </w:p>
-    <w:p>
-      <w:pPr>
-        <w:spacing w:after="5" w:line="443" w:lineRule="auto"/>
-        <w:ind w:left="0" w:right="9873" w:firstLine="0"/>
-        <w:jc w:val="left"/>
-      </w:pPr>
-    </w:p>
-    <w:p>
-      <w:pPr>
-        <w:spacing w:after="218" w:line="259" w:lineRule="auto"/>
-        <w:ind w:left="0" w:right="0" w:firstLine="0"/>
-        <w:jc w:val="left"/>
-      </w:pPr>
-      <w:r>
-        <w:t xml:space="preserve"> </w:t>
-      </w:r>
-    </w:p>
-    <w:p>
-      <w:pPr>
-        <w:spacing w:after="219" w:line="259" w:lineRule="auto"/>
-        <w:ind w:left="0" w:right="0" w:firstLine="0"/>
-        <w:jc w:val="left"/>
-      </w:pPr>
-      <w:r>
-        <w:t xml:space="preserve"> </w:t>
-      </w:r>
-    </w:p>
-    <w:p>
-      <w:pPr>
-        <w:spacing w:after="219" w:line="259" w:lineRule="auto"/>
-        <w:ind w:left="0" w:right="0" w:firstLine="0"/>
-        <w:jc w:val="left"/>
-      </w:pPr>
-    </w:p>
-    <w:p>
-      <w:pPr>
-        <w:pStyle w:val="Heading2"/>
-        <w:ind w:left="10" w:right="14"/>
-      </w:pPr>
-      <w:r>
-        <w:t xml:space="preserve">REFERENCES </w:t>
-      </w:r>
-    </w:p>
-    <w:p>
-      <w:pPr>
-        <w:ind w:left="-5" w:right="14"/>
-      </w:pPr>
-      <w:r>
-        <w:t xml:space="preserve">&lt;&lt;All references contents should be Justified aligned as in the sample&gt;&gt; </w:t>
-      </w:r>
-    </w:p>
-    <w:p>
-      <w:pPr>
-        <w:spacing w:after="6"/>
-        <w:ind w:left="-5" w:right="14"/>
-      </w:pPr>
-      <w:r>
-        <w:t xml:space="preserve">&lt;&lt;Use Harvard Referencing Style&gt;&gt; </w:t>
-      </w:r>
-    </w:p>
-    <w:p>
-      <w:pPr>
-        <w:spacing w:after="218" w:line="259" w:lineRule="auto"/>
-        <w:ind w:left="0" w:right="0" w:firstLine="0"/>
-        <w:jc w:val="left"/>
-      </w:pPr>
-      <w:r>
-        <w:t xml:space="preserve"> </w:t>
-      </w:r>
-    </w:p>
-    <w:p>
-      <w:pPr>
-        <w:spacing w:after="538" w:line="266" w:lineRule="auto"/>
-        <w:ind w:left="-5" w:right="0"/>
-      </w:pPr>
-      <w:r>
-        <w:rPr>
-          <w:color w:val="FF0000"/>
-        </w:rPr>
-        <w:t xml:space="preserve">&lt;&lt;Suggested Referencing Tools: Mendeley / Zotero / MS Word citations/Cite Them Right&gt;&gt; </w:t>
-      </w:r>
-    </w:p>
-    <w:p>
-      <w:pPr>
-        <w:spacing w:after="209" w:line="259" w:lineRule="auto"/>
-        <w:ind w:left="0" w:right="0" w:firstLine="0"/>
-        <w:jc w:val="left"/>
-      </w:pPr>
-      <w:r>
-        <w:rPr>
-          <w:rFonts w:ascii="Calibri" w:eastAsia="Calibri" w:hAnsi="Calibri" w:cs="Calibri"/>
-          <w:b/>
-          <w:color w:val="365F91"/>
-          <w:sz w:val="28"/>
-        </w:rPr>
         <w:t xml:space="preserve">Harvard Style Referencing Sample </w:t>
       </w:r>
     </w:p>
@@ -13332,6 +14476,7 @@
           <w:color w:val="4F81BD"/>
           <w:sz w:val="26"/>
         </w:rPr>
+        <w:lastRenderedPageBreak/>
         <w:t xml:space="preserve">Book </w:t>
       </w:r>
     </w:p>
@@ -13436,7 +14581,6 @@
         <w:ind w:right="14" w:hanging="360"/>
       </w:pPr>
       <w:r>
-        <w:lastRenderedPageBreak/>
         <w:t xml:space="preserve">Use </w:t>
       </w:r>
       <w:r>
@@ -13766,9 +14910,9 @@
       </w:r>
     </w:p>
     <w:sectPr>
-      <w:footerReference w:type="even" r:id="rId20"/>
-      <w:footerReference w:type="default" r:id="rId21"/>
-      <w:footerReference w:type="first" r:id="rId22"/>
+      <w:footerReference w:type="even" r:id="rId28"/>
+      <w:footerReference w:type="default" r:id="rId29"/>
+      <w:footerReference w:type="first" r:id="rId30"/>
       <w:pgSz w:w="12240" w:h="15840"/>
       <w:pgMar w:top="569" w:right="1029" w:bottom="1302" w:left="1277" w:header="720" w:footer="409" w:gutter="0"/>
       <w:pgNumType w:start="1"/>
@@ -14066,6 +15210,24 @@
       </w:r>
       <w:r>
         <w:t>Insert fig</w:t>
+      </w:r>
+    </w:p>
+  </w:comment>
+  <w:comment w:id="23" w:author="Rahman Awan" w:date="2026-09-06T13:33:00Z" w:initials="RA">
+    <w:p>
+      <w:pPr>
+        <w:pStyle w:val="CommentText"/>
+        <w:ind w:left="0" w:firstLine="0"/>
+        <w:jc w:val="left"/>
+      </w:pPr>
+      <w:r>
+        <w:rPr>
+          <w:rStyle w:val="CommentReference"/>
+        </w:rPr>
+        <w:annotationRef/>
+      </w:r>
+      <w:r>
+        <w:t>Replace this if we test</w:t>
       </w:r>
     </w:p>
   </w:comment>
@@ -14090,6 +15252,7 @@
   <w15:commentEx w15:paraId="43C1477F" w15:done="0"/>
   <w15:commentEx w15:paraId="323AEC79" w15:done="0"/>
   <w15:commentEx w15:paraId="1E8E3B79" w15:done="0"/>
+  <w15:commentEx w15:paraId="7DE0A3B7" w15:done="0"/>
 </w15:commentsEx>
 </file>
 
@@ -14111,6 +15274,7 @@
   <w16cex:commentExtensible w16cex:durableId="2A9E581D" w16cex:dateUtc="2026-09-05T12:38:00Z"/>
   <w16cex:commentExtensible w16cex:durableId="7E03352A" w16cex:dateUtc="2026-09-05T13:09:00Z"/>
   <w16cex:commentExtensible w16cex:durableId="7CBD259E" w16cex:dateUtc="2026-09-05T13:49:00Z"/>
+  <w16cex:commentExtensible w16cex:durableId="0C40F38C" w16cex:dateUtc="2026-09-06T09:33:00Z"/>
 </w16cex:commentsExtensible>
 </file>
 
@@ -14132,6 +15296,7 @@
   <w16cid:commentId w16cid:paraId="43C1477F" w16cid:durableId="2A9E581D"/>
   <w16cid:commentId w16cid:paraId="323AEC79" w16cid:durableId="7E03352A"/>
   <w16cid:commentId w16cid:paraId="1E8E3B79" w16cid:durableId="7CBD259E"/>
+  <w16cid:commentId w16cid:paraId="7DE0A3B7" w16cid:durableId="0C40F38C"/>
 </w16cid:commentsIds>
 </file>
 
@@ -17211,7 +18376,6 @@
   <w:style w:type="character" w:default="1" w:styleId="DefaultParagraphFont">
     <w:name w:val="Default Paragraph Font"/>
     <w:uiPriority w:val="1"/>
-    <w:semiHidden/>
     <w:unhideWhenUsed/>
   </w:style>
   <w:style w:type="table" w:default="1" w:styleId="TableNormal">
@@ -17426,6 +18590,29 @@
       <w:rFonts w:ascii="Times New Roman" w:eastAsia="Times New Roman" w:hAnsi="Times New Roman" w:cs="Times New Roman"/>
       <w:color w:val="000000"/>
       <w:lang w:val="en-US" w:bidi="en-US"/>
+    </w:rPr>
+  </w:style>
+  <w:style w:type="character" w:styleId="Hyperlink">
+    <w:name w:val="Hyperlink"/>
+    <w:basedOn w:val="DefaultParagraphFont"/>
+    <w:uiPriority w:val="99"/>
+    <w:unhideWhenUsed/>
+    <w:rsid w:val="0053214A"/>
+    <w:rPr>
+      <w:color w:val="467886" w:themeColor="hyperlink"/>
+      <w:u w:val="single"/>
+    </w:rPr>
+  </w:style>
+  <w:style w:type="character" w:styleId="UnresolvedMention">
+    <w:name w:val="Unresolved Mention"/>
+    <w:basedOn w:val="DefaultParagraphFont"/>
+    <w:uiPriority w:val="99"/>
+    <w:semiHidden/>
+    <w:unhideWhenUsed/>
+    <w:rsid w:val="0053214A"/>
+    <w:rPr>
+      <w:color w:val="605E5C"/>
+      <w:shd w:val="clear" w:color="auto" w:fill="E1DFDD"/>
     </w:rPr>
   </w:style>
 </w:styles>
